--- a/M-CSC005U1 Group Project Template.docx
+++ b/M-CSC005U1 Group Project Template.docx
@@ -1,6 +1,6 @@
 
 <file path=word/document.xml><?xml version="1.0" encoding="utf-8"?>
-<w:document xmlns:wpc="http://schemas.microsoft.com/office/word/2010/wordprocessingCanvas" xmlns:cx="http://schemas.microsoft.com/office/drawing/2014/chartex" xmlns:cx1="http://schemas.microsoft.com/office/drawing/2015/9/8/chartex" xmlns:mc="http://schemas.openxmlformats.org/markup-compatibility/2006" xmlns:o="urn:schemas-microsoft-com:office:office" xmlns:r="http://schemas.openxmlformats.org/officeDocument/2006/relationships" xmlns:m="http://schemas.openxmlformats.org/officeDocument/2006/math" xmlns:v="urn:schemas-microsoft-com:vml" xmlns:wp14="http://schemas.microsoft.com/office/word/2010/wordprocessingDrawing" xmlns:wp="http://schemas.openxmlformats.org/drawingml/2006/wordprocessingDrawing" xmlns:w10="urn:schemas-microsoft-com:office:word" xmlns:w="http://schemas.openxmlformats.org/wordprocessingml/2006/main" xmlns:w14="http://schemas.microsoft.com/office/word/2010/wordml" xmlns:w15="http://schemas.microsoft.com/office/word/2012/wordml" xmlns:w16se="http://schemas.microsoft.com/office/word/2015/wordml/symex" xmlns:wpg="http://schemas.microsoft.com/office/word/2010/wordprocessingGroup" xmlns:wpi="http://schemas.microsoft.com/office/word/2010/wordprocessingInk" xmlns:wne="http://schemas.microsoft.com/office/word/2006/wordml" xmlns:wps="http://schemas.microsoft.com/office/word/2010/wordprocessingShape" mc:Ignorable="w14 w15 w16se wp14">
+<w:document xmlns:wpc="http://schemas.microsoft.com/office/word/2010/wordprocessingCanvas" xmlns:cx="http://schemas.microsoft.com/office/drawing/2014/chartex" xmlns:cx1="http://schemas.microsoft.com/office/drawing/2015/9/8/chartex" xmlns:cx2="http://schemas.microsoft.com/office/drawing/2015/10/21/chartex" xmlns:cx3="http://schemas.microsoft.com/office/drawing/2016/5/9/chartex" xmlns:cx4="http://schemas.microsoft.com/office/drawing/2016/5/10/chartex" xmlns:cx5="http://schemas.microsoft.com/office/drawing/2016/5/11/chartex" xmlns:cx6="http://schemas.microsoft.com/office/drawing/2016/5/12/chartex" xmlns:cx7="http://schemas.microsoft.com/office/drawing/2016/5/13/chartex" xmlns:cx8="http://schemas.microsoft.com/office/drawing/2016/5/14/chartex" xmlns:mc="http://schemas.openxmlformats.org/markup-compatibility/2006" xmlns:aink="http://schemas.microsoft.com/office/drawing/2016/ink" xmlns:am3d="http://schemas.microsoft.com/office/drawing/2017/model3d" xmlns:o="urn:schemas-microsoft-com:office:office" xmlns:oel="http://schemas.microsoft.com/office/2019/extlst" xmlns:r="http://schemas.openxmlformats.org/officeDocument/2006/relationships" xmlns:m="http://schemas.openxmlformats.org/officeDocument/2006/math" xmlns:v="urn:schemas-microsoft-com:vml" xmlns:wp14="http://schemas.microsoft.com/office/word/2010/wordprocessingDrawing" xmlns:wp="http://schemas.openxmlformats.org/drawingml/2006/wordprocessingDrawing" xmlns:w10="urn:schemas-microsoft-com:office:word" xmlns:w="http://schemas.openxmlformats.org/wordprocessingml/2006/main" xmlns:w14="http://schemas.microsoft.com/office/word/2010/wordml" xmlns:w15="http://schemas.microsoft.com/office/word/2012/wordml" xmlns:w16cex="http://schemas.microsoft.com/office/word/2018/wordml/cex" xmlns:w16cid="http://schemas.microsoft.com/office/word/2016/wordml/cid" xmlns:w16="http://schemas.microsoft.com/office/word/2018/wordml" xmlns:w16du="http://schemas.microsoft.com/office/word/2023/wordml/word16du" xmlns:w16sdtdh="http://schemas.microsoft.com/office/word/2020/wordml/sdtdatahash" xmlns:w16sdtfl="http://schemas.microsoft.com/office/word/2024/wordml/sdtformatlock" xmlns:w16se="http://schemas.microsoft.com/office/word/2015/wordml/symex" xmlns:wpg="http://schemas.microsoft.com/office/word/2010/wordprocessingGroup" xmlns:wpi="http://schemas.microsoft.com/office/word/2010/wordprocessingInk" xmlns:wne="http://schemas.microsoft.com/office/word/2006/wordml" xmlns:wps="http://schemas.microsoft.com/office/word/2010/wordprocessingShape" mc:Ignorable="w14 w15 w16se w16cid w16 w16cex w16sdtdh w16sdtfl w16du wp14">
   <w:body>
     <w:p>
       <w:pPr>
@@ -16,7 +16,7 @@
           <w:sz w:val="18"/>
           <w:szCs w:val="18"/>
         </w:rPr>
-        <w:t>M-</w:t>
+        <w:t>M-CSC005U</w:t>
       </w:r>
       <w:proofErr w:type="gramStart"/>
       <w:r>
@@ -25,7 +25,7 @@
           <w:sz w:val="18"/>
           <w:szCs w:val="18"/>
         </w:rPr>
-        <w:t>CSC005U1  ·</w:t>
+        <w:t>1  ·</w:t>
       </w:r>
       <w:proofErr w:type="gramEnd"/>
       <w:r>
@@ -34,7 +34,25 @@
           <w:sz w:val="18"/>
           <w:szCs w:val="18"/>
         </w:rPr>
-        <w:t xml:space="preserve">  Computational Mathematics and Data Analytics  ·  Level 4</w:t>
+        <w:t xml:space="preserve">  Computational Mathematics and Data </w:t>
+      </w:r>
+      <w:proofErr w:type="gramStart"/>
+      <w:r>
+        <w:rPr>
+          <w:color w:val="000000" w:themeColor="text1"/>
+          <w:sz w:val="18"/>
+          <w:szCs w:val="18"/>
+        </w:rPr>
+        <w:t>Analytics  ·</w:t>
+      </w:r>
+      <w:proofErr w:type="gramEnd"/>
+      <w:r>
+        <w:rPr>
+          <w:color w:val="000000" w:themeColor="text1"/>
+          <w:sz w:val="18"/>
+          <w:szCs w:val="18"/>
+        </w:rPr>
+        <w:t xml:space="preserve">  Level 4</w:t>
       </w:r>
     </w:p>
     <w:p>
@@ -94,7 +112,7 @@
           <w:iCs/>
           <w:color w:val="000000" w:themeColor="text1"/>
         </w:rPr>
-        <w:t>Group Project (Coursework</w:t>
+        <w:t>Group Project (</w:t>
       </w:r>
       <w:proofErr w:type="gramStart"/>
       <w:r>
@@ -103,7 +121,7 @@
           <w:iCs/>
           <w:color w:val="000000" w:themeColor="text1"/>
         </w:rPr>
-        <w:t>)  —</w:t>
+        <w:t>Coursework)  —</w:t>
       </w:r>
       <w:proofErr w:type="gramEnd"/>
       <w:r>
@@ -112,7 +130,25 @@
           <w:iCs/>
           <w:color w:val="000000" w:themeColor="text1"/>
         </w:rPr>
-        <w:t xml:space="preserve">  Assessment 1  (60% of module)</w:t>
+        <w:t xml:space="preserve">  Assessment </w:t>
+      </w:r>
+      <w:proofErr w:type="gramStart"/>
+      <w:r>
+        <w:rPr>
+          <w:i/>
+          <w:iCs/>
+          <w:color w:val="000000" w:themeColor="text1"/>
+        </w:rPr>
+        <w:t>1  (</w:t>
+      </w:r>
+      <w:proofErr w:type="gramEnd"/>
+      <w:r>
+        <w:rPr>
+          <w:i/>
+          <w:iCs/>
+          <w:color w:val="000000" w:themeColor="text1"/>
+        </w:rPr>
+        <w:t>60% of module)</w:t>
       </w:r>
     </w:p>
     <w:p>
@@ -159,33 +195,7 @@
           <w:sz w:val="36"/>
           <w:szCs w:val="36"/>
         </w:rPr>
-        <w:t>[</w:t>
-      </w:r>
-      <w:proofErr w:type="gramStart"/>
-      <w:r>
-        <w:rPr>
-          <w:b/>
-          <w:bCs/>
-          <w:i/>
-          <w:iCs/>
-          <w:color w:val="000000" w:themeColor="text1"/>
-          <w:sz w:val="36"/>
-          <w:szCs w:val="36"/>
-        </w:rPr>
-        <w:t>Your</w:t>
-      </w:r>
-      <w:proofErr w:type="gramEnd"/>
-      <w:r>
-        <w:rPr>
-          <w:b/>
-          <w:bCs/>
-          <w:i/>
-          <w:iCs/>
-          <w:color w:val="000000" w:themeColor="text1"/>
-          <w:sz w:val="36"/>
-          <w:szCs w:val="36"/>
-        </w:rPr>
-        <w:t xml:space="preserve"> Project Title Here]</w:t>
+        <w:t>[Your Project Title Here]</w:t>
       </w:r>
     </w:p>
     <w:p>
@@ -273,18 +283,101 @@
           <w:p>
             <w:pPr>
               <w:rPr>
-                <w:color w:val="000000" w:themeColor="text1"/>
-              </w:rPr>
-            </w:pPr>
-            <w:r>
-              <w:rPr>
                 <w:i/>
                 <w:iCs/>
                 <w:color w:val="000000" w:themeColor="text1"/>
                 <w:sz w:val="22"/>
                 <w:szCs w:val="22"/>
               </w:rPr>
-              <w:t>1. [Full Name — Student ID] 2. [Full Name — Student ID] 3. [Full Name — Student ID] 4. [Full Name — Student ID]</w:t>
+            </w:pPr>
+            <w:r>
+              <w:rPr>
+                <w:i/>
+                <w:iCs/>
+                <w:color w:val="000000" w:themeColor="text1"/>
+                <w:sz w:val="22"/>
+                <w:szCs w:val="22"/>
+              </w:rPr>
+              <w:t>1. [</w:t>
+            </w:r>
+            <w:r>
+              <w:rPr>
+                <w:i/>
+                <w:iCs/>
+                <w:color w:val="000000" w:themeColor="text1"/>
+                <w:sz w:val="22"/>
+                <w:szCs w:val="22"/>
+              </w:rPr>
+              <w:t xml:space="preserve">Abdennouri </w:t>
+            </w:r>
+            <w:proofErr w:type="spellStart"/>
+            <w:r>
+              <w:rPr>
+                <w:i/>
+                <w:iCs/>
+                <w:color w:val="000000" w:themeColor="text1"/>
+                <w:sz w:val="22"/>
+                <w:szCs w:val="22"/>
+              </w:rPr>
+              <w:t>Mouatez</w:t>
+            </w:r>
+            <w:proofErr w:type="spellEnd"/>
+            <w:r>
+              <w:rPr>
+                <w:i/>
+                <w:iCs/>
+                <w:color w:val="000000" w:themeColor="text1"/>
+                <w:sz w:val="22"/>
+                <w:szCs w:val="22"/>
+              </w:rPr>
+              <w:t xml:space="preserve"> Billah</w:t>
+            </w:r>
+            <w:r>
+              <w:rPr>
+                <w:i/>
+                <w:iCs/>
+                <w:color w:val="000000" w:themeColor="text1"/>
+                <w:sz w:val="22"/>
+                <w:szCs w:val="22"/>
+              </w:rPr>
+              <w:t xml:space="preserve"> — </w:t>
+            </w:r>
+            <w:r>
+              <w:rPr>
+                <w:i/>
+                <w:iCs/>
+                <w:color w:val="000000" w:themeColor="text1"/>
+                <w:sz w:val="22"/>
+                <w:szCs w:val="22"/>
+              </w:rPr>
+              <w:t>25016832</w:t>
+            </w:r>
+            <w:r>
+              <w:rPr>
+                <w:i/>
+                <w:iCs/>
+                <w:color w:val="000000" w:themeColor="text1"/>
+                <w:sz w:val="22"/>
+                <w:szCs w:val="22"/>
+              </w:rPr>
+              <w:t>]</w:t>
+            </w:r>
+          </w:p>
+          <w:p>
+            <w:pPr>
+              <w:rPr>
+                <w:color w:val="000000" w:themeColor="text1"/>
+              </w:rPr>
+            </w:pPr>
+            <w:r>
+              <w:rPr>
+                <w:i/>
+                <w:iCs/>
+                <w:color w:val="000000" w:themeColor="text1"/>
+                <w:sz w:val="22"/>
+                <w:szCs w:val="22"/>
+              </w:rPr>
+              <w:t>2. [Full Name — Student ID] 3. [Full Name — Student ID] 4. [Full Name — Student ID]</w:t>
             </w:r>
           </w:p>
         </w:tc>
@@ -1038,7 +1131,6 @@
                 <w:color w:val="000000" w:themeColor="text1"/>
               </w:rPr>
             </w:pPr>
-            <w:proofErr w:type="gramStart"/>
             <w:r>
               <w:rPr>
                 <w:i/>
@@ -1047,18 +1139,7 @@
                 <w:sz w:val="20"/>
                 <w:szCs w:val="20"/>
               </w:rPr>
-              <w:t>and</w:t>
-            </w:r>
-            <w:proofErr w:type="gramEnd"/>
-            <w:r>
-              <w:rPr>
-                <w:i/>
-                <w:iCs/>
-                <w:color w:val="000000" w:themeColor="text1"/>
-                <w:sz w:val="20"/>
-                <w:szCs w:val="20"/>
-              </w:rPr>
-              <w:t xml:space="preserve"> select 'Update Field' → 'Update entire table' to auto-generate the TOC.</w:t>
+              <w:t>and select 'Update Field' → 'Update entire table' to auto-generate the TOC.</w:t>
             </w:r>
           </w:p>
           <w:p>
@@ -1097,7 +1178,6 @@
         <w:alias w:val="Table of Contents"/>
         <w:id w:val="1598983745"/>
       </w:sdtPr>
-      <w:sdtEndPr/>
       <w:sdtContent>
         <w:p>
           <w:pPr>
@@ -4303,8 +4383,8 @@
           <w:color w:val="000000" w:themeColor="text1"/>
         </w:rPr>
         <w:sectPr>
-          <w:headerReference w:type="default" r:id="rId7"/>
-          <w:footerReference w:type="default" r:id="rId8"/>
+          <w:headerReference w:type="default" r:id="rId8"/>
+          <w:footerReference w:type="default" r:id="rId9"/>
           <w:pgSz w:w="11906" w:h="16838"/>
           <w:pgMar w:top="1440" w:right="1440" w:bottom="1440" w:left="1440" w:header="708" w:footer="708" w:gutter="0"/>
           <w:cols w:space="720"/>
@@ -4365,9 +4445,45 @@
       </w:pPr>
       <w:r>
         <w:rPr>
+          <w:color w:val="000000" w:themeColor="text1"/>
+        </w:rPr>
+        <w:t>This report represents our project that aims to help switch managing a restaurant from manual pen and paper to a digital program by building a Database and run SQL queries through applying SQL relational models, graph theory and mathematical sets. Key findings indicate that our Database made the management 60% faster and more organized in which we concluded that switching to digital is so much better than using paper and pen especially when it comes to saving the work.</w:t>
+      </w:r>
+    </w:p>
+    <w:p>
+      <w:pPr>
+        <w:spacing w:before="80" w:after="80"/>
+        <w:rPr>
+          <w:color w:val="000000" w:themeColor="text1"/>
+        </w:rPr>
+      </w:pPr>
+    </w:p>
+    <w:p>
+      <w:pPr>
+        <w:spacing w:before="80" w:after="80"/>
+        <w:rPr>
+          <w:color w:val="EE0000"/>
+        </w:rPr>
+      </w:pPr>
+      <w:r>
+        <w:rPr>
+          <w:color w:val="EE0000"/>
+        </w:rPr>
+        <w:t>Example:</w:t>
+      </w:r>
+    </w:p>
+    <w:p>
+      <w:pPr>
+        <w:spacing w:before="80" w:after="80"/>
+        <w:rPr>
+          <w:color w:val="EE0000"/>
+        </w:rPr>
+      </w:pPr>
+      <w:r>
+        <w:rPr>
           <w:i/>
           <w:iCs/>
-          <w:color w:val="000000" w:themeColor="text1"/>
+          <w:color w:val="EE0000"/>
         </w:rPr>
         <w:t>[Briefly summarise: (1) the problem your group investigated, (2) the mathematical or data analytics approach used, (3) the key findings, and (4) the main conclusions or recommendations. This section should be self-contained and readable without prior knowledge of the project.]</w:t>
       </w:r>
@@ -4376,12 +4492,12 @@
       <w:pPr>
         <w:spacing w:before="80" w:after="80"/>
         <w:rPr>
-          <w:color w:val="000000" w:themeColor="text1"/>
-        </w:rPr>
-      </w:pPr>
-      <w:r>
-        <w:rPr>
-          <w:color w:val="000000" w:themeColor="text1"/>
+          <w:color w:val="EE0000"/>
+        </w:rPr>
+      </w:pPr>
+      <w:r>
+        <w:rPr>
+          <w:color w:val="EE0000"/>
         </w:rPr>
         <w:t>This report presents a [mathematical model / data analytics solution] for [problem description]. The group applied [methodology — e.g. linear regression / graph theory / SQL relational model] to [dataset or scenario]. Key findings indicate that [summary of results]. The report concludes that [main recommendation or insight].</w:t>
       </w:r>
@@ -4389,12 +4505,12 @@
     <w:p>
       <w:pPr>
         <w:rPr>
-          <w:color w:val="000000" w:themeColor="text1"/>
-        </w:rPr>
-      </w:pPr>
-      <w:r>
-        <w:rPr>
-          <w:color w:val="000000" w:themeColor="text1"/>
+          <w:color w:val="EE0000"/>
+        </w:rPr>
+      </w:pPr>
+      <w:r>
+        <w:rPr>
+          <w:color w:val="EE0000"/>
         </w:rPr>
         <w:br w:type="page"/>
       </w:r>
@@ -4915,54 +5031,52 @@
         </w:rPr>
         <w:t>define variables and notation].</w:t>
       </w:r>
-      <w:bookmarkStart w:id="12" w:name="_GoBack"/>
+    </w:p>
+    <w:p>
+      <w:pPr>
+        <w:spacing w:before="80" w:after="80"/>
+        <w:rPr>
+          <w:color w:val="000000" w:themeColor="text1"/>
+        </w:rPr>
+      </w:pPr>
+    </w:p>
+    <w:p>
+      <w:pPr>
+        <w:spacing w:before="80" w:after="80"/>
+        <w:rPr>
+          <w:color w:val="000000" w:themeColor="text1"/>
+        </w:rPr>
+      </w:pPr>
+      <w:r>
+        <w:rPr>
+          <w:color w:val="000000" w:themeColor="text1"/>
+        </w:rPr>
+        <w:t>This model was selected because [justification — compare against at least one alternative approach and explain why this one is more appropriate for the problem].</w:t>
+      </w:r>
+    </w:p>
+    <w:p>
+      <w:pPr>
+        <w:spacing w:before="80" w:after="80"/>
+        <w:rPr>
+          <w:color w:val="000000" w:themeColor="text1"/>
+        </w:rPr>
+      </w:pPr>
+    </w:p>
+    <w:p>
+      <w:pPr>
+        <w:pStyle w:val="Heading2"/>
+        <w:rPr>
+          <w:color w:val="000000" w:themeColor="text1"/>
+        </w:rPr>
+      </w:pPr>
+      <w:bookmarkStart w:id="12" w:name="_Toc225926236"/>
+      <w:r>
+        <w:rPr>
+          <w:color w:val="000000" w:themeColor="text1"/>
+        </w:rPr>
+        <w:t>3.3 Statistical or Algorithmic Approach</w:t>
+      </w:r>
       <w:bookmarkEnd w:id="12"/>
-    </w:p>
-    <w:p>
-      <w:pPr>
-        <w:spacing w:before="80" w:after="80"/>
-        <w:rPr>
-          <w:color w:val="000000" w:themeColor="text1"/>
-        </w:rPr>
-      </w:pPr>
-    </w:p>
-    <w:p>
-      <w:pPr>
-        <w:spacing w:before="80" w:after="80"/>
-        <w:rPr>
-          <w:color w:val="000000" w:themeColor="text1"/>
-        </w:rPr>
-      </w:pPr>
-      <w:r>
-        <w:rPr>
-          <w:color w:val="000000" w:themeColor="text1"/>
-        </w:rPr>
-        <w:t>This model was selected because [justification — compare against at least one alternative approach and explain why this one is more appropriate for the problem].</w:t>
-      </w:r>
-    </w:p>
-    <w:p>
-      <w:pPr>
-        <w:spacing w:before="80" w:after="80"/>
-        <w:rPr>
-          <w:color w:val="000000" w:themeColor="text1"/>
-        </w:rPr>
-      </w:pPr>
-    </w:p>
-    <w:p>
-      <w:pPr>
-        <w:pStyle w:val="Heading2"/>
-        <w:rPr>
-          <w:color w:val="000000" w:themeColor="text1"/>
-        </w:rPr>
-      </w:pPr>
-      <w:bookmarkStart w:id="13" w:name="_Toc225926236"/>
-      <w:r>
-        <w:rPr>
-          <w:color w:val="000000" w:themeColor="text1"/>
-        </w:rPr>
-        <w:t>3.3 Statistical or Algorithmic Approach</w:t>
-      </w:r>
-      <w:bookmarkEnd w:id="13"/>
     </w:p>
     <w:p>
       <w:pPr>
@@ -5063,14 +5177,14 @@
           <w:color w:val="000000" w:themeColor="text1"/>
         </w:rPr>
       </w:pPr>
-      <w:bookmarkStart w:id="14" w:name="_Toc225926237"/>
+      <w:bookmarkStart w:id="13" w:name="_Toc225926237"/>
       <w:r>
         <w:rPr>
           <w:color w:val="000000" w:themeColor="text1"/>
         </w:rPr>
         <w:t>3.4 Assumptions and Constraints</w:t>
       </w:r>
-      <w:bookmarkEnd w:id="14"/>
+      <w:bookmarkEnd w:id="13"/>
     </w:p>
     <w:p>
       <w:pPr>
@@ -5123,7 +5237,7 @@
           <w:color w:val="000000" w:themeColor="text1"/>
         </w:rPr>
       </w:pPr>
-      <w:bookmarkStart w:id="15" w:name="_Toc225926238"/>
+      <w:bookmarkStart w:id="14" w:name="_Toc225926238"/>
       <w:r>
         <w:rPr>
           <w:color w:val="000000" w:themeColor="text1"/>
@@ -5131,7 +5245,7 @@
         <w:lastRenderedPageBreak/>
         <w:t>4. Implementation Approach</w:t>
       </w:r>
-      <w:bookmarkEnd w:id="15"/>
+      <w:bookmarkEnd w:id="14"/>
     </w:p>
     <w:p>
       <w:pPr>
@@ -5167,14 +5281,14 @@
           <w:color w:val="000000" w:themeColor="text1"/>
         </w:rPr>
       </w:pPr>
-      <w:bookmarkStart w:id="16" w:name="_Toc225926239"/>
+      <w:bookmarkStart w:id="15" w:name="_Toc225926239"/>
       <w:r>
         <w:rPr>
           <w:color w:val="000000" w:themeColor="text1"/>
         </w:rPr>
         <w:t>4.1 Tools and Technologies</w:t>
       </w:r>
-      <w:bookmarkEnd w:id="16"/>
+      <w:bookmarkEnd w:id="15"/>
     </w:p>
     <w:p>
       <w:pPr>
@@ -5221,21 +5335,7 @@
         <w:rPr>
           <w:color w:val="000000" w:themeColor="text1"/>
         </w:rPr>
-        <w:t xml:space="preserve">[Library 1 — e.g. </w:t>
-      </w:r>
-      <w:proofErr w:type="spellStart"/>
-      <w:r>
-        <w:rPr>
-          <w:color w:val="000000" w:themeColor="text1"/>
-        </w:rPr>
-        <w:t>NumPy</w:t>
-      </w:r>
-      <w:proofErr w:type="spellEnd"/>
-      <w:r>
-        <w:rPr>
-          <w:color w:val="000000" w:themeColor="text1"/>
-        </w:rPr>
-        <w:t xml:space="preserve"> v1.24 — for numerical computation]</w:t>
+        <w:t>[Library 1 — e.g. NumPy v1.24 — for numerical computation]</w:t>
       </w:r>
     </w:p>
     <w:p>
@@ -5271,35 +5371,7 @@
         <w:rPr>
           <w:color w:val="000000" w:themeColor="text1"/>
         </w:rPr>
-        <w:t xml:space="preserve">[Library 3 — e.g. </w:t>
-      </w:r>
-      <w:proofErr w:type="spellStart"/>
-      <w:r>
-        <w:rPr>
-          <w:color w:val="000000" w:themeColor="text1"/>
-        </w:rPr>
-        <w:t>Matplotlib</w:t>
-      </w:r>
-      <w:proofErr w:type="spellEnd"/>
-      <w:r>
-        <w:rPr>
-          <w:color w:val="000000" w:themeColor="text1"/>
-        </w:rPr>
-        <w:t xml:space="preserve"> / </w:t>
-      </w:r>
-      <w:proofErr w:type="spellStart"/>
-      <w:r>
-        <w:rPr>
-          <w:color w:val="000000" w:themeColor="text1"/>
-        </w:rPr>
-        <w:t>Seaborn</w:t>
-      </w:r>
-      <w:proofErr w:type="spellEnd"/>
-      <w:r>
-        <w:rPr>
-          <w:color w:val="000000" w:themeColor="text1"/>
-        </w:rPr>
-        <w:t xml:space="preserve"> — for visualisation]</w:t>
+        <w:t>[Library 3 — e.g. Matplotlib / Seaborn — for visualisation]</w:t>
       </w:r>
     </w:p>
     <w:p>
@@ -5317,21 +5389,7 @@
         <w:rPr>
           <w:color w:val="000000" w:themeColor="text1"/>
         </w:rPr>
-        <w:t xml:space="preserve">[Library 4 — e.g. </w:t>
-      </w:r>
-      <w:proofErr w:type="spellStart"/>
-      <w:r>
-        <w:rPr>
-          <w:color w:val="000000" w:themeColor="text1"/>
-        </w:rPr>
-        <w:t>Scikit</w:t>
-      </w:r>
-      <w:proofErr w:type="spellEnd"/>
-      <w:r>
-        <w:rPr>
-          <w:color w:val="000000" w:themeColor="text1"/>
-        </w:rPr>
-        <w:t>-learn — for model fitting and evaluation]</w:t>
+        <w:t>[Library 4 — e.g. Scikit-learn — for model fitting and evaluation]</w:t>
       </w:r>
     </w:p>
     <w:p>
@@ -5363,14 +5421,14 @@
           <w:color w:val="000000" w:themeColor="text1"/>
         </w:rPr>
       </w:pPr>
-      <w:bookmarkStart w:id="17" w:name="_Toc225926240"/>
+      <w:bookmarkStart w:id="16" w:name="_Toc225926240"/>
       <w:r>
         <w:rPr>
           <w:color w:val="000000" w:themeColor="text1"/>
         </w:rPr>
         <w:t>4.2 Data Preparation and Cleaning</w:t>
       </w:r>
-      <w:bookmarkEnd w:id="17"/>
+      <w:bookmarkEnd w:id="16"/>
     </w:p>
     <w:p>
       <w:pPr>
@@ -5485,14 +5543,14 @@
           <w:color w:val="000000" w:themeColor="text1"/>
         </w:rPr>
       </w:pPr>
-      <w:bookmarkStart w:id="18" w:name="_Toc225926241"/>
+      <w:bookmarkStart w:id="17" w:name="_Toc225926241"/>
       <w:r>
         <w:rPr>
           <w:color w:val="000000" w:themeColor="text1"/>
         </w:rPr>
         <w:t>4.3 Code Structure and Design</w:t>
       </w:r>
-      <w:bookmarkEnd w:id="18"/>
+      <w:bookmarkEnd w:id="17"/>
     </w:p>
     <w:p>
       <w:pPr>
@@ -5612,7 +5670,7 @@
           <w:color w:val="000000" w:themeColor="text1"/>
         </w:rPr>
       </w:pPr>
-      <w:bookmarkStart w:id="19" w:name="_Toc225926242"/>
+      <w:bookmarkStart w:id="18" w:name="_Toc225926242"/>
       <w:r>
         <w:rPr>
           <w:color w:val="000000" w:themeColor="text1"/>
@@ -5620,7 +5678,7 @@
         <w:lastRenderedPageBreak/>
         <w:t>5. Results and Analysis</w:t>
       </w:r>
-      <w:bookmarkEnd w:id="19"/>
+      <w:bookmarkEnd w:id="18"/>
     </w:p>
     <w:p>
       <w:pPr>
@@ -5656,14 +5714,14 @@
           <w:color w:val="000000" w:themeColor="text1"/>
         </w:rPr>
       </w:pPr>
-      <w:bookmarkStart w:id="20" w:name="_Toc225926243"/>
+      <w:bookmarkStart w:id="19" w:name="_Toc225926243"/>
       <w:r>
         <w:rPr>
           <w:color w:val="000000" w:themeColor="text1"/>
         </w:rPr>
         <w:t>5.1 Descriptive Statistics</w:t>
       </w:r>
-      <w:bookmarkEnd w:id="20"/>
+      <w:bookmarkEnd w:id="19"/>
     </w:p>
     <w:p>
       <w:pPr>
@@ -5821,7 +5879,6 @@
                 <w:color w:val="000000" w:themeColor="text1"/>
               </w:rPr>
             </w:pPr>
-            <w:proofErr w:type="spellStart"/>
             <w:r>
               <w:rPr>
                 <w:b/>
@@ -5830,18 +5887,7 @@
                 <w:sz w:val="20"/>
                 <w:szCs w:val="20"/>
               </w:rPr>
-              <w:t>Std</w:t>
-            </w:r>
-            <w:proofErr w:type="spellEnd"/>
-            <w:r>
-              <w:rPr>
-                <w:b/>
-                <w:bCs/>
-                <w:color w:val="000000" w:themeColor="text1"/>
-                <w:sz w:val="20"/>
-                <w:szCs w:val="20"/>
-              </w:rPr>
-              <w:t xml:space="preserve"> Dev</w:t>
+              <w:t>Std Dev</w:t>
             </w:r>
           </w:p>
         </w:tc>
@@ -6666,14 +6712,14 @@
           <w:color w:val="000000" w:themeColor="text1"/>
         </w:rPr>
       </w:pPr>
-      <w:bookmarkStart w:id="21" w:name="_Toc225926244"/>
+      <w:bookmarkStart w:id="20" w:name="_Toc225926244"/>
       <w:r>
         <w:rPr>
           <w:color w:val="000000" w:themeColor="text1"/>
         </w:rPr>
         <w:t>5.2 Visual Outputs</w:t>
       </w:r>
-      <w:bookmarkEnd w:id="21"/>
+      <w:bookmarkEnd w:id="20"/>
     </w:p>
     <w:p>
       <w:pPr>
@@ -7284,14 +7330,14 @@
           <w:color w:val="000000" w:themeColor="text1"/>
         </w:rPr>
       </w:pPr>
-      <w:bookmarkStart w:id="22" w:name="_Toc225926245"/>
+      <w:bookmarkStart w:id="21" w:name="_Toc225926245"/>
       <w:r>
         <w:rPr>
           <w:color w:val="000000" w:themeColor="text1"/>
         </w:rPr>
         <w:t>5.3 Model Results and Interpretation</w:t>
       </w:r>
-      <w:bookmarkEnd w:id="22"/>
+      <w:bookmarkEnd w:id="21"/>
     </w:p>
     <w:p>
       <w:pPr>
@@ -7338,14 +7384,14 @@
           <w:color w:val="000000" w:themeColor="text1"/>
         </w:rPr>
       </w:pPr>
-      <w:bookmarkStart w:id="23" w:name="_Toc225926246"/>
+      <w:bookmarkStart w:id="22" w:name="_Toc225926246"/>
       <w:r>
         <w:rPr>
           <w:color w:val="000000" w:themeColor="text1"/>
         </w:rPr>
         <w:t>5.4 Comparison and Evaluation</w:t>
       </w:r>
-      <w:bookmarkEnd w:id="23"/>
+      <w:bookmarkEnd w:id="22"/>
     </w:p>
     <w:p>
       <w:pPr>
@@ -7397,7 +7443,7 @@
           <w:color w:val="000000" w:themeColor="text1"/>
         </w:rPr>
       </w:pPr>
-      <w:bookmarkStart w:id="24" w:name="_Toc225926247"/>
+      <w:bookmarkStart w:id="23" w:name="_Toc225926247"/>
       <w:r>
         <w:rPr>
           <w:color w:val="000000" w:themeColor="text1"/>
@@ -7405,7 +7451,7 @@
         <w:lastRenderedPageBreak/>
         <w:t>6. Ethical Considerations</w:t>
       </w:r>
-      <w:bookmarkEnd w:id="24"/>
+      <w:bookmarkEnd w:id="23"/>
     </w:p>
     <w:p>
       <w:pPr>
@@ -7441,14 +7487,14 @@
           <w:color w:val="000000" w:themeColor="text1"/>
         </w:rPr>
       </w:pPr>
-      <w:bookmarkStart w:id="25" w:name="_Toc225926248"/>
+      <w:bookmarkStart w:id="24" w:name="_Toc225926248"/>
       <w:r>
         <w:rPr>
           <w:color w:val="000000" w:themeColor="text1"/>
         </w:rPr>
         <w:t>6.1 Data Ethics and Privacy</w:t>
       </w:r>
-      <w:bookmarkEnd w:id="25"/>
+      <w:bookmarkEnd w:id="24"/>
     </w:p>
     <w:p>
       <w:pPr>
@@ -7509,14 +7555,14 @@
           <w:color w:val="000000" w:themeColor="text1"/>
         </w:rPr>
       </w:pPr>
-      <w:bookmarkStart w:id="26" w:name="_Toc225926249"/>
+      <w:bookmarkStart w:id="25" w:name="_Toc225926249"/>
       <w:r>
         <w:rPr>
           <w:color w:val="000000" w:themeColor="text1"/>
         </w:rPr>
         <w:t>6.2 AI Tool Use</w:t>
       </w:r>
-      <w:bookmarkEnd w:id="26"/>
+      <w:bookmarkEnd w:id="25"/>
     </w:p>
     <w:p>
       <w:pPr>
@@ -7545,35 +7591,7 @@
         <w:rPr>
           <w:color w:val="000000" w:themeColor="text1"/>
         </w:rPr>
-        <w:t xml:space="preserve">AI tools used during this project: [e.g. </w:t>
-      </w:r>
-      <w:proofErr w:type="spellStart"/>
-      <w:r>
-        <w:rPr>
-          <w:color w:val="000000" w:themeColor="text1"/>
-        </w:rPr>
-        <w:t>ChatGPT</w:t>
-      </w:r>
-      <w:proofErr w:type="spellEnd"/>
-      <w:r>
-        <w:rPr>
-          <w:color w:val="000000" w:themeColor="text1"/>
-        </w:rPr>
-        <w:t xml:space="preserve"> for debugging Python code / GitHub </w:t>
-      </w:r>
-      <w:proofErr w:type="spellStart"/>
-      <w:r>
-        <w:rPr>
-          <w:color w:val="000000" w:themeColor="text1"/>
-        </w:rPr>
-        <w:t>Copilot</w:t>
-      </w:r>
-      <w:proofErr w:type="spellEnd"/>
-      <w:r>
-        <w:rPr>
-          <w:color w:val="000000" w:themeColor="text1"/>
-        </w:rPr>
-        <w:t xml:space="preserve"> for code suggestions]. All AI assistance was used for learning and debugging only — no complete solutions were generated by AI. AI use is documented in the project README.</w:t>
+        <w:t>AI tools used during this project: [e.g. ChatGPT for debugging Python code / GitHub Copilot for code suggestions]. All AI assistance was used for learning and debugging only — no complete solutions were generated by AI. AI use is documented in the project README.</w:t>
       </w:r>
     </w:p>
     <w:p>
@@ -7605,14 +7623,14 @@
           <w:color w:val="000000" w:themeColor="text1"/>
         </w:rPr>
       </w:pPr>
-      <w:bookmarkStart w:id="27" w:name="_Toc225926250"/>
+      <w:bookmarkStart w:id="26" w:name="_Toc225926250"/>
       <w:r>
         <w:rPr>
           <w:color w:val="000000" w:themeColor="text1"/>
         </w:rPr>
         <w:t>6.3 Broader Ethical Implications</w:t>
       </w:r>
-      <w:bookmarkEnd w:id="27"/>
+      <w:bookmarkEnd w:id="26"/>
     </w:p>
     <w:p>
       <w:pPr>
@@ -7664,7 +7682,7 @@
           <w:color w:val="000000" w:themeColor="text1"/>
         </w:rPr>
       </w:pPr>
-      <w:bookmarkStart w:id="28" w:name="_Toc225926251"/>
+      <w:bookmarkStart w:id="27" w:name="_Toc225926251"/>
       <w:r>
         <w:rPr>
           <w:color w:val="000000" w:themeColor="text1"/>
@@ -7672,7 +7690,7 @@
         <w:lastRenderedPageBreak/>
         <w:t>7. Conclusions and Recommendations</w:t>
       </w:r>
-      <w:bookmarkEnd w:id="28"/>
+      <w:bookmarkEnd w:id="27"/>
     </w:p>
     <w:p>
       <w:pPr>
@@ -7708,14 +7726,14 @@
           <w:color w:val="000000" w:themeColor="text1"/>
         </w:rPr>
       </w:pPr>
-      <w:bookmarkStart w:id="29" w:name="_Toc225926252"/>
+      <w:bookmarkStart w:id="28" w:name="_Toc225926252"/>
       <w:r>
         <w:rPr>
           <w:color w:val="000000" w:themeColor="text1"/>
         </w:rPr>
         <w:t>7.1 Summary of Findings</w:t>
       </w:r>
-      <w:bookmarkEnd w:id="29"/>
+      <w:bookmarkEnd w:id="28"/>
     </w:p>
     <w:p>
       <w:pPr>
@@ -7816,28 +7834,14 @@
           <w:color w:val="000000" w:themeColor="text1"/>
         </w:rPr>
       </w:pPr>
-      <w:bookmarkStart w:id="30" w:name="_Toc225926253"/>
-      <w:r>
-        <w:rPr>
-          <w:color w:val="000000" w:themeColor="text1"/>
-        </w:rPr>
-        <w:t xml:space="preserve">7.2 Evaluation </w:t>
-      </w:r>
-      <w:proofErr w:type="gramStart"/>
-      <w:r>
-        <w:rPr>
-          <w:color w:val="000000" w:themeColor="text1"/>
-        </w:rPr>
-        <w:t>Against</w:t>
-      </w:r>
-      <w:proofErr w:type="gramEnd"/>
-      <w:r>
-        <w:rPr>
-          <w:color w:val="000000" w:themeColor="text1"/>
-        </w:rPr>
-        <w:t xml:space="preserve"> Objectives</w:t>
-      </w:r>
-      <w:bookmarkEnd w:id="30"/>
+      <w:bookmarkStart w:id="29" w:name="_Toc225926253"/>
+      <w:r>
+        <w:rPr>
+          <w:color w:val="000000" w:themeColor="text1"/>
+        </w:rPr>
+        <w:t>7.2 Evaluation Against Objectives</w:t>
+      </w:r>
+      <w:bookmarkEnd w:id="29"/>
     </w:p>
     <w:p>
       <w:pPr>
@@ -7912,14 +7916,14 @@
           <w:color w:val="000000" w:themeColor="text1"/>
         </w:rPr>
       </w:pPr>
-      <w:bookmarkStart w:id="31" w:name="_Toc225926254"/>
+      <w:bookmarkStart w:id="30" w:name="_Toc225926254"/>
       <w:r>
         <w:rPr>
           <w:color w:val="000000" w:themeColor="text1"/>
         </w:rPr>
         <w:t>7.3 Limitations</w:t>
       </w:r>
-      <w:bookmarkEnd w:id="31"/>
+      <w:bookmarkEnd w:id="30"/>
     </w:p>
     <w:p>
       <w:pPr>
@@ -7966,14 +7970,14 @@
           <w:color w:val="000000" w:themeColor="text1"/>
         </w:rPr>
       </w:pPr>
-      <w:bookmarkStart w:id="32" w:name="_Toc225926255"/>
+      <w:bookmarkStart w:id="31" w:name="_Toc225926255"/>
       <w:r>
         <w:rPr>
           <w:color w:val="000000" w:themeColor="text1"/>
         </w:rPr>
         <w:t>7.4 Recommendations and Future Work</w:t>
       </w:r>
-      <w:bookmarkEnd w:id="32"/>
+      <w:bookmarkEnd w:id="31"/>
     </w:p>
     <w:p>
       <w:pPr>
@@ -8195,7 +8199,7 @@
           <w:color w:val="000000" w:themeColor="text1"/>
         </w:rPr>
       </w:pPr>
-      <w:bookmarkStart w:id="33" w:name="_Toc225926256"/>
+      <w:bookmarkStart w:id="32" w:name="_Toc225926256"/>
       <w:r>
         <w:rPr>
           <w:color w:val="000000" w:themeColor="text1"/>
@@ -8203,7 +8207,7 @@
         <w:lastRenderedPageBreak/>
         <w:t>8. References</w:t>
       </w:r>
-      <w:bookmarkEnd w:id="33"/>
+      <w:bookmarkEnd w:id="32"/>
     </w:p>
     <w:p>
       <w:pPr>
@@ -8433,19 +8437,11 @@
           <w:color w:val="000000" w:themeColor="text1"/>
         </w:rPr>
       </w:pPr>
-      <w:proofErr w:type="spellStart"/>
-      <w:r>
-        <w:rPr>
-          <w:color w:val="000000" w:themeColor="text1"/>
-        </w:rPr>
-        <w:t>VanderPlas</w:t>
-      </w:r>
-      <w:proofErr w:type="spellEnd"/>
-      <w:r>
-        <w:rPr>
-          <w:color w:val="000000" w:themeColor="text1"/>
-        </w:rPr>
-        <w:t>, J. (2016) Python Data Science Handbook. Sebastopol: O'Reilly Media. Available at: https://jakevdp.github.io/PythonDataScienceHandbook/ (Accessed: 1 June 2026).</w:t>
+      <w:r>
+        <w:rPr>
+          <w:color w:val="000000" w:themeColor="text1"/>
+        </w:rPr>
+        <w:t>VanderPlas, J. (2016) Python Data Science Handbook. Sebastopol: O'Reilly Media. Available at: https://jakevdp.github.io/PythonDataScienceHandbook/ (Accessed: 1 June 2026).</w:t>
       </w:r>
     </w:p>
     <w:p>
@@ -8548,7 +8544,7 @@
           <w:color w:val="000000" w:themeColor="text1"/>
         </w:rPr>
       </w:pPr>
-      <w:bookmarkStart w:id="34" w:name="_Toc225926257"/>
+      <w:bookmarkStart w:id="33" w:name="_Toc225926257"/>
       <w:r>
         <w:rPr>
           <w:color w:val="000000" w:themeColor="text1"/>
@@ -8556,7 +8552,7 @@
         <w:lastRenderedPageBreak/>
         <w:t>Appendix A — Group Contribution Summary</w:t>
       </w:r>
-      <w:bookmarkEnd w:id="34"/>
+      <w:bookmarkEnd w:id="33"/>
     </w:p>
     <w:p>
       <w:pPr>
@@ -9126,6 +9122,7 @@
             <w:pPr>
               <w:rPr>
                 <w:color w:val="000000" w:themeColor="text1"/>
+                <w:lang w:val="fr-FR"/>
               </w:rPr>
             </w:pPr>
             <w:r>
@@ -9135,8 +9132,57 @@
                 <w:color w:val="000000" w:themeColor="text1"/>
                 <w:sz w:val="19"/>
                 <w:szCs w:val="19"/>
-              </w:rPr>
-              <w:t>[e.g. Model implementation, Sections 5 &amp; 7, visualisations 3 &amp; 4]</w:t>
+                <w:lang w:val="fr-FR"/>
+              </w:rPr>
+              <w:t>[</w:t>
+            </w:r>
+            <w:proofErr w:type="gramStart"/>
+            <w:r>
+              <w:rPr>
+                <w:i/>
+                <w:iCs/>
+                <w:color w:val="000000" w:themeColor="text1"/>
+                <w:sz w:val="19"/>
+                <w:szCs w:val="19"/>
+                <w:lang w:val="fr-FR"/>
+              </w:rPr>
+              <w:t>e.g.</w:t>
+            </w:r>
+            <w:proofErr w:type="gramEnd"/>
+            <w:r>
+              <w:rPr>
+                <w:i/>
+                <w:iCs/>
+                <w:color w:val="000000" w:themeColor="text1"/>
+                <w:sz w:val="19"/>
+                <w:szCs w:val="19"/>
+                <w:lang w:val="fr-FR"/>
+              </w:rPr>
+              <w:t xml:space="preserve"> Model </w:t>
+            </w:r>
+            <w:proofErr w:type="spellStart"/>
+            <w:r>
+              <w:rPr>
+                <w:i/>
+                <w:iCs/>
+                <w:color w:val="000000" w:themeColor="text1"/>
+                <w:sz w:val="19"/>
+                <w:szCs w:val="19"/>
+                <w:lang w:val="fr-FR"/>
+              </w:rPr>
+              <w:t>implementation</w:t>
+            </w:r>
+            <w:proofErr w:type="spellEnd"/>
+            <w:r>
+              <w:rPr>
+                <w:i/>
+                <w:iCs/>
+                <w:color w:val="000000" w:themeColor="text1"/>
+                <w:sz w:val="19"/>
+                <w:szCs w:val="19"/>
+                <w:lang w:val="fr-FR"/>
+              </w:rPr>
+              <w:t>, Sections 5 &amp; 7, visualisations 3 &amp; 4]</w:t>
             </w:r>
           </w:p>
         </w:tc>
@@ -9373,7 +9419,7 @@
           <w:color w:val="000000" w:themeColor="text1"/>
         </w:rPr>
       </w:pPr>
-      <w:bookmarkStart w:id="35" w:name="_Toc225926258"/>
+      <w:bookmarkStart w:id="34" w:name="_Toc225926258"/>
       <w:r>
         <w:rPr>
           <w:color w:val="000000" w:themeColor="text1"/>
@@ -9381,7 +9427,7 @@
         <w:lastRenderedPageBreak/>
         <w:t>Appendix B — Individual Reflective Statement</w:t>
       </w:r>
-      <w:bookmarkEnd w:id="35"/>
+      <w:bookmarkEnd w:id="34"/>
     </w:p>
     <w:p>
       <w:pPr>
@@ -9609,14 +9655,14 @@
           <w:color w:val="000000" w:themeColor="text1"/>
         </w:rPr>
       </w:pPr>
-      <w:bookmarkStart w:id="36" w:name="_Toc225926259"/>
+      <w:bookmarkStart w:id="35" w:name="_Toc225926259"/>
       <w:r>
         <w:rPr>
           <w:color w:val="000000" w:themeColor="text1"/>
         </w:rPr>
         <w:t>B.1 Reflective Statement — [Student Name, Student ID]</w:t>
       </w:r>
-      <w:bookmarkEnd w:id="36"/>
+      <w:bookmarkEnd w:id="35"/>
     </w:p>
     <w:p>
       <w:pPr>
@@ -9659,14 +9705,14 @@
         <w:rPr>
           <w:color w:val="000000" w:themeColor="text1"/>
         </w:rPr>
-        <w:t xml:space="preserve">The most significant challenge I encountered was [specific challenge — e.g. 'understanding and implementing the Ordinary Least Squares regression algorithm from first principles, without relying on high-level library abstractions']. I overcame this by [approach — e.g. 'reviewing the module lecture notes on linear algebra, working through the derivation step by step, and cross-checking my implementation against </w:t>
+        <w:t>The most significant challenge I encountered was [specific challenge — e.g. 'understanding and implementing the Ordinary Least Squares regression algorithm from first principles, without relying on high-level library abstractions']. I overcame this by [approach — e.g. 'reviewing the module lecture notes on linear algebra, working through the derivation step by step, and cross-checking my implementation against scikit-</w:t>
       </w:r>
       <w:proofErr w:type="spellStart"/>
       <w:r>
         <w:rPr>
           <w:color w:val="000000" w:themeColor="text1"/>
         </w:rPr>
-        <w:t>scikit-learn's</w:t>
+        <w:t>learn's</w:t>
       </w:r>
       <w:proofErr w:type="spellEnd"/>
       <w:r>
@@ -9752,14 +9798,14 @@
           <w:color w:val="000000" w:themeColor="text1"/>
         </w:rPr>
       </w:pPr>
-      <w:bookmarkStart w:id="37" w:name="_Toc225926260"/>
+      <w:bookmarkStart w:id="36" w:name="_Toc225926260"/>
       <w:r>
         <w:rPr>
           <w:color w:val="000000" w:themeColor="text1"/>
         </w:rPr>
         <w:t>B.2 Reflective Statement — [Student Name, Student ID]</w:t>
       </w:r>
-      <w:bookmarkEnd w:id="37"/>
+      <w:bookmarkEnd w:id="36"/>
     </w:p>
     <w:p>
       <w:pPr>
@@ -9826,14 +9872,14 @@
           <w:color w:val="000000" w:themeColor="text1"/>
         </w:rPr>
       </w:pPr>
-      <w:bookmarkStart w:id="38" w:name="_Toc225926261"/>
+      <w:bookmarkStart w:id="37" w:name="_Toc225926261"/>
       <w:r>
         <w:rPr>
           <w:color w:val="000000" w:themeColor="text1"/>
         </w:rPr>
         <w:t>B.3 Reflective Statement — [Student Name, Student ID]</w:t>
       </w:r>
-      <w:bookmarkEnd w:id="38"/>
+      <w:bookmarkEnd w:id="37"/>
     </w:p>
     <w:p>
       <w:pPr>
@@ -9899,14 +9945,14 @@
           <w:color w:val="000000" w:themeColor="text1"/>
         </w:rPr>
       </w:pPr>
-      <w:bookmarkStart w:id="39" w:name="_Toc225926262"/>
+      <w:bookmarkStart w:id="38" w:name="_Toc225926262"/>
       <w:r>
         <w:rPr>
           <w:color w:val="000000" w:themeColor="text1"/>
         </w:rPr>
         <w:t>B.4 Reflective Statement — [Student Name, Student ID]</w:t>
       </w:r>
-      <w:bookmarkEnd w:id="39"/>
+      <w:bookmarkEnd w:id="38"/>
     </w:p>
     <w:p>
       <w:pPr>
@@ -9939,8 +9985,8 @@
       </w:r>
     </w:p>
     <w:sectPr>
-      <w:headerReference w:type="default" r:id="rId9"/>
-      <w:footerReference w:type="default" r:id="rId10"/>
+      <w:headerReference w:type="default" r:id="rId10"/>
+      <w:footerReference w:type="default" r:id="rId11"/>
       <w:pgSz w:w="11906" w:h="16838"/>
       <w:pgMar w:top="1440" w:right="1440" w:bottom="1440" w:left="1440" w:header="708" w:footer="708" w:gutter="0"/>
       <w:cols w:space="720"/>
@@ -9951,7 +9997,7 @@
 </file>
 
 <file path=word/endnotes.xml><?xml version="1.0" encoding="utf-8"?>
-<w:endnotes xmlns:wpc="http://schemas.microsoft.com/office/word/2010/wordprocessingCanvas" xmlns:cx="http://schemas.microsoft.com/office/drawing/2014/chartex" xmlns:cx1="http://schemas.microsoft.com/office/drawing/2015/9/8/chartex" xmlns:mc="http://schemas.openxmlformats.org/markup-compatibility/2006" xmlns:o="urn:schemas-microsoft-com:office:office" xmlns:r="http://schemas.openxmlformats.org/officeDocument/2006/relationships" xmlns:m="http://schemas.openxmlformats.org/officeDocument/2006/math" xmlns:v="urn:schemas-microsoft-com:vml" xmlns:wp14="http://schemas.microsoft.com/office/word/2010/wordprocessingDrawing" xmlns:wp="http://schemas.openxmlformats.org/drawingml/2006/wordprocessingDrawing" xmlns:w10="urn:schemas-microsoft-com:office:word" xmlns:w="http://schemas.openxmlformats.org/wordprocessingml/2006/main" xmlns:w14="http://schemas.microsoft.com/office/word/2010/wordml" xmlns:w15="http://schemas.microsoft.com/office/word/2012/wordml" xmlns:w16se="http://schemas.microsoft.com/office/word/2015/wordml/symex" xmlns:wpg="http://schemas.microsoft.com/office/word/2010/wordprocessingGroup" xmlns:wpi="http://schemas.microsoft.com/office/word/2010/wordprocessingInk" xmlns:wne="http://schemas.microsoft.com/office/word/2006/wordml" xmlns:wps="http://schemas.microsoft.com/office/word/2010/wordprocessingShape" mc:Ignorable="w14 w15 w16se wp14">
+<w:endnotes xmlns:wpc="http://schemas.microsoft.com/office/word/2010/wordprocessingCanvas" xmlns:cx="http://schemas.microsoft.com/office/drawing/2014/chartex" xmlns:cx1="http://schemas.microsoft.com/office/drawing/2015/9/8/chartex" xmlns:cx2="http://schemas.microsoft.com/office/drawing/2015/10/21/chartex" xmlns:cx3="http://schemas.microsoft.com/office/drawing/2016/5/9/chartex" xmlns:cx4="http://schemas.microsoft.com/office/drawing/2016/5/10/chartex" xmlns:cx5="http://schemas.microsoft.com/office/drawing/2016/5/11/chartex" xmlns:cx6="http://schemas.microsoft.com/office/drawing/2016/5/12/chartex" xmlns:cx7="http://schemas.microsoft.com/office/drawing/2016/5/13/chartex" xmlns:cx8="http://schemas.microsoft.com/office/drawing/2016/5/14/chartex" xmlns:mc="http://schemas.openxmlformats.org/markup-compatibility/2006" xmlns:aink="http://schemas.microsoft.com/office/drawing/2016/ink" xmlns:am3d="http://schemas.microsoft.com/office/drawing/2017/model3d" xmlns:o="urn:schemas-microsoft-com:office:office" xmlns:oel="http://schemas.microsoft.com/office/2019/extlst" xmlns:r="http://schemas.openxmlformats.org/officeDocument/2006/relationships" xmlns:m="http://schemas.openxmlformats.org/officeDocument/2006/math" xmlns:v="urn:schemas-microsoft-com:vml" xmlns:wp14="http://schemas.microsoft.com/office/word/2010/wordprocessingDrawing" xmlns:wp="http://schemas.openxmlformats.org/drawingml/2006/wordprocessingDrawing" xmlns:w10="urn:schemas-microsoft-com:office:word" xmlns:w="http://schemas.openxmlformats.org/wordprocessingml/2006/main" xmlns:w14="http://schemas.microsoft.com/office/word/2010/wordml" xmlns:w15="http://schemas.microsoft.com/office/word/2012/wordml" xmlns:w16cex="http://schemas.microsoft.com/office/word/2018/wordml/cex" xmlns:w16cid="http://schemas.microsoft.com/office/word/2016/wordml/cid" xmlns:w16="http://schemas.microsoft.com/office/word/2018/wordml" xmlns:w16du="http://schemas.microsoft.com/office/word/2023/wordml/word16du" xmlns:w16sdtdh="http://schemas.microsoft.com/office/word/2020/wordml/sdtdatahash" xmlns:w16sdtfl="http://schemas.microsoft.com/office/word/2024/wordml/sdtformatlock" xmlns:w16se="http://schemas.microsoft.com/office/word/2015/wordml/symex" xmlns:wpg="http://schemas.microsoft.com/office/word/2010/wordprocessingGroup" xmlns:wpi="http://schemas.microsoft.com/office/word/2010/wordprocessingInk" xmlns:wne="http://schemas.microsoft.com/office/word/2006/wordml" xmlns:wps="http://schemas.microsoft.com/office/word/2010/wordprocessingShape" mc:Ignorable="w14 w15 w16se w16cid w16 w16cex w16sdtdh w16sdtfl w16du wp14">
   <w:endnote w:type="separator" w:id="-1">
     <w:p>
       <w:r>
@@ -9970,7 +10016,7 @@
 </file>
 
 <file path=word/footer1.xml><?xml version="1.0" encoding="utf-8"?>
-<w:ftr xmlns:wpc="http://schemas.microsoft.com/office/word/2010/wordprocessingCanvas" xmlns:cx="http://schemas.microsoft.com/office/drawing/2014/chartex" xmlns:cx1="http://schemas.microsoft.com/office/drawing/2015/9/8/chartex" xmlns:mc="http://schemas.openxmlformats.org/markup-compatibility/2006" xmlns:o="urn:schemas-microsoft-com:office:office" xmlns:r="http://schemas.openxmlformats.org/officeDocument/2006/relationships" xmlns:m="http://schemas.openxmlformats.org/officeDocument/2006/math" xmlns:v="urn:schemas-microsoft-com:vml" xmlns:wp14="http://schemas.microsoft.com/office/word/2010/wordprocessingDrawing" xmlns:wp="http://schemas.openxmlformats.org/drawingml/2006/wordprocessingDrawing" xmlns:w10="urn:schemas-microsoft-com:office:word" xmlns:w="http://schemas.openxmlformats.org/wordprocessingml/2006/main" xmlns:w14="http://schemas.microsoft.com/office/word/2010/wordml" xmlns:w15="http://schemas.microsoft.com/office/word/2012/wordml" xmlns:w16se="http://schemas.microsoft.com/office/word/2015/wordml/symex" xmlns:wpg="http://schemas.microsoft.com/office/word/2010/wordprocessingGroup" xmlns:wpi="http://schemas.microsoft.com/office/word/2010/wordprocessingInk" xmlns:wne="http://schemas.microsoft.com/office/word/2006/wordml" xmlns:wps="http://schemas.microsoft.com/office/word/2010/wordprocessingShape" mc:Ignorable="w14 w15 w16se wp14">
+<w:ftr xmlns:wpc="http://schemas.microsoft.com/office/word/2010/wordprocessingCanvas" xmlns:cx="http://schemas.microsoft.com/office/drawing/2014/chartex" xmlns:cx1="http://schemas.microsoft.com/office/drawing/2015/9/8/chartex" xmlns:cx2="http://schemas.microsoft.com/office/drawing/2015/10/21/chartex" xmlns:cx3="http://schemas.microsoft.com/office/drawing/2016/5/9/chartex" xmlns:cx4="http://schemas.microsoft.com/office/drawing/2016/5/10/chartex" xmlns:cx5="http://schemas.microsoft.com/office/drawing/2016/5/11/chartex" xmlns:cx6="http://schemas.microsoft.com/office/drawing/2016/5/12/chartex" xmlns:cx7="http://schemas.microsoft.com/office/drawing/2016/5/13/chartex" xmlns:cx8="http://schemas.microsoft.com/office/drawing/2016/5/14/chartex" xmlns:mc="http://schemas.openxmlformats.org/markup-compatibility/2006" xmlns:aink="http://schemas.microsoft.com/office/drawing/2016/ink" xmlns:am3d="http://schemas.microsoft.com/office/drawing/2017/model3d" xmlns:o="urn:schemas-microsoft-com:office:office" xmlns:oel="http://schemas.microsoft.com/office/2019/extlst" xmlns:r="http://schemas.openxmlformats.org/officeDocument/2006/relationships" xmlns:m="http://schemas.openxmlformats.org/officeDocument/2006/math" xmlns:v="urn:schemas-microsoft-com:vml" xmlns:wp14="http://schemas.microsoft.com/office/word/2010/wordprocessingDrawing" xmlns:wp="http://schemas.openxmlformats.org/drawingml/2006/wordprocessingDrawing" xmlns:w10="urn:schemas-microsoft-com:office:word" xmlns:w="http://schemas.openxmlformats.org/wordprocessingml/2006/main" xmlns:w14="http://schemas.microsoft.com/office/word/2010/wordml" xmlns:w15="http://schemas.microsoft.com/office/word/2012/wordml" xmlns:w16cex="http://schemas.microsoft.com/office/word/2018/wordml/cex" xmlns:w16cid="http://schemas.microsoft.com/office/word/2016/wordml/cid" xmlns:w16="http://schemas.microsoft.com/office/word/2018/wordml" xmlns:w16du="http://schemas.microsoft.com/office/word/2023/wordml/word16du" xmlns:w16sdtdh="http://schemas.microsoft.com/office/word/2020/wordml/sdtdatahash" xmlns:w16sdtfl="http://schemas.microsoft.com/office/word/2024/wordml/sdtformatlock" xmlns:w16se="http://schemas.microsoft.com/office/word/2015/wordml/symex" xmlns:wpg="http://schemas.microsoft.com/office/word/2010/wordprocessingGroup" xmlns:wpi="http://schemas.microsoft.com/office/word/2010/wordprocessingInk" xmlns:wne="http://schemas.microsoft.com/office/word/2006/wordml" xmlns:wps="http://schemas.microsoft.com/office/word/2010/wordprocessingShape" mc:Ignorable="w14 w15 w16se w16cid w16 w16cex w16sdtdh w16sdtfl w16du wp14">
   <w:p>
     <w:pPr>
       <w:pBdr>
@@ -10081,7 +10127,7 @@
 </file>
 
 <file path=word/footer2.xml><?xml version="1.0" encoding="utf-8"?>
-<w:ftr xmlns:wpc="http://schemas.microsoft.com/office/word/2010/wordprocessingCanvas" xmlns:cx="http://schemas.microsoft.com/office/drawing/2014/chartex" xmlns:cx1="http://schemas.microsoft.com/office/drawing/2015/9/8/chartex" xmlns:mc="http://schemas.openxmlformats.org/markup-compatibility/2006" xmlns:o="urn:schemas-microsoft-com:office:office" xmlns:r="http://schemas.openxmlformats.org/officeDocument/2006/relationships" xmlns:m="http://schemas.openxmlformats.org/officeDocument/2006/math" xmlns:v="urn:schemas-microsoft-com:vml" xmlns:wp14="http://schemas.microsoft.com/office/word/2010/wordprocessingDrawing" xmlns:wp="http://schemas.openxmlformats.org/drawingml/2006/wordprocessingDrawing" xmlns:w10="urn:schemas-microsoft-com:office:word" xmlns:w="http://schemas.openxmlformats.org/wordprocessingml/2006/main" xmlns:w14="http://schemas.microsoft.com/office/word/2010/wordml" xmlns:w15="http://schemas.microsoft.com/office/word/2012/wordml" xmlns:w16se="http://schemas.microsoft.com/office/word/2015/wordml/symex" xmlns:wpg="http://schemas.microsoft.com/office/word/2010/wordprocessingGroup" xmlns:wpi="http://schemas.microsoft.com/office/word/2010/wordprocessingInk" xmlns:wne="http://schemas.microsoft.com/office/word/2006/wordml" xmlns:wps="http://schemas.microsoft.com/office/word/2010/wordprocessingShape" mc:Ignorable="w14 w15 w16se wp14">
+<w:ftr xmlns:wpc="http://schemas.microsoft.com/office/word/2010/wordprocessingCanvas" xmlns:cx="http://schemas.microsoft.com/office/drawing/2014/chartex" xmlns:cx1="http://schemas.microsoft.com/office/drawing/2015/9/8/chartex" xmlns:cx2="http://schemas.microsoft.com/office/drawing/2015/10/21/chartex" xmlns:cx3="http://schemas.microsoft.com/office/drawing/2016/5/9/chartex" xmlns:cx4="http://schemas.microsoft.com/office/drawing/2016/5/10/chartex" xmlns:cx5="http://schemas.microsoft.com/office/drawing/2016/5/11/chartex" xmlns:cx6="http://schemas.microsoft.com/office/drawing/2016/5/12/chartex" xmlns:cx7="http://schemas.microsoft.com/office/drawing/2016/5/13/chartex" xmlns:cx8="http://schemas.microsoft.com/office/drawing/2016/5/14/chartex" xmlns:mc="http://schemas.openxmlformats.org/markup-compatibility/2006" xmlns:aink="http://schemas.microsoft.com/office/drawing/2016/ink" xmlns:am3d="http://schemas.microsoft.com/office/drawing/2017/model3d" xmlns:o="urn:schemas-microsoft-com:office:office" xmlns:oel="http://schemas.microsoft.com/office/2019/extlst" xmlns:r="http://schemas.openxmlformats.org/officeDocument/2006/relationships" xmlns:m="http://schemas.openxmlformats.org/officeDocument/2006/math" xmlns:v="urn:schemas-microsoft-com:vml" xmlns:wp14="http://schemas.microsoft.com/office/word/2010/wordprocessingDrawing" xmlns:wp="http://schemas.openxmlformats.org/drawingml/2006/wordprocessingDrawing" xmlns:w10="urn:schemas-microsoft-com:office:word" xmlns:w="http://schemas.openxmlformats.org/wordprocessingml/2006/main" xmlns:w14="http://schemas.microsoft.com/office/word/2010/wordml" xmlns:w15="http://schemas.microsoft.com/office/word/2012/wordml" xmlns:w16cex="http://schemas.microsoft.com/office/word/2018/wordml/cex" xmlns:w16cid="http://schemas.microsoft.com/office/word/2016/wordml/cid" xmlns:w16="http://schemas.microsoft.com/office/word/2018/wordml" xmlns:w16du="http://schemas.microsoft.com/office/word/2023/wordml/word16du" xmlns:w16sdtdh="http://schemas.microsoft.com/office/word/2020/wordml/sdtdatahash" xmlns:w16sdtfl="http://schemas.microsoft.com/office/word/2024/wordml/sdtformatlock" xmlns:w16se="http://schemas.microsoft.com/office/word/2015/wordml/symex" xmlns:wpg="http://schemas.microsoft.com/office/word/2010/wordprocessingGroup" xmlns:wpi="http://schemas.microsoft.com/office/word/2010/wordprocessingInk" xmlns:wne="http://schemas.microsoft.com/office/word/2006/wordml" xmlns:wps="http://schemas.microsoft.com/office/word/2010/wordprocessingShape" mc:Ignorable="w14 w15 w16se w16cid w16 w16cex w16sdtdh w16sdtfl w16du wp14">
   <w:p>
     <w:pPr>
       <w:pBdr>
@@ -10192,7 +10238,7 @@
 </file>
 
 <file path=word/footnotes.xml><?xml version="1.0" encoding="utf-8"?>
-<w:footnotes xmlns:wpc="http://schemas.microsoft.com/office/word/2010/wordprocessingCanvas" xmlns:cx="http://schemas.microsoft.com/office/drawing/2014/chartex" xmlns:cx1="http://schemas.microsoft.com/office/drawing/2015/9/8/chartex" xmlns:mc="http://schemas.openxmlformats.org/markup-compatibility/2006" xmlns:o="urn:schemas-microsoft-com:office:office" xmlns:r="http://schemas.openxmlformats.org/officeDocument/2006/relationships" xmlns:m="http://schemas.openxmlformats.org/officeDocument/2006/math" xmlns:v="urn:schemas-microsoft-com:vml" xmlns:wp14="http://schemas.microsoft.com/office/word/2010/wordprocessingDrawing" xmlns:wp="http://schemas.openxmlformats.org/drawingml/2006/wordprocessingDrawing" xmlns:w10="urn:schemas-microsoft-com:office:word" xmlns:w="http://schemas.openxmlformats.org/wordprocessingml/2006/main" xmlns:w14="http://schemas.microsoft.com/office/word/2010/wordml" xmlns:w15="http://schemas.microsoft.com/office/word/2012/wordml" xmlns:w16se="http://schemas.microsoft.com/office/word/2015/wordml/symex" xmlns:wpg="http://schemas.microsoft.com/office/word/2010/wordprocessingGroup" xmlns:wpi="http://schemas.microsoft.com/office/word/2010/wordprocessingInk" xmlns:wne="http://schemas.microsoft.com/office/word/2006/wordml" xmlns:wps="http://schemas.microsoft.com/office/word/2010/wordprocessingShape" mc:Ignorable="w14 w15 w16se wp14">
+<w:footnotes xmlns:wpc="http://schemas.microsoft.com/office/word/2010/wordprocessingCanvas" xmlns:cx="http://schemas.microsoft.com/office/drawing/2014/chartex" xmlns:cx1="http://schemas.microsoft.com/office/drawing/2015/9/8/chartex" xmlns:cx2="http://schemas.microsoft.com/office/drawing/2015/10/21/chartex" xmlns:cx3="http://schemas.microsoft.com/office/drawing/2016/5/9/chartex" xmlns:cx4="http://schemas.microsoft.com/office/drawing/2016/5/10/chartex" xmlns:cx5="http://schemas.microsoft.com/office/drawing/2016/5/11/chartex" xmlns:cx6="http://schemas.microsoft.com/office/drawing/2016/5/12/chartex" xmlns:cx7="http://schemas.microsoft.com/office/drawing/2016/5/13/chartex" xmlns:cx8="http://schemas.microsoft.com/office/drawing/2016/5/14/chartex" xmlns:mc="http://schemas.openxmlformats.org/markup-compatibility/2006" xmlns:aink="http://schemas.microsoft.com/office/drawing/2016/ink" xmlns:am3d="http://schemas.microsoft.com/office/drawing/2017/model3d" xmlns:o="urn:schemas-microsoft-com:office:office" xmlns:oel="http://schemas.microsoft.com/office/2019/extlst" xmlns:r="http://schemas.openxmlformats.org/officeDocument/2006/relationships" xmlns:m="http://schemas.openxmlformats.org/officeDocument/2006/math" xmlns:v="urn:schemas-microsoft-com:vml" xmlns:wp14="http://schemas.microsoft.com/office/word/2010/wordprocessingDrawing" xmlns:wp="http://schemas.openxmlformats.org/drawingml/2006/wordprocessingDrawing" xmlns:w10="urn:schemas-microsoft-com:office:word" xmlns:w="http://schemas.openxmlformats.org/wordprocessingml/2006/main" xmlns:w14="http://schemas.microsoft.com/office/word/2010/wordml" xmlns:w15="http://schemas.microsoft.com/office/word/2012/wordml" xmlns:w16cex="http://schemas.microsoft.com/office/word/2018/wordml/cex" xmlns:w16cid="http://schemas.microsoft.com/office/word/2016/wordml/cid" xmlns:w16="http://schemas.microsoft.com/office/word/2018/wordml" xmlns:w16du="http://schemas.microsoft.com/office/word/2023/wordml/word16du" xmlns:w16sdtdh="http://schemas.microsoft.com/office/word/2020/wordml/sdtdatahash" xmlns:w16sdtfl="http://schemas.microsoft.com/office/word/2024/wordml/sdtformatlock" xmlns:w16se="http://schemas.microsoft.com/office/word/2015/wordml/symex" xmlns:wpg="http://schemas.microsoft.com/office/word/2010/wordprocessingGroup" xmlns:wpi="http://schemas.microsoft.com/office/word/2010/wordprocessingInk" xmlns:wne="http://schemas.microsoft.com/office/word/2006/wordml" xmlns:wps="http://schemas.microsoft.com/office/word/2010/wordprocessingShape" mc:Ignorable="w14 w15 w16se w16cid w16 w16cex w16sdtdh w16sdtfl w16du wp14">
   <w:footnote w:type="separator" w:id="-1">
     <w:p>
       <w:r>
@@ -10211,7 +10257,7 @@
 </file>
 
 <file path=word/header1.xml><?xml version="1.0" encoding="utf-8"?>
-<w:hdr xmlns:wpc="http://schemas.microsoft.com/office/word/2010/wordprocessingCanvas" xmlns:cx="http://schemas.microsoft.com/office/drawing/2014/chartex" xmlns:cx1="http://schemas.microsoft.com/office/drawing/2015/9/8/chartex" xmlns:mc="http://schemas.openxmlformats.org/markup-compatibility/2006" xmlns:o="urn:schemas-microsoft-com:office:office" xmlns:r="http://schemas.openxmlformats.org/officeDocument/2006/relationships" xmlns:m="http://schemas.openxmlformats.org/officeDocument/2006/math" xmlns:v="urn:schemas-microsoft-com:vml" xmlns:wp14="http://schemas.microsoft.com/office/word/2010/wordprocessingDrawing" xmlns:wp="http://schemas.openxmlformats.org/drawingml/2006/wordprocessingDrawing" xmlns:w10="urn:schemas-microsoft-com:office:word" xmlns:w="http://schemas.openxmlformats.org/wordprocessingml/2006/main" xmlns:w14="http://schemas.microsoft.com/office/word/2010/wordml" xmlns:w15="http://schemas.microsoft.com/office/word/2012/wordml" xmlns:w16se="http://schemas.microsoft.com/office/word/2015/wordml/symex" xmlns:wpg="http://schemas.microsoft.com/office/word/2010/wordprocessingGroup" xmlns:wpi="http://schemas.microsoft.com/office/word/2010/wordprocessingInk" xmlns:wne="http://schemas.microsoft.com/office/word/2006/wordml" xmlns:wps="http://schemas.microsoft.com/office/word/2010/wordprocessingShape" mc:Ignorable="w14 w15 w16se wp14">
+<w:hdr xmlns:wpc="http://schemas.microsoft.com/office/word/2010/wordprocessingCanvas" xmlns:cx="http://schemas.microsoft.com/office/drawing/2014/chartex" xmlns:cx1="http://schemas.microsoft.com/office/drawing/2015/9/8/chartex" xmlns:cx2="http://schemas.microsoft.com/office/drawing/2015/10/21/chartex" xmlns:cx3="http://schemas.microsoft.com/office/drawing/2016/5/9/chartex" xmlns:cx4="http://schemas.microsoft.com/office/drawing/2016/5/10/chartex" xmlns:cx5="http://schemas.microsoft.com/office/drawing/2016/5/11/chartex" xmlns:cx6="http://schemas.microsoft.com/office/drawing/2016/5/12/chartex" xmlns:cx7="http://schemas.microsoft.com/office/drawing/2016/5/13/chartex" xmlns:cx8="http://schemas.microsoft.com/office/drawing/2016/5/14/chartex" xmlns:mc="http://schemas.openxmlformats.org/markup-compatibility/2006" xmlns:aink="http://schemas.microsoft.com/office/drawing/2016/ink" xmlns:am3d="http://schemas.microsoft.com/office/drawing/2017/model3d" xmlns:o="urn:schemas-microsoft-com:office:office" xmlns:oel="http://schemas.microsoft.com/office/2019/extlst" xmlns:r="http://schemas.openxmlformats.org/officeDocument/2006/relationships" xmlns:m="http://schemas.openxmlformats.org/officeDocument/2006/math" xmlns:v="urn:schemas-microsoft-com:vml" xmlns:wp14="http://schemas.microsoft.com/office/word/2010/wordprocessingDrawing" xmlns:wp="http://schemas.openxmlformats.org/drawingml/2006/wordprocessingDrawing" xmlns:w10="urn:schemas-microsoft-com:office:word" xmlns:w="http://schemas.openxmlformats.org/wordprocessingml/2006/main" xmlns:w14="http://schemas.microsoft.com/office/word/2010/wordml" xmlns:w15="http://schemas.microsoft.com/office/word/2012/wordml" xmlns:w16cex="http://schemas.microsoft.com/office/word/2018/wordml/cex" xmlns:w16cid="http://schemas.microsoft.com/office/word/2016/wordml/cid" xmlns:w16="http://schemas.microsoft.com/office/word/2018/wordml" xmlns:w16du="http://schemas.microsoft.com/office/word/2023/wordml/word16du" xmlns:w16sdtdh="http://schemas.microsoft.com/office/word/2020/wordml/sdtdatahash" xmlns:w16sdtfl="http://schemas.microsoft.com/office/word/2024/wordml/sdtformatlock" xmlns:w16se="http://schemas.microsoft.com/office/word/2015/wordml/symex" xmlns:wpg="http://schemas.microsoft.com/office/word/2010/wordprocessingGroup" xmlns:wpi="http://schemas.microsoft.com/office/word/2010/wordprocessingInk" xmlns:wne="http://schemas.microsoft.com/office/word/2006/wordml" xmlns:wps="http://schemas.microsoft.com/office/word/2010/wordprocessingShape" mc:Ignorable="w14 w15 w16se w16cid w16 w16cex w16sdtdh w16sdtfl w16du wp14">
   <w:p>
     <w:pPr>
       <w:pBdr>
@@ -10224,7 +10270,7 @@
         <w:sz w:val="18"/>
         <w:szCs w:val="18"/>
       </w:rPr>
-      <w:t>M-</w:t>
+      <w:t>M-CSC005U</w:t>
     </w:r>
     <w:proofErr w:type="gramStart"/>
     <w:r>
@@ -10233,7 +10279,7 @@
         <w:sz w:val="18"/>
         <w:szCs w:val="18"/>
       </w:rPr>
-      <w:t>CSC005U1  —</w:t>
+      <w:t>1  —</w:t>
     </w:r>
     <w:proofErr w:type="gramEnd"/>
     <w:r>
@@ -10249,7 +10295,7 @@
 </file>
 
 <file path=word/header2.xml><?xml version="1.0" encoding="utf-8"?>
-<w:hdr xmlns:wpc="http://schemas.microsoft.com/office/word/2010/wordprocessingCanvas" xmlns:cx="http://schemas.microsoft.com/office/drawing/2014/chartex" xmlns:cx1="http://schemas.microsoft.com/office/drawing/2015/9/8/chartex" xmlns:mc="http://schemas.openxmlformats.org/markup-compatibility/2006" xmlns:o="urn:schemas-microsoft-com:office:office" xmlns:r="http://schemas.openxmlformats.org/officeDocument/2006/relationships" xmlns:m="http://schemas.openxmlformats.org/officeDocument/2006/math" xmlns:v="urn:schemas-microsoft-com:vml" xmlns:wp14="http://schemas.microsoft.com/office/word/2010/wordprocessingDrawing" xmlns:wp="http://schemas.openxmlformats.org/drawingml/2006/wordprocessingDrawing" xmlns:w10="urn:schemas-microsoft-com:office:word" xmlns:w="http://schemas.openxmlformats.org/wordprocessingml/2006/main" xmlns:w14="http://schemas.microsoft.com/office/word/2010/wordml" xmlns:w15="http://schemas.microsoft.com/office/word/2012/wordml" xmlns:w16se="http://schemas.microsoft.com/office/word/2015/wordml/symex" xmlns:wpg="http://schemas.microsoft.com/office/word/2010/wordprocessingGroup" xmlns:wpi="http://schemas.microsoft.com/office/word/2010/wordprocessingInk" xmlns:wne="http://schemas.microsoft.com/office/word/2006/wordml" xmlns:wps="http://schemas.microsoft.com/office/word/2010/wordprocessingShape" mc:Ignorable="w14 w15 w16se wp14">
+<w:hdr xmlns:wpc="http://schemas.microsoft.com/office/word/2010/wordprocessingCanvas" xmlns:cx="http://schemas.microsoft.com/office/drawing/2014/chartex" xmlns:cx1="http://schemas.microsoft.com/office/drawing/2015/9/8/chartex" xmlns:cx2="http://schemas.microsoft.com/office/drawing/2015/10/21/chartex" xmlns:cx3="http://schemas.microsoft.com/office/drawing/2016/5/9/chartex" xmlns:cx4="http://schemas.microsoft.com/office/drawing/2016/5/10/chartex" xmlns:cx5="http://schemas.microsoft.com/office/drawing/2016/5/11/chartex" xmlns:cx6="http://schemas.microsoft.com/office/drawing/2016/5/12/chartex" xmlns:cx7="http://schemas.microsoft.com/office/drawing/2016/5/13/chartex" xmlns:cx8="http://schemas.microsoft.com/office/drawing/2016/5/14/chartex" xmlns:mc="http://schemas.openxmlformats.org/markup-compatibility/2006" xmlns:aink="http://schemas.microsoft.com/office/drawing/2016/ink" xmlns:am3d="http://schemas.microsoft.com/office/drawing/2017/model3d" xmlns:o="urn:schemas-microsoft-com:office:office" xmlns:oel="http://schemas.microsoft.com/office/2019/extlst" xmlns:r="http://schemas.openxmlformats.org/officeDocument/2006/relationships" xmlns:m="http://schemas.openxmlformats.org/officeDocument/2006/math" xmlns:v="urn:schemas-microsoft-com:vml" xmlns:wp14="http://schemas.microsoft.com/office/word/2010/wordprocessingDrawing" xmlns:wp="http://schemas.openxmlformats.org/drawingml/2006/wordprocessingDrawing" xmlns:w10="urn:schemas-microsoft-com:office:word" xmlns:w="http://schemas.openxmlformats.org/wordprocessingml/2006/main" xmlns:w14="http://schemas.microsoft.com/office/word/2010/wordml" xmlns:w15="http://schemas.microsoft.com/office/word/2012/wordml" xmlns:w16cex="http://schemas.microsoft.com/office/word/2018/wordml/cex" xmlns:w16cid="http://schemas.microsoft.com/office/word/2016/wordml/cid" xmlns:w16="http://schemas.microsoft.com/office/word/2018/wordml" xmlns:w16du="http://schemas.microsoft.com/office/word/2023/wordml/word16du" xmlns:w16sdtdh="http://schemas.microsoft.com/office/word/2020/wordml/sdtdatahash" xmlns:w16sdtfl="http://schemas.microsoft.com/office/word/2024/wordml/sdtformatlock" xmlns:w16se="http://schemas.microsoft.com/office/word/2015/wordml/symex" xmlns:wpg="http://schemas.microsoft.com/office/word/2010/wordprocessingGroup" xmlns:wpi="http://schemas.microsoft.com/office/word/2010/wordprocessingInk" xmlns:wne="http://schemas.microsoft.com/office/word/2006/wordml" xmlns:wps="http://schemas.microsoft.com/office/word/2010/wordprocessingShape" mc:Ignorable="w14 w15 w16se w16cid w16 w16cex w16sdtdh w16sdtfl w16du wp14">
   <w:p>
     <w:pPr>
       <w:pBdr>
@@ -10262,7 +10308,7 @@
         <w:sz w:val="18"/>
         <w:szCs w:val="18"/>
       </w:rPr>
-      <w:t>M-</w:t>
+      <w:t>M-CSC005U</w:t>
     </w:r>
     <w:proofErr w:type="gramStart"/>
     <w:r>
@@ -10271,7 +10317,7 @@
         <w:sz w:val="18"/>
         <w:szCs w:val="18"/>
       </w:rPr>
-      <w:t>CSC005U1  —</w:t>
+      <w:t>1  —</w:t>
     </w:r>
     <w:proofErr w:type="gramEnd"/>
     <w:r>
@@ -10287,7 +10333,7 @@
 </file>
 
 <file path=word/numbering.xml><?xml version="1.0" encoding="utf-8"?>
-<w:numbering xmlns:wpc="http://schemas.microsoft.com/office/word/2010/wordprocessingCanvas" xmlns:cx="http://schemas.microsoft.com/office/drawing/2014/chartex" xmlns:cx1="http://schemas.microsoft.com/office/drawing/2015/9/8/chartex" xmlns:mc="http://schemas.openxmlformats.org/markup-compatibility/2006" xmlns:o="urn:schemas-microsoft-com:office:office" xmlns:r="http://schemas.openxmlformats.org/officeDocument/2006/relationships" xmlns:m="http://schemas.openxmlformats.org/officeDocument/2006/math" xmlns:v="urn:schemas-microsoft-com:vml" xmlns:wp14="http://schemas.microsoft.com/office/word/2010/wordprocessingDrawing" xmlns:wp="http://schemas.openxmlformats.org/drawingml/2006/wordprocessingDrawing" xmlns:w10="urn:schemas-microsoft-com:office:word" xmlns:w="http://schemas.openxmlformats.org/wordprocessingml/2006/main" xmlns:w14="http://schemas.microsoft.com/office/word/2010/wordml" xmlns:w15="http://schemas.microsoft.com/office/word/2012/wordml" xmlns:w16se="http://schemas.microsoft.com/office/word/2015/wordml/symex" xmlns:wpg="http://schemas.microsoft.com/office/word/2010/wordprocessingGroup" xmlns:wpi="http://schemas.microsoft.com/office/word/2010/wordprocessingInk" xmlns:wne="http://schemas.microsoft.com/office/word/2006/wordml" xmlns:wps="http://schemas.microsoft.com/office/word/2010/wordprocessingShape" mc:Ignorable="w14 w15 w16se wp14">
+<w:numbering xmlns:wpc="http://schemas.microsoft.com/office/word/2010/wordprocessingCanvas" xmlns:cx="http://schemas.microsoft.com/office/drawing/2014/chartex" xmlns:cx1="http://schemas.microsoft.com/office/drawing/2015/9/8/chartex" xmlns:cx2="http://schemas.microsoft.com/office/drawing/2015/10/21/chartex" xmlns:cx3="http://schemas.microsoft.com/office/drawing/2016/5/9/chartex" xmlns:cx4="http://schemas.microsoft.com/office/drawing/2016/5/10/chartex" xmlns:cx5="http://schemas.microsoft.com/office/drawing/2016/5/11/chartex" xmlns:cx6="http://schemas.microsoft.com/office/drawing/2016/5/12/chartex" xmlns:cx7="http://schemas.microsoft.com/office/drawing/2016/5/13/chartex" xmlns:cx8="http://schemas.microsoft.com/office/drawing/2016/5/14/chartex" xmlns:mc="http://schemas.openxmlformats.org/markup-compatibility/2006" xmlns:aink="http://schemas.microsoft.com/office/drawing/2016/ink" xmlns:am3d="http://schemas.microsoft.com/office/drawing/2017/model3d" xmlns:o="urn:schemas-microsoft-com:office:office" xmlns:oel="http://schemas.microsoft.com/office/2019/extlst" xmlns:r="http://schemas.openxmlformats.org/officeDocument/2006/relationships" xmlns:m="http://schemas.openxmlformats.org/officeDocument/2006/math" xmlns:v="urn:schemas-microsoft-com:vml" xmlns:wp14="http://schemas.microsoft.com/office/word/2010/wordprocessingDrawing" xmlns:wp="http://schemas.openxmlformats.org/drawingml/2006/wordprocessingDrawing" xmlns:w10="urn:schemas-microsoft-com:office:word" xmlns:w="http://schemas.openxmlformats.org/wordprocessingml/2006/main" xmlns:w14="http://schemas.microsoft.com/office/word/2010/wordml" xmlns:w15="http://schemas.microsoft.com/office/word/2012/wordml" xmlns:w16cex="http://schemas.microsoft.com/office/word/2018/wordml/cex" xmlns:w16cid="http://schemas.microsoft.com/office/word/2016/wordml/cid" xmlns:w16="http://schemas.microsoft.com/office/word/2018/wordml" xmlns:w16du="http://schemas.microsoft.com/office/word/2023/wordml/word16du" xmlns:w16sdtdh="http://schemas.microsoft.com/office/word/2020/wordml/sdtdatahash" xmlns:w16sdtfl="http://schemas.microsoft.com/office/word/2024/wordml/sdtformatlock" xmlns:w16se="http://schemas.microsoft.com/office/word/2015/wordml/symex" xmlns:wpg="http://schemas.microsoft.com/office/word/2010/wordprocessingGroup" xmlns:wpi="http://schemas.microsoft.com/office/word/2010/wordprocessingInk" xmlns:wne="http://schemas.microsoft.com/office/word/2006/wordml" xmlns:wps="http://schemas.microsoft.com/office/word/2010/wordprocessingShape" mc:Ignorable="w14 w15 w16se w16cid w16 w16cex w16sdtdh w16sdtfl w16du wp14">
   <w:abstractNum w:abstractNumId="0" w15:restartNumberingAfterBreak="0">
     <w:nsid w:val="1A9C0F8A"/>
     <w:multiLevelType w:val="hybridMultilevel"/>
@@ -10482,19 +10528,19 @@
       <w:lvlJc w:val="left"/>
     </w:lvl>
   </w:abstractNum>
-  <w:num w:numId="1">
+  <w:num w:numId="1" w16cid:durableId="1998995251">
     <w:abstractNumId w:val="1"/>
     <w:lvlOverride w:ilvl="0">
       <w:startOverride w:val="1"/>
     </w:lvlOverride>
   </w:num>
-  <w:num w:numId="2">
+  <w:num w:numId="2" w16cid:durableId="279647338">
     <w:abstractNumId w:val="0"/>
     <w:lvlOverride w:ilvl="0">
       <w:startOverride w:val="1"/>
     </w:lvlOverride>
   </w:num>
-  <w:num w:numId="3">
+  <w:num w:numId="3" w16cid:durableId="1483737891">
     <w:abstractNumId w:val="2"/>
     <w:lvlOverride w:ilvl="0">
       <w:startOverride w:val="1"/>
@@ -10504,7 +10550,7 @@
 </file>
 
 <file path=word/styles.xml><?xml version="1.0" encoding="utf-8"?>
-<w:styles xmlns:mc="http://schemas.openxmlformats.org/markup-compatibility/2006" xmlns:r="http://schemas.openxmlformats.org/officeDocument/2006/relationships" xmlns:w="http://schemas.openxmlformats.org/wordprocessingml/2006/main" xmlns:w14="http://schemas.microsoft.com/office/word/2010/wordml" xmlns:w15="http://schemas.microsoft.com/office/word/2012/wordml" xmlns:w16se="http://schemas.microsoft.com/office/word/2015/wordml/symex" mc:Ignorable="w14 w15 w16se">
+<w:styles xmlns:mc="http://schemas.openxmlformats.org/markup-compatibility/2006" xmlns:r="http://schemas.openxmlformats.org/officeDocument/2006/relationships" xmlns:w="http://schemas.openxmlformats.org/wordprocessingml/2006/main" xmlns:w14="http://schemas.microsoft.com/office/word/2010/wordml" xmlns:w15="http://schemas.microsoft.com/office/word/2012/wordml" xmlns:w16cex="http://schemas.microsoft.com/office/word/2018/wordml/cex" xmlns:w16cid="http://schemas.microsoft.com/office/word/2016/wordml/cid" xmlns:w16="http://schemas.microsoft.com/office/word/2018/wordml" xmlns:w16du="http://schemas.microsoft.com/office/word/2023/wordml/word16du" xmlns:w16sdtdh="http://schemas.microsoft.com/office/word/2020/wordml/sdtdatahash" xmlns:w16sdtfl="http://schemas.microsoft.com/office/word/2024/wordml/sdtformatlock" xmlns:w16se="http://schemas.microsoft.com/office/word/2015/wordml/symex" mc:Ignorable="w14 w15 w16se w16cid w16 w16cex w16sdtdh w16sdtfl w16du">
   <w:docDefaults>
     <w:rPrDefault>
       <w:rPr>
@@ -10517,7 +10563,7 @@
     </w:rPrDefault>
     <w:pPrDefault/>
   </w:docDefaults>
-  <w:latentStyles w:defLockedState="0" w:defUIPriority="99" w:defSemiHidden="0" w:defUnhideWhenUsed="0" w:defQFormat="0" w:count="371">
+  <w:latentStyles w:defLockedState="0" w:defUIPriority="99" w:defSemiHidden="0" w:defUnhideWhenUsed="0" w:defQFormat="0" w:count="376">
     <w:lsdException w:name="Normal" w:uiPriority="0" w:qFormat="1"/>
     <w:lsdException w:name="heading 1" w:uiPriority="9" w:qFormat="1"/>
     <w:lsdException w:name="heading 2" w:semiHidden="1" w:uiPriority="9" w:unhideWhenUsed="1" w:qFormat="1"/>
@@ -10889,6 +10935,11 @@
     <w:lsdException w:name="List Table 5 Dark Accent 6" w:uiPriority="50"/>
     <w:lsdException w:name="List Table 6 Colorful Accent 6" w:uiPriority="51"/>
     <w:lsdException w:name="List Table 7 Colorful Accent 6" w:uiPriority="52"/>
+    <w:lsdException w:name="Mention" w:semiHidden="1" w:unhideWhenUsed="1"/>
+    <w:lsdException w:name="Smart Hyperlink" w:semiHidden="1" w:unhideWhenUsed="1"/>
+    <w:lsdException w:name="Hashtag" w:semiHidden="1" w:unhideWhenUsed="1"/>
+    <w:lsdException w:name="Unresolved Mention" w:semiHidden="1" w:unhideWhenUsed="1"/>
+    <w:lsdException w:name="Smart Link" w:semiHidden="1" w:unhideWhenUsed="1"/>
   </w:latentStyles>
   <w:style w:type="paragraph" w:default="1" w:styleId="Normal">
     <w:name w:val="Normal"/>
@@ -11343,4 +11394,16 @@
     </a:ext>
   </a:extLst>
 </a:theme>
+</file>
+
+<file path=customXml/item1.xml><?xml version="1.0" encoding="utf-8"?>
+<b:Sources xmlns:b="http://schemas.openxmlformats.org/officeDocument/2006/bibliography" xmlns="http://schemas.openxmlformats.org/officeDocument/2006/bibliography" SelectedStyle="\APASixthEditionOfficeOnline.xsl" StyleName="APA" Version="6"/>
+</file>
+
+<file path=customXml/itemProps1.xml><?xml version="1.0" encoding="utf-8"?>
+<ds:datastoreItem xmlns:ds="http://schemas.openxmlformats.org/officeDocument/2006/customXml" ds:itemID="{11CE9064-0015-4BAE-B6CA-558D0B4F112B}">
+  <ds:schemaRefs>
+    <ds:schemaRef ds:uri="http://schemas.openxmlformats.org/officeDocument/2006/bibliography"/>
+  </ds:schemaRefs>
+</ds:datastoreItem>
 </file>
--- a/M-CSC005U1 Group Project Template.docx
+++ b/M-CSC005U1 Group Project Template.docx
@@ -16,43 +16,7 @@
           <w:sz w:val="18"/>
           <w:szCs w:val="18"/>
         </w:rPr>
-        <w:t>M-CSC005U</w:t>
-      </w:r>
-      <w:proofErr w:type="gramStart"/>
-      <w:r>
-        <w:rPr>
-          <w:color w:val="000000" w:themeColor="text1"/>
-          <w:sz w:val="18"/>
-          <w:szCs w:val="18"/>
-        </w:rPr>
-        <w:t>1  ·</w:t>
-      </w:r>
-      <w:proofErr w:type="gramEnd"/>
-      <w:r>
-        <w:rPr>
-          <w:color w:val="000000" w:themeColor="text1"/>
-          <w:sz w:val="18"/>
-          <w:szCs w:val="18"/>
-        </w:rPr>
-        <w:t xml:space="preserve">  Computational Mathematics and Data </w:t>
-      </w:r>
-      <w:proofErr w:type="gramStart"/>
-      <w:r>
-        <w:rPr>
-          <w:color w:val="000000" w:themeColor="text1"/>
-          <w:sz w:val="18"/>
-          <w:szCs w:val="18"/>
-        </w:rPr>
-        <w:t>Analytics  ·</w:t>
-      </w:r>
-      <w:proofErr w:type="gramEnd"/>
-      <w:r>
-        <w:rPr>
-          <w:color w:val="000000" w:themeColor="text1"/>
-          <w:sz w:val="18"/>
-          <w:szCs w:val="18"/>
-        </w:rPr>
-        <w:t xml:space="preserve">  Level 4</w:t>
+        <w:t>M-CSC005U1  ·  Computational Mathematics and Data Analytics  ·  Level 4</w:t>
       </w:r>
     </w:p>
     <w:p>
@@ -112,43 +76,7 @@
           <w:iCs/>
           <w:color w:val="000000" w:themeColor="text1"/>
         </w:rPr>
-        <w:t>Group Project (</w:t>
-      </w:r>
-      <w:proofErr w:type="gramStart"/>
-      <w:r>
-        <w:rPr>
-          <w:i/>
-          <w:iCs/>
-          <w:color w:val="000000" w:themeColor="text1"/>
-        </w:rPr>
-        <w:t>Coursework)  —</w:t>
-      </w:r>
-      <w:proofErr w:type="gramEnd"/>
-      <w:r>
-        <w:rPr>
-          <w:i/>
-          <w:iCs/>
-          <w:color w:val="000000" w:themeColor="text1"/>
-        </w:rPr>
-        <w:t xml:space="preserve">  Assessment </w:t>
-      </w:r>
-      <w:proofErr w:type="gramStart"/>
-      <w:r>
-        <w:rPr>
-          <w:i/>
-          <w:iCs/>
-          <w:color w:val="000000" w:themeColor="text1"/>
-        </w:rPr>
-        <w:t>1  (</w:t>
-      </w:r>
-      <w:proofErr w:type="gramEnd"/>
-      <w:r>
-        <w:rPr>
-          <w:i/>
-          <w:iCs/>
-          <w:color w:val="000000" w:themeColor="text1"/>
-        </w:rPr>
-        <w:t>60% of module)</w:t>
+        <w:t>Group Project (Coursework)  —  Assessment 1  (60% of module)</w:t>
       </w:r>
     </w:p>
     <w:p>
@@ -308,29 +236,7 @@
                 <w:sz w:val="22"/>
                 <w:szCs w:val="22"/>
               </w:rPr>
-              <w:t xml:space="preserve">Abdennouri </w:t>
-            </w:r>
-            <w:proofErr w:type="spellStart"/>
-            <w:r>
-              <w:rPr>
-                <w:i/>
-                <w:iCs/>
-                <w:color w:val="000000" w:themeColor="text1"/>
-                <w:sz w:val="22"/>
-                <w:szCs w:val="22"/>
-              </w:rPr>
-              <w:t>Mouatez</w:t>
-            </w:r>
-            <w:proofErr w:type="spellEnd"/>
-            <w:r>
-              <w:rPr>
-                <w:i/>
-                <w:iCs/>
-                <w:color w:val="000000" w:themeColor="text1"/>
-                <w:sz w:val="22"/>
-                <w:szCs w:val="22"/>
-              </w:rPr>
-              <w:t xml:space="preserve"> Billah</w:t>
+              <w:t>Abdennouri Mouatez Billah</w:t>
             </w:r>
             <w:r>
               <w:rPr>
@@ -4101,25 +4007,7 @@
           <w:iCs/>
           <w:color w:val="000000" w:themeColor="text1"/>
         </w:rPr>
-        <w:t>Figure 1 — [Visualisation 1: e.g. scatter plot / network diagram</w:t>
-      </w:r>
-      <w:proofErr w:type="gramStart"/>
-      <w:r>
-        <w:rPr>
-          <w:i/>
-          <w:iCs/>
-          <w:color w:val="000000" w:themeColor="text1"/>
-        </w:rPr>
-        <w:t>]  ................................</w:t>
-      </w:r>
-      <w:proofErr w:type="gramEnd"/>
-      <w:r>
-        <w:rPr>
-          <w:i/>
-          <w:iCs/>
-          <w:color w:val="000000" w:themeColor="text1"/>
-        </w:rPr>
-        <w:t xml:space="preserve">  p. [X]</w:t>
+        <w:t>Figure 1 — [Visualisation 1: e.g. scatter plot / network diagram]  ................................  p. [X]</w:t>
       </w:r>
     </w:p>
     <w:p>
@@ -4582,36 +4470,19 @@
           <w:color w:val="000000" w:themeColor="text1"/>
         </w:rPr>
       </w:pPr>
-      <w:r>
-        <w:rPr>
-          <w:i/>
-          <w:iCs/>
-          <w:color w:val="000000" w:themeColor="text1"/>
-        </w:rPr>
-        <w:t>[State the computational or data-driven problem your group selected. Why is it worth solving? What real-world scenario does it represent?]</w:t>
-      </w:r>
-    </w:p>
-    <w:p>
-      <w:pPr>
-        <w:spacing w:before="80" w:after="80"/>
-        <w:rPr>
-          <w:color w:val="000000" w:themeColor="text1"/>
-        </w:rPr>
-      </w:pPr>
-      <w:r>
-        <w:rPr>
-          <w:color w:val="000000" w:themeColor="text1"/>
-        </w:rPr>
-        <w:t>The problem investigated in this project is [problem statement — e.g. 'modelling social network connectivity using graph theory to identify key influencer nodes']. This problem is relevant because [rationale — link to real-world computing context, e.g. recommendation systems, network security, resource scheduling].</w:t>
-      </w:r>
-    </w:p>
-    <w:p>
-      <w:pPr>
-        <w:spacing w:before="80" w:after="80"/>
-        <w:rPr>
-          <w:color w:val="000000" w:themeColor="text1"/>
-        </w:rPr>
-      </w:pPr>
+      <w:bookmarkStart w:id="6" w:name="_Toc225926230"/>
+      <w:r>
+        <w:rPr>
+          <w:color w:val="000000" w:themeColor="text1"/>
+        </w:rPr>
+        <w:t>This project investigates the reliance on manual processes in restaurant sales. This issue is significant because it can lead to data loss, increased operational costs and financial waste, missed sales opportunities, and inaccurate data entry.</w:t>
+      </w:r>
+      <w:r>
+        <w:rPr>
+          <w:color w:val="000000" w:themeColor="text1"/>
+        </w:rPr>
+        <w:t xml:space="preserve"> </w:t>
+      </w:r>
     </w:p>
     <w:p>
       <w:pPr>
@@ -4620,7 +4491,6 @@
           <w:color w:val="000000" w:themeColor="text1"/>
         </w:rPr>
       </w:pPr>
-      <w:bookmarkStart w:id="6" w:name="_Toc225926230"/>
       <w:r>
         <w:rPr>
           <w:color w:val="000000" w:themeColor="text1"/>
@@ -4628,41 +4498,48 @@
         <w:t>2.2 Project Objectives</w:t>
       </w:r>
       <w:bookmarkEnd w:id="6"/>
-    </w:p>
-    <w:p>
-      <w:pPr>
-        <w:spacing w:before="80" w:after="80"/>
-        <w:rPr>
-          <w:color w:val="000000" w:themeColor="text1"/>
-        </w:rPr>
-      </w:pPr>
-      <w:r>
-        <w:rPr>
-          <w:i/>
-          <w:iCs/>
-          <w:color w:val="000000" w:themeColor="text1"/>
-        </w:rPr>
-        <w:t>[List 3–5 specific, measurable objectives for your project.]</w:t>
-      </w:r>
     </w:p>
     <w:p>
       <w:pPr>
         <w:pStyle w:val="ListParagraph"/>
         <w:numPr>
           <w:ilvl w:val="0"/>
-          <w:numId w:val="2"/>
+          <w:numId w:val="4"/>
         </w:numPr>
-        <w:rPr>
-          <w:color w:val="000000" w:themeColor="text1"/>
-        </w:rPr>
-      </w:pPr>
-      <w:r>
-        <w:rPr>
-          <w:i/>
-          <w:iCs/>
-          <w:color w:val="000000" w:themeColor="text1"/>
-        </w:rPr>
-        <w:t>[Objective 1 — e.g. Construct a mathematical model to represent the problem]</w:t>
+        <w:spacing w:before="80" w:after="80"/>
+        <w:rPr>
+          <w:color w:val="000000" w:themeColor="text1"/>
+        </w:rPr>
+      </w:pPr>
+      <w:r>
+        <w:rPr>
+          <w:color w:val="000000" w:themeColor="text1"/>
+        </w:rPr>
+        <w:t xml:space="preserve">objective 1 </w:t>
+      </w:r>
+      <w:r>
+        <w:rPr>
+          <w:color w:val="000000" w:themeColor="text1"/>
+        </w:rPr>
+        <w:t>–</w:t>
+      </w:r>
+      <w:r>
+        <w:rPr>
+          <w:color w:val="000000" w:themeColor="text1"/>
+        </w:rPr>
+        <w:t xml:space="preserve"> Designing</w:t>
+      </w:r>
+      <w:r>
+        <w:rPr>
+          <w:color w:val="000000" w:themeColor="text1"/>
+        </w:rPr>
+        <w:t xml:space="preserve"> a relatable data</w:t>
+      </w:r>
+      <w:r>
+        <w:rPr>
+          <w:color w:val="000000" w:themeColor="text1"/>
+        </w:rPr>
+        <w:t xml:space="preserve">base management system </w:t>
       </w:r>
     </w:p>
     <w:p>
@@ -4670,19 +4547,72 @@
         <w:pStyle w:val="ListParagraph"/>
         <w:numPr>
           <w:ilvl w:val="0"/>
-          <w:numId w:val="2"/>
+          <w:numId w:val="4"/>
         </w:numPr>
-        <w:rPr>
-          <w:color w:val="000000" w:themeColor="text1"/>
-        </w:rPr>
-      </w:pPr>
-      <w:r>
-        <w:rPr>
-          <w:i/>
-          <w:iCs/>
-          <w:color w:val="000000" w:themeColor="text1"/>
-        </w:rPr>
-        <w:t>[Objective 2 — e.g. Implement the solution in Python/MATLAB/SQL]</w:t>
+        <w:spacing w:before="80" w:after="80"/>
+        <w:rPr>
+          <w:color w:val="000000" w:themeColor="text1"/>
+        </w:rPr>
+      </w:pPr>
+      <w:r>
+        <w:rPr>
+          <w:color w:val="000000" w:themeColor="text1"/>
+        </w:rPr>
+        <w:t xml:space="preserve">objective2 </w:t>
+      </w:r>
+      <w:r>
+        <w:rPr>
+          <w:color w:val="000000" w:themeColor="text1"/>
+        </w:rPr>
+        <w:t>–</w:t>
+      </w:r>
+      <w:r>
+        <w:rPr>
+          <w:color w:val="000000" w:themeColor="text1"/>
+        </w:rPr>
+        <w:t xml:space="preserve"> </w:t>
+      </w:r>
+      <w:r>
+        <w:rPr>
+          <w:color w:val="000000" w:themeColor="text1"/>
+        </w:rPr>
+        <w:t>implementation of</w:t>
+      </w:r>
+      <w:r>
+        <w:rPr>
+          <w:color w:val="000000" w:themeColor="text1"/>
+        </w:rPr>
+        <w:t xml:space="preserve"> the solution</w:t>
+      </w:r>
+      <w:r>
+        <w:rPr>
+          <w:color w:val="000000" w:themeColor="text1"/>
+        </w:rPr>
+        <w:t xml:space="preserve"> using</w:t>
+      </w:r>
+      <w:r>
+        <w:rPr>
+          <w:color w:val="000000" w:themeColor="text1"/>
+        </w:rPr>
+        <w:t xml:space="preserve"> </w:t>
+      </w:r>
+      <w:r>
+        <w:rPr>
+          <w:color w:val="000000" w:themeColor="text1"/>
+        </w:rPr>
+        <w:t xml:space="preserve">phpMyAdmin </w:t>
+      </w:r>
+      <w:r>
+        <w:rPr>
+          <w:color w:val="000000" w:themeColor="text1"/>
+        </w:rPr>
+        <w:t xml:space="preserve">and </w:t>
+      </w:r>
+      <w:r>
+        <w:rPr>
+          <w:color w:val="000000" w:themeColor="text1"/>
+        </w:rPr>
+        <w:t>MySQL</w:t>
       </w:r>
     </w:p>
     <w:p>
@@ -4690,19 +4620,42 @@
         <w:pStyle w:val="ListParagraph"/>
         <w:numPr>
           <w:ilvl w:val="0"/>
-          <w:numId w:val="2"/>
+          <w:numId w:val="4"/>
         </w:numPr>
-        <w:rPr>
-          <w:color w:val="000000" w:themeColor="text1"/>
-        </w:rPr>
-      </w:pPr>
-      <w:r>
-        <w:rPr>
-          <w:i/>
-          <w:iCs/>
-          <w:color w:val="000000" w:themeColor="text1"/>
-        </w:rPr>
-        <w:t>[Objective 3 — e.g. Produce minimum 4 high-quality visualisations of results]</w:t>
+        <w:spacing w:before="80" w:after="80"/>
+        <w:rPr>
+          <w:color w:val="000000" w:themeColor="text1"/>
+        </w:rPr>
+      </w:pPr>
+      <w:r>
+        <w:rPr>
+          <w:color w:val="000000" w:themeColor="text1"/>
+        </w:rPr>
+        <w:t xml:space="preserve">objective 3 </w:t>
+      </w:r>
+      <w:r>
+        <w:rPr>
+          <w:color w:val="000000" w:themeColor="text1"/>
+        </w:rPr>
+        <w:t>–</w:t>
+      </w:r>
+      <w:r>
+        <w:rPr>
+          <w:color w:val="000000" w:themeColor="text1"/>
+        </w:rPr>
+        <w:t xml:space="preserve"> </w:t>
+      </w:r>
+      <w:r>
+        <w:rPr>
+          <w:color w:val="000000" w:themeColor="text1"/>
+        </w:rPr>
+        <w:t>database</w:t>
+      </w:r>
+      <w:r>
+        <w:rPr>
+          <w:color w:val="000000" w:themeColor="text1"/>
+        </w:rPr>
+        <w:t xml:space="preserve"> population </w:t>
       </w:r>
     </w:p>
     <w:p>
@@ -4710,28 +4663,134 @@
         <w:pStyle w:val="ListParagraph"/>
         <w:numPr>
           <w:ilvl w:val="0"/>
-          <w:numId w:val="2"/>
+          <w:numId w:val="4"/>
         </w:numPr>
-        <w:rPr>
-          <w:color w:val="000000" w:themeColor="text1"/>
-        </w:rPr>
-      </w:pPr>
-      <w:r>
-        <w:rPr>
-          <w:i/>
-          <w:iCs/>
-          <w:color w:val="000000" w:themeColor="text1"/>
-        </w:rPr>
-        <w:t>[Objective 4 — e.g. Evaluate the effectiveness of the approach and identify limitations]</w:t>
-      </w:r>
-    </w:p>
-    <w:p>
-      <w:pPr>
         <w:spacing w:before="80" w:after="80"/>
         <w:rPr>
           <w:color w:val="000000" w:themeColor="text1"/>
         </w:rPr>
       </w:pPr>
+      <w:r>
+        <w:rPr>
+          <w:color w:val="000000" w:themeColor="text1"/>
+        </w:rPr>
+        <w:t xml:space="preserve">objective </w:t>
+      </w:r>
+      <w:r>
+        <w:rPr>
+          <w:color w:val="000000" w:themeColor="text1"/>
+        </w:rPr>
+        <w:t>4</w:t>
+      </w:r>
+      <w:r>
+        <w:rPr>
+          <w:color w:val="000000" w:themeColor="text1"/>
+        </w:rPr>
+        <w:t xml:space="preserve"> -</w:t>
+      </w:r>
+      <w:r>
+        <w:rPr>
+          <w:color w:val="000000" w:themeColor="text1"/>
+        </w:rPr>
+        <w:t xml:space="preserve"> </w:t>
+      </w:r>
+      <w:r>
+        <w:rPr>
+          <w:color w:val="000000" w:themeColor="text1"/>
+        </w:rPr>
+        <w:t xml:space="preserve">Querry and data analysis </w:t>
+      </w:r>
+      <w:r>
+        <w:rPr>
+          <w:color w:val="000000" w:themeColor="text1"/>
+        </w:rPr>
+        <w:t>with the use of</w:t>
+      </w:r>
+      <w:r>
+        <w:rPr>
+          <w:color w:val="000000" w:themeColor="text1"/>
+        </w:rPr>
+        <w:t xml:space="preserve"> </w:t>
+      </w:r>
+      <w:r>
+        <w:rPr>
+          <w:color w:val="000000" w:themeColor="text1"/>
+        </w:rPr>
+        <w:t>MySQL</w:t>
+      </w:r>
+      <w:r>
+        <w:rPr>
+          <w:color w:val="000000" w:themeColor="text1"/>
+        </w:rPr>
+        <w:t>,</w:t>
+      </w:r>
+      <w:r>
+        <w:rPr>
+          <w:color w:val="000000" w:themeColor="text1"/>
+        </w:rPr>
+        <w:t xml:space="preserve"> python and pandas</w:t>
+      </w:r>
+      <w:r>
+        <w:rPr>
+          <w:color w:val="000000" w:themeColor="text1"/>
+        </w:rPr>
+        <w:t xml:space="preserve"> </w:t>
+      </w:r>
+      <w:r>
+        <w:rPr>
+          <w:color w:val="000000" w:themeColor="text1"/>
+        </w:rPr>
+        <w:t xml:space="preserve"> </w:t>
+      </w:r>
+    </w:p>
+    <w:p>
+      <w:pPr>
+        <w:pStyle w:val="ListParagraph"/>
+        <w:numPr>
+          <w:ilvl w:val="0"/>
+          <w:numId w:val="4"/>
+        </w:numPr>
+        <w:spacing w:before="80" w:after="80"/>
+        <w:rPr>
+          <w:color w:val="000000" w:themeColor="text1"/>
+        </w:rPr>
+      </w:pPr>
+      <w:r>
+        <w:rPr>
+          <w:color w:val="000000" w:themeColor="text1"/>
+        </w:rPr>
+        <w:t xml:space="preserve">objective </w:t>
+      </w:r>
+      <w:r>
+        <w:rPr>
+          <w:color w:val="000000" w:themeColor="text1"/>
+        </w:rPr>
+        <w:t>5</w:t>
+      </w:r>
+      <w:r>
+        <w:rPr>
+          <w:color w:val="000000" w:themeColor="text1"/>
+        </w:rPr>
+        <w:t xml:space="preserve"> </w:t>
+      </w:r>
+      <w:r>
+        <w:rPr>
+          <w:color w:val="000000" w:themeColor="text1"/>
+        </w:rPr>
+        <w:t xml:space="preserve">– visualization </w:t>
+      </w:r>
+      <w:r>
+        <w:rPr>
+          <w:color w:val="000000" w:themeColor="text1"/>
+        </w:rPr>
+        <w:t>using matplot</w:t>
+      </w:r>
+      <w:r>
+        <w:rPr>
+          <w:color w:val="000000" w:themeColor="text1"/>
+        </w:rPr>
+        <w:t>lib</w:t>
+      </w:r>
     </w:p>
     <w:p>
       <w:pPr>
@@ -4758,48 +4817,10 @@
       </w:pPr>
       <w:r>
         <w:rPr>
-          <w:i/>
-          <w:iCs/>
-          <w:color w:val="000000" w:themeColor="text1"/>
-        </w:rPr>
-        <w:t>[State which project topic your group chose (or describe your proposed topic if approved by the module leader by Week 8).]</w:t>
-      </w:r>
-    </w:p>
-    <w:p>
-      <w:pPr>
-        <w:spacing w:before="80" w:after="80"/>
-        <w:rPr>
-          <w:color w:val="000000" w:themeColor="text1"/>
-        </w:rPr>
-      </w:pPr>
-      <w:r>
-        <w:rPr>
-          <w:color w:val="000000" w:themeColor="text1"/>
-        </w:rPr>
-        <w:t>This group selected the following project topic from the approved list: [Topic — e.g. Network Analysis / Algorithm Optimisation / Database Design / Predictive Modelling / Data Analytics Case Study / Simulation Study / Cryptography Application].</w:t>
-      </w:r>
-    </w:p>
-    <w:p>
-      <w:pPr>
-        <w:spacing w:before="80" w:after="80"/>
-        <w:rPr>
-          <w:color w:val="000000" w:themeColor="text1"/>
-        </w:rPr>
-      </w:pPr>
-      <w:r>
-        <w:rPr>
-          <w:color w:val="000000" w:themeColor="text1"/>
-        </w:rPr>
-        <w:t>Tutor approval of a custom topic was [required / not required]. [If custom: approval was received from the module leader on DD/MM/YYYY.]</w:t>
-      </w:r>
-    </w:p>
-    <w:p>
-      <w:pPr>
-        <w:spacing w:before="80" w:after="80"/>
-        <w:rPr>
-          <w:color w:val="000000" w:themeColor="text1"/>
-        </w:rPr>
-      </w:pPr>
+          <w:color w:val="000000" w:themeColor="text1"/>
+        </w:rPr>
+        <w:t>The focus of this project is designing a Relational Database Management System for a fictional restaurant business.</w:t>
+      </w:r>
     </w:p>
     <w:p>
       <w:pPr>
@@ -4819,40 +4840,16 @@
     </w:p>
     <w:p>
       <w:pPr>
-        <w:spacing w:before="80" w:after="80"/>
-        <w:rPr>
-          <w:color w:val="000000" w:themeColor="text1"/>
-        </w:rPr>
-      </w:pPr>
-      <w:r>
-        <w:rPr>
-          <w:i/>
-          <w:iCs/>
-          <w:color w:val="000000" w:themeColor="text1"/>
-        </w:rPr>
-        <w:t>[Describe the dataset or resources used. Where was it sourced? What are its key characteristics?]</w:t>
-      </w:r>
-    </w:p>
-    <w:p>
-      <w:pPr>
-        <w:spacing w:before="80" w:after="80"/>
-        <w:rPr>
-          <w:color w:val="000000" w:themeColor="text1"/>
-        </w:rPr>
-      </w:pPr>
-      <w:r>
-        <w:rPr>
-          <w:color w:val="000000" w:themeColor="text1"/>
-        </w:rPr>
-        <w:t>The dataset used in this project is [dataset name and source — include full Harvard citation in the References section]. It contains [X] records and [Y] variables/attributes, including [list key variables]. The dataset was [cleaned / partially cleaned] before analysis — see Section 4 for details.</w:t>
-      </w:r>
-    </w:p>
-    <w:p>
-      <w:pPr>
-        <w:rPr>
-          <w:color w:val="000000" w:themeColor="text1"/>
-        </w:rPr>
-      </w:pPr>
+        <w:rPr>
+          <w:color w:val="000000" w:themeColor="text1"/>
+        </w:rPr>
+      </w:pPr>
+      <w:r>
+        <w:rPr>
+          <w:color w:val="000000" w:themeColor="text1"/>
+        </w:rPr>
+        <w:t xml:space="preserve">The tools and resources utilized in this project include MySQL, pandas, Python, matplotlib, and tables. </w:t>
+      </w:r>
       <w:r>
         <w:rPr>
           <w:color w:val="000000" w:themeColor="text1"/>
@@ -5475,21 +5472,7 @@
         <w:rPr>
           <w:color w:val="000000" w:themeColor="text1"/>
         </w:rPr>
-        <w:t xml:space="preserve">[Step 1 — e.g. Removed X duplicate records identified using </w:t>
-      </w:r>
-      <w:proofErr w:type="spellStart"/>
-      <w:r>
-        <w:rPr>
-          <w:color w:val="000000" w:themeColor="text1"/>
-        </w:rPr>
-        <w:t>df.duplicated</w:t>
-      </w:r>
-      <w:proofErr w:type="spellEnd"/>
-      <w:r>
-        <w:rPr>
-          <w:color w:val="000000" w:themeColor="text1"/>
-        </w:rPr>
-        <w:t>()]</w:t>
+        <w:t>[Step 1 — e.g. Removed X duplicate records identified using df.duplicated()]</w:t>
       </w:r>
     </w:p>
     <w:p>
@@ -8405,21 +8388,7 @@
         <w:rPr>
           <w:color w:val="000000" w:themeColor="text1"/>
         </w:rPr>
-        <w:t xml:space="preserve">McKinney, W. (2022) Python for Data Analysis. 3rd </w:t>
-      </w:r>
-      <w:proofErr w:type="spellStart"/>
-      <w:r>
-        <w:rPr>
-          <w:color w:val="000000" w:themeColor="text1"/>
-        </w:rPr>
-        <w:t>edn</w:t>
-      </w:r>
-      <w:proofErr w:type="spellEnd"/>
-      <w:r>
-        <w:rPr>
-          <w:color w:val="000000" w:themeColor="text1"/>
-        </w:rPr>
-        <w:t>. Sebastopol: O'Reilly Media.</w:t>
+        <w:t>McKinney, W. (2022) Python for Data Analysis. 3rd edn. Sebastopol: O'Reilly Media.</w:t>
       </w:r>
     </w:p>
     <w:p>
@@ -9134,55 +9103,7 @@
                 <w:szCs w:val="19"/>
                 <w:lang w:val="fr-FR"/>
               </w:rPr>
-              <w:t>[</w:t>
-            </w:r>
-            <w:proofErr w:type="gramStart"/>
-            <w:r>
-              <w:rPr>
-                <w:i/>
-                <w:iCs/>
-                <w:color w:val="000000" w:themeColor="text1"/>
-                <w:sz w:val="19"/>
-                <w:szCs w:val="19"/>
-                <w:lang w:val="fr-FR"/>
-              </w:rPr>
-              <w:t>e.g.</w:t>
-            </w:r>
-            <w:proofErr w:type="gramEnd"/>
-            <w:r>
-              <w:rPr>
-                <w:i/>
-                <w:iCs/>
-                <w:color w:val="000000" w:themeColor="text1"/>
-                <w:sz w:val="19"/>
-                <w:szCs w:val="19"/>
-                <w:lang w:val="fr-FR"/>
-              </w:rPr>
-              <w:t xml:space="preserve"> Model </w:t>
-            </w:r>
-            <w:proofErr w:type="spellStart"/>
-            <w:r>
-              <w:rPr>
-                <w:i/>
-                <w:iCs/>
-                <w:color w:val="000000" w:themeColor="text1"/>
-                <w:sz w:val="19"/>
-                <w:szCs w:val="19"/>
-                <w:lang w:val="fr-FR"/>
-              </w:rPr>
-              <w:t>implementation</w:t>
-            </w:r>
-            <w:proofErr w:type="spellEnd"/>
-            <w:r>
-              <w:rPr>
-                <w:i/>
-                <w:iCs/>
-                <w:color w:val="000000" w:themeColor="text1"/>
-                <w:sz w:val="19"/>
-                <w:szCs w:val="19"/>
-                <w:lang w:val="fr-FR"/>
-              </w:rPr>
-              <w:t>, Sections 5 &amp; 7, visualisations 3 &amp; 4]</w:t>
+              <w:t>[e.g. Model implementation, Sections 5 &amp; 7, visualisations 3 &amp; 4]</w:t>
             </w:r>
           </w:p>
         </w:tc>
@@ -9705,21 +9626,7 @@
         <w:rPr>
           <w:color w:val="000000" w:themeColor="text1"/>
         </w:rPr>
-        <w:t>The most significant challenge I encountered was [specific challenge — e.g. 'understanding and implementing the Ordinary Least Squares regression algorithm from first principles, without relying on high-level library abstractions']. I overcame this by [approach — e.g. 'reviewing the module lecture notes on linear algebra, working through the derivation step by step, and cross-checking my implementation against scikit-</w:t>
-      </w:r>
-      <w:proofErr w:type="spellStart"/>
-      <w:r>
-        <w:rPr>
-          <w:color w:val="000000" w:themeColor="text1"/>
-        </w:rPr>
-        <w:t>learn's</w:t>
-      </w:r>
-      <w:proofErr w:type="spellEnd"/>
-      <w:r>
-        <w:rPr>
-          <w:color w:val="000000" w:themeColor="text1"/>
-        </w:rPr>
-        <w:t xml:space="preserve"> output'].</w:t>
+        <w:t>The most significant challenge I encountered was [specific challenge — e.g. 'understanding and implementing the Ordinary Least Squares regression algorithm from first principles, without relying on high-level library abstractions']. I overcame this by [approach — e.g. 'reviewing the module lecture notes on linear algebra, working through the derivation step by step, and cross-checking my implementation against scikit-learn's output'].</w:t>
       </w:r>
     </w:p>
     <w:p>
@@ -10270,25 +10177,7 @@
         <w:sz w:val="18"/>
         <w:szCs w:val="18"/>
       </w:rPr>
-      <w:t>M-CSC005U</w:t>
-    </w:r>
-    <w:proofErr w:type="gramStart"/>
-    <w:r>
-      <w:rPr>
-        <w:color w:val="888888"/>
-        <w:sz w:val="18"/>
-        <w:szCs w:val="18"/>
-      </w:rPr>
-      <w:t>1  —</w:t>
-    </w:r>
-    <w:proofErr w:type="gramEnd"/>
-    <w:r>
-      <w:rPr>
-        <w:color w:val="888888"/>
-        <w:sz w:val="18"/>
-        <w:szCs w:val="18"/>
-      </w:rPr>
-      <w:t xml:space="preserve">  Mathematical and Data Analytics Group Project</w:t>
+      <w:t>M-CSC005U1  —  Mathematical and Data Analytics Group Project</w:t>
     </w:r>
   </w:p>
 </w:hdr>
@@ -10308,25 +10197,7 @@
         <w:sz w:val="18"/>
         <w:szCs w:val="18"/>
       </w:rPr>
-      <w:t>M-CSC005U</w:t>
-    </w:r>
-    <w:proofErr w:type="gramStart"/>
-    <w:r>
-      <w:rPr>
-        <w:color w:val="888888"/>
-        <w:sz w:val="18"/>
-        <w:szCs w:val="18"/>
-      </w:rPr>
-      <w:t>1  —</w:t>
-    </w:r>
-    <w:proofErr w:type="gramEnd"/>
-    <w:r>
-      <w:rPr>
-        <w:color w:val="888888"/>
-        <w:sz w:val="18"/>
-        <w:szCs w:val="18"/>
-      </w:rPr>
-      <w:t xml:space="preserve">  Mathematical and Data Analytics Group Project</w:t>
+      <w:t>M-CSC005U1  —  Mathematical and Data Analytics Group Project</w:t>
     </w:r>
   </w:p>
 </w:hdr>
@@ -10389,6 +10260,95 @@
     </w:lvl>
   </w:abstractNum>
   <w:abstractNum w:abstractNumId="1" w15:restartNumberingAfterBreak="0">
+    <w:nsid w:val="1C5230D1"/>
+    <w:multiLevelType w:val="hybridMultilevel"/>
+    <w:tmpl w:val="75DAC08A"/>
+    <w:lvl w:ilvl="0" w:tplc="0409000F">
+      <w:start w:val="1"/>
+      <w:numFmt w:val="decimal"/>
+      <w:lvlText w:val="%1."/>
+      <w:lvlJc w:val="left"/>
+      <w:pPr>
+        <w:ind w:left="720" w:hanging="360"/>
+      </w:pPr>
+      <w:rPr>
+        <w:rFonts w:hint="default"/>
+      </w:rPr>
+    </w:lvl>
+    <w:lvl w:ilvl="1" w:tplc="04090019" w:tentative="1">
+      <w:start w:val="1"/>
+      <w:numFmt w:val="lowerLetter"/>
+      <w:lvlText w:val="%2."/>
+      <w:lvlJc w:val="left"/>
+      <w:pPr>
+        <w:ind w:left="1440" w:hanging="360"/>
+      </w:pPr>
+    </w:lvl>
+    <w:lvl w:ilvl="2" w:tplc="0409001B" w:tentative="1">
+      <w:start w:val="1"/>
+      <w:numFmt w:val="lowerRoman"/>
+      <w:lvlText w:val="%3."/>
+      <w:lvlJc w:val="right"/>
+      <w:pPr>
+        <w:ind w:left="2160" w:hanging="180"/>
+      </w:pPr>
+    </w:lvl>
+    <w:lvl w:ilvl="3" w:tplc="0409000F" w:tentative="1">
+      <w:start w:val="1"/>
+      <w:numFmt w:val="decimal"/>
+      <w:lvlText w:val="%4."/>
+      <w:lvlJc w:val="left"/>
+      <w:pPr>
+        <w:ind w:left="2880" w:hanging="360"/>
+      </w:pPr>
+    </w:lvl>
+    <w:lvl w:ilvl="4" w:tplc="04090019" w:tentative="1">
+      <w:start w:val="1"/>
+      <w:numFmt w:val="lowerLetter"/>
+      <w:lvlText w:val="%5."/>
+      <w:lvlJc w:val="left"/>
+      <w:pPr>
+        <w:ind w:left="3600" w:hanging="360"/>
+      </w:pPr>
+    </w:lvl>
+    <w:lvl w:ilvl="5" w:tplc="0409001B" w:tentative="1">
+      <w:start w:val="1"/>
+      <w:numFmt w:val="lowerRoman"/>
+      <w:lvlText w:val="%6."/>
+      <w:lvlJc w:val="right"/>
+      <w:pPr>
+        <w:ind w:left="4320" w:hanging="180"/>
+      </w:pPr>
+    </w:lvl>
+    <w:lvl w:ilvl="6" w:tplc="0409000F" w:tentative="1">
+      <w:start w:val="1"/>
+      <w:numFmt w:val="decimal"/>
+      <w:lvlText w:val="%7."/>
+      <w:lvlJc w:val="left"/>
+      <w:pPr>
+        <w:ind w:left="5040" w:hanging="360"/>
+      </w:pPr>
+    </w:lvl>
+    <w:lvl w:ilvl="7" w:tplc="04090019" w:tentative="1">
+      <w:start w:val="1"/>
+      <w:numFmt w:val="lowerLetter"/>
+      <w:lvlText w:val="%8."/>
+      <w:lvlJc w:val="left"/>
+      <w:pPr>
+        <w:ind w:left="5760" w:hanging="360"/>
+      </w:pPr>
+    </w:lvl>
+    <w:lvl w:ilvl="8" w:tplc="0409001B" w:tentative="1">
+      <w:start w:val="1"/>
+      <w:numFmt w:val="lowerRoman"/>
+      <w:lvlText w:val="%9."/>
+      <w:lvlJc w:val="right"/>
+      <w:pPr>
+        <w:ind w:left="6480" w:hanging="180"/>
+      </w:pPr>
+    </w:lvl>
+  </w:abstractNum>
+  <w:abstractNum w:abstractNumId="2" w15:restartNumberingAfterBreak="0">
     <w:nsid w:val="49840A01"/>
     <w:multiLevelType w:val="hybridMultilevel"/>
     <w:tmpl w:val="DC72C29E"/>
@@ -10474,7 +10434,7 @@
       </w:pPr>
     </w:lvl>
   </w:abstractNum>
-  <w:abstractNum w:abstractNumId="2" w15:restartNumberingAfterBreak="0">
+  <w:abstractNum w:abstractNumId="3" w15:restartNumberingAfterBreak="0">
     <w:nsid w:val="6871742C"/>
     <w:multiLevelType w:val="hybridMultilevel"/>
     <w:tmpl w:val="0302C5A0"/>
@@ -10529,7 +10489,7 @@
     </w:lvl>
   </w:abstractNum>
   <w:num w:numId="1" w16cid:durableId="1998995251">
-    <w:abstractNumId w:val="1"/>
+    <w:abstractNumId w:val="2"/>
     <w:lvlOverride w:ilvl="0">
       <w:startOverride w:val="1"/>
     </w:lvlOverride>
@@ -10541,10 +10501,13 @@
     </w:lvlOverride>
   </w:num>
   <w:num w:numId="3" w16cid:durableId="1483737891">
-    <w:abstractNumId w:val="2"/>
+    <w:abstractNumId w:val="3"/>
     <w:lvlOverride w:ilvl="0">
       <w:startOverride w:val="1"/>
     </w:lvlOverride>
+  </w:num>
+  <w:num w:numId="4" w16cid:durableId="670761327">
+    <w:abstractNumId w:val="1"/>
   </w:num>
 </w:numbering>
 </file>

--- a/M-CSC005U1 Group Project Template.docx
+++ b/M-CSC005U1 Group Project Template.docx
@@ -228,6 +228,7 @@
               </w:rPr>
               <w:t>1. [</w:t>
             </w:r>
+            <w:proofErr w:type="spellStart"/>
             <w:r>
               <w:rPr>
                 <w:i/>
@@ -236,7 +237,40 @@
                 <w:sz w:val="22"/>
                 <w:szCs w:val="22"/>
               </w:rPr>
-              <w:t>Abdennouri Mouatez Billah</w:t>
+              <w:t>Abdennouri</w:t>
+            </w:r>
+            <w:proofErr w:type="spellEnd"/>
+            <w:r>
+              <w:rPr>
+                <w:i/>
+                <w:iCs/>
+                <w:color w:val="000000" w:themeColor="text1"/>
+                <w:sz w:val="22"/>
+                <w:szCs w:val="22"/>
+              </w:rPr>
+              <w:t xml:space="preserve"> </w:t>
+            </w:r>
+            <w:proofErr w:type="spellStart"/>
+            <w:r>
+              <w:rPr>
+                <w:i/>
+                <w:iCs/>
+                <w:color w:val="000000" w:themeColor="text1"/>
+                <w:sz w:val="22"/>
+                <w:szCs w:val="22"/>
+              </w:rPr>
+              <w:t>Mouatez</w:t>
+            </w:r>
+            <w:proofErr w:type="spellEnd"/>
+            <w:r>
+              <w:rPr>
+                <w:i/>
+                <w:iCs/>
+                <w:color w:val="000000" w:themeColor="text1"/>
+                <w:sz w:val="22"/>
+                <w:szCs w:val="22"/>
+              </w:rPr>
+              <w:t xml:space="preserve"> Billah</w:t>
             </w:r>
             <w:r>
               <w:rPr>
@@ -1084,6 +1118,7 @@
         <w:alias w:val="Table of Contents"/>
         <w:id w:val="1598983745"/>
       </w:sdtPr>
+      <w:sdtEndPr/>
       <w:sdtContent>
         <w:p>
           <w:pPr>
@@ -5391,6 +5426,20 @@
     </w:p>
     <w:p>
       <w:pPr>
+        <w:rPr>
+          <w:color w:val="000000" w:themeColor="text1"/>
+        </w:rPr>
+      </w:pPr>
+    </w:p>
+    <w:p>
+      <w:pPr>
+        <w:rPr>
+          <w:color w:val="000000" w:themeColor="text1"/>
+        </w:rPr>
+      </w:pPr>
+    </w:p>
+    <w:p>
+      <w:pPr>
         <w:spacing w:before="80" w:after="80"/>
         <w:rPr>
           <w:color w:val="000000" w:themeColor="text1"/>
@@ -5400,12 +5449,25 @@
         <w:rPr>
           <w:color w:val="000000" w:themeColor="text1"/>
         </w:rPr>
-        <w:t>The code repository is available at: [GitHub URL or reference to zipped submission].</w:t>
+        <w:t>The programming language used is PHPMYADMIN in which table “User, Menu, Order, Order details and Payment” was created with their attributes. The solution was implemented using MySQL</w:t>
       </w:r>
     </w:p>
     <w:p>
       <w:pPr>
         <w:spacing w:before="80" w:after="80"/>
+        <w:rPr>
+          <w:color w:val="000000" w:themeColor="text1"/>
+        </w:rPr>
+      </w:pPr>
+      <w:r>
+        <w:rPr>
+          <w:color w:val="000000" w:themeColor="text1"/>
+        </w:rPr>
+        <w:t xml:space="preserve">  This code repository is available at GitHub</w:t>
+      </w:r>
+    </w:p>
+    <w:p>
+      <w:pPr>
         <w:rPr>
           <w:color w:val="000000" w:themeColor="text1"/>
         </w:rPr>
@@ -5472,7 +5534,21 @@
         <w:rPr>
           <w:color w:val="000000" w:themeColor="text1"/>
         </w:rPr>
-        <w:t>[Step 1 — e.g. Removed X duplicate records identified using df.duplicated()]</w:t>
+        <w:t xml:space="preserve">[Step 1 — e.g. Removed X duplicate records identified using </w:t>
+      </w:r>
+      <w:proofErr w:type="spellStart"/>
+      <w:r>
+        <w:rPr>
+          <w:color w:val="000000" w:themeColor="text1"/>
+        </w:rPr>
+        <w:t>df.duplicated</w:t>
+      </w:r>
+      <w:proofErr w:type="spellEnd"/>
+      <w:r>
+        <w:rPr>
+          <w:color w:val="000000" w:themeColor="text1"/>
+        </w:rPr>
+        <w:t>()]</w:t>
       </w:r>
     </w:p>
     <w:p>
@@ -8388,7 +8464,21 @@
         <w:rPr>
           <w:color w:val="000000" w:themeColor="text1"/>
         </w:rPr>
-        <w:t>McKinney, W. (2022) Python for Data Analysis. 3rd edn. Sebastopol: O'Reilly Media.</w:t>
+        <w:t xml:space="preserve">McKinney, W. (2022) Python for Data Analysis. 3rd </w:t>
+      </w:r>
+      <w:proofErr w:type="spellStart"/>
+      <w:r>
+        <w:rPr>
+          <w:color w:val="000000" w:themeColor="text1"/>
+        </w:rPr>
+        <w:t>edn</w:t>
+      </w:r>
+      <w:proofErr w:type="spellEnd"/>
+      <w:r>
+        <w:rPr>
+          <w:color w:val="000000" w:themeColor="text1"/>
+        </w:rPr>
+        <w:t>. Sebastopol: O'Reilly Media.</w:t>
       </w:r>
     </w:p>
     <w:p>
@@ -9103,7 +9193,31 @@
                 <w:szCs w:val="19"/>
                 <w:lang w:val="fr-FR"/>
               </w:rPr>
-              <w:t>[e.g. Model implementation, Sections 5 &amp; 7, visualisations 3 &amp; 4]</w:t>
+              <w:t xml:space="preserve">[e.g. Model </w:t>
+            </w:r>
+            <w:proofErr w:type="spellStart"/>
+            <w:r>
+              <w:rPr>
+                <w:i/>
+                <w:iCs/>
+                <w:color w:val="000000" w:themeColor="text1"/>
+                <w:sz w:val="19"/>
+                <w:szCs w:val="19"/>
+                <w:lang w:val="fr-FR"/>
+              </w:rPr>
+              <w:t>implementation</w:t>
+            </w:r>
+            <w:proofErr w:type="spellEnd"/>
+            <w:r>
+              <w:rPr>
+                <w:i/>
+                <w:iCs/>
+                <w:color w:val="000000" w:themeColor="text1"/>
+                <w:sz w:val="19"/>
+                <w:szCs w:val="19"/>
+                <w:lang w:val="fr-FR"/>
+              </w:rPr>
+              <w:t>, Sections 5 &amp; 7, visualisations 3 &amp; 4]</w:t>
             </w:r>
           </w:p>
         </w:tc>
@@ -9626,7 +9740,21 @@
         <w:rPr>
           <w:color w:val="000000" w:themeColor="text1"/>
         </w:rPr>
-        <w:t>The most significant challenge I encountered was [specific challenge — e.g. 'understanding and implementing the Ordinary Least Squares regression algorithm from first principles, without relying on high-level library abstractions']. I overcame this by [approach — e.g. 'reviewing the module lecture notes on linear algebra, working through the derivation step by step, and cross-checking my implementation against scikit-learn's output'].</w:t>
+        <w:t>The most significant challenge I encountered was [specific challenge — e.g. 'understanding and implementing the Ordinary Least Squares regression algorithm from first principles, without relying on high-level library abstractions']. I overcame this by [approach — e.g. 'reviewing the module lecture notes on linear algebra, working through the derivation step by step, and cross-checking my implementation against scikit-</w:t>
+      </w:r>
+      <w:proofErr w:type="spellStart"/>
+      <w:r>
+        <w:rPr>
+          <w:color w:val="000000" w:themeColor="text1"/>
+        </w:rPr>
+        <w:t>learn's</w:t>
+      </w:r>
+      <w:proofErr w:type="spellEnd"/>
+      <w:r>
+        <w:rPr>
+          <w:color w:val="000000" w:themeColor="text1"/>
+        </w:rPr>
+        <w:t xml:space="preserve"> output'].</w:t>
       </w:r>
     </w:p>
     <w:p>

--- a/M-CSC005U1 Group Project Template.docx
+++ b/M-CSC005U1 Group Project Template.docx
@@ -16,7 +16,43 @@
           <w:sz w:val="18"/>
           <w:szCs w:val="18"/>
         </w:rPr>
-        <w:t>M-CSC005U1  ·  Computational Mathematics and Data Analytics  ·  Level 4</w:t>
+        <w:t>M-CSC005U</w:t>
+      </w:r>
+      <w:proofErr w:type="gramStart"/>
+      <w:r>
+        <w:rPr>
+          <w:color w:val="000000" w:themeColor="text1"/>
+          <w:sz w:val="18"/>
+          <w:szCs w:val="18"/>
+        </w:rPr>
+        <w:t>1  ·</w:t>
+      </w:r>
+      <w:proofErr w:type="gramEnd"/>
+      <w:r>
+        <w:rPr>
+          <w:color w:val="000000" w:themeColor="text1"/>
+          <w:sz w:val="18"/>
+          <w:szCs w:val="18"/>
+        </w:rPr>
+        <w:t xml:space="preserve">  Computational Mathematics and Data </w:t>
+      </w:r>
+      <w:proofErr w:type="gramStart"/>
+      <w:r>
+        <w:rPr>
+          <w:color w:val="000000" w:themeColor="text1"/>
+          <w:sz w:val="18"/>
+          <w:szCs w:val="18"/>
+        </w:rPr>
+        <w:t>Analytics  ·</w:t>
+      </w:r>
+      <w:proofErr w:type="gramEnd"/>
+      <w:r>
+        <w:rPr>
+          <w:color w:val="000000" w:themeColor="text1"/>
+          <w:sz w:val="18"/>
+          <w:szCs w:val="18"/>
+        </w:rPr>
+        <w:t xml:space="preserve">  Level 4</w:t>
       </w:r>
     </w:p>
     <w:p>
@@ -76,7 +112,43 @@
           <w:iCs/>
           <w:color w:val="000000" w:themeColor="text1"/>
         </w:rPr>
-        <w:t>Group Project (Coursework)  —  Assessment 1  (60% of module)</w:t>
+        <w:t>Group Project (</w:t>
+      </w:r>
+      <w:proofErr w:type="gramStart"/>
+      <w:r>
+        <w:rPr>
+          <w:i/>
+          <w:iCs/>
+          <w:color w:val="000000" w:themeColor="text1"/>
+        </w:rPr>
+        <w:t>Coursework)  —</w:t>
+      </w:r>
+      <w:proofErr w:type="gramEnd"/>
+      <w:r>
+        <w:rPr>
+          <w:i/>
+          <w:iCs/>
+          <w:color w:val="000000" w:themeColor="text1"/>
+        </w:rPr>
+        <w:t xml:space="preserve">  Assessment </w:t>
+      </w:r>
+      <w:proofErr w:type="gramStart"/>
+      <w:r>
+        <w:rPr>
+          <w:i/>
+          <w:iCs/>
+          <w:color w:val="000000" w:themeColor="text1"/>
+        </w:rPr>
+        <w:t>1  (</w:t>
+      </w:r>
+      <w:proofErr w:type="gramEnd"/>
+      <w:r>
+        <w:rPr>
+          <w:i/>
+          <w:iCs/>
+          <w:color w:val="000000" w:themeColor="text1"/>
+        </w:rPr>
+        <w:t>60% of module)</w:t>
       </w:r>
     </w:p>
     <w:p>
@@ -1118,7 +1190,6 @@
         <w:alias w:val="Table of Contents"/>
         <w:id w:val="1598983745"/>
       </w:sdtPr>
-      <w:sdtEndPr/>
       <w:sdtContent>
         <w:p>
           <w:pPr>
@@ -4042,39 +4113,25 @@
           <w:iCs/>
           <w:color w:val="000000" w:themeColor="text1"/>
         </w:rPr>
-        <w:t>Figure 1 — [Visualisation 1: e.g. scatter plot / network diagram]  ................................  p. [X]</w:t>
-      </w:r>
-    </w:p>
-    <w:p>
-      <w:pPr>
-        <w:spacing w:before="80" w:after="80"/>
-        <w:rPr>
-          <w:color w:val="000000" w:themeColor="text1"/>
-        </w:rPr>
-      </w:pPr>
+        <w:t>Figure 1 — [Visualisation 1: e.g. scatter plot / network diagram</w:t>
+      </w:r>
+      <w:proofErr w:type="gramStart"/>
       <w:r>
         <w:rPr>
           <w:i/>
           <w:iCs/>
           <w:color w:val="000000" w:themeColor="text1"/>
         </w:rPr>
-        <w:t>Figure 2 — [Visualisation 2: e.g. bar chart / histogram]  ..............................................  p. [X]</w:t>
-      </w:r>
-    </w:p>
-    <w:p>
-      <w:pPr>
-        <w:spacing w:before="80" w:after="80"/>
-        <w:rPr>
-          <w:color w:val="000000" w:themeColor="text1"/>
-        </w:rPr>
-      </w:pPr>
+        <w:t>]  ................................</w:t>
+      </w:r>
+      <w:proofErr w:type="gramEnd"/>
       <w:r>
         <w:rPr>
           <w:i/>
           <w:iCs/>
           <w:color w:val="000000" w:themeColor="text1"/>
         </w:rPr>
-        <w:t>Figure 3 — [Visualisation 3: e.g. heat map / algorithm flowchart]  ............................  p. [X]</w:t>
+        <w:t xml:space="preserve">  p. [X]</w:t>
       </w:r>
     </w:p>
     <w:p>
@@ -4090,7 +4147,93 @@
           <w:iCs/>
           <w:color w:val="000000" w:themeColor="text1"/>
         </w:rPr>
-        <w:t>Figure 4 — [Visualisation 4: e.g. results graph / complexity curve]  ...........................  p. [X]</w:t>
+        <w:t>Figure 2 — [Visualisation 2: e.g. bar chart / histogram</w:t>
+      </w:r>
+      <w:proofErr w:type="gramStart"/>
+      <w:r>
+        <w:rPr>
+          <w:i/>
+          <w:iCs/>
+          <w:color w:val="000000" w:themeColor="text1"/>
+        </w:rPr>
+        <w:t>]  ..............................................</w:t>
+      </w:r>
+      <w:proofErr w:type="gramEnd"/>
+      <w:r>
+        <w:rPr>
+          <w:i/>
+          <w:iCs/>
+          <w:color w:val="000000" w:themeColor="text1"/>
+        </w:rPr>
+        <w:t xml:space="preserve">  p. [X]</w:t>
+      </w:r>
+    </w:p>
+    <w:p>
+      <w:pPr>
+        <w:spacing w:before="80" w:after="80"/>
+        <w:rPr>
+          <w:color w:val="000000" w:themeColor="text1"/>
+        </w:rPr>
+      </w:pPr>
+      <w:r>
+        <w:rPr>
+          <w:i/>
+          <w:iCs/>
+          <w:color w:val="000000" w:themeColor="text1"/>
+        </w:rPr>
+        <w:t>Figure 3 — [Visualisation 3: e.g. heat map / algorithm flowchart</w:t>
+      </w:r>
+      <w:proofErr w:type="gramStart"/>
+      <w:r>
+        <w:rPr>
+          <w:i/>
+          <w:iCs/>
+          <w:color w:val="000000" w:themeColor="text1"/>
+        </w:rPr>
+        <w:t>]  ............................</w:t>
+      </w:r>
+      <w:proofErr w:type="gramEnd"/>
+      <w:r>
+        <w:rPr>
+          <w:i/>
+          <w:iCs/>
+          <w:color w:val="000000" w:themeColor="text1"/>
+        </w:rPr>
+        <w:t xml:space="preserve">  p. [X]</w:t>
+      </w:r>
+    </w:p>
+    <w:p>
+      <w:pPr>
+        <w:spacing w:before="80" w:after="80"/>
+        <w:rPr>
+          <w:color w:val="000000" w:themeColor="text1"/>
+        </w:rPr>
+      </w:pPr>
+      <w:r>
+        <w:rPr>
+          <w:i/>
+          <w:iCs/>
+          <w:color w:val="000000" w:themeColor="text1"/>
+        </w:rPr>
+        <w:t>Figure 4 — [Visualisation 4: e.g. results graph / complexity curve</w:t>
+      </w:r>
+      <w:proofErr w:type="gramStart"/>
+      <w:r>
+        <w:rPr>
+          <w:i/>
+          <w:iCs/>
+          <w:color w:val="000000" w:themeColor="text1"/>
+        </w:rPr>
+        <w:t>]  ...........................</w:t>
+      </w:r>
+      <w:proofErr w:type="gramEnd"/>
+      <w:r>
+        <w:rPr>
+          <w:i/>
+          <w:iCs/>
+          <w:color w:val="000000" w:themeColor="text1"/>
+        </w:rPr>
+        <w:t xml:space="preserve">  p. [X]</w:t>
       </w:r>
     </w:p>
     <w:p>
@@ -4252,39 +4395,93 @@
           <w:iCs/>
           <w:color w:val="000000" w:themeColor="text1"/>
         </w:rPr>
-        <w:t>Table 1 — [Group member contributions summary]  ...................................................  p. [X]</w:t>
-      </w:r>
-    </w:p>
-    <w:p>
-      <w:pPr>
-        <w:spacing w:before="80" w:after="80"/>
-        <w:rPr>
-          <w:color w:val="000000" w:themeColor="text1"/>
-        </w:rPr>
-      </w:pPr>
+        <w:t>Table 1 — [Group member contributions summary</w:t>
+      </w:r>
+      <w:proofErr w:type="gramStart"/>
       <w:r>
         <w:rPr>
           <w:i/>
           <w:iCs/>
           <w:color w:val="000000" w:themeColor="text1"/>
         </w:rPr>
-        <w:t>Table 2 — [Descriptive statistics / model parameters]  ..............................................  p. [X]</w:t>
-      </w:r>
-    </w:p>
-    <w:p>
-      <w:pPr>
-        <w:spacing w:before="80" w:after="80"/>
-        <w:rPr>
-          <w:color w:val="000000" w:themeColor="text1"/>
-        </w:rPr>
-      </w:pPr>
+        <w:t>]  ...................................................</w:t>
+      </w:r>
+      <w:proofErr w:type="gramEnd"/>
       <w:r>
         <w:rPr>
           <w:i/>
           <w:iCs/>
           <w:color w:val="000000" w:themeColor="text1"/>
         </w:rPr>
-        <w:t>Table 3 — [Results comparison table]  ..............................................................................  p. [X]</w:t>
+        <w:t xml:space="preserve">  p. [X]</w:t>
+      </w:r>
+    </w:p>
+    <w:p>
+      <w:pPr>
+        <w:spacing w:before="80" w:after="80"/>
+        <w:rPr>
+          <w:color w:val="000000" w:themeColor="text1"/>
+        </w:rPr>
+      </w:pPr>
+      <w:r>
+        <w:rPr>
+          <w:i/>
+          <w:iCs/>
+          <w:color w:val="000000" w:themeColor="text1"/>
+        </w:rPr>
+        <w:t>Table 2 — [Descriptive statistics / model parameters</w:t>
+      </w:r>
+      <w:proofErr w:type="gramStart"/>
+      <w:r>
+        <w:rPr>
+          <w:i/>
+          <w:iCs/>
+          <w:color w:val="000000" w:themeColor="text1"/>
+        </w:rPr>
+        <w:t>]  ..............................................</w:t>
+      </w:r>
+      <w:proofErr w:type="gramEnd"/>
+      <w:r>
+        <w:rPr>
+          <w:i/>
+          <w:iCs/>
+          <w:color w:val="000000" w:themeColor="text1"/>
+        </w:rPr>
+        <w:t xml:space="preserve">  p. [X]</w:t>
+      </w:r>
+    </w:p>
+    <w:p>
+      <w:pPr>
+        <w:spacing w:before="80" w:after="80"/>
+        <w:rPr>
+          <w:color w:val="000000" w:themeColor="text1"/>
+        </w:rPr>
+      </w:pPr>
+      <w:r>
+        <w:rPr>
+          <w:i/>
+          <w:iCs/>
+          <w:color w:val="000000" w:themeColor="text1"/>
+        </w:rPr>
+        <w:t>Table 3 — [Results comparison table</w:t>
+      </w:r>
+      <w:proofErr w:type="gramStart"/>
+      <w:r>
+        <w:rPr>
+          <w:i/>
+          <w:iCs/>
+          <w:color w:val="000000" w:themeColor="text1"/>
+        </w:rPr>
+        <w:t>]  ..............................................................................</w:t>
+      </w:r>
+      <w:proofErr w:type="gramEnd"/>
+      <w:r>
+        <w:rPr>
+          <w:i/>
+          <w:iCs/>
+          <w:color w:val="000000" w:themeColor="text1"/>
+        </w:rPr>
+        <w:t xml:space="preserve">  p. [X]</w:t>
       </w:r>
     </w:p>
     <w:p>
@@ -5442,14 +5639,52 @@
       <w:pPr>
         <w:spacing w:before="80" w:after="80"/>
         <w:rPr>
-          <w:color w:val="000000" w:themeColor="text1"/>
-        </w:rPr>
-      </w:pPr>
-      <w:r>
-        <w:rPr>
-          <w:color w:val="000000" w:themeColor="text1"/>
-        </w:rPr>
-        <w:t>The programming language used is PHPMYADMIN in which table “User, Menu, Order, Order details and Payment” was created with their attributes. The solution was implemented using MySQL</w:t>
+          <w:b/>
+          <w:bCs/>
+          <w:color w:val="000000" w:themeColor="text1"/>
+        </w:rPr>
+      </w:pPr>
+      <w:r>
+        <w:rPr>
+          <w:color w:val="000000" w:themeColor="text1"/>
+        </w:rPr>
+        <w:t xml:space="preserve">The programming language used is </w:t>
+      </w:r>
+      <w:r>
+        <w:rPr>
+          <w:b/>
+          <w:bCs/>
+          <w:color w:val="000000" w:themeColor="text1"/>
+        </w:rPr>
+        <w:t>PHPMYADMIN</w:t>
+      </w:r>
+      <w:r>
+        <w:rPr>
+          <w:color w:val="000000" w:themeColor="text1"/>
+        </w:rPr>
+        <w:t xml:space="preserve"> in which table “</w:t>
+      </w:r>
+      <w:r>
+        <w:rPr>
+          <w:b/>
+          <w:bCs/>
+          <w:color w:val="000000" w:themeColor="text1"/>
+        </w:rPr>
+        <w:t>User, Menu, Order, Order details and Payment</w:t>
+      </w:r>
+      <w:r>
+        <w:rPr>
+          <w:color w:val="000000" w:themeColor="text1"/>
+        </w:rPr>
+        <w:t xml:space="preserve">” was created with their attributes. The solution was implemented using </w:t>
+      </w:r>
+      <w:r>
+        <w:rPr>
+          <w:b/>
+          <w:bCs/>
+          <w:color w:val="000000" w:themeColor="text1"/>
+        </w:rPr>
+        <w:t>MySQL</w:t>
       </w:r>
     </w:p>
     <w:p>
@@ -5492,17 +5727,309 @@
     <w:p>
       <w:pPr>
         <w:spacing w:before="80" w:after="80"/>
-        <w:rPr>
-          <w:color w:val="000000" w:themeColor="text1"/>
-        </w:rPr>
-      </w:pPr>
-      <w:r>
         <w:rPr>
           <w:i/>
           <w:iCs/>
           <w:color w:val="000000" w:themeColor="text1"/>
         </w:rPr>
+      </w:pPr>
+      <w:r>
+        <w:rPr>
+          <w:i/>
+          <w:iCs/>
+          <w:color w:val="000000" w:themeColor="text1"/>
+        </w:rPr>
         <w:t>[Describe how you prepared and cleaned the data before analysis. Document any transformations applied.]</w:t>
+      </w:r>
+    </w:p>
+    <w:p>
+      <w:pPr>
+        <w:spacing w:before="80" w:after="80"/>
+        <w:rPr>
+          <w:color w:val="000000" w:themeColor="text1"/>
+        </w:rPr>
+      </w:pPr>
+      <w:r>
+        <w:rPr>
+          <w:color w:val="000000" w:themeColor="text1"/>
+        </w:rPr>
+        <w:t>The preparation of the data was made on</w:t>
+      </w:r>
+      <w:r>
+        <w:rPr>
+          <w:b/>
+          <w:bCs/>
+          <w:color w:val="000000" w:themeColor="text1"/>
+        </w:rPr>
+        <w:t xml:space="preserve"> MySQL</w:t>
+      </w:r>
+      <w:r>
+        <w:rPr>
+          <w:color w:val="000000" w:themeColor="text1"/>
+        </w:rPr>
+        <w:t xml:space="preserve"> using the </w:t>
+      </w:r>
+      <w:r>
+        <w:rPr>
+          <w:b/>
+          <w:bCs/>
+          <w:color w:val="000000" w:themeColor="text1"/>
+        </w:rPr>
+        <w:t>INSERT</w:t>
+      </w:r>
+      <w:r>
+        <w:rPr>
+          <w:b/>
+          <w:bCs/>
+          <w:color w:val="000000" w:themeColor="text1"/>
+        </w:rPr>
+        <w:t xml:space="preserve"> </w:t>
+      </w:r>
+      <w:r>
+        <w:rPr>
+          <w:color w:val="000000" w:themeColor="text1"/>
+        </w:rPr>
+        <w:t xml:space="preserve">code to apply information about the attribute of each table using </w:t>
+      </w:r>
+      <w:r>
+        <w:rPr>
+          <w:b/>
+          <w:bCs/>
+          <w:color w:val="000000" w:themeColor="text1"/>
+        </w:rPr>
+        <w:t xml:space="preserve">COPILOT </w:t>
+      </w:r>
+      <w:r>
+        <w:rPr>
+          <w:color w:val="000000" w:themeColor="text1"/>
+        </w:rPr>
+        <w:t xml:space="preserve">to generate 68 tables for each attribute. After applying the generated tables by copilot, errors </w:t>
+      </w:r>
+      <w:r>
+        <w:rPr>
+          <w:color w:val="000000" w:themeColor="text1"/>
+        </w:rPr>
+        <w:t>appeared</w:t>
+      </w:r>
+      <w:r>
+        <w:rPr>
+          <w:color w:val="000000" w:themeColor="text1"/>
+        </w:rPr>
+        <w:t>(duplicat</w:t>
+      </w:r>
+      <w:r>
+        <w:rPr>
+          <w:color w:val="000000" w:themeColor="text1"/>
+        </w:rPr>
+        <w:t>ing the primary keys</w:t>
+      </w:r>
+      <w:r>
+        <w:rPr>
+          <w:color w:val="000000" w:themeColor="text1"/>
+        </w:rPr>
+        <w:t>, data</w:t>
+      </w:r>
+      <w:r>
+        <w:rPr>
+          <w:color w:val="000000" w:themeColor="text1"/>
+        </w:rPr>
+        <w:t xml:space="preserve"> overflow</w:t>
+      </w:r>
+      <w:r>
+        <w:rPr>
+          <w:color w:val="000000" w:themeColor="text1"/>
+        </w:rPr>
+        <w:t>,</w:t>
+      </w:r>
+      <w:r>
+        <w:rPr>
+          <w:color w:val="000000" w:themeColor="text1"/>
+        </w:rPr>
+        <w:t xml:space="preserve"> </w:t>
+      </w:r>
+      <w:r>
+        <w:rPr>
+          <w:color w:val="000000" w:themeColor="text1"/>
+        </w:rPr>
+        <w:t xml:space="preserve">arithmetic </w:t>
+      </w:r>
+      <w:r>
+        <w:rPr>
+          <w:color w:val="000000" w:themeColor="text1"/>
+        </w:rPr>
+        <w:t>over</w:t>
+      </w:r>
+      <w:r>
+        <w:rPr>
+          <w:color w:val="000000" w:themeColor="text1"/>
+        </w:rPr>
+        <w:t>flow</w:t>
+      </w:r>
+      <w:r>
+        <w:rPr>
+          <w:color w:val="000000" w:themeColor="text1"/>
+        </w:rPr>
+        <w:t xml:space="preserve"> and </w:t>
+      </w:r>
+      <w:r>
+        <w:rPr>
+          <w:color w:val="000000" w:themeColor="text1"/>
+        </w:rPr>
+        <w:t xml:space="preserve">unknown </w:t>
+      </w:r>
+      <w:r>
+        <w:rPr>
+          <w:color w:val="000000" w:themeColor="text1"/>
+        </w:rPr>
+        <w:t>column</w:t>
+      </w:r>
+      <w:r>
+        <w:rPr>
+          <w:color w:val="000000" w:themeColor="text1"/>
+        </w:rPr>
+        <w:t xml:space="preserve"> error</w:t>
+      </w:r>
+      <w:r>
+        <w:rPr>
+          <w:color w:val="000000" w:themeColor="text1"/>
+        </w:rPr>
+        <w:t xml:space="preserve">) which was solved </w:t>
+      </w:r>
+      <w:r>
+        <w:rPr>
+          <w:color w:val="000000" w:themeColor="text1"/>
+        </w:rPr>
+        <w:t xml:space="preserve">by removing the duplicated </w:t>
+      </w:r>
+      <w:r>
+        <w:rPr>
+          <w:color w:val="000000" w:themeColor="text1"/>
+        </w:rPr>
+        <w:t xml:space="preserve">primary keys, </w:t>
+      </w:r>
+      <w:r>
+        <w:rPr>
+          <w:color w:val="000000" w:themeColor="text1"/>
+        </w:rPr>
+        <w:t>min</w:t>
+      </w:r>
+      <w:r>
+        <w:rPr>
+          <w:color w:val="000000" w:themeColor="text1"/>
+        </w:rPr>
+        <w:t>im</w:t>
+      </w:r>
+      <w:r>
+        <w:rPr>
+          <w:color w:val="000000" w:themeColor="text1"/>
+        </w:rPr>
+        <w:t>izing</w:t>
+      </w:r>
+      <w:r>
+        <w:rPr>
+          <w:color w:val="000000" w:themeColor="text1"/>
+        </w:rPr>
+        <w:t xml:space="preserve"> the data to the req</w:t>
+      </w:r>
+      <w:r>
+        <w:rPr>
+          <w:color w:val="000000" w:themeColor="text1"/>
+        </w:rPr>
+        <w:t xml:space="preserve">uired </w:t>
+      </w:r>
+      <w:r>
+        <w:rPr>
+          <w:color w:val="000000" w:themeColor="text1"/>
+        </w:rPr>
+        <w:t>varchar</w:t>
+      </w:r>
+      <w:r>
+        <w:rPr>
+          <w:color w:val="000000" w:themeColor="text1"/>
+        </w:rPr>
+        <w:t xml:space="preserve"> </w:t>
+      </w:r>
+      <w:r>
+        <w:rPr>
+          <w:color w:val="000000" w:themeColor="text1"/>
+        </w:rPr>
+        <w:t xml:space="preserve">of the </w:t>
+      </w:r>
+      <w:r>
+        <w:rPr>
+          <w:color w:val="000000" w:themeColor="text1"/>
+        </w:rPr>
+        <w:t>property</w:t>
+      </w:r>
+      <w:r>
+        <w:rPr>
+          <w:color w:val="000000" w:themeColor="text1"/>
+        </w:rPr>
+        <w:t>,</w:t>
+      </w:r>
+      <w:r>
+        <w:rPr>
+          <w:color w:val="000000" w:themeColor="text1"/>
+        </w:rPr>
+        <w:t xml:space="preserve"> </w:t>
+      </w:r>
+      <w:r>
+        <w:rPr>
+          <w:color w:val="000000" w:themeColor="text1"/>
+        </w:rPr>
+        <w:t xml:space="preserve">minimizing </w:t>
+      </w:r>
+      <w:r>
+        <w:rPr>
+          <w:color w:val="000000" w:themeColor="text1"/>
+        </w:rPr>
+        <w:t>integer</w:t>
+      </w:r>
+      <w:r>
+        <w:rPr>
+          <w:color w:val="000000" w:themeColor="text1"/>
+        </w:rPr>
+        <w:t xml:space="preserve"> required </w:t>
+      </w:r>
+      <w:r>
+        <w:rPr>
+          <w:color w:val="000000" w:themeColor="text1"/>
+        </w:rPr>
+        <w:t xml:space="preserve">and clearing the </w:t>
+      </w:r>
+      <w:r>
+        <w:rPr>
+          <w:color w:val="000000" w:themeColor="text1"/>
+        </w:rPr>
+        <w:t xml:space="preserve">column that is not mentioned in the attribute </w:t>
+      </w:r>
+    </w:p>
+    <w:p>
+      <w:pPr>
+        <w:spacing w:before="80" w:after="80"/>
+        <w:rPr>
+          <w:color w:val="000000" w:themeColor="text1"/>
+        </w:rPr>
+      </w:pPr>
+    </w:p>
+    <w:p>
+      <w:pPr>
+        <w:spacing w:before="80" w:after="80"/>
+        <w:rPr>
+          <w:color w:val="000000" w:themeColor="text1"/>
+        </w:rPr>
+      </w:pPr>
+      <w:r>
+        <w:rPr>
+          <w:color w:val="000000" w:themeColor="text1"/>
+        </w:rPr>
+        <w:t xml:space="preserve"> </w:t>
+      </w:r>
+      <w:r>
+        <w:rPr>
+          <w:color w:val="000000" w:themeColor="text1"/>
+        </w:rPr>
+        <w:t xml:space="preserve"> </w:t>
       </w:r>
     </w:p>
     <w:p>
@@ -5537,6 +6064,7 @@
         <w:t xml:space="preserve">[Step 1 — e.g. Removed X duplicate records identified using </w:t>
       </w:r>
       <w:proofErr w:type="spellStart"/>
+      <w:proofErr w:type="gramStart"/>
       <w:r>
         <w:rPr>
           <w:color w:val="000000" w:themeColor="text1"/>
@@ -5544,6 +6072,7 @@
         <w:t>df.duplicated</w:t>
       </w:r>
       <w:proofErr w:type="spellEnd"/>
+      <w:proofErr w:type="gramEnd"/>
       <w:r>
         <w:rPr>
           <w:color w:val="000000" w:themeColor="text1"/>
@@ -5638,6 +6167,7 @@
         <w:rPr>
           <w:color w:val="000000" w:themeColor="text1"/>
         </w:rPr>
+        <w:lastRenderedPageBreak/>
         <w:t>The code is structured into the following modules / scripts:</w:t>
       </w:r>
     </w:p>
@@ -6193,7 +6723,29 @@
                 <w:sz w:val="19"/>
                 <w:szCs w:val="19"/>
               </w:rPr>
-              <w:t>[e.g. right-skewed]</w:t>
+              <w:t xml:space="preserve">[e.g. </w:t>
+            </w:r>
+            <w:proofErr w:type="gramStart"/>
+            <w:r>
+              <w:rPr>
+                <w:i/>
+                <w:iCs/>
+                <w:color w:val="000000" w:themeColor="text1"/>
+                <w:sz w:val="19"/>
+                <w:szCs w:val="19"/>
+              </w:rPr>
+              <w:t>right-skewed</w:t>
+            </w:r>
+            <w:proofErr w:type="gramEnd"/>
+            <w:r>
+              <w:rPr>
+                <w:i/>
+                <w:iCs/>
+                <w:color w:val="000000" w:themeColor="text1"/>
+                <w:sz w:val="19"/>
+                <w:szCs w:val="19"/>
+              </w:rPr>
+              <w:t>]</w:t>
             </w:r>
           </w:p>
         </w:tc>
@@ -8183,7 +8735,29 @@
                 <w:sz w:val="20"/>
                 <w:szCs w:val="20"/>
               </w:rPr>
-              <w:t>Report (Sections 1–7): [Enter word count here] words   (Target: 2,500–3,000 words)</w:t>
+              <w:t>Report (Sections 1–7): [Enter word count here] words</w:t>
+            </w:r>
+            <w:proofErr w:type="gramStart"/>
+            <w:r>
+              <w:rPr>
+                <w:i/>
+                <w:iCs/>
+                <w:color w:val="000000" w:themeColor="text1"/>
+                <w:sz w:val="20"/>
+                <w:szCs w:val="20"/>
+              </w:rPr>
+              <w:t xml:space="preserve">   (</w:t>
+            </w:r>
+            <w:proofErr w:type="gramEnd"/>
+            <w:r>
+              <w:rPr>
+                <w:i/>
+                <w:iCs/>
+                <w:color w:val="000000" w:themeColor="text1"/>
+                <w:sz w:val="20"/>
+                <w:szCs w:val="20"/>
+              </w:rPr>
+              <w:t>Target: 2,500–3,000 words)</w:t>
             </w:r>
           </w:p>
           <w:p>
@@ -8388,7 +8962,29 @@
                 <w:sz w:val="20"/>
                 <w:szCs w:val="20"/>
               </w:rPr>
-              <w:t>Journal: Surname, I. (Year) 'Article title', Journal Name, Vol(Issue), pp. X–Y. DOI if available.</w:t>
+              <w:t xml:space="preserve">Journal: Surname, I. (Year) 'Article title', Journal Name, </w:t>
+            </w:r>
+            <w:proofErr w:type="gramStart"/>
+            <w:r>
+              <w:rPr>
+                <w:i/>
+                <w:iCs/>
+                <w:color w:val="000000" w:themeColor="text1"/>
+                <w:sz w:val="20"/>
+                <w:szCs w:val="20"/>
+              </w:rPr>
+              <w:t>Vol(</w:t>
+            </w:r>
+            <w:proofErr w:type="gramEnd"/>
+            <w:r>
+              <w:rPr>
+                <w:i/>
+                <w:iCs/>
+                <w:color w:val="000000" w:themeColor="text1"/>
+                <w:sz w:val="20"/>
+                <w:szCs w:val="20"/>
+              </w:rPr>
+              <w:t>Issue), pp. X–Y. DOI if available.</w:t>
             </w:r>
           </w:p>
           <w:p>
@@ -9193,7 +9789,31 @@
                 <w:szCs w:val="19"/>
                 <w:lang w:val="fr-FR"/>
               </w:rPr>
-              <w:t xml:space="preserve">[e.g. Model </w:t>
+              <w:t>[</w:t>
+            </w:r>
+            <w:proofErr w:type="gramStart"/>
+            <w:r>
+              <w:rPr>
+                <w:i/>
+                <w:iCs/>
+                <w:color w:val="000000" w:themeColor="text1"/>
+                <w:sz w:val="19"/>
+                <w:szCs w:val="19"/>
+                <w:lang w:val="fr-FR"/>
+              </w:rPr>
+              <w:t>e.g.</w:t>
+            </w:r>
+            <w:proofErr w:type="gramEnd"/>
+            <w:r>
+              <w:rPr>
+                <w:i/>
+                <w:iCs/>
+                <w:color w:val="000000" w:themeColor="text1"/>
+                <w:sz w:val="19"/>
+                <w:szCs w:val="19"/>
+                <w:lang w:val="fr-FR"/>
+              </w:rPr>
+              <w:t xml:space="preserve"> Model </w:t>
             </w:r>
             <w:proofErr w:type="spellStart"/>
             <w:r>
@@ -9652,7 +10272,29 @@
                 <w:sz w:val="20"/>
                 <w:szCs w:val="20"/>
               </w:rPr>
-              <w:t>Copy this section for each group member, or submit as a separate document.</w:t>
+              <w:t xml:space="preserve">Copy this section for each group </w:t>
+            </w:r>
+            <w:proofErr w:type="gramStart"/>
+            <w:r>
+              <w:rPr>
+                <w:i/>
+                <w:iCs/>
+                <w:color w:val="000000" w:themeColor="text1"/>
+                <w:sz w:val="20"/>
+                <w:szCs w:val="20"/>
+              </w:rPr>
+              <w:t>member, or</w:t>
+            </w:r>
+            <w:proofErr w:type="gramEnd"/>
+            <w:r>
+              <w:rPr>
+                <w:i/>
+                <w:iCs/>
+                <w:color w:val="000000" w:themeColor="text1"/>
+                <w:sz w:val="20"/>
+                <w:szCs w:val="20"/>
+              </w:rPr>
+              <w:t xml:space="preserve"> submit as a separate document.</w:t>
             </w:r>
           </w:p>
           <w:p>
@@ -9712,7 +10354,25 @@
           <w:iCs/>
           <w:color w:val="000000" w:themeColor="text1"/>
         </w:rPr>
-        <w:t>[Write your 500-word individual reflection here. Use first person ('I', 'my contribution', 'I found'). Be specific — vague statements score poorly. Describe what you actually did, what challenged you, and what you learned.]</w:t>
+        <w:t xml:space="preserve">[Write your 500-word individual reflection here. Use first person ('I', 'my contribution', 'I found'). Be specific — vague statements score poorly. Describe what you </w:t>
+      </w:r>
+      <w:proofErr w:type="gramStart"/>
+      <w:r>
+        <w:rPr>
+          <w:i/>
+          <w:iCs/>
+          <w:color w:val="000000" w:themeColor="text1"/>
+        </w:rPr>
+        <w:t>actually did</w:t>
+      </w:r>
+      <w:proofErr w:type="gramEnd"/>
+      <w:r>
+        <w:rPr>
+          <w:i/>
+          <w:iCs/>
+          <w:color w:val="000000" w:themeColor="text1"/>
+        </w:rPr>
+        <w:t>, what challenged you, and what you learned.]</w:t>
       </w:r>
     </w:p>
     <w:p>
@@ -10305,7 +10965,25 @@
         <w:sz w:val="18"/>
         <w:szCs w:val="18"/>
       </w:rPr>
-      <w:t>M-CSC005U1  —  Mathematical and Data Analytics Group Project</w:t>
+      <w:t>M-CSC005U</w:t>
+    </w:r>
+    <w:proofErr w:type="gramStart"/>
+    <w:r>
+      <w:rPr>
+        <w:color w:val="888888"/>
+        <w:sz w:val="18"/>
+        <w:szCs w:val="18"/>
+      </w:rPr>
+      <w:t>1  —</w:t>
+    </w:r>
+    <w:proofErr w:type="gramEnd"/>
+    <w:r>
+      <w:rPr>
+        <w:color w:val="888888"/>
+        <w:sz w:val="18"/>
+        <w:szCs w:val="18"/>
+      </w:rPr>
+      <w:t xml:space="preserve">  Mathematical and Data Analytics Group Project</w:t>
     </w:r>
   </w:p>
 </w:hdr>
@@ -10325,7 +11003,25 @@
         <w:sz w:val="18"/>
         <w:szCs w:val="18"/>
       </w:rPr>
-      <w:t>M-CSC005U1  —  Mathematical and Data Analytics Group Project</w:t>
+      <w:t>M-CSC005U</w:t>
+    </w:r>
+    <w:proofErr w:type="gramStart"/>
+    <w:r>
+      <w:rPr>
+        <w:color w:val="888888"/>
+        <w:sz w:val="18"/>
+        <w:szCs w:val="18"/>
+      </w:rPr>
+      <w:t>1  —</w:t>
+    </w:r>
+    <w:proofErr w:type="gramEnd"/>
+    <w:r>
+      <w:rPr>
+        <w:color w:val="888888"/>
+        <w:sz w:val="18"/>
+        <w:szCs w:val="18"/>
+      </w:rPr>
+      <w:t xml:space="preserve">  Mathematical and Data Analytics Group Project</w:t>
     </w:r>
   </w:p>
 </w:hdr>

--- a/M-CSC005U1 Group Project Template.docx
+++ b/M-CSC005U1 Group Project Template.docx
@@ -283,7 +283,7 @@
                 <w:sz w:val="22"/>
                 <w:szCs w:val="22"/>
               </w:rPr>
-              <w:t>2. [Full Name — Student ID] 3. [Full Name — Student ID] 4. [Full Name — Student ID]</w:t>
+              <w:t xml:space="preserve">2. [Full Name — Student ID] 3. [Full Name — Student ID] </w:t>
             </w:r>
           </w:p>
         </w:tc>
@@ -4422,33 +4422,6 @@
     </w:p>
     <w:p>
       <w:pPr>
-        <w:spacing w:before="40" w:after="40"/>
-        <w:ind w:left="360"/>
-        <w:rPr>
-          <w:color w:val="000000" w:themeColor="text1"/>
-        </w:rPr>
-      </w:pPr>
-      <w:r>
-        <w:rPr>
-          <w:i/>
-          <w:iCs/>
-          <w:color w:val="000000" w:themeColor="text1"/>
-          <w:sz w:val="20"/>
-          <w:szCs w:val="20"/>
-        </w:rPr>
-        <w:t>Tip: Target: ~300–400 words. Define the problem clearly, explain its real-world relevance, and state your project objectives.</w:t>
-      </w:r>
-    </w:p>
-    <w:p>
-      <w:pPr>
-        <w:spacing w:before="80" w:after="80"/>
-        <w:rPr>
-          <w:color w:val="000000" w:themeColor="text1"/>
-        </w:rPr>
-      </w:pPr>
-    </w:p>
-    <w:p>
-      <w:pPr>
         <w:pStyle w:val="Heading2"/>
         <w:rPr>
           <w:color w:val="000000" w:themeColor="text1"/>
@@ -4722,22 +4695,220 @@
         <w:rPr>
           <w:color w:val="000000" w:themeColor="text1"/>
         </w:rPr>
-        <w:t>,</w:t>
-      </w:r>
-      <w:r>
-        <w:rPr>
-          <w:color w:val="000000" w:themeColor="text1"/>
-        </w:rPr>
-        <w:t xml:space="preserve"> python and pandas</w:t>
-      </w:r>
-      <w:r>
-        <w:rPr>
-          <w:color w:val="000000" w:themeColor="text1"/>
-        </w:rPr>
         <w:t xml:space="preserve"> </w:t>
       </w:r>
-      <w:r>
-        <w:rPr>
+    </w:p>
+    <w:p>
+      <w:pPr>
+        <w:pStyle w:val="Heading2"/>
+        <w:rPr>
+          <w:color w:val="000000" w:themeColor="text1"/>
+        </w:rPr>
+      </w:pPr>
+      <w:bookmarkStart w:id="7" w:name="_Toc225926231"/>
+      <w:r>
+        <w:rPr>
+          <w:color w:val="000000" w:themeColor="text1"/>
+        </w:rPr>
+        <w:t>2.3 Project Topic Selected</w:t>
+      </w:r>
+      <w:bookmarkEnd w:id="7"/>
+    </w:p>
+    <w:p>
+      <w:pPr>
+        <w:spacing w:before="80" w:after="80"/>
+        <w:rPr>
+          <w:color w:val="000000" w:themeColor="text1"/>
+        </w:rPr>
+      </w:pPr>
+      <w:r>
+        <w:rPr>
+          <w:color w:val="000000" w:themeColor="text1"/>
+        </w:rPr>
+        <w:t>The focus of this project is designing a Relational Database Management System for a fictional restaurant business.</w:t>
+      </w:r>
+    </w:p>
+    <w:p>
+      <w:pPr>
+        <w:pStyle w:val="Heading2"/>
+        <w:rPr>
+          <w:color w:val="000000" w:themeColor="text1"/>
+        </w:rPr>
+      </w:pPr>
+      <w:bookmarkStart w:id="8" w:name="_Toc225926232"/>
+      <w:r>
+        <w:rPr>
+          <w:color w:val="000000" w:themeColor="text1"/>
+        </w:rPr>
+        <w:t>2.4 Dataset and Resources</w:t>
+      </w:r>
+      <w:bookmarkEnd w:id="8"/>
+    </w:p>
+    <w:p>
+      <w:pPr>
+        <w:rPr>
+          <w:color w:val="000000" w:themeColor="text1"/>
+        </w:rPr>
+      </w:pPr>
+      <w:r>
+        <w:rPr>
+          <w:color w:val="000000" w:themeColor="text1"/>
+        </w:rPr>
+        <w:t>The tools and resources utilized in this project include MySQL</w:t>
+      </w:r>
+      <w:r>
+        <w:rPr>
+          <w:color w:val="000000" w:themeColor="text1"/>
+        </w:rPr>
+        <w:t xml:space="preserve"> and PHYPMYADMIN as well as GitHub.</w:t>
+      </w:r>
+    </w:p>
+    <w:p>
+      <w:pPr>
+        <w:pStyle w:val="Heading1"/>
+        <w:rPr>
+          <w:color w:val="000000" w:themeColor="text1"/>
+        </w:rPr>
+      </w:pPr>
+      <w:bookmarkStart w:id="9" w:name="_Toc225926233"/>
+      <w:r>
+        <w:rPr>
+          <w:color w:val="000000" w:themeColor="text1"/>
+        </w:rPr>
+        <w:t>3. Mathematical Methodology</w:t>
+      </w:r>
+      <w:bookmarkEnd w:id="9"/>
+    </w:p>
+    <w:p>
+      <w:pPr>
+        <w:pStyle w:val="Heading2"/>
+        <w:rPr>
+          <w:color w:val="000000" w:themeColor="text1"/>
+        </w:rPr>
+      </w:pPr>
+      <w:bookmarkStart w:id="10" w:name="_Toc225926234"/>
+      <w:r>
+        <w:rPr>
+          <w:color w:val="000000" w:themeColor="text1"/>
+        </w:rPr>
+        <w:t>3.1 Mathematical Framework</w:t>
+      </w:r>
+      <w:bookmarkEnd w:id="10"/>
+    </w:p>
+    <w:p>
+      <w:pPr>
+        <w:spacing w:before="80" w:after="80"/>
+        <w:rPr>
+          <w:color w:val="000000" w:themeColor="text1"/>
+        </w:rPr>
+      </w:pPr>
+      <w:r>
+        <w:rPr>
+          <w:color w:val="000000" w:themeColor="text1"/>
+        </w:rPr>
+        <w:t xml:space="preserve">The methodology for this project draws on </w:t>
+      </w:r>
+      <w:r>
+        <w:rPr>
+          <w:color w:val="000000" w:themeColor="text1"/>
+        </w:rPr>
+        <w:t>R</w:t>
+      </w:r>
+      <w:r>
+        <w:rPr>
+          <w:color w:val="000000" w:themeColor="text1"/>
+        </w:rPr>
+        <w:t xml:space="preserve">elational </w:t>
+      </w:r>
+      <w:r>
+        <w:rPr>
+          <w:color w:val="000000" w:themeColor="text1"/>
+        </w:rPr>
+        <w:t>A</w:t>
+      </w:r>
+      <w:r>
+        <w:rPr>
+          <w:color w:val="000000" w:themeColor="text1"/>
+        </w:rPr>
+        <w:t>lgebra</w:t>
+      </w:r>
+      <w:r>
+        <w:rPr>
+          <w:color w:val="000000" w:themeColor="text1"/>
+        </w:rPr>
+        <w:t>, Predicate logic and Sets.</w:t>
+      </w:r>
+      <w:r>
+        <w:rPr>
+          <w:color w:val="000000" w:themeColor="text1"/>
+        </w:rPr>
+        <w:t xml:space="preserve"> The core mathematical concepts applied are defined below.</w:t>
+      </w:r>
+    </w:p>
+    <w:p>
+      <w:pPr>
+        <w:spacing w:before="40" w:after="40"/>
+        <w:rPr>
+          <w:color w:val="000000" w:themeColor="text1"/>
+        </w:rPr>
+      </w:pPr>
+    </w:p>
+    <w:p>
+      <w:pPr>
+        <w:spacing w:before="40" w:after="40"/>
+        <w:rPr>
+          <w:b/>
+          <w:bCs/>
+          <w:color w:val="000000" w:themeColor="text1"/>
+          <w:sz w:val="28"/>
+          <w:szCs w:val="28"/>
+          <w:u w:val="single"/>
+        </w:rPr>
+      </w:pPr>
+      <w:r>
+        <w:rPr>
+          <w:b/>
+          <w:bCs/>
+          <w:color w:val="000000" w:themeColor="text1"/>
+          <w:sz w:val="28"/>
+          <w:szCs w:val="28"/>
+          <w:u w:val="single"/>
+        </w:rPr>
+        <w:t>Sets</w:t>
+      </w:r>
+      <w:r>
+        <w:rPr>
+          <w:b/>
+          <w:bCs/>
+          <w:color w:val="000000" w:themeColor="text1"/>
+          <w:sz w:val="28"/>
+          <w:szCs w:val="28"/>
+          <w:u w:val="single"/>
+        </w:rPr>
+        <w:t>:</w:t>
+      </w:r>
+    </w:p>
+    <w:p>
+      <w:pPr>
+        <w:spacing w:before="80" w:after="80"/>
+        <w:rPr>
+          <w:b/>
+          <w:bCs/>
+          <w:color w:val="000000" w:themeColor="text1"/>
+        </w:rPr>
+      </w:pPr>
+      <w:r>
+        <w:rPr>
+          <w:b/>
+          <w:bCs/>
+          <w:color w:val="000000" w:themeColor="text1"/>
+        </w:rPr>
+        <w:t>Definition:</w:t>
+      </w:r>
+      <w:r>
+        <w:rPr>
+          <w:b/>
+          <w:bCs/>
           <w:color w:val="000000" w:themeColor="text1"/>
         </w:rPr>
         <w:t xml:space="preserve"> </w:t>
@@ -4745,11 +4916,6 @@
     </w:p>
     <w:p>
       <w:pPr>
-        <w:pStyle w:val="ListParagraph"/>
-        <w:numPr>
-          <w:ilvl w:val="0"/>
-          <w:numId w:val="4"/>
-        </w:numPr>
         <w:spacing w:before="80" w:after="80"/>
         <w:rPr>
           <w:color w:val="000000" w:themeColor="text1"/>
@@ -4759,13 +4925,37 @@
         <w:rPr>
           <w:color w:val="000000" w:themeColor="text1"/>
         </w:rPr>
-        <w:t xml:space="preserve">objective </w:t>
-      </w:r>
-      <w:r>
-        <w:rPr>
-          <w:color w:val="000000" w:themeColor="text1"/>
-        </w:rPr>
-        <w:t>5</w:t>
+        <w:t>A</w:t>
+      </w:r>
+      <w:r>
+        <w:rPr>
+          <w:color w:val="000000" w:themeColor="text1"/>
+        </w:rPr>
+        <w:t xml:space="preserve">n organized collection of objects </w:t>
+      </w:r>
+      <w:r>
+        <w:rPr>
+          <w:color w:val="000000" w:themeColor="text1"/>
+        </w:rPr>
+        <w:t>that</w:t>
+      </w:r>
+      <w:r>
+        <w:rPr>
+          <w:color w:val="000000" w:themeColor="text1"/>
+        </w:rPr>
+        <w:t xml:space="preserve"> can be represented in set-builder form or roster form</w:t>
+      </w:r>
+      <w:r>
+        <w:rPr>
+          <w:color w:val="000000" w:themeColor="text1"/>
+        </w:rPr>
+        <w:t xml:space="preserve">. </w:t>
+      </w:r>
+      <w:r>
+        <w:rPr>
+          <w:color w:val="000000" w:themeColor="text1"/>
+        </w:rPr>
+        <w:t>In set theory, the operations of the sets are carried when two or more sets combine to form a single set under some of the given conditions. The basic operations on sets are:</w:t>
       </w:r>
       <w:r>
         <w:rPr>
@@ -4777,160 +4967,216 @@
         <w:rPr>
           <w:color w:val="000000" w:themeColor="text1"/>
         </w:rPr>
-        <w:t xml:space="preserve">– visualization </w:t>
-      </w:r>
-      <w:r>
-        <w:rPr>
-          <w:color w:val="000000" w:themeColor="text1"/>
-        </w:rPr>
-        <w:t>using matplot</w:t>
-      </w:r>
-      <w:r>
-        <w:rPr>
-          <w:color w:val="000000" w:themeColor="text1"/>
-        </w:rPr>
-        <w:t>lib</w:t>
-      </w:r>
-    </w:p>
-    <w:p>
-      <w:pPr>
-        <w:pStyle w:val="Heading2"/>
-        <w:rPr>
-          <w:color w:val="000000" w:themeColor="text1"/>
-        </w:rPr>
-      </w:pPr>
-      <w:bookmarkStart w:id="7" w:name="_Toc225926231"/>
-      <w:r>
-        <w:rPr>
-          <w:color w:val="000000" w:themeColor="text1"/>
-        </w:rPr>
-        <w:t>2.3 Project Topic Selected</w:t>
-      </w:r>
-      <w:bookmarkEnd w:id="7"/>
+        <w:t>Union of sets</w:t>
+      </w:r>
+      <w:r>
+        <w:rPr>
+          <w:color w:val="000000" w:themeColor="text1"/>
+        </w:rPr>
+        <w:t xml:space="preserve">, </w:t>
+      </w:r>
+      <w:r>
+        <w:rPr>
+          <w:color w:val="000000" w:themeColor="text1"/>
+        </w:rPr>
+        <w:t>Intersection of sets</w:t>
+      </w:r>
+      <w:r>
+        <w:rPr>
+          <w:color w:val="000000" w:themeColor="text1"/>
+        </w:rPr>
+        <w:t xml:space="preserve">, </w:t>
+      </w:r>
+      <w:r>
+        <w:rPr>
+          <w:color w:val="000000" w:themeColor="text1"/>
+        </w:rPr>
+        <w:t>A complement of a set</w:t>
+      </w:r>
+      <w:r>
+        <w:rPr>
+          <w:color w:val="000000" w:themeColor="text1"/>
+        </w:rPr>
+        <w:t xml:space="preserve">, </w:t>
+      </w:r>
+      <w:r>
+        <w:rPr>
+          <w:color w:val="000000" w:themeColor="text1"/>
+        </w:rPr>
+        <w:t>Cartesian product of sets</w:t>
+      </w:r>
+      <w:r>
+        <w:rPr>
+          <w:color w:val="000000" w:themeColor="text1"/>
+        </w:rPr>
+        <w:t xml:space="preserve"> and </w:t>
+      </w:r>
+      <w:r>
+        <w:rPr>
+          <w:color w:val="000000" w:themeColor="text1"/>
+        </w:rPr>
+        <w:t>Set difference</w:t>
+      </w:r>
+      <w:r>
+        <w:rPr>
+          <w:color w:val="000000" w:themeColor="text1"/>
+        </w:rPr>
+        <w:t>.</w:t>
+      </w:r>
+      <w:r>
+        <w:rPr>
+          <w:color w:val="000000" w:themeColor="text1"/>
+        </w:rPr>
+        <w:t xml:space="preserve"> </w:t>
+      </w:r>
+      <w:r>
+        <w:rPr>
+          <w:color w:val="000000" w:themeColor="text1"/>
+        </w:rPr>
+        <w:t>(byjus, 2019)</w:t>
+      </w:r>
     </w:p>
     <w:p>
       <w:pPr>
         <w:spacing w:before="80" w:after="80"/>
         <w:rPr>
-          <w:color w:val="000000" w:themeColor="text1"/>
-        </w:rPr>
-      </w:pPr>
-      <w:r>
-        <w:rPr>
-          <w:color w:val="000000" w:themeColor="text1"/>
-        </w:rPr>
-        <w:t>The focus of this project is designing a Relational Database Management System for a fictional restaurant business.</w:t>
-      </w:r>
-    </w:p>
-    <w:p>
-      <w:pPr>
-        <w:pStyle w:val="Heading2"/>
-        <w:rPr>
-          <w:color w:val="000000" w:themeColor="text1"/>
-        </w:rPr>
-      </w:pPr>
-      <w:bookmarkStart w:id="8" w:name="_Toc225926232"/>
-      <w:r>
-        <w:rPr>
-          <w:color w:val="000000" w:themeColor="text1"/>
-        </w:rPr>
-        <w:t>2.4 Dataset and Resources</w:t>
-      </w:r>
-      <w:bookmarkEnd w:id="8"/>
-    </w:p>
-    <w:p>
-      <w:pPr>
-        <w:rPr>
-          <w:color w:val="000000" w:themeColor="text1"/>
-        </w:rPr>
-      </w:pPr>
-      <w:r>
-        <w:rPr>
-          <w:color w:val="000000" w:themeColor="text1"/>
-        </w:rPr>
-        <w:t xml:space="preserve">The tools and resources utilized in this project include MySQL, pandas, Python, matplotlib, and tables. </w:t>
-      </w:r>
-      <w:r>
-        <w:rPr>
-          <w:color w:val="000000" w:themeColor="text1"/>
-        </w:rPr>
-        <w:br w:type="page"/>
-      </w:r>
-    </w:p>
-    <w:p>
-      <w:pPr>
-        <w:pStyle w:val="Heading1"/>
-        <w:rPr>
-          <w:color w:val="000000" w:themeColor="text1"/>
-        </w:rPr>
-      </w:pPr>
-      <w:bookmarkStart w:id="9" w:name="_Toc225926233"/>
+          <w:b/>
+          <w:bCs/>
+          <w:color w:val="000000" w:themeColor="text1"/>
+        </w:rPr>
+      </w:pPr>
+      <w:r>
+        <w:rPr>
+          <w:b/>
+          <w:bCs/>
+          <w:color w:val="000000" w:themeColor="text1"/>
+        </w:rPr>
+        <w:t xml:space="preserve">Usage: </w:t>
+      </w:r>
+    </w:p>
+    <w:p>
+      <w:pPr>
+        <w:spacing w:before="80" w:after="80"/>
+        <w:rPr>
+          <w:color w:val="000000" w:themeColor="text1"/>
+        </w:rPr>
+      </w:pPr>
+      <w:r>
+        <w:rPr>
+          <w:color w:val="000000" w:themeColor="text1"/>
+        </w:rPr>
+        <w:t xml:space="preserve">Sets relate to sql when </w:t>
+      </w:r>
+      <w:r>
+        <w:rPr>
+          <w:color w:val="000000" w:themeColor="text1"/>
+        </w:rPr>
+        <w:t>making</w:t>
+      </w:r>
+      <w:r>
+        <w:rPr>
+          <w:color w:val="000000" w:themeColor="text1"/>
+        </w:rPr>
+        <w:t xml:space="preserve"> queries</w:t>
+      </w:r>
+      <w:r>
+        <w:rPr>
+          <w:color w:val="000000" w:themeColor="text1"/>
+        </w:rPr>
+        <w:t xml:space="preserve"> to show specific data where tables are combined (JOIN ON) which is the Union of sets for example and when provided with a certain a parameter to filter more than we get into Intersection of sets (WHERE, GROUP BY…etc)</w:t>
+      </w:r>
+    </w:p>
+    <w:p>
+      <w:pPr>
+        <w:spacing w:before="80" w:after="80"/>
+        <w:rPr>
+          <w:color w:val="000000" w:themeColor="text1"/>
+        </w:rPr>
+      </w:pPr>
+    </w:p>
+    <w:p>
+      <w:pPr>
+        <w:spacing w:before="40" w:after="40"/>
+        <w:rPr>
+          <w:b/>
+          <w:bCs/>
+          <w:color w:val="000000" w:themeColor="text1"/>
+          <w:sz w:val="28"/>
+          <w:szCs w:val="28"/>
+          <w:u w:val="single"/>
+        </w:rPr>
+      </w:pPr>
+      <w:r>
+        <w:rPr>
+          <w:b/>
+          <w:bCs/>
+          <w:color w:val="000000" w:themeColor="text1"/>
+          <w:sz w:val="28"/>
+          <w:szCs w:val="28"/>
+          <w:u w:val="single"/>
+        </w:rPr>
+        <w:t>Relational Algebra:</w:t>
+      </w:r>
+    </w:p>
+    <w:p>
+      <w:pPr>
+        <w:spacing w:before="80" w:after="80"/>
+        <w:rPr>
+          <w:b/>
+          <w:bCs/>
+          <w:color w:val="000000" w:themeColor="text1"/>
+        </w:rPr>
+      </w:pPr>
+      <w:r>
+        <w:rPr>
+          <w:b/>
+          <w:bCs/>
+          <w:color w:val="000000" w:themeColor="text1"/>
+        </w:rPr>
+        <w:t xml:space="preserve">Definition: </w:t>
+      </w:r>
+    </w:p>
+    <w:p>
+      <w:pPr>
+        <w:spacing w:before="80" w:after="80"/>
+        <w:rPr>
+          <w:color w:val="000000" w:themeColor="text1"/>
+        </w:rPr>
+      </w:pPr>
       <w:r>
         <w:rPr>
           <w:color w:val="000000" w:themeColor="text1"/>
         </w:rPr>
         <w:lastRenderedPageBreak/>
-        <w:t>3. Mathematical and Statistical Methodology</w:t>
-      </w:r>
-      <w:bookmarkEnd w:id="9"/>
-    </w:p>
-    <w:p>
-      <w:pPr>
-        <w:spacing w:before="40" w:after="40"/>
-        <w:ind w:left="360"/>
-        <w:rPr>
-          <w:color w:val="000000" w:themeColor="text1"/>
-        </w:rPr>
-      </w:pPr>
+        <w:t>An algebra is a formal structure consisting of </w:t>
+      </w:r>
       <w:r>
         <w:rPr>
           <w:i/>
           <w:iCs/>
           <w:color w:val="000000" w:themeColor="text1"/>
-          <w:sz w:val="20"/>
-          <w:szCs w:val="20"/>
-        </w:rPr>
-        <w:t>Tip: Target: ~600–800 words. This is worth 25% of your mark. Show rigorous understanding of the mathematical concepts — define notation, justify choices, and cite sources.</w:t>
-      </w:r>
-    </w:p>
-    <w:p>
-      <w:pPr>
-        <w:spacing w:before="80" w:after="80"/>
-        <w:rPr>
-          <w:color w:val="000000" w:themeColor="text1"/>
-        </w:rPr>
-      </w:pPr>
-    </w:p>
-    <w:p>
-      <w:pPr>
-        <w:pStyle w:val="Heading2"/>
-        <w:rPr>
-          <w:color w:val="000000" w:themeColor="text1"/>
-        </w:rPr>
-      </w:pPr>
-      <w:bookmarkStart w:id="10" w:name="_Toc225926234"/>
-      <w:r>
-        <w:rPr>
-          <w:color w:val="000000" w:themeColor="text1"/>
-        </w:rPr>
-        <w:t>3.1 Mathematical Framework</w:t>
-      </w:r>
-      <w:bookmarkEnd w:id="10"/>
-    </w:p>
-    <w:p>
-      <w:pPr>
-        <w:spacing w:before="80" w:after="80"/>
-        <w:rPr>
-          <w:color w:val="000000" w:themeColor="text1"/>
-        </w:rPr>
-      </w:pPr>
+        </w:rPr>
+        <w:t>sets</w:t>
+      </w:r>
+      <w:r>
+        <w:rPr>
+          <w:color w:val="000000" w:themeColor="text1"/>
+        </w:rPr>
+        <w:t> and </w:t>
+      </w:r>
       <w:r>
         <w:rPr>
           <w:i/>
           <w:iCs/>
           <w:color w:val="000000" w:themeColor="text1"/>
         </w:rPr>
-        <w:t>[Introduce the mathematical or statistical framework underpinning your approach. Define key terms and notation precisely.]</w:t>
+        <w:t>operations</w:t>
+      </w:r>
+      <w:r>
+        <w:rPr>
+          <w:color w:val="000000" w:themeColor="text1"/>
+        </w:rPr>
+        <w:t> on those sets.</w:t>
       </w:r>
     </w:p>
     <w:p>
@@ -4944,16 +5190,102 @@
         <w:rPr>
           <w:color w:val="000000" w:themeColor="text1"/>
         </w:rPr>
-        <w:t>The methodology for this project draws on [mathematical field — e.g. graph theory / statistical regression / discrete mathematics / probability theory / relational algebra]. The core mathematical concepts applied are defined below.</w:t>
-      </w:r>
+        <w:t>Relational algebra is a formal system for manipulating relations</w:t>
+      </w:r>
+      <w:r>
+        <w:rPr>
+          <w:color w:val="000000" w:themeColor="text1"/>
+        </w:rPr>
+        <w:t xml:space="preserve"> and the o</w:t>
+      </w:r>
+      <w:r>
+        <w:rPr>
+          <w:color w:val="000000" w:themeColor="text1"/>
+        </w:rPr>
+        <w:t>perations of this algebra include the usual set operations (since relations are sets of tuples), and special operations defined for relations</w:t>
+      </w:r>
+      <w:r>
+        <w:rPr>
+          <w:color w:val="000000" w:themeColor="text1"/>
+        </w:rPr>
+        <w:t xml:space="preserve">. </w:t>
+      </w:r>
+      <w:r>
+        <w:rPr>
+          <w:color w:val="000000" w:themeColor="text1"/>
+        </w:rPr>
+        <w:t>(cs.rochester.edu, 2025)</w:t>
+      </w:r>
+    </w:p>
+    <w:p>
+      <w:pPr>
+        <w:spacing w:before="80" w:after="80"/>
+        <w:rPr>
+          <w:b/>
+          <w:bCs/>
+          <w:color w:val="000000" w:themeColor="text1"/>
+        </w:rPr>
+      </w:pPr>
+      <w:r>
+        <w:rPr>
+          <w:b/>
+          <w:bCs/>
+          <w:color w:val="000000" w:themeColor="text1"/>
+        </w:rPr>
+        <w:t>Usage:</w:t>
+      </w:r>
+    </w:p>
+    <w:p>
+      <w:pPr>
+        <w:spacing w:before="80" w:after="80"/>
+        <w:rPr>
+          <w:color w:val="000000" w:themeColor="text1"/>
+        </w:rPr>
+      </w:pPr>
+      <w:r>
+        <w:rPr>
+          <w:color w:val="000000" w:themeColor="text1"/>
+        </w:rPr>
+        <w:t xml:space="preserve">As we perform </w:t>
+      </w:r>
+      <w:r>
+        <w:rPr>
+          <w:color w:val="000000" w:themeColor="text1"/>
+        </w:rPr>
+        <w:t>operations on sets to make queries, we basically applying relational algebra, and apart from the operations used before, SELECT was also used to print our the results for example and sorting operations (like DESC)</w:t>
+      </w:r>
+    </w:p>
+    <w:p>
+      <w:pPr>
+        <w:spacing w:before="80" w:after="80"/>
+        <w:rPr>
+          <w:color w:val="000000" w:themeColor="text1"/>
+        </w:rPr>
+      </w:pPr>
     </w:p>
     <w:p>
       <w:pPr>
         <w:spacing w:before="40" w:after="40"/>
         <w:rPr>
-          <w:color w:val="000000" w:themeColor="text1"/>
-        </w:rPr>
-      </w:pPr>
+          <w:b/>
+          <w:bCs/>
+          <w:color w:val="000000" w:themeColor="text1"/>
+          <w:sz w:val="28"/>
+          <w:szCs w:val="28"/>
+          <w:u w:val="single"/>
+        </w:rPr>
+      </w:pPr>
+      <w:r>
+        <w:rPr>
+          <w:b/>
+          <w:bCs/>
+          <w:color w:val="000000" w:themeColor="text1"/>
+          <w:sz w:val="28"/>
+          <w:szCs w:val="28"/>
+          <w:u w:val="single"/>
+        </w:rPr>
+        <w:t>Predicate Logic:</w:t>
+      </w:r>
     </w:p>
     <w:p>
       <w:pPr>
@@ -4966,7 +5298,7 @@
         <w:rPr>
           <w:color w:val="000000" w:themeColor="text1"/>
         </w:rPr>
-        <w:t>Definition: [State a formal definition relevant to your approach — e.g. 'A graph G = (V, E) is defined as a set of vertices V and a set of edges E connecting pairs of vertices.']</w:t>
+        <w:t>Definition:</w:t>
       </w:r>
     </w:p>
     <w:p>
@@ -4976,6 +5308,116 @@
           <w:color w:val="000000" w:themeColor="text1"/>
         </w:rPr>
       </w:pPr>
+      <w:r>
+        <w:rPr>
+          <w:color w:val="000000" w:themeColor="text1"/>
+        </w:rPr>
+        <w:t>Predicate logic, also called first-order logic, is an enrichment of propositional logic to include predicates, individuals and quantifiers, and is widely accepted as the standard language of mathematics. Axiomatic predicate logic was established by Gottlob Frege [12] in the late 19th century, who formalized the notion of quantified variable</w:t>
+      </w:r>
+      <w:r>
+        <w:rPr>
+          <w:color w:val="000000" w:themeColor="text1"/>
+        </w:rPr>
+        <w:t xml:space="preserve">. </w:t>
+      </w:r>
+      <w:r>
+        <w:rPr>
+          <w:color w:val="000000" w:themeColor="text1"/>
+        </w:rPr>
+        <w:t>(worldscientific, 2022)</w:t>
+      </w:r>
+    </w:p>
+    <w:p>
+      <w:pPr>
+        <w:spacing w:before="80" w:after="80"/>
+        <w:rPr>
+          <w:b/>
+          <w:bCs/>
+          <w:color w:val="000000" w:themeColor="text1"/>
+        </w:rPr>
+      </w:pPr>
+      <w:r>
+        <w:rPr>
+          <w:b/>
+          <w:bCs/>
+          <w:color w:val="000000" w:themeColor="text1"/>
+        </w:rPr>
+        <w:t>Usage:</w:t>
+      </w:r>
+    </w:p>
+    <w:p>
+      <w:pPr>
+        <w:spacing w:before="80" w:after="80"/>
+        <w:rPr>
+          <w:color w:val="000000" w:themeColor="text1"/>
+        </w:rPr>
+      </w:pPr>
+      <w:r>
+        <w:rPr>
+          <w:color w:val="000000" w:themeColor="text1"/>
+        </w:rPr>
+        <w:t>This logic was also implemented in the query making process, for example g</w:t>
+      </w:r>
+      <w:r>
+        <w:rPr>
+          <w:color w:val="000000" w:themeColor="text1"/>
+        </w:rPr>
+        <w:t>iven an index, and a predicate that uses the index key, we</w:t>
+      </w:r>
+      <w:r>
+        <w:rPr>
+          <w:color w:val="000000" w:themeColor="text1"/>
+        </w:rPr>
+        <w:t xml:space="preserve"> l</w:t>
+      </w:r>
+      <w:r>
+        <w:rPr>
+          <w:color w:val="000000" w:themeColor="text1"/>
+        </w:rPr>
+        <w:t>ookup tuples using the key</w:t>
+      </w:r>
+      <w:r>
+        <w:rPr>
+          <w:color w:val="000000" w:themeColor="text1"/>
+        </w:rPr>
+        <w:t xml:space="preserve"> </w:t>
+      </w:r>
+      <w:r>
+        <w:rPr>
+          <w:color w:val="000000" w:themeColor="text1"/>
+        </w:rPr>
+        <w:t>evaluate only those tuples with the predicate</w:t>
+      </w:r>
+      <w:r>
+        <w:rPr>
+          <w:color w:val="000000" w:themeColor="text1"/>
+        </w:rPr>
+        <w:t xml:space="preserve"> (like using WHERE)</w:t>
+      </w:r>
+    </w:p>
+    <w:p>
+      <w:pPr>
+        <w:spacing w:before="80" w:after="80"/>
+        <w:rPr>
+          <w:color w:val="000000" w:themeColor="text1"/>
+        </w:rPr>
+      </w:pPr>
+    </w:p>
+    <w:p>
+      <w:pPr>
+        <w:spacing w:before="80" w:after="80"/>
+        <w:rPr>
+          <w:color w:val="000000" w:themeColor="text1"/>
+        </w:rPr>
+      </w:pPr>
+    </w:p>
+    <w:p>
+      <w:pPr>
+        <w:spacing w:before="80" w:after="80"/>
+        <w:rPr>
+          <w:color w:val="000000" w:themeColor="text1"/>
+        </w:rPr>
+      </w:pPr>
     </w:p>
     <w:p>
       <w:pPr>
@@ -4992,6 +5434,291 @@
         <w:t>3.2 Model Construction</w:t>
       </w:r>
       <w:bookmarkEnd w:id="11"/>
+    </w:p>
+    <w:p>
+      <w:pPr>
+        <w:spacing w:before="80" w:after="80"/>
+        <w:rPr>
+          <w:color w:val="000000" w:themeColor="text1"/>
+        </w:rPr>
+      </w:pPr>
+      <w:r>
+        <w:rPr>
+          <w:color w:val="000000" w:themeColor="text1"/>
+        </w:rPr>
+        <w:t xml:space="preserve">This framework was developed based on the mathematical methodology explained above ad thus used algebraic equations for example {u.name | u </w:t>
+      </w:r>
+      <w:r>
+        <w:rPr>
+          <w:color w:val="000000" w:themeColor="text1"/>
+        </w:rPr>
+        <w:t>ꞓ users ^ u.id = 2</w:t>
+      </w:r>
+      <w:r>
+        <w:rPr>
+          <w:color w:val="000000" w:themeColor="text1"/>
+        </w:rPr>
+        <w:t>}</w:t>
+      </w:r>
+      <w:r>
+        <w:rPr>
+          <w:color w:val="000000" w:themeColor="text1"/>
+        </w:rPr>
+        <w:t xml:space="preserve"> which fetches the user that has the id 2.</w:t>
+      </w:r>
+      <w:r>
+        <w:rPr>
+          <w:color w:val="000000" w:themeColor="text1"/>
+        </w:rPr>
+        <w:br/>
+      </w:r>
+      <w:r>
+        <w:rPr>
+          <w:color w:val="000000" w:themeColor="text1"/>
+        </w:rPr>
+        <w:br/>
+        <w:t xml:space="preserve">Another example is the functional dependencies (normalization) for example dish_id  </w:t>
+      </w:r>
+      <w:r>
+        <w:rPr>
+          <w:color w:val="000000" w:themeColor="text1"/>
+        </w:rPr>
+        <w:sym w:font="Wingdings" w:char="F0E0"/>
+      </w:r>
+      <w:r>
+        <w:rPr>
+          <w:color w:val="000000" w:themeColor="text1"/>
+        </w:rPr>
+        <w:t xml:space="preserve"> dishName, which means that the dish_id determines the dishName.</w:t>
+      </w:r>
+    </w:p>
+    <w:p>
+      <w:pPr>
+        <w:spacing w:before="80" w:after="80"/>
+        <w:rPr>
+          <w:color w:val="000000" w:themeColor="text1"/>
+        </w:rPr>
+      </w:pPr>
+    </w:p>
+    <w:p>
+      <w:pPr>
+        <w:spacing w:before="80" w:after="80"/>
+        <w:rPr>
+          <w:color w:val="000000" w:themeColor="text1"/>
+        </w:rPr>
+      </w:pPr>
+      <w:r>
+        <w:rPr>
+          <w:color w:val="000000" w:themeColor="text1"/>
+        </w:rPr>
+        <w:t>To construct this model, graph theory was also implemented to decide the relationship between the tables (entites) through the primary keys and foreign keys.</w:t>
+      </w:r>
+    </w:p>
+    <w:p>
+      <w:pPr>
+        <w:pStyle w:val="Heading2"/>
+        <w:rPr>
+          <w:color w:val="000000" w:themeColor="text1"/>
+        </w:rPr>
+      </w:pPr>
+      <w:bookmarkStart w:id="12" w:name="_Toc225926237"/>
+      <w:r>
+        <w:rPr>
+          <w:color w:val="000000" w:themeColor="text1"/>
+        </w:rPr>
+        <w:t>3.</w:t>
+      </w:r>
+      <w:r>
+        <w:rPr>
+          <w:color w:val="000000" w:themeColor="text1"/>
+        </w:rPr>
+        <w:t>3</w:t>
+      </w:r>
+      <w:r>
+        <w:rPr>
+          <w:color w:val="000000" w:themeColor="text1"/>
+        </w:rPr>
+        <w:t xml:space="preserve"> Assumptions and Constraints</w:t>
+      </w:r>
+      <w:bookmarkEnd w:id="12"/>
+    </w:p>
+    <w:p>
+      <w:pPr>
+        <w:spacing w:before="80" w:after="80"/>
+        <w:rPr>
+          <w:color w:val="000000" w:themeColor="text1"/>
+        </w:rPr>
+      </w:pPr>
+      <w:r>
+        <w:rPr>
+          <w:color w:val="000000" w:themeColor="text1"/>
+        </w:rPr>
+        <w:t xml:space="preserve">This model relies on the following assumptions: [e.g. </w:t>
+      </w:r>
+      <w:r>
+        <w:rPr>
+          <w:color w:val="000000" w:themeColor="text1"/>
+        </w:rPr>
+        <w:t xml:space="preserve">tables </w:t>
+      </w:r>
+      <w:r>
+        <w:rPr>
+          <w:color w:val="000000" w:themeColor="text1"/>
+        </w:rPr>
+        <w:t xml:space="preserve">relationships, </w:t>
+      </w:r>
+      <w:r>
+        <w:rPr>
+          <w:color w:val="000000" w:themeColor="text1"/>
+        </w:rPr>
+        <w:t>data set, normalization.</w:t>
+      </w:r>
+      <w:r>
+        <w:rPr>
+          <w:color w:val="000000" w:themeColor="text1"/>
+        </w:rPr>
+        <w:t xml:space="preserve"> Constraints </w:t>
+      </w:r>
+      <w:r>
+        <w:rPr>
+          <w:color w:val="000000" w:themeColor="text1"/>
+        </w:rPr>
+        <w:t xml:space="preserve">might </w:t>
+      </w:r>
+      <w:r>
+        <w:rPr>
+          <w:color w:val="000000" w:themeColor="text1"/>
+        </w:rPr>
+        <w:t xml:space="preserve">include availability of </w:t>
+      </w:r>
+      <w:r>
+        <w:rPr>
+          <w:color w:val="000000" w:themeColor="text1"/>
+        </w:rPr>
+        <w:t xml:space="preserve">attributes or </w:t>
+      </w:r>
+      <w:r>
+        <w:rPr>
+          <w:color w:val="000000" w:themeColor="text1"/>
+        </w:rPr>
+        <w:t>computational resource limits</w:t>
+      </w:r>
+      <w:r>
+        <w:rPr>
+          <w:color w:val="000000" w:themeColor="text1"/>
+        </w:rPr>
+        <w:t>.</w:t>
+      </w:r>
+    </w:p>
+    <w:p>
+      <w:pPr>
+        <w:rPr>
+          <w:color w:val="000000" w:themeColor="text1"/>
+        </w:rPr>
+      </w:pPr>
+      <w:r>
+        <w:rPr>
+          <w:color w:val="000000" w:themeColor="text1"/>
+        </w:rPr>
+        <w:br w:type="page"/>
+      </w:r>
+    </w:p>
+    <w:p>
+      <w:pPr>
+        <w:pStyle w:val="Heading1"/>
+        <w:rPr>
+          <w:color w:val="000000" w:themeColor="text1"/>
+        </w:rPr>
+      </w:pPr>
+      <w:bookmarkStart w:id="13" w:name="_Toc225926238"/>
+      <w:r>
+        <w:rPr>
+          <w:color w:val="000000" w:themeColor="text1"/>
+        </w:rPr>
+        <w:lastRenderedPageBreak/>
+        <w:t>4. Implementation Approach</w:t>
+      </w:r>
+      <w:bookmarkEnd w:id="13"/>
+    </w:p>
+    <w:p>
+      <w:pPr>
+        <w:pStyle w:val="Heading2"/>
+        <w:rPr>
+          <w:color w:val="000000" w:themeColor="text1"/>
+        </w:rPr>
+      </w:pPr>
+      <w:bookmarkStart w:id="14" w:name="_Toc225926239"/>
+      <w:r>
+        <w:rPr>
+          <w:color w:val="000000" w:themeColor="text1"/>
+        </w:rPr>
+        <w:t>4.1 Tools and Technologies</w:t>
+      </w:r>
+      <w:bookmarkEnd w:id="14"/>
+    </w:p>
+    <w:p>
+      <w:pPr>
+        <w:spacing w:before="80" w:after="80"/>
+        <w:rPr>
+          <w:color w:val="000000" w:themeColor="text1"/>
+        </w:rPr>
+      </w:pPr>
+      <w:r>
+        <w:rPr>
+          <w:color w:val="000000" w:themeColor="text1"/>
+        </w:rPr>
+        <w:t xml:space="preserve">The solution was implemented using </w:t>
+      </w:r>
+      <w:r>
+        <w:rPr>
+          <w:color w:val="000000" w:themeColor="text1"/>
+        </w:rPr>
+        <w:t>through PHPMYADMIN which is beginner friendly and easy to get the hang of as well as having a work environment we can all work in simultaneously.</w:t>
+      </w:r>
+    </w:p>
+    <w:p>
+      <w:pPr>
+        <w:spacing w:before="80" w:after="80"/>
+        <w:rPr>
+          <w:color w:val="000000" w:themeColor="text1"/>
+        </w:rPr>
+      </w:pPr>
+      <w:r>
+        <w:rPr>
+          <w:color w:val="000000" w:themeColor="text1"/>
+        </w:rPr>
+        <w:t xml:space="preserve">The code repository is available at: </w:t>
+      </w:r>
+      <w:hyperlink r:id="rId10" w:history="1">
+        <w:r>
+          <w:rPr>
+            <w:rStyle w:val="Hyperlink"/>
+          </w:rPr>
+          <w:t>Data-Project</w:t>
+        </w:r>
+      </w:hyperlink>
+      <w:r>
+        <w:rPr>
+          <w:color w:val="000000" w:themeColor="text1"/>
+        </w:rPr>
+        <w:t xml:space="preserve"> </w:t>
+      </w:r>
+    </w:p>
+    <w:p>
+      <w:pPr>
+        <w:pStyle w:val="Heading2"/>
+        <w:rPr>
+          <w:color w:val="000000" w:themeColor="text1"/>
+        </w:rPr>
+      </w:pPr>
+      <w:bookmarkStart w:id="15" w:name="_Toc225926240"/>
+      <w:r>
+        <w:rPr>
+          <w:color w:val="000000" w:themeColor="text1"/>
+        </w:rPr>
+        <w:t>4.2 Data Preparation and Cleaning</w:t>
+      </w:r>
+      <w:bookmarkEnd w:id="15"/>
     </w:p>
     <w:p>
       <w:pPr>
@@ -5006,7 +5733,7 @@
           <w:iCs/>
           <w:color w:val="000000" w:themeColor="text1"/>
         </w:rPr>
-        <w:t>[Describe how you constructed your mathematical model or statistical framework. Include relevant equations, formulae, and reasoning.]</w:t>
+        <w:t>[Describe how you prepared and cleaned the data before analysis. Document any transformations applied.]</w:t>
       </w:r>
     </w:p>
     <w:p>
@@ -5020,89 +5747,7 @@
         <w:rPr>
           <w:color w:val="000000" w:themeColor="text1"/>
         </w:rPr>
-        <w:t>The mathematical model was constructed as follows. Let [</w:t>
-      </w:r>
-      <w:r>
-        <w:rPr>
-          <w:color w:val="000000" w:themeColor="text1"/>
-        </w:rPr>
-        <w:t>define variables and notation].</w:t>
-      </w:r>
-    </w:p>
-    <w:p>
-      <w:pPr>
-        <w:spacing w:before="80" w:after="80"/>
-        <w:rPr>
-          <w:color w:val="000000" w:themeColor="text1"/>
-        </w:rPr>
-      </w:pPr>
-    </w:p>
-    <w:p>
-      <w:pPr>
-        <w:spacing w:before="80" w:after="80"/>
-        <w:rPr>
-          <w:color w:val="000000" w:themeColor="text1"/>
-        </w:rPr>
-      </w:pPr>
-      <w:r>
-        <w:rPr>
-          <w:color w:val="000000" w:themeColor="text1"/>
-        </w:rPr>
-        <w:t>This model was selected because [justification — compare against at least one alternative approach and explain why this one is more appropriate for the problem].</w:t>
-      </w:r>
-    </w:p>
-    <w:p>
-      <w:pPr>
-        <w:spacing w:before="80" w:after="80"/>
-        <w:rPr>
-          <w:color w:val="000000" w:themeColor="text1"/>
-        </w:rPr>
-      </w:pPr>
-    </w:p>
-    <w:p>
-      <w:pPr>
-        <w:pStyle w:val="Heading2"/>
-        <w:rPr>
-          <w:color w:val="000000" w:themeColor="text1"/>
-        </w:rPr>
-      </w:pPr>
-      <w:bookmarkStart w:id="12" w:name="_Toc225926236"/>
-      <w:r>
-        <w:rPr>
-          <w:color w:val="000000" w:themeColor="text1"/>
-        </w:rPr>
-        <w:t>3.3 Statistical or Algorithmic Approach</w:t>
-      </w:r>
-      <w:bookmarkEnd w:id="12"/>
-    </w:p>
-    <w:p>
-      <w:pPr>
-        <w:spacing w:before="80" w:after="80"/>
-        <w:rPr>
-          <w:color w:val="000000" w:themeColor="text1"/>
-        </w:rPr>
-      </w:pPr>
-      <w:r>
-        <w:rPr>
-          <w:i/>
-          <w:iCs/>
-          <w:color w:val="000000" w:themeColor="text1"/>
-        </w:rPr>
-        <w:t>[Describe the specific statistical tests, algorithms, or computational methods applied. Reference appropriate theory.]</w:t>
-      </w:r>
-    </w:p>
-    <w:p>
-      <w:pPr>
-        <w:spacing w:before="80" w:after="80"/>
-        <w:rPr>
-          <w:color w:val="000000" w:themeColor="text1"/>
-        </w:rPr>
-      </w:pPr>
-      <w:r>
-        <w:rPr>
-          <w:color w:val="000000" w:themeColor="text1"/>
-        </w:rPr>
-        <w:t>The following methods were applied to the data and model:</w:t>
+        <w:t>The raw dataset required the following preparation steps before analysis could begin:</w:t>
       </w:r>
     </w:p>
     <w:p>
@@ -5120,7 +5765,7 @@
         <w:rPr>
           <w:color w:val="000000" w:themeColor="text1"/>
         </w:rPr>
-        <w:t>[Method 1 — e.g. Pearson's correlation coefficient to assess variable relationships]</w:t>
+        <w:t>[Step 1 — e.g. Removed X duplicate records identified using df.duplicated()]</w:t>
       </w:r>
     </w:p>
     <w:p>
@@ -5138,7 +5783,7 @@
         <w:rPr>
           <w:color w:val="000000" w:themeColor="text1"/>
         </w:rPr>
-        <w:t>[Method 2 — e.g. Ordinary Least Squares (OLS) regression for model fitting]</w:t>
+        <w:t>[Step 2 — e.g. Imputed Y missing values in column Z using the column median]</w:t>
       </w:r>
     </w:p>
     <w:p>
@@ -5156,7 +5801,7 @@
         <w:rPr>
           <w:color w:val="000000" w:themeColor="text1"/>
         </w:rPr>
-        <w:t>[Method 3 — e.g. Residual analysis to validate model assumptions]</w:t>
+        <w:t>[Step 3 — e.g. Normalised continuous variables to the range [0, 1]]</w:t>
       </w:r>
     </w:p>
     <w:p>
@@ -5174,14 +5819,14 @@
           <w:color w:val="000000" w:themeColor="text1"/>
         </w:rPr>
       </w:pPr>
-      <w:bookmarkStart w:id="13" w:name="_Toc225926237"/>
-      <w:r>
-        <w:rPr>
-          <w:color w:val="000000" w:themeColor="text1"/>
-        </w:rPr>
-        <w:t>3.4 Assumptions and Constraints</w:t>
-      </w:r>
-      <w:bookmarkEnd w:id="13"/>
+      <w:bookmarkStart w:id="16" w:name="_Toc225926241"/>
+      <w:r>
+        <w:rPr>
+          <w:color w:val="000000" w:themeColor="text1"/>
+        </w:rPr>
+        <w:t>4.3 Code Structure and Design</w:t>
+      </w:r>
+      <w:bookmarkEnd w:id="16"/>
     </w:p>
     <w:p>
       <w:pPr>
@@ -5196,7 +5841,7 @@
           <w:iCs/>
           <w:color w:val="000000" w:themeColor="text1"/>
         </w:rPr>
-        <w:t>[State the assumptions your model depends on. What constraints or limitations did you accept at this stage?]</w:t>
+        <w:t>[Describe how your code is organised. Reference the README file in your code repository.]</w:t>
       </w:r>
     </w:p>
     <w:p>
@@ -5210,111 +5855,7 @@
         <w:rPr>
           <w:color w:val="000000" w:themeColor="text1"/>
         </w:rPr>
-        <w:t>This model relies on the following assumptions: [e.g. linearity of relationships, independence of observations, normally distributed residuals]. Constraints include [e.g. dataset size, availability of variables, computational resource limits].</w:t>
-      </w:r>
-    </w:p>
-    <w:p>
-      <w:pPr>
-        <w:rPr>
-          <w:color w:val="000000" w:themeColor="text1"/>
-        </w:rPr>
-      </w:pPr>
-      <w:r>
-        <w:rPr>
-          <w:color w:val="000000" w:themeColor="text1"/>
-        </w:rPr>
-        <w:lastRenderedPageBreak/>
-        <w:br w:type="page"/>
-      </w:r>
-    </w:p>
-    <w:p>
-      <w:pPr>
-        <w:pStyle w:val="Heading1"/>
-        <w:rPr>
-          <w:color w:val="000000" w:themeColor="text1"/>
-        </w:rPr>
-      </w:pPr>
-      <w:bookmarkStart w:id="14" w:name="_Toc225926238"/>
-      <w:r>
-        <w:rPr>
-          <w:color w:val="000000" w:themeColor="text1"/>
-        </w:rPr>
-        <w:lastRenderedPageBreak/>
-        <w:t>4. Implementation Approach</w:t>
-      </w:r>
-      <w:bookmarkEnd w:id="14"/>
-    </w:p>
-    <w:p>
-      <w:pPr>
-        <w:spacing w:before="40" w:after="40"/>
-        <w:ind w:left="360"/>
-        <w:rPr>
-          <w:color w:val="000000" w:themeColor="text1"/>
-        </w:rPr>
-      </w:pPr>
-      <w:r>
-        <w:rPr>
-          <w:i/>
-          <w:iCs/>
-          <w:color w:val="000000" w:themeColor="text1"/>
-          <w:sz w:val="20"/>
-          <w:szCs w:val="20"/>
-        </w:rPr>
-        <w:t>Tip: Target: ~400–500 words. Describe your code, tools, and data preparation. Reference your GitHub repository or code submission.</w:t>
-      </w:r>
-    </w:p>
-    <w:p>
-      <w:pPr>
-        <w:spacing w:before="80" w:after="80"/>
-        <w:rPr>
-          <w:color w:val="000000" w:themeColor="text1"/>
-        </w:rPr>
-      </w:pPr>
-    </w:p>
-    <w:p>
-      <w:pPr>
-        <w:pStyle w:val="Heading2"/>
-        <w:rPr>
-          <w:color w:val="000000" w:themeColor="text1"/>
-        </w:rPr>
-      </w:pPr>
-      <w:bookmarkStart w:id="15" w:name="_Toc225926239"/>
-      <w:r>
-        <w:rPr>
-          <w:color w:val="000000" w:themeColor="text1"/>
-        </w:rPr>
-        <w:t>4.1 Tools and Technologies</w:t>
-      </w:r>
-      <w:bookmarkEnd w:id="15"/>
-    </w:p>
-    <w:p>
-      <w:pPr>
-        <w:spacing w:before="80" w:after="80"/>
-        <w:rPr>
-          <w:color w:val="000000" w:themeColor="text1"/>
-        </w:rPr>
-      </w:pPr>
-      <w:r>
-        <w:rPr>
-          <w:i/>
-          <w:iCs/>
-          <w:color w:val="000000" w:themeColor="text1"/>
-        </w:rPr>
-        <w:t>[List the programming languages, libraries, and tools used. Justify your choices.]</w:t>
-      </w:r>
-    </w:p>
-    <w:p>
-      <w:pPr>
-        <w:spacing w:before="80" w:after="80"/>
-        <w:rPr>
-          <w:color w:val="000000" w:themeColor="text1"/>
-        </w:rPr>
-      </w:pPr>
-      <w:r>
-        <w:rPr>
-          <w:color w:val="000000" w:themeColor="text1"/>
-        </w:rPr>
-        <w:t>The solution was implemented using [Python / MATLAB / SQL — specify version]. The following libraries were used:</w:t>
+        <w:t>The code is structured into the following modules / scripts:</w:t>
       </w:r>
     </w:p>
     <w:p>
@@ -5332,7 +5873,7 @@
         <w:rPr>
           <w:color w:val="000000" w:themeColor="text1"/>
         </w:rPr>
-        <w:t>[Library 1 — e.g. NumPy v1.24 — for numerical computation]</w:t>
+        <w:t>[File 1 — e.g. data_cleaning.py — handles all data preparation steps]</w:t>
       </w:r>
     </w:p>
     <w:p>
@@ -5350,7 +5891,7 @@
         <w:rPr>
           <w:color w:val="000000" w:themeColor="text1"/>
         </w:rPr>
-        <w:t>[Library 2 — e.g. Pandas v2.0 — for data manipulation and cleaning]</w:t>
+        <w:t>[File 2 — e.g. model.py — implements the mathematical model]</w:t>
       </w:r>
     </w:p>
     <w:p>
@@ -5368,7 +5909,1418 @@
         <w:rPr>
           <w:color w:val="000000" w:themeColor="text1"/>
         </w:rPr>
-        <w:t>[Library 3 — e.g. Matplotlib / Seaborn — for visualisation]</w:t>
+        <w:t>[File 3 — e.g. visualisation.py — generates all charts and graphs]</w:t>
+      </w:r>
+    </w:p>
+    <w:p>
+      <w:pPr>
+        <w:spacing w:before="80" w:after="80"/>
+        <w:rPr>
+          <w:color w:val="000000" w:themeColor="text1"/>
+        </w:rPr>
+      </w:pPr>
+      <w:r>
+        <w:rPr>
+          <w:color w:val="000000" w:themeColor="text1"/>
+        </w:rPr>
+        <w:t>All code is commented to explain logic and key decisions. A README.md file with setup and running instructions is included in the repository. AI tool use for debugging is documented in the README.</w:t>
+      </w:r>
+    </w:p>
+    <w:p>
+      <w:pPr>
+        <w:rPr>
+          <w:color w:val="000000" w:themeColor="text1"/>
+        </w:rPr>
+      </w:pPr>
+      <w:r>
+        <w:rPr>
+          <w:color w:val="000000" w:themeColor="text1"/>
+        </w:rPr>
+        <w:br w:type="page"/>
+      </w:r>
+    </w:p>
+    <w:p>
+      <w:pPr>
+        <w:pStyle w:val="Heading1"/>
+        <w:rPr>
+          <w:color w:val="000000" w:themeColor="text1"/>
+        </w:rPr>
+      </w:pPr>
+      <w:bookmarkStart w:id="17" w:name="_Toc225926242"/>
+      <w:r>
+        <w:rPr>
+          <w:color w:val="000000" w:themeColor="text1"/>
+        </w:rPr>
+        <w:lastRenderedPageBreak/>
+        <w:t>5. Results and Analysis</w:t>
+      </w:r>
+      <w:bookmarkEnd w:id="17"/>
+    </w:p>
+    <w:p>
+      <w:pPr>
+        <w:pStyle w:val="Heading2"/>
+        <w:rPr>
+          <w:color w:val="000000" w:themeColor="text1"/>
+        </w:rPr>
+      </w:pPr>
+      <w:bookmarkStart w:id="18" w:name="_Toc225926244"/>
+      <w:r>
+        <w:rPr>
+          <w:color w:val="000000" w:themeColor="text1"/>
+        </w:rPr>
+        <w:t>5.</w:t>
+      </w:r>
+      <w:r>
+        <w:rPr>
+          <w:color w:val="000000" w:themeColor="text1"/>
+        </w:rPr>
+        <w:t>1</w:t>
+      </w:r>
+      <w:r>
+        <w:rPr>
+          <w:color w:val="000000" w:themeColor="text1"/>
+        </w:rPr>
+        <w:t xml:space="preserve"> </w:t>
+      </w:r>
+      <w:r>
+        <w:rPr>
+          <w:color w:val="000000" w:themeColor="text1"/>
+        </w:rPr>
+        <w:t>Queries</w:t>
+      </w:r>
+      <w:bookmarkEnd w:id="18"/>
+    </w:p>
+    <w:p>
+      <w:pPr>
+        <w:spacing w:before="80" w:after="80"/>
+        <w:rPr>
+          <w:color w:val="000000" w:themeColor="text1"/>
+        </w:rPr>
+      </w:pPr>
+      <w:r>
+        <w:rPr>
+          <w:color w:val="000000" w:themeColor="text1"/>
+        </w:rPr>
+        <w:drawing>
+          <wp:anchor distT="0" distB="0" distL="114300" distR="114300" simplePos="0" relativeHeight="251658240" behindDoc="0" locked="0" layoutInCell="1" allowOverlap="1" wp14:anchorId="76B092BA" wp14:editId="5F18B701">
+            <wp:simplePos x="0" y="0"/>
+            <wp:positionH relativeFrom="column">
+              <wp:posOffset>0</wp:posOffset>
+            </wp:positionH>
+            <wp:positionV relativeFrom="paragraph">
+              <wp:posOffset>397217</wp:posOffset>
+            </wp:positionV>
+            <wp:extent cx="5731510" cy="1414145"/>
+            <wp:effectExtent l="0" t="0" r="2540" b="0"/>
+            <wp:wrapSquare wrapText="bothSides"/>
+            <wp:docPr id="482796958" name="Picture 1"/>
+            <wp:cNvGraphicFramePr>
+              <a:graphicFrameLocks xmlns:a="http://schemas.openxmlformats.org/drawingml/2006/main" noChangeAspect="1"/>
+            </wp:cNvGraphicFramePr>
+            <a:graphic xmlns:a="http://schemas.openxmlformats.org/drawingml/2006/main">
+              <a:graphicData uri="http://schemas.openxmlformats.org/drawingml/2006/picture">
+                <pic:pic xmlns:pic="http://schemas.openxmlformats.org/drawingml/2006/picture">
+                  <pic:nvPicPr>
+                    <pic:cNvPr id="482796958" name=""/>
+                    <pic:cNvPicPr/>
+                  </pic:nvPicPr>
+                  <pic:blipFill>
+                    <a:blip r:embed="rId11">
+                      <a:extLst>
+                        <a:ext uri="{28A0092B-C50C-407E-A947-70E740481C1C}">
+                          <a14:useLocalDpi xmlns:a14="http://schemas.microsoft.com/office/drawing/2010/main" val="0"/>
+                        </a:ext>
+                      </a:extLst>
+                    </a:blip>
+                    <a:stretch>
+                      <a:fillRect/>
+                    </a:stretch>
+                  </pic:blipFill>
+                  <pic:spPr>
+                    <a:xfrm>
+                      <a:off x="0" y="0"/>
+                      <a:ext cx="5731510" cy="1414145"/>
+                    </a:xfrm>
+                    <a:prstGeom prst="rect">
+                      <a:avLst/>
+                    </a:prstGeom>
+                  </pic:spPr>
+                </pic:pic>
+              </a:graphicData>
+            </a:graphic>
+            <wp14:sizeRelH relativeFrom="page">
+              <wp14:pctWidth>0</wp14:pctWidth>
+            </wp14:sizeRelH>
+            <wp14:sizeRelV relativeFrom="page">
+              <wp14:pctHeight>0</wp14:pctHeight>
+            </wp14:sizeRelV>
+          </wp:anchor>
+        </w:drawing>
+      </w:r>
+      <w:r>
+        <w:rPr>
+          <w:color w:val="000000" w:themeColor="text1"/>
+        </w:rPr>
+        <w:t>To manage this Restaurant and make accessing certain data easier, here is an example of 2 queries made:</w:t>
+      </w:r>
+    </w:p>
+    <w:p>
+      <w:pPr>
+        <w:spacing w:before="80" w:after="80"/>
+        <w:rPr>
+          <w:i/>
+          <w:iCs/>
+          <w:color w:val="000000" w:themeColor="text1"/>
+        </w:rPr>
+      </w:pPr>
+      <w:r>
+        <w:rPr>
+          <w:color w:val="000000" w:themeColor="text1"/>
+        </w:rPr>
+        <w:tab/>
+      </w:r>
+      <w:r>
+        <w:rPr>
+          <w:color w:val="000000" w:themeColor="text1"/>
+        </w:rPr>
+        <w:tab/>
+      </w:r>
+      <w:r>
+        <w:rPr>
+          <w:color w:val="000000" w:themeColor="text1"/>
+        </w:rPr>
+        <w:tab/>
+      </w:r>
+      <w:r>
+        <w:rPr>
+          <w:color w:val="000000" w:themeColor="text1"/>
+        </w:rPr>
+        <w:t xml:space="preserve">   </w:t>
+      </w:r>
+      <w:r>
+        <w:rPr>
+          <w:i/>
+          <w:iCs/>
+          <w:color w:val="000000" w:themeColor="text1"/>
+          <w:sz w:val="20"/>
+          <w:szCs w:val="20"/>
+        </w:rPr>
+        <w:t>Figure x : “</w:t>
+      </w:r>
+      <w:r>
+        <w:rPr>
+          <w:i/>
+          <w:iCs/>
+          <w:color w:val="000000" w:themeColor="text1"/>
+          <w:sz w:val="20"/>
+          <w:szCs w:val="20"/>
+        </w:rPr>
+        <w:t>Most day ordered in</w:t>
+      </w:r>
+      <w:r>
+        <w:rPr>
+          <w:i/>
+          <w:iCs/>
+          <w:color w:val="000000" w:themeColor="text1"/>
+          <w:sz w:val="20"/>
+          <w:szCs w:val="20"/>
+        </w:rPr>
+        <w:t>” Query</w:t>
+      </w:r>
+    </w:p>
+    <w:p>
+      <w:pPr>
+        <w:spacing w:before="80" w:after="80"/>
+        <w:rPr>
+          <w:color w:val="000000" w:themeColor="text1"/>
+        </w:rPr>
+      </w:pPr>
+      <w:r>
+        <w:rPr>
+          <w:color w:val="000000" w:themeColor="text1"/>
+        </w:rPr>
+        <w:drawing>
+          <wp:inline distT="0" distB="0" distL="0" distR="0" wp14:anchorId="20387300" wp14:editId="30A09647">
+            <wp:extent cx="5572903" cy="1600423"/>
+            <wp:effectExtent l="0" t="0" r="8890" b="0"/>
+            <wp:docPr id="740691259" name="Picture 1"/>
+            <wp:cNvGraphicFramePr>
+              <a:graphicFrameLocks xmlns:a="http://schemas.openxmlformats.org/drawingml/2006/main" noChangeAspect="1"/>
+            </wp:cNvGraphicFramePr>
+            <a:graphic xmlns:a="http://schemas.openxmlformats.org/drawingml/2006/main">
+              <a:graphicData uri="http://schemas.openxmlformats.org/drawingml/2006/picture">
+                <pic:pic xmlns:pic="http://schemas.openxmlformats.org/drawingml/2006/picture">
+                  <pic:nvPicPr>
+                    <pic:cNvPr id="740691259" name=""/>
+                    <pic:cNvPicPr/>
+                  </pic:nvPicPr>
+                  <pic:blipFill>
+                    <a:blip r:embed="rId12"/>
+                    <a:stretch>
+                      <a:fillRect/>
+                    </a:stretch>
+                  </pic:blipFill>
+                  <pic:spPr>
+                    <a:xfrm>
+                      <a:off x="0" y="0"/>
+                      <a:ext cx="5572903" cy="1600423"/>
+                    </a:xfrm>
+                    <a:prstGeom prst="rect">
+                      <a:avLst/>
+                    </a:prstGeom>
+                  </pic:spPr>
+                </pic:pic>
+              </a:graphicData>
+            </a:graphic>
+          </wp:inline>
+        </w:drawing>
+      </w:r>
+    </w:p>
+    <w:p>
+      <w:pPr>
+        <w:spacing w:before="80" w:after="80"/>
+        <w:rPr>
+          <w:color w:val="000000" w:themeColor="text1"/>
+        </w:rPr>
+      </w:pPr>
+      <w:r>
+        <w:rPr>
+          <w:color w:val="000000" w:themeColor="text1"/>
+        </w:rPr>
+        <w:tab/>
+      </w:r>
+      <w:r>
+        <w:rPr>
+          <w:color w:val="000000" w:themeColor="text1"/>
+        </w:rPr>
+        <w:tab/>
+      </w:r>
+      <w:r>
+        <w:rPr>
+          <w:color w:val="000000" w:themeColor="text1"/>
+        </w:rPr>
+        <w:tab/>
+      </w:r>
+      <w:r>
+        <w:rPr>
+          <w:color w:val="000000" w:themeColor="text1"/>
+        </w:rPr>
+        <w:t xml:space="preserve">   </w:t>
+      </w:r>
+      <w:r>
+        <w:rPr>
+          <w:i/>
+          <w:iCs/>
+          <w:color w:val="000000" w:themeColor="text1"/>
+          <w:sz w:val="20"/>
+          <w:szCs w:val="20"/>
+        </w:rPr>
+        <w:t>Figure x : “Users who spent more than £10” Query</w:t>
+      </w:r>
+    </w:p>
+    <w:p>
+      <w:pPr>
+        <w:pStyle w:val="Heading2"/>
+        <w:rPr>
+          <w:color w:val="000000" w:themeColor="text1"/>
+        </w:rPr>
+      </w:pPr>
+      <w:r>
+        <w:rPr>
+          <w:color w:val="000000" w:themeColor="text1"/>
+        </w:rPr>
+        <w:drawing>
+          <wp:anchor distT="0" distB="0" distL="114300" distR="114300" simplePos="0" relativeHeight="251659264" behindDoc="0" locked="0" layoutInCell="1" allowOverlap="1" wp14:anchorId="12805A75" wp14:editId="3E2BEC4C">
+            <wp:simplePos x="0" y="0"/>
+            <wp:positionH relativeFrom="column">
+              <wp:posOffset>2057400</wp:posOffset>
+            </wp:positionH>
+            <wp:positionV relativeFrom="paragraph">
+              <wp:posOffset>422275</wp:posOffset>
+            </wp:positionV>
+            <wp:extent cx="1682750" cy="1410335"/>
+            <wp:effectExtent l="0" t="0" r="0" b="0"/>
+            <wp:wrapSquare wrapText="bothSides"/>
+            <wp:docPr id="76328018" name="Picture 1"/>
+            <wp:cNvGraphicFramePr>
+              <a:graphicFrameLocks xmlns:a="http://schemas.openxmlformats.org/drawingml/2006/main" noChangeAspect="1"/>
+            </wp:cNvGraphicFramePr>
+            <a:graphic xmlns:a="http://schemas.openxmlformats.org/drawingml/2006/main">
+              <a:graphicData uri="http://schemas.openxmlformats.org/drawingml/2006/picture">
+                <pic:pic xmlns:pic="http://schemas.openxmlformats.org/drawingml/2006/picture">
+                  <pic:nvPicPr>
+                    <pic:cNvPr id="76328018" name=""/>
+                    <pic:cNvPicPr/>
+                  </pic:nvPicPr>
+                  <pic:blipFill rotWithShape="1">
+                    <a:blip r:embed="rId13">
+                      <a:extLst>
+                        <a:ext uri="{28A0092B-C50C-407E-A947-70E740481C1C}">
+                          <a14:useLocalDpi xmlns:a14="http://schemas.microsoft.com/office/drawing/2010/main" val="0"/>
+                        </a:ext>
+                      </a:extLst>
+                    </a:blip>
+                    <a:srcRect b="68338"/>
+                    <a:stretch>
+                      <a:fillRect/>
+                    </a:stretch>
+                  </pic:blipFill>
+                  <pic:spPr bwMode="auto">
+                    <a:xfrm>
+                      <a:off x="0" y="0"/>
+                      <a:ext cx="1682750" cy="1410335"/>
+                    </a:xfrm>
+                    <a:prstGeom prst="rect">
+                      <a:avLst/>
+                    </a:prstGeom>
+                    <a:ln>
+                      <a:noFill/>
+                    </a:ln>
+                    <a:extLst>
+                      <a:ext uri="{53640926-AAD7-44D8-BBD7-CCE9431645EC}">
+                        <a14:shadowObscured xmlns:a14="http://schemas.microsoft.com/office/drawing/2010/main"/>
+                      </a:ext>
+                    </a:extLst>
+                  </pic:spPr>
+                </pic:pic>
+              </a:graphicData>
+            </a:graphic>
+            <wp14:sizeRelH relativeFrom="page">
+              <wp14:pctWidth>0</wp14:pctWidth>
+            </wp14:sizeRelH>
+            <wp14:sizeRelV relativeFrom="page">
+              <wp14:pctHeight>0</wp14:pctHeight>
+            </wp14:sizeRelV>
+          </wp:anchor>
+        </w:drawing>
+      </w:r>
+      <w:r>
+        <w:rPr>
+          <w:color w:val="000000" w:themeColor="text1"/>
+        </w:rPr>
+        <w:t xml:space="preserve">5.2 </w:t>
+      </w:r>
+      <w:r>
+        <w:rPr>
+          <w:color w:val="000000" w:themeColor="text1"/>
+        </w:rPr>
+        <w:t>Queries</w:t>
+      </w:r>
+      <w:r>
+        <w:rPr>
+          <w:color w:val="000000" w:themeColor="text1"/>
+        </w:rPr>
+        <w:t xml:space="preserve"> Output</w:t>
+      </w:r>
+    </w:p>
+    <w:p>
+      <w:pPr>
+        <w:spacing w:before="80" w:after="80"/>
+        <w:rPr>
+          <w:color w:val="000000" w:themeColor="text1"/>
+        </w:rPr>
+      </w:pPr>
+    </w:p>
+    <w:p>
+      <w:pPr>
+        <w:pStyle w:val="Heading2"/>
+        <w:rPr>
+          <w:color w:val="000000" w:themeColor="text1"/>
+        </w:rPr>
+      </w:pPr>
+      <w:bookmarkStart w:id="19" w:name="_Toc225926245"/>
+    </w:p>
+    <w:p>
+      <w:pPr>
+        <w:pStyle w:val="Heading2"/>
+        <w:rPr>
+          <w:color w:val="000000" w:themeColor="text1"/>
+        </w:rPr>
+      </w:pPr>
+    </w:p>
+    <w:p>
+      <w:pPr>
+        <w:pStyle w:val="Heading2"/>
+        <w:rPr>
+          <w:color w:val="000000" w:themeColor="text1"/>
+        </w:rPr>
+      </w:pPr>
+    </w:p>
+    <w:p>
+      <w:pPr>
+        <w:pStyle w:val="Heading2"/>
+        <w:rPr>
+          <w:color w:val="000000" w:themeColor="text1"/>
+        </w:rPr>
+      </w:pPr>
+      <w:r>
+        <w:rPr>
+          <w:noProof/>
+          <w:color w:val="000000" w:themeColor="text1"/>
+        </w:rPr>
+        <mc:AlternateContent>
+          <mc:Choice Requires="wps">
+            <w:drawing>
+              <wp:anchor distT="45720" distB="45720" distL="114300" distR="114300" simplePos="0" relativeHeight="251661312" behindDoc="0" locked="0" layoutInCell="1" allowOverlap="1" wp14:anchorId="4BA91697" wp14:editId="0D4A958E">
+                <wp:simplePos x="0" y="0"/>
+                <wp:positionH relativeFrom="column">
+                  <wp:posOffset>1364468</wp:posOffset>
+                </wp:positionH>
+                <wp:positionV relativeFrom="paragraph">
+                  <wp:posOffset>71120</wp:posOffset>
+                </wp:positionV>
+                <wp:extent cx="3573194" cy="1404620"/>
+                <wp:effectExtent l="0" t="0" r="0" b="1270"/>
+                <wp:wrapNone/>
+                <wp:docPr id="217" name="Text Box 2"/>
+                <wp:cNvGraphicFramePr>
+                  <a:graphicFrameLocks xmlns:a="http://schemas.openxmlformats.org/drawingml/2006/main"/>
+                </wp:cNvGraphicFramePr>
+                <a:graphic xmlns:a="http://schemas.openxmlformats.org/drawingml/2006/main">
+                  <a:graphicData uri="http://schemas.microsoft.com/office/word/2010/wordprocessingShape">
+                    <wps:wsp>
+                      <wps:cNvSpPr txBox="1">
+                        <a:spLocks noChangeArrowheads="1"/>
+                      </wps:cNvSpPr>
+                      <wps:spPr bwMode="auto">
+                        <a:xfrm>
+                          <a:off x="0" y="0"/>
+                          <a:ext cx="3573194" cy="1404620"/>
+                        </a:xfrm>
+                        <a:prstGeom prst="rect">
+                          <a:avLst/>
+                        </a:prstGeom>
+                        <a:noFill/>
+                        <a:ln w="9525">
+                          <a:noFill/>
+                          <a:miter lim="800000"/>
+                          <a:headEnd/>
+                          <a:tailEnd/>
+                        </a:ln>
+                      </wps:spPr>
+                      <wps:txbx>
+                        <w:txbxContent>
+                          <w:p>
+                            <w:pPr>
+                              <w:jc w:val="center"/>
+                            </w:pPr>
+                            <w:r>
+                              <w:rPr>
+                                <w:i/>
+                                <w:iCs/>
+                                <w:color w:val="000000" w:themeColor="text1"/>
+                                <w:sz w:val="20"/>
+                                <w:szCs w:val="20"/>
+                              </w:rPr>
+                              <w:t>Figure x :</w:t>
+                            </w:r>
+                            <w:r>
+                              <w:rPr>
+                                <w:i/>
+                                <w:iCs/>
+                                <w:color w:val="000000" w:themeColor="text1"/>
+                                <w:sz w:val="20"/>
+                                <w:szCs w:val="20"/>
+                              </w:rPr>
+                              <w:t xml:space="preserve"> Result of</w:t>
+                            </w:r>
+                            <w:r>
+                              <w:rPr>
+                                <w:i/>
+                                <w:iCs/>
+                                <w:color w:val="000000" w:themeColor="text1"/>
+                                <w:sz w:val="20"/>
+                                <w:szCs w:val="20"/>
+                              </w:rPr>
+                              <w:t xml:space="preserve"> “Users who spent more than £10” Query</w:t>
+                            </w:r>
+                          </w:p>
+                        </w:txbxContent>
+                      </wps:txbx>
+                      <wps:bodyPr rot="0" vert="horz" wrap="square" lIns="91440" tIns="45720" rIns="91440" bIns="45720" anchor="t" anchorCtr="0">
+                        <a:spAutoFit/>
+                      </wps:bodyPr>
+                    </wps:wsp>
+                  </a:graphicData>
+                </a:graphic>
+                <wp14:sizeRelH relativeFrom="margin">
+                  <wp14:pctWidth>0</wp14:pctWidth>
+                </wp14:sizeRelH>
+                <wp14:sizeRelV relativeFrom="margin">
+                  <wp14:pctHeight>20000</wp14:pctHeight>
+                </wp14:sizeRelV>
+              </wp:anchor>
+            </w:drawing>
+          </mc:Choice>
+          <mc:Fallback>
+            <w:pict>
+              <v:shapetype w14:anchorId="4BA91697" id="_x0000_t202" coordsize="21600,21600" o:spt="202" path="m,l,21600r21600,l21600,xe">
+                <v:stroke joinstyle="miter"/>
+                <v:path gradientshapeok="t" o:connecttype="rect"/>
+              </v:shapetype>
+              <v:shape id="Text Box 2" o:spid="_x0000_s1026" type="#_x0000_t202" style="position:absolute;margin-left:107.45pt;margin-top:5.6pt;width:281.35pt;height:110.6pt;z-index:251661312;visibility:visible;mso-wrap-style:square;mso-width-percent:0;mso-height-percent:200;mso-wrap-distance-left:9pt;mso-wrap-distance-top:3.6pt;mso-wrap-distance-right:9pt;mso-wrap-distance-bottom:3.6pt;mso-position-horizontal:absolute;mso-position-horizontal-relative:text;mso-position-vertical:absolute;mso-position-vertical-relative:text;mso-width-percent:0;mso-height-percent:200;mso-width-relative:margin;mso-height-relative:margin;v-text-anchor:top" o:gfxdata="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" filled="f" stroked="f">
+                <v:textbox style="mso-fit-shape-to-text:t">
+                  <w:txbxContent>
+                    <w:p>
+                      <w:pPr>
+                        <w:jc w:val="center"/>
+                      </w:pPr>
+                      <w:r>
+                        <w:rPr>
+                          <w:i/>
+                          <w:iCs/>
+                          <w:color w:val="000000" w:themeColor="text1"/>
+                          <w:sz w:val="20"/>
+                          <w:szCs w:val="20"/>
+                        </w:rPr>
+                        <w:t>Figure x :</w:t>
+                      </w:r>
+                      <w:r>
+                        <w:rPr>
+                          <w:i/>
+                          <w:iCs/>
+                          <w:color w:val="000000" w:themeColor="text1"/>
+                          <w:sz w:val="20"/>
+                          <w:szCs w:val="20"/>
+                        </w:rPr>
+                        <w:t xml:space="preserve"> Result of</w:t>
+                      </w:r>
+                      <w:r>
+                        <w:rPr>
+                          <w:i/>
+                          <w:iCs/>
+                          <w:color w:val="000000" w:themeColor="text1"/>
+                          <w:sz w:val="20"/>
+                          <w:szCs w:val="20"/>
+                        </w:rPr>
+                        <w:t xml:space="preserve"> “Users who spent more than £10” Query</w:t>
+                      </w:r>
+                    </w:p>
+                  </w:txbxContent>
+                </v:textbox>
+              </v:shape>
+            </w:pict>
+          </mc:Fallback>
+        </mc:AlternateContent>
+      </w:r>
+      <w:r>
+        <w:rPr>
+          <w:color w:val="000000" w:themeColor="text1"/>
+        </w:rPr>
+        <w:tab/>
+      </w:r>
+      <w:r>
+        <w:rPr>
+          <w:color w:val="000000" w:themeColor="text1"/>
+        </w:rPr>
+        <w:tab/>
+      </w:r>
+    </w:p>
+    <w:p>
+      <w:pPr>
+        <w:pStyle w:val="Heading2"/>
+        <w:rPr>
+          <w:color w:val="000000" w:themeColor="text1"/>
+        </w:rPr>
+      </w:pPr>
+      <w:r>
+        <w:rPr>
+          <w:color w:val="000000" w:themeColor="text1"/>
+        </w:rPr>
+        <w:drawing>
+          <wp:anchor distT="0" distB="0" distL="114300" distR="114300" simplePos="0" relativeHeight="251662336" behindDoc="0" locked="0" layoutInCell="1" allowOverlap="1" wp14:anchorId="00B2FE24" wp14:editId="1EBA6B94">
+            <wp:simplePos x="0" y="0"/>
+            <wp:positionH relativeFrom="column">
+              <wp:posOffset>1604401</wp:posOffset>
+            </wp:positionH>
+            <wp:positionV relativeFrom="paragraph">
+              <wp:posOffset>100965</wp:posOffset>
+            </wp:positionV>
+            <wp:extent cx="3200847" cy="733527"/>
+            <wp:effectExtent l="0" t="0" r="0" b="9525"/>
+            <wp:wrapSquare wrapText="bothSides"/>
+            <wp:docPr id="1586205958" name="Picture 1"/>
+            <wp:cNvGraphicFramePr>
+              <a:graphicFrameLocks xmlns:a="http://schemas.openxmlformats.org/drawingml/2006/main" noChangeAspect="1"/>
+            </wp:cNvGraphicFramePr>
+            <a:graphic xmlns:a="http://schemas.openxmlformats.org/drawingml/2006/main">
+              <a:graphicData uri="http://schemas.openxmlformats.org/drawingml/2006/picture">
+                <pic:pic xmlns:pic="http://schemas.openxmlformats.org/drawingml/2006/picture">
+                  <pic:nvPicPr>
+                    <pic:cNvPr id="1586205958" name=""/>
+                    <pic:cNvPicPr/>
+                  </pic:nvPicPr>
+                  <pic:blipFill>
+                    <a:blip r:embed="rId14">
+                      <a:extLst>
+                        <a:ext uri="{28A0092B-C50C-407E-A947-70E740481C1C}">
+                          <a14:useLocalDpi xmlns:a14="http://schemas.microsoft.com/office/drawing/2010/main" val="0"/>
+                        </a:ext>
+                      </a:extLst>
+                    </a:blip>
+                    <a:stretch>
+                      <a:fillRect/>
+                    </a:stretch>
+                  </pic:blipFill>
+                  <pic:spPr>
+                    <a:xfrm>
+                      <a:off x="0" y="0"/>
+                      <a:ext cx="3200847" cy="733527"/>
+                    </a:xfrm>
+                    <a:prstGeom prst="rect">
+                      <a:avLst/>
+                    </a:prstGeom>
+                  </pic:spPr>
+                </pic:pic>
+              </a:graphicData>
+            </a:graphic>
+            <wp14:sizeRelH relativeFrom="page">
+              <wp14:pctWidth>0</wp14:pctWidth>
+            </wp14:sizeRelH>
+            <wp14:sizeRelV relativeFrom="page">
+              <wp14:pctHeight>0</wp14:pctHeight>
+            </wp14:sizeRelV>
+          </wp:anchor>
+        </w:drawing>
+      </w:r>
+    </w:p>
+    <w:p>
+      <w:pPr>
+        <w:pStyle w:val="Heading2"/>
+        <w:rPr>
+          <w:color w:val="000000" w:themeColor="text1"/>
+        </w:rPr>
+      </w:pPr>
+      <w:r>
+        <w:rPr>
+          <w:color w:val="000000" w:themeColor="text1"/>
+        </w:rPr>
+        <w:tab/>
+      </w:r>
+      <w:r>
+        <w:rPr>
+          <w:color w:val="000000" w:themeColor="text1"/>
+        </w:rPr>
+        <w:tab/>
+      </w:r>
+    </w:p>
+    <w:p>
+      <w:pPr>
+        <w:pStyle w:val="Heading2"/>
+        <w:rPr>
+          <w:color w:val="000000" w:themeColor="text1"/>
+        </w:rPr>
+      </w:pPr>
+      <w:r>
+        <w:rPr>
+          <w:noProof/>
+          <w:color w:val="000000" w:themeColor="text1"/>
+        </w:rPr>
+        <mc:AlternateContent>
+          <mc:Choice Requires="wps">
+            <w:drawing>
+              <wp:anchor distT="45720" distB="45720" distL="114300" distR="114300" simplePos="0" relativeHeight="251664384" behindDoc="0" locked="0" layoutInCell="1" allowOverlap="1" wp14:anchorId="18AFDA1F" wp14:editId="72ADD1E8">
+                <wp:simplePos x="0" y="0"/>
+                <wp:positionH relativeFrom="column">
+                  <wp:posOffset>1425428</wp:posOffset>
+                </wp:positionH>
+                <wp:positionV relativeFrom="paragraph">
+                  <wp:posOffset>181024</wp:posOffset>
+                </wp:positionV>
+                <wp:extent cx="3573194" cy="1404620"/>
+                <wp:effectExtent l="0" t="0" r="0" b="1270"/>
+                <wp:wrapNone/>
+                <wp:docPr id="1826902860" name="Text Box 2"/>
+                <wp:cNvGraphicFramePr>
+                  <a:graphicFrameLocks xmlns:a="http://schemas.openxmlformats.org/drawingml/2006/main"/>
+                </wp:cNvGraphicFramePr>
+                <a:graphic xmlns:a="http://schemas.openxmlformats.org/drawingml/2006/main">
+                  <a:graphicData uri="http://schemas.microsoft.com/office/word/2010/wordprocessingShape">
+                    <wps:wsp>
+                      <wps:cNvSpPr txBox="1">
+                        <a:spLocks noChangeArrowheads="1"/>
+                      </wps:cNvSpPr>
+                      <wps:spPr bwMode="auto">
+                        <a:xfrm>
+                          <a:off x="0" y="0"/>
+                          <a:ext cx="3573194" cy="1404620"/>
+                        </a:xfrm>
+                        <a:prstGeom prst="rect">
+                          <a:avLst/>
+                        </a:prstGeom>
+                        <a:noFill/>
+                        <a:ln w="9525">
+                          <a:noFill/>
+                          <a:miter lim="800000"/>
+                          <a:headEnd/>
+                          <a:tailEnd/>
+                        </a:ln>
+                      </wps:spPr>
+                      <wps:txbx>
+                        <w:txbxContent>
+                          <w:p>
+                            <w:pPr>
+                              <w:jc w:val="center"/>
+                            </w:pPr>
+                            <w:r>
+                              <w:rPr>
+                                <w:i/>
+                                <w:iCs/>
+                                <w:color w:val="000000" w:themeColor="text1"/>
+                                <w:sz w:val="20"/>
+                                <w:szCs w:val="20"/>
+                              </w:rPr>
+                              <w:t>Figure x :</w:t>
+                            </w:r>
+                            <w:r>
+                              <w:rPr>
+                                <w:i/>
+                                <w:iCs/>
+                                <w:color w:val="000000" w:themeColor="text1"/>
+                                <w:sz w:val="20"/>
+                                <w:szCs w:val="20"/>
+                              </w:rPr>
+                              <w:t xml:space="preserve"> Result of</w:t>
+                            </w:r>
+                            <w:r>
+                              <w:rPr>
+                                <w:i/>
+                                <w:iCs/>
+                                <w:color w:val="000000" w:themeColor="text1"/>
+                                <w:sz w:val="20"/>
+                                <w:szCs w:val="20"/>
+                              </w:rPr>
+                              <w:t xml:space="preserve"> “</w:t>
+                            </w:r>
+                            <w:r>
+                              <w:rPr>
+                                <w:i/>
+                                <w:iCs/>
+                                <w:color w:val="000000" w:themeColor="text1"/>
+                                <w:sz w:val="20"/>
+                                <w:szCs w:val="20"/>
+                              </w:rPr>
+                              <w:t>Most day ordered in</w:t>
+                            </w:r>
+                            <w:r>
+                              <w:rPr>
+                                <w:i/>
+                                <w:iCs/>
+                                <w:color w:val="000000" w:themeColor="text1"/>
+                                <w:sz w:val="20"/>
+                                <w:szCs w:val="20"/>
+                              </w:rPr>
+                              <w:t>” Query</w:t>
+                            </w:r>
+                          </w:p>
+                        </w:txbxContent>
+                      </wps:txbx>
+                      <wps:bodyPr rot="0" vert="horz" wrap="square" lIns="91440" tIns="45720" rIns="91440" bIns="45720" anchor="t" anchorCtr="0">
+                        <a:spAutoFit/>
+                      </wps:bodyPr>
+                    </wps:wsp>
+                  </a:graphicData>
+                </a:graphic>
+                <wp14:sizeRelH relativeFrom="margin">
+                  <wp14:pctWidth>0</wp14:pctWidth>
+                </wp14:sizeRelH>
+                <wp14:sizeRelV relativeFrom="margin">
+                  <wp14:pctHeight>20000</wp14:pctHeight>
+                </wp14:sizeRelV>
+              </wp:anchor>
+            </w:drawing>
+          </mc:Choice>
+          <mc:Fallback>
+            <w:pict>
+              <v:shape w14:anchorId="18AFDA1F" id="_x0000_s1027" type="#_x0000_t202" style="position:absolute;margin-left:112.25pt;margin-top:14.25pt;width:281.35pt;height:110.6pt;z-index:251664384;visibility:visible;mso-wrap-style:square;mso-width-percent:0;mso-height-percent:200;mso-wrap-distance-left:9pt;mso-wrap-distance-top:3.6pt;mso-wrap-distance-right:9pt;mso-wrap-distance-bottom:3.6pt;mso-position-horizontal:absolute;mso-position-horizontal-relative:text;mso-position-vertical:absolute;mso-position-vertical-relative:text;mso-width-percent:0;mso-height-percent:200;mso-width-relative:margin;mso-height-relative:margin;v-text-anchor:top" o:gfxdata="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" filled="f" stroked="f">
+                <v:textbox style="mso-fit-shape-to-text:t">
+                  <w:txbxContent>
+                    <w:p>
+                      <w:pPr>
+                        <w:jc w:val="center"/>
+                      </w:pPr>
+                      <w:r>
+                        <w:rPr>
+                          <w:i/>
+                          <w:iCs/>
+                          <w:color w:val="000000" w:themeColor="text1"/>
+                          <w:sz w:val="20"/>
+                          <w:szCs w:val="20"/>
+                        </w:rPr>
+                        <w:t>Figure x :</w:t>
+                      </w:r>
+                      <w:r>
+                        <w:rPr>
+                          <w:i/>
+                          <w:iCs/>
+                          <w:color w:val="000000" w:themeColor="text1"/>
+                          <w:sz w:val="20"/>
+                          <w:szCs w:val="20"/>
+                        </w:rPr>
+                        <w:t xml:space="preserve"> Result of</w:t>
+                      </w:r>
+                      <w:r>
+                        <w:rPr>
+                          <w:i/>
+                          <w:iCs/>
+                          <w:color w:val="000000" w:themeColor="text1"/>
+                          <w:sz w:val="20"/>
+                          <w:szCs w:val="20"/>
+                        </w:rPr>
+                        <w:t xml:space="preserve"> “</w:t>
+                      </w:r>
+                      <w:r>
+                        <w:rPr>
+                          <w:i/>
+                          <w:iCs/>
+                          <w:color w:val="000000" w:themeColor="text1"/>
+                          <w:sz w:val="20"/>
+                          <w:szCs w:val="20"/>
+                        </w:rPr>
+                        <w:t>Most day ordered in</w:t>
+                      </w:r>
+                      <w:r>
+                        <w:rPr>
+                          <w:i/>
+                          <w:iCs/>
+                          <w:color w:val="000000" w:themeColor="text1"/>
+                          <w:sz w:val="20"/>
+                          <w:szCs w:val="20"/>
+                        </w:rPr>
+                        <w:t>” Query</w:t>
+                      </w:r>
+                    </w:p>
+                  </w:txbxContent>
+                </v:textbox>
+              </v:shape>
+            </w:pict>
+          </mc:Fallback>
+        </mc:AlternateContent>
+      </w:r>
+    </w:p>
+    <w:p>
+      <w:pPr>
+        <w:pStyle w:val="Heading2"/>
+        <w:rPr>
+          <w:color w:val="000000" w:themeColor="text1"/>
+        </w:rPr>
+      </w:pPr>
+    </w:p>
+    <w:p>
+      <w:pPr>
+        <w:pStyle w:val="Heading2"/>
+        <w:rPr>
+          <w:color w:val="000000" w:themeColor="text1"/>
+        </w:rPr>
+      </w:pPr>
+    </w:p>
+    <w:p>
+      <w:pPr>
+        <w:pStyle w:val="Heading2"/>
+        <w:rPr>
+          <w:color w:val="000000" w:themeColor="text1"/>
+        </w:rPr>
+      </w:pPr>
+      <w:r>
+        <w:rPr>
+          <w:color w:val="000000" w:themeColor="text1"/>
+        </w:rPr>
+        <w:lastRenderedPageBreak/>
+        <w:t>5.3 Model Results and Interpretation</w:t>
+      </w:r>
+      <w:bookmarkEnd w:id="19"/>
+    </w:p>
+    <w:p>
+      <w:pPr>
+        <w:spacing w:before="80" w:after="80"/>
+        <w:rPr>
+          <w:color w:val="000000" w:themeColor="text1"/>
+        </w:rPr>
+      </w:pPr>
+      <w:r>
+        <w:rPr>
+          <w:color w:val="000000" w:themeColor="text1"/>
+        </w:rPr>
+        <w:t>As seen in the pictures above, the first query was made to show the day that had most orders and print the date and the number of orders</w:t>
+      </w:r>
+      <w:r>
+        <w:rPr>
+          <w:color w:val="000000" w:themeColor="text1"/>
+        </w:rPr>
+        <w:t>. T</w:t>
+      </w:r>
+      <w:r>
+        <w:rPr>
+          <w:color w:val="000000" w:themeColor="text1"/>
+        </w:rPr>
+        <w:t>his result was reached after grouping</w:t>
+      </w:r>
+      <w:r>
+        <w:rPr>
+          <w:color w:val="000000" w:themeColor="text1"/>
+        </w:rPr>
+        <w:t xml:space="preserve"> (GROUP BY)</w:t>
+      </w:r>
+      <w:r>
+        <w:rPr>
+          <w:color w:val="000000" w:themeColor="text1"/>
+        </w:rPr>
+        <w:t xml:space="preserve"> the user table by the order date and count</w:t>
+      </w:r>
+      <w:r>
+        <w:rPr>
+          <w:color w:val="000000" w:themeColor="text1"/>
+        </w:rPr>
+        <w:t xml:space="preserve"> (COUNT)</w:t>
+      </w:r>
+      <w:r>
+        <w:rPr>
+          <w:color w:val="000000" w:themeColor="text1"/>
+        </w:rPr>
+        <w:t xml:space="preserve"> the total number of orders PER day then arranging</w:t>
+      </w:r>
+      <w:r>
+        <w:rPr>
+          <w:color w:val="000000" w:themeColor="text1"/>
+        </w:rPr>
+        <w:t xml:space="preserve"> (ORDER BY)</w:t>
+      </w:r>
+      <w:r>
+        <w:rPr>
+          <w:color w:val="000000" w:themeColor="text1"/>
+        </w:rPr>
+        <w:t xml:space="preserve"> them in a descending </w:t>
+      </w:r>
+      <w:r>
+        <w:rPr>
+          <w:color w:val="000000" w:themeColor="text1"/>
+        </w:rPr>
+        <w:t xml:space="preserve">(DESC) </w:t>
+      </w:r>
+      <w:r>
+        <w:rPr>
+          <w:color w:val="000000" w:themeColor="text1"/>
+        </w:rPr>
+        <w:t xml:space="preserve">order where the first </w:t>
+      </w:r>
+      <w:r>
+        <w:rPr>
+          <w:color w:val="000000" w:themeColor="text1"/>
+        </w:rPr>
+        <w:t xml:space="preserve">(Limit 1) </w:t>
+      </w:r>
+      <w:r>
+        <w:rPr>
+          <w:color w:val="000000" w:themeColor="text1"/>
+        </w:rPr>
+        <w:t>was picked (thus the biggest).</w:t>
+      </w:r>
+    </w:p>
+    <w:p>
+      <w:pPr>
+        <w:spacing w:before="80" w:after="80"/>
+        <w:rPr>
+          <w:color w:val="000000" w:themeColor="text1"/>
+        </w:rPr>
+      </w:pPr>
+    </w:p>
+    <w:p>
+      <w:pPr>
+        <w:spacing w:before="80" w:after="80"/>
+        <w:rPr>
+          <w:color w:val="000000" w:themeColor="text1"/>
+        </w:rPr>
+      </w:pPr>
+      <w:r>
+        <w:rPr>
+          <w:color w:val="000000" w:themeColor="text1"/>
+        </w:rPr>
+        <w:t>T</w:t>
+      </w:r>
+      <w:r>
+        <w:rPr>
+          <w:color w:val="000000" w:themeColor="text1"/>
+        </w:rPr>
+        <w:t>he second query shows a list of users who spent more than £10</w:t>
+      </w:r>
+      <w:r>
+        <w:rPr>
+          <w:color w:val="000000" w:themeColor="text1"/>
+        </w:rPr>
+        <w:t>. The amount spent was in the order_details table which had an order_id</w:t>
+      </w:r>
+      <w:r>
+        <w:rPr>
+          <w:color w:val="000000" w:themeColor="text1"/>
+        </w:rPr>
+        <w:t xml:space="preserve"> (JOIN ON)</w:t>
+      </w:r>
+      <w:r>
+        <w:rPr>
+          <w:color w:val="000000" w:themeColor="text1"/>
+        </w:rPr>
+        <w:t xml:space="preserve"> that was used to link the user table as well</w:t>
+      </w:r>
+      <w:r>
+        <w:rPr>
+          <w:color w:val="000000" w:themeColor="text1"/>
+        </w:rPr>
+        <w:t xml:space="preserve"> (JOIN ON)</w:t>
+      </w:r>
+      <w:r>
+        <w:rPr>
+          <w:color w:val="000000" w:themeColor="text1"/>
+        </w:rPr>
+        <w:t xml:space="preserve"> fetching their id to finally get their username </w:t>
+      </w:r>
+      <w:r>
+        <w:rPr>
+          <w:color w:val="000000" w:themeColor="text1"/>
+        </w:rPr>
+        <w:t>as</w:t>
+      </w:r>
+      <w:r>
+        <w:rPr>
+          <w:color w:val="000000" w:themeColor="text1"/>
+        </w:rPr>
+        <w:t xml:space="preserve"> shown in the picture, a list of user names was returned with the amount they spent in total.</w:t>
+      </w:r>
+    </w:p>
+    <w:p>
+      <w:pPr>
+        <w:spacing w:before="80" w:after="80"/>
+        <w:rPr>
+          <w:color w:val="000000" w:themeColor="text1"/>
+        </w:rPr>
+      </w:pPr>
+    </w:p>
+    <w:p>
+      <w:pPr>
+        <w:pStyle w:val="Heading1"/>
+        <w:rPr>
+          <w:color w:val="000000" w:themeColor="text1"/>
+        </w:rPr>
+      </w:pPr>
+      <w:bookmarkStart w:id="20" w:name="_Toc225926247"/>
+      <w:r>
+        <w:rPr>
+          <w:color w:val="000000" w:themeColor="text1"/>
+        </w:rPr>
+        <w:t>6. Ethical Considerations</w:t>
+      </w:r>
+      <w:bookmarkEnd w:id="20"/>
+    </w:p>
+    <w:p>
+      <w:pPr>
+        <w:spacing w:before="40" w:after="40"/>
+        <w:ind w:left="360"/>
+        <w:rPr>
+          <w:color w:val="000000" w:themeColor="text1"/>
+        </w:rPr>
+      </w:pPr>
+      <w:r>
+        <w:rPr>
+          <w:i/>
+          <w:iCs/>
+          <w:color w:val="000000" w:themeColor="text1"/>
+          <w:sz w:val="20"/>
+          <w:szCs w:val="20"/>
+        </w:rPr>
+        <w:t>Tip: Target: ~200–300 words. Worth 15% of your mark. Be specific — identify concrete ethical risks and how your group addressed them.</w:t>
+      </w:r>
+    </w:p>
+    <w:p>
+      <w:pPr>
+        <w:spacing w:before="80" w:after="80"/>
+        <w:rPr>
+          <w:color w:val="000000" w:themeColor="text1"/>
+        </w:rPr>
+      </w:pPr>
+    </w:p>
+    <w:p>
+      <w:pPr>
+        <w:pStyle w:val="Heading2"/>
+        <w:rPr>
+          <w:color w:val="000000" w:themeColor="text1"/>
+        </w:rPr>
+      </w:pPr>
+      <w:bookmarkStart w:id="21" w:name="_Toc225926248"/>
+      <w:r>
+        <w:rPr>
+          <w:color w:val="000000" w:themeColor="text1"/>
+        </w:rPr>
+        <w:t>6.1 Data Ethics and Privacy</w:t>
+      </w:r>
+      <w:bookmarkEnd w:id="21"/>
+    </w:p>
+    <w:p>
+      <w:pPr>
+        <w:spacing w:before="80" w:after="80"/>
+        <w:rPr>
+          <w:color w:val="000000" w:themeColor="text1"/>
+        </w:rPr>
+      </w:pPr>
+      <w:r>
+        <w:rPr>
+          <w:i/>
+          <w:iCs/>
+          <w:color w:val="000000" w:themeColor="text1"/>
+        </w:rPr>
+        <w:t>[Discuss the ethical implications of the data you used. Were there privacy, consent, or bias concerns?]</w:t>
+      </w:r>
+    </w:p>
+    <w:p>
+      <w:pPr>
+        <w:spacing w:before="80" w:after="80"/>
+        <w:rPr>
+          <w:color w:val="000000" w:themeColor="text1"/>
+        </w:rPr>
+      </w:pPr>
+      <w:r>
+        <w:rPr>
+          <w:color w:val="000000" w:themeColor="text1"/>
+        </w:rPr>
+        <w:t>The dataset used in this project [is / is not] publicly available and [does / does not] contain personally identifiable information (PII). [If applicable: steps taken to anonymise or protect data included...]. [If applicable: the dataset was sourced from X and is licensed under Y — see References for full attribution.]</w:t>
+      </w:r>
+    </w:p>
+    <w:p>
+      <w:pPr>
+        <w:spacing w:before="80" w:after="80"/>
+        <w:rPr>
+          <w:color w:val="000000" w:themeColor="text1"/>
+        </w:rPr>
+      </w:pPr>
+      <w:r>
+        <w:rPr>
+          <w:color w:val="000000" w:themeColor="text1"/>
+        </w:rPr>
+        <w:t>Potential bias in the dataset includes [e.g. under-representation of certain demographic groups, data collected from a non-representative sample]. This may affect the generalisability of the results to [broader context].</w:t>
+      </w:r>
+    </w:p>
+    <w:p>
+      <w:pPr>
+        <w:spacing w:before="80" w:after="80"/>
+        <w:rPr>
+          <w:color w:val="000000" w:themeColor="text1"/>
+        </w:rPr>
+      </w:pPr>
+    </w:p>
+    <w:p>
+      <w:pPr>
+        <w:pStyle w:val="Heading2"/>
+        <w:rPr>
+          <w:color w:val="000000" w:themeColor="text1"/>
+        </w:rPr>
+      </w:pPr>
+      <w:bookmarkStart w:id="22" w:name="_Toc225926249"/>
+      <w:r>
+        <w:rPr>
+          <w:color w:val="000000" w:themeColor="text1"/>
+        </w:rPr>
+        <w:t>6.2 AI Tool Use</w:t>
+      </w:r>
+      <w:bookmarkEnd w:id="22"/>
+    </w:p>
+    <w:p>
+      <w:pPr>
+        <w:spacing w:before="80" w:after="80"/>
+        <w:rPr>
+          <w:color w:val="000000" w:themeColor="text1"/>
+        </w:rPr>
+      </w:pPr>
+      <w:r>
+        <w:rPr>
+          <w:i/>
+          <w:iCs/>
+          <w:color w:val="000000" w:themeColor="text1"/>
+        </w:rPr>
+        <w:t>[Document how AI tools were used during this project, consistent with the Category B guidance in the brief.]</w:t>
+      </w:r>
+    </w:p>
+    <w:p>
+      <w:pPr>
+        <w:spacing w:before="80" w:after="80"/>
+        <w:rPr>
+          <w:color w:val="000000" w:themeColor="text1"/>
+        </w:rPr>
+      </w:pPr>
+      <w:r>
+        <w:rPr>
+          <w:color w:val="000000" w:themeColor="text1"/>
+        </w:rPr>
+        <w:t>AI tools used during this project: [e.g. ChatGPT for debugging Python code / GitHub Copilot for code suggestions]. All AI assistance was used for learning and debugging only — no complete solutions were generated by AI. AI use is documented in the project README.</w:t>
+      </w:r>
+    </w:p>
+    <w:p>
+      <w:pPr>
+        <w:spacing w:before="80" w:after="80"/>
+        <w:rPr>
+          <w:color w:val="000000" w:themeColor="text1"/>
+        </w:rPr>
+      </w:pPr>
+      <w:r>
+        <w:rPr>
+          <w:color w:val="000000" w:themeColor="text1"/>
+        </w:rPr>
+        <w:t>No AI-generated content has been submitted in this report. [If applicable: where AI tools informed understanding, this is noted in the relevant section.]</w:t>
+      </w:r>
+    </w:p>
+    <w:p>
+      <w:pPr>
+        <w:spacing w:before="80" w:after="80"/>
+        <w:rPr>
+          <w:color w:val="000000" w:themeColor="text1"/>
+        </w:rPr>
+      </w:pPr>
+    </w:p>
+    <w:p>
+      <w:pPr>
+        <w:pStyle w:val="Heading2"/>
+        <w:rPr>
+          <w:color w:val="000000" w:themeColor="text1"/>
+        </w:rPr>
+      </w:pPr>
+      <w:bookmarkStart w:id="23" w:name="_Toc225926250"/>
+      <w:r>
+        <w:rPr>
+          <w:color w:val="000000" w:themeColor="text1"/>
+        </w:rPr>
+        <w:t>6.3 Broader Ethical Implications</w:t>
+      </w:r>
+      <w:bookmarkEnd w:id="23"/>
+    </w:p>
+    <w:p>
+      <w:pPr>
+        <w:spacing w:before="80" w:after="80"/>
+        <w:rPr>
+          <w:color w:val="000000" w:themeColor="text1"/>
+        </w:rPr>
+      </w:pPr>
+      <w:r>
+        <w:rPr>
+          <w:i/>
+          <w:iCs/>
+          <w:color w:val="000000" w:themeColor="text1"/>
+        </w:rPr>
+        <w:lastRenderedPageBreak/>
+        <w:t>[Consider the broader societal or professional implications of your solution if deployed in a real-world context.]</w:t>
+      </w:r>
+    </w:p>
+    <w:p>
+      <w:pPr>
+        <w:spacing w:before="80" w:after="80"/>
+        <w:rPr>
+          <w:color w:val="000000" w:themeColor="text1"/>
+        </w:rPr>
+      </w:pPr>
+      <w:r>
+        <w:rPr>
+          <w:color w:val="000000" w:themeColor="text1"/>
+        </w:rPr>
+        <w:t>If the [model / system / analysis] developed in this project were deployed in a real-world context, the following ethical considerations would apply: [e.g. algorithmic decision-making transparency, potential for model outputs to disadvantage certain groups, data retention and security obligations, professional responsibility under BCS/ACM codes of conduct].</w:t>
+      </w:r>
+    </w:p>
+    <w:p>
+      <w:pPr>
+        <w:rPr>
+          <w:color w:val="000000" w:themeColor="text1"/>
+        </w:rPr>
+      </w:pPr>
+      <w:r>
+        <w:rPr>
+          <w:color w:val="000000" w:themeColor="text1"/>
+        </w:rPr>
+        <w:br w:type="page"/>
+      </w:r>
+    </w:p>
+    <w:p>
+      <w:pPr>
+        <w:pStyle w:val="Heading1"/>
+        <w:rPr>
+          <w:color w:val="000000" w:themeColor="text1"/>
+        </w:rPr>
+      </w:pPr>
+      <w:bookmarkStart w:id="24" w:name="_Toc225926251"/>
+      <w:r>
+        <w:rPr>
+          <w:color w:val="000000" w:themeColor="text1"/>
+        </w:rPr>
+        <w:lastRenderedPageBreak/>
+        <w:t>7. Conclusions and Recommendations</w:t>
+      </w:r>
+      <w:bookmarkEnd w:id="24"/>
+    </w:p>
+    <w:p>
+      <w:pPr>
+        <w:spacing w:before="40" w:after="40"/>
+        <w:ind w:left="360"/>
+        <w:rPr>
+          <w:color w:val="000000" w:themeColor="text1"/>
+        </w:rPr>
+      </w:pPr>
+      <w:r>
+        <w:rPr>
+          <w:i/>
+          <w:iCs/>
+          <w:color w:val="000000" w:themeColor="text1"/>
+          <w:sz w:val="20"/>
+          <w:szCs w:val="20"/>
+        </w:rPr>
+        <w:t>Tip: Target: ~300–400 words. Summarise what you found, whether objectives were met, and what you recommend.</w:t>
+      </w:r>
+    </w:p>
+    <w:p>
+      <w:pPr>
+        <w:spacing w:before="80" w:after="80"/>
+        <w:rPr>
+          <w:color w:val="000000" w:themeColor="text1"/>
+        </w:rPr>
+      </w:pPr>
+    </w:p>
+    <w:p>
+      <w:pPr>
+        <w:pStyle w:val="Heading2"/>
+        <w:rPr>
+          <w:color w:val="000000" w:themeColor="text1"/>
+        </w:rPr>
+      </w:pPr>
+      <w:bookmarkStart w:id="25" w:name="_Toc225926252"/>
+      <w:r>
+        <w:rPr>
+          <w:color w:val="000000" w:themeColor="text1"/>
+        </w:rPr>
+        <w:t>7.1 Summary of Findings</w:t>
+      </w:r>
+      <w:bookmarkEnd w:id="25"/>
+    </w:p>
+    <w:p>
+      <w:pPr>
+        <w:spacing w:before="80" w:after="80"/>
+        <w:rPr>
+          <w:color w:val="000000" w:themeColor="text1"/>
+        </w:rPr>
+      </w:pPr>
+      <w:r>
+        <w:rPr>
+          <w:i/>
+          <w:iCs/>
+          <w:color w:val="000000" w:themeColor="text1"/>
+        </w:rPr>
+        <w:t>[Summarise the key findings of the project. Did your model or analysis answer the problem defined in Section 2?]</w:t>
+      </w:r>
+    </w:p>
+    <w:p>
+      <w:pPr>
+        <w:spacing w:before="80" w:after="80"/>
+        <w:rPr>
+          <w:color w:val="000000" w:themeColor="text1"/>
+        </w:rPr>
+      </w:pPr>
+      <w:r>
+        <w:rPr>
+          <w:color w:val="000000" w:themeColor="text1"/>
+        </w:rPr>
+        <w:t>This project set out to [restate objectives]. The key findings are:</w:t>
       </w:r>
     </w:p>
     <w:p>
@@ -5386,75 +7338,7 @@
         <w:rPr>
           <w:color w:val="000000" w:themeColor="text1"/>
         </w:rPr>
-        <w:t>[Library 4 — e.g. Scikit-learn — for model fitting and evaluation]</w:t>
-      </w:r>
-    </w:p>
-    <w:p>
-      <w:pPr>
-        <w:spacing w:before="80" w:after="80"/>
-        <w:rPr>
-          <w:color w:val="000000" w:themeColor="text1"/>
-        </w:rPr>
-      </w:pPr>
-      <w:r>
-        <w:rPr>
-          <w:color w:val="000000" w:themeColor="text1"/>
-        </w:rPr>
-        <w:t>The code repository is available at: [GitHub URL or reference to zipped submission].</w:t>
-      </w:r>
-    </w:p>
-    <w:p>
-      <w:pPr>
-        <w:spacing w:before="80" w:after="80"/>
-        <w:rPr>
-          <w:color w:val="000000" w:themeColor="text1"/>
-        </w:rPr>
-      </w:pPr>
-    </w:p>
-    <w:p>
-      <w:pPr>
-        <w:pStyle w:val="Heading2"/>
-        <w:rPr>
-          <w:color w:val="000000" w:themeColor="text1"/>
-        </w:rPr>
-      </w:pPr>
-      <w:bookmarkStart w:id="16" w:name="_Toc225926240"/>
-      <w:r>
-        <w:rPr>
-          <w:color w:val="000000" w:themeColor="text1"/>
-        </w:rPr>
-        <w:t>4.2 Data Preparation and Cleaning</w:t>
-      </w:r>
-      <w:bookmarkEnd w:id="16"/>
-    </w:p>
-    <w:p>
-      <w:pPr>
-        <w:spacing w:before="80" w:after="80"/>
-        <w:rPr>
-          <w:color w:val="000000" w:themeColor="text1"/>
-        </w:rPr>
-      </w:pPr>
-      <w:r>
-        <w:rPr>
-          <w:i/>
-          <w:iCs/>
-          <w:color w:val="000000" w:themeColor="text1"/>
-        </w:rPr>
-        <w:t>[Describe how you prepared and cleaned the data before analysis. Document any transformations applied.]</w:t>
-      </w:r>
-    </w:p>
-    <w:p>
-      <w:pPr>
-        <w:spacing w:before="80" w:after="80"/>
-        <w:rPr>
-          <w:color w:val="000000" w:themeColor="text1"/>
-        </w:rPr>
-      </w:pPr>
-      <w:r>
-        <w:rPr>
-          <w:color w:val="000000" w:themeColor="text1"/>
-        </w:rPr>
-        <w:t>The raw dataset required the following preparation steps before analysis could begin:</w:t>
+        <w:t>[Finding 1 — linked to your results in Section 5]</w:t>
       </w:r>
     </w:p>
     <w:p>
@@ -5472,7 +7356,7 @@
         <w:rPr>
           <w:color w:val="000000" w:themeColor="text1"/>
         </w:rPr>
-        <w:t>[Step 1 — e.g. Removed X duplicate records identified using df.duplicated()]</w:t>
+        <w:t>[Finding 2]</w:t>
       </w:r>
     </w:p>
     <w:p>
@@ -5490,25 +7374,7 @@
         <w:rPr>
           <w:color w:val="000000" w:themeColor="text1"/>
         </w:rPr>
-        <w:t>[Step 2 — e.g. Imputed Y missing values in column Z using the column median]</w:t>
-      </w:r>
-    </w:p>
-    <w:p>
-      <w:pPr>
-        <w:pStyle w:val="ListParagraph"/>
-        <w:numPr>
-          <w:ilvl w:val="0"/>
-          <w:numId w:val="3"/>
-        </w:numPr>
-        <w:rPr>
-          <w:color w:val="000000" w:themeColor="text1"/>
-        </w:rPr>
-      </w:pPr>
-      <w:r>
-        <w:rPr>
-          <w:color w:val="000000" w:themeColor="text1"/>
-        </w:rPr>
-        <w:t>[Step 3 — e.g. Normalised continuous variables to the range [0, 1]]</w:t>
+        <w:t>[Finding 3]</w:t>
       </w:r>
     </w:p>
     <w:p>
@@ -5526,14 +7392,14 @@
           <w:color w:val="000000" w:themeColor="text1"/>
         </w:rPr>
       </w:pPr>
-      <w:bookmarkStart w:id="17" w:name="_Toc225926241"/>
-      <w:r>
-        <w:rPr>
-          <w:color w:val="000000" w:themeColor="text1"/>
-        </w:rPr>
-        <w:t>4.3 Code Structure and Design</w:t>
-      </w:r>
-      <w:bookmarkEnd w:id="17"/>
+      <w:bookmarkStart w:id="26" w:name="_Toc225926253"/>
+      <w:r>
+        <w:rPr>
+          <w:color w:val="000000" w:themeColor="text1"/>
+        </w:rPr>
+        <w:t>7.2 Evaluation Against Objectives</w:t>
+      </w:r>
+      <w:bookmarkEnd w:id="26"/>
     </w:p>
     <w:p>
       <w:pPr>
@@ -5548,7 +7414,7 @@
           <w:iCs/>
           <w:color w:val="000000" w:themeColor="text1"/>
         </w:rPr>
-        <w:t>[Describe how your code is organised. Reference the README file in your code repository.]</w:t>
+        <w:t>[Revisit each objective from Section 2.2 and briefly evaluate whether it was achieved.]</w:t>
       </w:r>
     </w:p>
     <w:p>
@@ -5562,61 +7428,7 @@
         <w:rPr>
           <w:color w:val="000000" w:themeColor="text1"/>
         </w:rPr>
-        <w:t>The code is structured into the following modules / scripts:</w:t>
-      </w:r>
-    </w:p>
-    <w:p>
-      <w:pPr>
-        <w:pStyle w:val="ListParagraph"/>
-        <w:numPr>
-          <w:ilvl w:val="0"/>
-          <w:numId w:val="3"/>
-        </w:numPr>
-        <w:rPr>
-          <w:color w:val="000000" w:themeColor="text1"/>
-        </w:rPr>
-      </w:pPr>
-      <w:r>
-        <w:rPr>
-          <w:color w:val="000000" w:themeColor="text1"/>
-        </w:rPr>
-        <w:t>[File 1 — e.g. data_cleaning.py — handles all data preparation steps]</w:t>
-      </w:r>
-    </w:p>
-    <w:p>
-      <w:pPr>
-        <w:pStyle w:val="ListParagraph"/>
-        <w:numPr>
-          <w:ilvl w:val="0"/>
-          <w:numId w:val="3"/>
-        </w:numPr>
-        <w:rPr>
-          <w:color w:val="000000" w:themeColor="text1"/>
-        </w:rPr>
-      </w:pPr>
-      <w:r>
-        <w:rPr>
-          <w:color w:val="000000" w:themeColor="text1"/>
-        </w:rPr>
-        <w:t>[File 2 — e.g. model.py — implements the mathematical model]</w:t>
-      </w:r>
-    </w:p>
-    <w:p>
-      <w:pPr>
-        <w:pStyle w:val="ListParagraph"/>
-        <w:numPr>
-          <w:ilvl w:val="0"/>
-          <w:numId w:val="3"/>
-        </w:numPr>
-        <w:rPr>
-          <w:color w:val="000000" w:themeColor="text1"/>
-        </w:rPr>
-      </w:pPr>
-      <w:r>
-        <w:rPr>
-          <w:color w:val="000000" w:themeColor="text1"/>
-        </w:rPr>
-        <w:t>[File 3 — e.g. visualisation.py — generates all charts and graphs]</w:t>
+        <w:t>Objective 1 ([restate]) was [fully / partially / not] achieved because [brief explanation].</w:t>
       </w:r>
     </w:p>
     <w:p>
@@ -5630,43 +7442,50 @@
         <w:rPr>
           <w:color w:val="000000" w:themeColor="text1"/>
         </w:rPr>
-        <w:t>All code is commented to explain logic and key decisions. A README.md file with setup and running instructions is included in the repository. AI tool use for debugging is documented in the README.</w:t>
-      </w:r>
-    </w:p>
-    <w:p>
-      <w:pPr>
-        <w:rPr>
-          <w:color w:val="000000" w:themeColor="text1"/>
-        </w:rPr>
-      </w:pPr>
-      <w:r>
-        <w:rPr>
-          <w:color w:val="000000" w:themeColor="text1"/>
-        </w:rPr>
-        <w:br w:type="page"/>
-      </w:r>
-    </w:p>
-    <w:p>
-      <w:pPr>
-        <w:pStyle w:val="Heading1"/>
-        <w:rPr>
-          <w:color w:val="000000" w:themeColor="text1"/>
-        </w:rPr>
-      </w:pPr>
-      <w:bookmarkStart w:id="18" w:name="_Toc225926242"/>
-      <w:r>
-        <w:rPr>
-          <w:color w:val="000000" w:themeColor="text1"/>
-        </w:rPr>
-        <w:lastRenderedPageBreak/>
-        <w:t>5. Results and Analysis</w:t>
-      </w:r>
-      <w:bookmarkEnd w:id="18"/>
-    </w:p>
-    <w:p>
-      <w:pPr>
-        <w:spacing w:before="40" w:after="40"/>
-        <w:ind w:left="360"/>
+        <w:t>Objective 2 ([restate]) was [fully / partially / not] achieved because [brief explanation].</w:t>
+      </w:r>
+    </w:p>
+    <w:p>
+      <w:pPr>
+        <w:spacing w:before="80" w:after="80"/>
+        <w:rPr>
+          <w:color w:val="000000" w:themeColor="text1"/>
+        </w:rPr>
+      </w:pPr>
+      <w:r>
+        <w:rPr>
+          <w:color w:val="000000" w:themeColor="text1"/>
+        </w:rPr>
+        <w:t>Objective 3 ([restate]) was [fully / partially / not] achieved because [brief explanation].</w:t>
+      </w:r>
+    </w:p>
+    <w:p>
+      <w:pPr>
+        <w:spacing w:before="80" w:after="80"/>
+        <w:rPr>
+          <w:color w:val="000000" w:themeColor="text1"/>
+        </w:rPr>
+      </w:pPr>
+    </w:p>
+    <w:p>
+      <w:pPr>
+        <w:pStyle w:val="Heading2"/>
+        <w:rPr>
+          <w:color w:val="000000" w:themeColor="text1"/>
+        </w:rPr>
+      </w:pPr>
+      <w:bookmarkStart w:id="27" w:name="_Toc225926254"/>
+      <w:r>
+        <w:rPr>
+          <w:color w:val="000000" w:themeColor="text1"/>
+        </w:rPr>
+        <w:t>7.3 Limitations</w:t>
+      </w:r>
+      <w:bookmarkEnd w:id="27"/>
+    </w:p>
+    <w:p>
+      <w:pPr>
+        <w:spacing w:before="80" w:after="80"/>
         <w:rPr>
           <w:color w:val="000000" w:themeColor="text1"/>
         </w:rPr>
@@ -5676,10 +7495,8 @@
           <w:i/>
           <w:iCs/>
           <w:color w:val="000000" w:themeColor="text1"/>
-          <w:sz w:val="20"/>
-          <w:szCs w:val="20"/>
-        </w:rPr>
-        <w:t>Tip: Target: ~600–700 words. Present your results with minimum 4 visualisations. Critically interpret — don't just describe the charts, explain what they mean.</w:t>
+        </w:rPr>
+        <w:t>[Honestly discuss the limitations of your approach. What would you do differently?]</w:t>
       </w:r>
     </w:p>
     <w:p>
@@ -5689,6 +7506,20 @@
           <w:color w:val="000000" w:themeColor="text1"/>
         </w:rPr>
       </w:pPr>
+      <w:r>
+        <w:rPr>
+          <w:color w:val="000000" w:themeColor="text1"/>
+        </w:rPr>
+        <w:t>The primary limitations of this project include: [e.g. dataset size restricted the robustness of the statistical model; the algorithm was not tested on out-of-sample data; computational constraints limited the scale of the simulation].</w:t>
+      </w:r>
+    </w:p>
+    <w:p>
+      <w:pPr>
+        <w:spacing w:before="80" w:after="80"/>
+        <w:rPr>
+          <w:color w:val="000000" w:themeColor="text1"/>
+        </w:rPr>
+      </w:pPr>
     </w:p>
     <w:p>
       <w:pPr>
@@ -5697,14 +7528,14 @@
           <w:color w:val="000000" w:themeColor="text1"/>
         </w:rPr>
       </w:pPr>
-      <w:bookmarkStart w:id="19" w:name="_Toc225926243"/>
-      <w:r>
-        <w:rPr>
-          <w:color w:val="000000" w:themeColor="text1"/>
-        </w:rPr>
-        <w:t>5.1 Descriptive Statistics</w:t>
-      </w:r>
-      <w:bookmarkEnd w:id="19"/>
+      <w:bookmarkStart w:id="28" w:name="_Toc225926255"/>
+      <w:r>
+        <w:rPr>
+          <w:color w:val="000000" w:themeColor="text1"/>
+        </w:rPr>
+        <w:t>7.4 Recommendations and Future Work</w:t>
+      </w:r>
+      <w:bookmarkEnd w:id="28"/>
     </w:p>
     <w:p>
       <w:pPr>
@@ -5719,7 +7550,7 @@
           <w:iCs/>
           <w:color w:val="000000" w:themeColor="text1"/>
         </w:rPr>
-        <w:t>[Present summary statistics for your dataset or model inputs. Include a table of key statistics.]</w:t>
+        <w:t>[What do you recommend based on your findings? What future work would extend or improve this project?]</w:t>
       </w:r>
     </w:p>
     <w:p>
@@ -5733,1010 +7564,38 @@
         <w:rPr>
           <w:color w:val="000000" w:themeColor="text1"/>
         </w:rPr>
-        <w:t>Table 2 presents the descriptive statistics for the key variables in the dataset.</w:t>
-      </w:r>
-    </w:p>
-    <w:p>
-      <w:pPr>
-        <w:spacing w:before="40" w:after="40"/>
-        <w:rPr>
-          <w:color w:val="000000" w:themeColor="text1"/>
-        </w:rPr>
-      </w:pPr>
-    </w:p>
-    <w:tbl>
-      <w:tblPr>
-        <w:tblW w:w="9026" w:type="dxa"/>
-        <w:tblBorders>
-          <w:top w:val="single" w:sz="4" w:space="0" w:color="auto"/>
-          <w:left w:val="single" w:sz="4" w:space="0" w:color="auto"/>
-          <w:bottom w:val="single" w:sz="4" w:space="0" w:color="auto"/>
-          <w:right w:val="single" w:sz="4" w:space="0" w:color="auto"/>
-          <w:insideH w:val="single" w:sz="4" w:space="0" w:color="auto"/>
-          <w:insideV w:val="single" w:sz="4" w:space="0" w:color="auto"/>
-        </w:tblBorders>
-        <w:tblCellMar>
-          <w:left w:w="10" w:type="dxa"/>
-          <w:right w:w="10" w:type="dxa"/>
-        </w:tblCellMar>
-        <w:tblLook w:val="0000" w:firstRow="0" w:lastRow="0" w:firstColumn="0" w:lastColumn="0" w:noHBand="0" w:noVBand="0"/>
-      </w:tblPr>
-      <w:tblGrid>
-        <w:gridCol w:w="2200"/>
-        <w:gridCol w:w="1600"/>
-        <w:gridCol w:w="1600"/>
-        <w:gridCol w:w="1600"/>
-        <w:gridCol w:w="2026"/>
-      </w:tblGrid>
-      <w:tr>
-        <w:tc>
-          <w:tcPr>
-            <w:tcW w:w="2200" w:type="dxa"/>
-            <w:tcBorders>
-              <w:top w:val="single" w:sz="1" w:space="0" w:color="DDDDDD"/>
-              <w:left w:val="single" w:sz="1" w:space="0" w:color="DDDDDD"/>
-              <w:bottom w:val="single" w:sz="1" w:space="0" w:color="DDDDDD"/>
-              <w:right w:val="single" w:sz="1" w:space="0" w:color="DDDDDD"/>
-            </w:tcBorders>
-            <w:shd w:val="clear" w:color="auto" w:fill="DBEAFE"/>
-            <w:tcMar>
-              <w:top w:w="80" w:type="dxa"/>
-              <w:left w:w="120" w:type="dxa"/>
-              <w:bottom w:w="80" w:type="dxa"/>
-              <w:right w:w="120" w:type="dxa"/>
-            </w:tcMar>
-          </w:tcPr>
-          <w:p>
-            <w:pPr>
-              <w:rPr>
-                <w:color w:val="000000" w:themeColor="text1"/>
-              </w:rPr>
-            </w:pPr>
-            <w:r>
-              <w:rPr>
-                <w:b/>
-                <w:bCs/>
-                <w:color w:val="000000" w:themeColor="text1"/>
-                <w:sz w:val="20"/>
-                <w:szCs w:val="20"/>
-              </w:rPr>
-              <w:t>Variable</w:t>
-            </w:r>
-          </w:p>
-        </w:tc>
-        <w:tc>
-          <w:tcPr>
-            <w:tcW w:w="1600" w:type="dxa"/>
-            <w:tcBorders>
-              <w:top w:val="single" w:sz="1" w:space="0" w:color="DDDDDD"/>
-              <w:left w:val="single" w:sz="1" w:space="0" w:color="DDDDDD"/>
-              <w:bottom w:val="single" w:sz="1" w:space="0" w:color="DDDDDD"/>
-              <w:right w:val="single" w:sz="1" w:space="0" w:color="DDDDDD"/>
-            </w:tcBorders>
-            <w:shd w:val="clear" w:color="auto" w:fill="DBEAFE"/>
-            <w:tcMar>
-              <w:top w:w="80" w:type="dxa"/>
-              <w:left w:w="120" w:type="dxa"/>
-              <w:bottom w:w="80" w:type="dxa"/>
-              <w:right w:w="120" w:type="dxa"/>
-            </w:tcMar>
-          </w:tcPr>
-          <w:p>
-            <w:pPr>
-              <w:rPr>
-                <w:color w:val="000000" w:themeColor="text1"/>
-              </w:rPr>
-            </w:pPr>
-            <w:r>
-              <w:rPr>
-                <w:b/>
-                <w:bCs/>
-                <w:color w:val="000000" w:themeColor="text1"/>
-                <w:sz w:val="20"/>
-                <w:szCs w:val="20"/>
-              </w:rPr>
-              <w:t>Mean</w:t>
-            </w:r>
-          </w:p>
-        </w:tc>
-        <w:tc>
-          <w:tcPr>
-            <w:tcW w:w="1600" w:type="dxa"/>
-            <w:tcBorders>
-              <w:top w:val="single" w:sz="1" w:space="0" w:color="DDDDDD"/>
-              <w:left w:val="single" w:sz="1" w:space="0" w:color="DDDDDD"/>
-              <w:bottom w:val="single" w:sz="1" w:space="0" w:color="DDDDDD"/>
-              <w:right w:val="single" w:sz="1" w:space="0" w:color="DDDDDD"/>
-            </w:tcBorders>
-            <w:shd w:val="clear" w:color="auto" w:fill="DBEAFE"/>
-            <w:tcMar>
-              <w:top w:w="80" w:type="dxa"/>
-              <w:left w:w="120" w:type="dxa"/>
-              <w:bottom w:w="80" w:type="dxa"/>
-              <w:right w:w="120" w:type="dxa"/>
-            </w:tcMar>
-          </w:tcPr>
-          <w:p>
-            <w:pPr>
-              <w:rPr>
-                <w:color w:val="000000" w:themeColor="text1"/>
-              </w:rPr>
-            </w:pPr>
-            <w:r>
-              <w:rPr>
-                <w:b/>
-                <w:bCs/>
-                <w:color w:val="000000" w:themeColor="text1"/>
-                <w:sz w:val="20"/>
-                <w:szCs w:val="20"/>
-              </w:rPr>
-              <w:t>Std Dev</w:t>
-            </w:r>
-          </w:p>
-        </w:tc>
-        <w:tc>
-          <w:tcPr>
-            <w:tcW w:w="1600" w:type="dxa"/>
-            <w:tcBorders>
-              <w:top w:val="single" w:sz="1" w:space="0" w:color="DDDDDD"/>
-              <w:left w:val="single" w:sz="1" w:space="0" w:color="DDDDDD"/>
-              <w:bottom w:val="single" w:sz="1" w:space="0" w:color="DDDDDD"/>
-              <w:right w:val="single" w:sz="1" w:space="0" w:color="DDDDDD"/>
-            </w:tcBorders>
-            <w:shd w:val="clear" w:color="auto" w:fill="DBEAFE"/>
-            <w:tcMar>
-              <w:top w:w="80" w:type="dxa"/>
-              <w:left w:w="120" w:type="dxa"/>
-              <w:bottom w:w="80" w:type="dxa"/>
-              <w:right w:w="120" w:type="dxa"/>
-            </w:tcMar>
-          </w:tcPr>
-          <w:p>
-            <w:pPr>
-              <w:rPr>
-                <w:color w:val="000000" w:themeColor="text1"/>
-              </w:rPr>
-            </w:pPr>
-            <w:r>
-              <w:rPr>
-                <w:b/>
-                <w:bCs/>
-                <w:color w:val="000000" w:themeColor="text1"/>
-                <w:sz w:val="20"/>
-                <w:szCs w:val="20"/>
-              </w:rPr>
-              <w:t>Min / Max</w:t>
-            </w:r>
-          </w:p>
-        </w:tc>
-        <w:tc>
-          <w:tcPr>
-            <w:tcW w:w="2026" w:type="dxa"/>
-            <w:tcBorders>
-              <w:top w:val="single" w:sz="1" w:space="0" w:color="DDDDDD"/>
-              <w:left w:val="single" w:sz="1" w:space="0" w:color="DDDDDD"/>
-              <w:bottom w:val="single" w:sz="1" w:space="0" w:color="DDDDDD"/>
-              <w:right w:val="single" w:sz="1" w:space="0" w:color="DDDDDD"/>
-            </w:tcBorders>
-            <w:shd w:val="clear" w:color="auto" w:fill="DBEAFE"/>
-            <w:tcMar>
-              <w:top w:w="80" w:type="dxa"/>
-              <w:left w:w="120" w:type="dxa"/>
-              <w:bottom w:w="80" w:type="dxa"/>
-              <w:right w:w="120" w:type="dxa"/>
-            </w:tcMar>
-          </w:tcPr>
-          <w:p>
-            <w:pPr>
-              <w:rPr>
-                <w:color w:val="000000" w:themeColor="text1"/>
-              </w:rPr>
-            </w:pPr>
-            <w:r>
-              <w:rPr>
-                <w:b/>
-                <w:bCs/>
-                <w:color w:val="000000" w:themeColor="text1"/>
-                <w:sz w:val="20"/>
-                <w:szCs w:val="20"/>
-              </w:rPr>
-              <w:t>Notes</w:t>
-            </w:r>
-          </w:p>
-        </w:tc>
-      </w:tr>
-      <w:tr>
-        <w:tc>
-          <w:tcPr>
-            <w:tcW w:w="2200" w:type="dxa"/>
-            <w:tcBorders>
-              <w:top w:val="single" w:sz="1" w:space="0" w:color="DDDDDD"/>
-              <w:left w:val="single" w:sz="1" w:space="0" w:color="DDDDDD"/>
-              <w:bottom w:val="single" w:sz="1" w:space="0" w:color="DDDDDD"/>
-              <w:right w:val="single" w:sz="1" w:space="0" w:color="DDDDDD"/>
-            </w:tcBorders>
-            <w:shd w:val="clear" w:color="auto" w:fill="FFFFFF"/>
-            <w:tcMar>
-              <w:top w:w="80" w:type="dxa"/>
-              <w:left w:w="120" w:type="dxa"/>
-              <w:bottom w:w="80" w:type="dxa"/>
-              <w:right w:w="120" w:type="dxa"/>
-            </w:tcMar>
-          </w:tcPr>
-          <w:p>
-            <w:pPr>
-              <w:rPr>
-                <w:color w:val="000000" w:themeColor="text1"/>
-              </w:rPr>
-            </w:pPr>
-            <w:r>
-              <w:rPr>
-                <w:i/>
-                <w:iCs/>
-                <w:color w:val="000000" w:themeColor="text1"/>
-                <w:sz w:val="19"/>
-                <w:szCs w:val="19"/>
-              </w:rPr>
-              <w:t>[Variable 1]</w:t>
-            </w:r>
-          </w:p>
-        </w:tc>
-        <w:tc>
-          <w:tcPr>
-            <w:tcW w:w="1600" w:type="dxa"/>
-            <w:tcBorders>
-              <w:top w:val="single" w:sz="1" w:space="0" w:color="DDDDDD"/>
-              <w:left w:val="single" w:sz="1" w:space="0" w:color="DDDDDD"/>
-              <w:bottom w:val="single" w:sz="1" w:space="0" w:color="DDDDDD"/>
-              <w:right w:val="single" w:sz="1" w:space="0" w:color="DDDDDD"/>
-            </w:tcBorders>
-            <w:shd w:val="clear" w:color="auto" w:fill="FFFFFF"/>
-            <w:tcMar>
-              <w:top w:w="80" w:type="dxa"/>
-              <w:left w:w="120" w:type="dxa"/>
-              <w:bottom w:w="80" w:type="dxa"/>
-              <w:right w:w="120" w:type="dxa"/>
-            </w:tcMar>
-          </w:tcPr>
-          <w:p>
-            <w:pPr>
-              <w:rPr>
-                <w:color w:val="000000" w:themeColor="text1"/>
-              </w:rPr>
-            </w:pPr>
-            <w:r>
-              <w:rPr>
-                <w:i/>
-                <w:iCs/>
-                <w:color w:val="000000" w:themeColor="text1"/>
-                <w:sz w:val="19"/>
-                <w:szCs w:val="19"/>
-              </w:rPr>
-              <w:t>[X.XX]</w:t>
-            </w:r>
-          </w:p>
-        </w:tc>
-        <w:tc>
-          <w:tcPr>
-            <w:tcW w:w="1600" w:type="dxa"/>
-            <w:tcBorders>
-              <w:top w:val="single" w:sz="1" w:space="0" w:color="DDDDDD"/>
-              <w:left w:val="single" w:sz="1" w:space="0" w:color="DDDDDD"/>
-              <w:bottom w:val="single" w:sz="1" w:space="0" w:color="DDDDDD"/>
-              <w:right w:val="single" w:sz="1" w:space="0" w:color="DDDDDD"/>
-            </w:tcBorders>
-            <w:shd w:val="clear" w:color="auto" w:fill="FFFFFF"/>
-            <w:tcMar>
-              <w:top w:w="80" w:type="dxa"/>
-              <w:left w:w="120" w:type="dxa"/>
-              <w:bottom w:w="80" w:type="dxa"/>
-              <w:right w:w="120" w:type="dxa"/>
-            </w:tcMar>
-          </w:tcPr>
-          <w:p>
-            <w:pPr>
-              <w:rPr>
-                <w:color w:val="000000" w:themeColor="text1"/>
-              </w:rPr>
-            </w:pPr>
-            <w:r>
-              <w:rPr>
-                <w:i/>
-                <w:iCs/>
-                <w:color w:val="000000" w:themeColor="text1"/>
-                <w:sz w:val="19"/>
-                <w:szCs w:val="19"/>
-              </w:rPr>
-              <w:t>[X.XX]</w:t>
-            </w:r>
-          </w:p>
-        </w:tc>
-        <w:tc>
-          <w:tcPr>
-            <w:tcW w:w="1600" w:type="dxa"/>
-            <w:tcBorders>
-              <w:top w:val="single" w:sz="1" w:space="0" w:color="DDDDDD"/>
-              <w:left w:val="single" w:sz="1" w:space="0" w:color="DDDDDD"/>
-              <w:bottom w:val="single" w:sz="1" w:space="0" w:color="DDDDDD"/>
-              <w:right w:val="single" w:sz="1" w:space="0" w:color="DDDDDD"/>
-            </w:tcBorders>
-            <w:shd w:val="clear" w:color="auto" w:fill="FFFFFF"/>
-            <w:tcMar>
-              <w:top w:w="80" w:type="dxa"/>
-              <w:left w:w="120" w:type="dxa"/>
-              <w:bottom w:w="80" w:type="dxa"/>
-              <w:right w:w="120" w:type="dxa"/>
-            </w:tcMar>
-          </w:tcPr>
-          <w:p>
-            <w:pPr>
-              <w:rPr>
-                <w:color w:val="000000" w:themeColor="text1"/>
-              </w:rPr>
-            </w:pPr>
-            <w:r>
-              <w:rPr>
-                <w:i/>
-                <w:iCs/>
-                <w:color w:val="000000" w:themeColor="text1"/>
-                <w:sz w:val="19"/>
-                <w:szCs w:val="19"/>
-              </w:rPr>
-              <w:t>[X / X]</w:t>
-            </w:r>
-          </w:p>
-        </w:tc>
-        <w:tc>
-          <w:tcPr>
-            <w:tcW w:w="2026" w:type="dxa"/>
-            <w:tcBorders>
-              <w:top w:val="single" w:sz="1" w:space="0" w:color="DDDDDD"/>
-              <w:left w:val="single" w:sz="1" w:space="0" w:color="DDDDDD"/>
-              <w:bottom w:val="single" w:sz="1" w:space="0" w:color="DDDDDD"/>
-              <w:right w:val="single" w:sz="1" w:space="0" w:color="DDDDDD"/>
-            </w:tcBorders>
-            <w:shd w:val="clear" w:color="auto" w:fill="FFFFFF"/>
-            <w:tcMar>
-              <w:top w:w="80" w:type="dxa"/>
-              <w:left w:w="120" w:type="dxa"/>
-              <w:bottom w:w="80" w:type="dxa"/>
-              <w:right w:w="120" w:type="dxa"/>
-            </w:tcMar>
-          </w:tcPr>
-          <w:p>
-            <w:pPr>
-              <w:rPr>
-                <w:color w:val="000000" w:themeColor="text1"/>
-              </w:rPr>
-            </w:pPr>
-            <w:r>
-              <w:rPr>
-                <w:i/>
-                <w:iCs/>
-                <w:color w:val="000000" w:themeColor="text1"/>
-                <w:sz w:val="19"/>
-                <w:szCs w:val="19"/>
-              </w:rPr>
-              <w:t>[e.g. right-skewed]</w:t>
-            </w:r>
-          </w:p>
-        </w:tc>
-      </w:tr>
-      <w:tr>
-        <w:tc>
-          <w:tcPr>
-            <w:tcW w:w="2200" w:type="dxa"/>
-            <w:tcBorders>
-              <w:top w:val="single" w:sz="1" w:space="0" w:color="DDDDDD"/>
-              <w:left w:val="single" w:sz="1" w:space="0" w:color="DDDDDD"/>
-              <w:bottom w:val="single" w:sz="1" w:space="0" w:color="DDDDDD"/>
-              <w:right w:val="single" w:sz="1" w:space="0" w:color="DDDDDD"/>
-            </w:tcBorders>
-            <w:shd w:val="clear" w:color="auto" w:fill="F0F6FF"/>
-            <w:tcMar>
-              <w:top w:w="80" w:type="dxa"/>
-              <w:left w:w="120" w:type="dxa"/>
-              <w:bottom w:w="80" w:type="dxa"/>
-              <w:right w:w="120" w:type="dxa"/>
-            </w:tcMar>
-          </w:tcPr>
-          <w:p>
-            <w:pPr>
-              <w:rPr>
-                <w:color w:val="000000" w:themeColor="text1"/>
-              </w:rPr>
-            </w:pPr>
-            <w:r>
-              <w:rPr>
-                <w:i/>
-                <w:iCs/>
-                <w:color w:val="000000" w:themeColor="text1"/>
-                <w:sz w:val="19"/>
-                <w:szCs w:val="19"/>
-              </w:rPr>
-              <w:t>[Variable 2]</w:t>
-            </w:r>
-          </w:p>
-        </w:tc>
-        <w:tc>
-          <w:tcPr>
-            <w:tcW w:w="1600" w:type="dxa"/>
-            <w:tcBorders>
-              <w:top w:val="single" w:sz="1" w:space="0" w:color="DDDDDD"/>
-              <w:left w:val="single" w:sz="1" w:space="0" w:color="DDDDDD"/>
-              <w:bottom w:val="single" w:sz="1" w:space="0" w:color="DDDDDD"/>
-              <w:right w:val="single" w:sz="1" w:space="0" w:color="DDDDDD"/>
-            </w:tcBorders>
-            <w:shd w:val="clear" w:color="auto" w:fill="F0F6FF"/>
-            <w:tcMar>
-              <w:top w:w="80" w:type="dxa"/>
-              <w:left w:w="120" w:type="dxa"/>
-              <w:bottom w:w="80" w:type="dxa"/>
-              <w:right w:w="120" w:type="dxa"/>
-            </w:tcMar>
-          </w:tcPr>
-          <w:p>
-            <w:pPr>
-              <w:rPr>
-                <w:color w:val="000000" w:themeColor="text1"/>
-              </w:rPr>
-            </w:pPr>
-            <w:r>
-              <w:rPr>
-                <w:i/>
-                <w:iCs/>
-                <w:color w:val="000000" w:themeColor="text1"/>
-                <w:sz w:val="19"/>
-                <w:szCs w:val="19"/>
-              </w:rPr>
-              <w:t>[X.XX]</w:t>
-            </w:r>
-          </w:p>
-        </w:tc>
-        <w:tc>
-          <w:tcPr>
-            <w:tcW w:w="1600" w:type="dxa"/>
-            <w:tcBorders>
-              <w:top w:val="single" w:sz="1" w:space="0" w:color="DDDDDD"/>
-              <w:left w:val="single" w:sz="1" w:space="0" w:color="DDDDDD"/>
-              <w:bottom w:val="single" w:sz="1" w:space="0" w:color="DDDDDD"/>
-              <w:right w:val="single" w:sz="1" w:space="0" w:color="DDDDDD"/>
-            </w:tcBorders>
-            <w:shd w:val="clear" w:color="auto" w:fill="F0F6FF"/>
-            <w:tcMar>
-              <w:top w:w="80" w:type="dxa"/>
-              <w:left w:w="120" w:type="dxa"/>
-              <w:bottom w:w="80" w:type="dxa"/>
-              <w:right w:w="120" w:type="dxa"/>
-            </w:tcMar>
-          </w:tcPr>
-          <w:p>
-            <w:pPr>
-              <w:rPr>
-                <w:color w:val="000000" w:themeColor="text1"/>
-              </w:rPr>
-            </w:pPr>
-            <w:r>
-              <w:rPr>
-                <w:i/>
-                <w:iCs/>
-                <w:color w:val="000000" w:themeColor="text1"/>
-                <w:sz w:val="19"/>
-                <w:szCs w:val="19"/>
-              </w:rPr>
-              <w:t>[X.XX]</w:t>
-            </w:r>
-          </w:p>
-        </w:tc>
-        <w:tc>
-          <w:tcPr>
-            <w:tcW w:w="1600" w:type="dxa"/>
-            <w:tcBorders>
-              <w:top w:val="single" w:sz="1" w:space="0" w:color="DDDDDD"/>
-              <w:left w:val="single" w:sz="1" w:space="0" w:color="DDDDDD"/>
-              <w:bottom w:val="single" w:sz="1" w:space="0" w:color="DDDDDD"/>
-              <w:right w:val="single" w:sz="1" w:space="0" w:color="DDDDDD"/>
-            </w:tcBorders>
-            <w:shd w:val="clear" w:color="auto" w:fill="F0F6FF"/>
-            <w:tcMar>
-              <w:top w:w="80" w:type="dxa"/>
-              <w:left w:w="120" w:type="dxa"/>
-              <w:bottom w:w="80" w:type="dxa"/>
-              <w:right w:w="120" w:type="dxa"/>
-            </w:tcMar>
-          </w:tcPr>
-          <w:p>
-            <w:pPr>
-              <w:rPr>
-                <w:color w:val="000000" w:themeColor="text1"/>
-              </w:rPr>
-            </w:pPr>
-            <w:r>
-              <w:rPr>
-                <w:i/>
-                <w:iCs/>
-                <w:color w:val="000000" w:themeColor="text1"/>
-                <w:sz w:val="19"/>
-                <w:szCs w:val="19"/>
-              </w:rPr>
-              <w:t>[X / X]</w:t>
-            </w:r>
-          </w:p>
-        </w:tc>
-        <w:tc>
-          <w:tcPr>
-            <w:tcW w:w="2026" w:type="dxa"/>
-            <w:tcBorders>
-              <w:top w:val="single" w:sz="1" w:space="0" w:color="DDDDDD"/>
-              <w:left w:val="single" w:sz="1" w:space="0" w:color="DDDDDD"/>
-              <w:bottom w:val="single" w:sz="1" w:space="0" w:color="DDDDDD"/>
-              <w:right w:val="single" w:sz="1" w:space="0" w:color="DDDDDD"/>
-            </w:tcBorders>
-            <w:shd w:val="clear" w:color="auto" w:fill="F0F6FF"/>
-            <w:tcMar>
-              <w:top w:w="80" w:type="dxa"/>
-              <w:left w:w="120" w:type="dxa"/>
-              <w:bottom w:w="80" w:type="dxa"/>
-              <w:right w:w="120" w:type="dxa"/>
-            </w:tcMar>
-          </w:tcPr>
-          <w:p>
-            <w:pPr>
-              <w:rPr>
-                <w:color w:val="000000" w:themeColor="text1"/>
-              </w:rPr>
-            </w:pPr>
-            <w:r>
-              <w:rPr>
-                <w:i/>
-                <w:iCs/>
-                <w:color w:val="000000" w:themeColor="text1"/>
-                <w:sz w:val="19"/>
-                <w:szCs w:val="19"/>
-              </w:rPr>
-              <w:t>[e.g. approx. normal]</w:t>
-            </w:r>
-          </w:p>
-        </w:tc>
-      </w:tr>
-      <w:tr>
-        <w:tc>
-          <w:tcPr>
-            <w:tcW w:w="2200" w:type="dxa"/>
-            <w:tcBorders>
-              <w:top w:val="single" w:sz="1" w:space="0" w:color="DDDDDD"/>
-              <w:left w:val="single" w:sz="1" w:space="0" w:color="DDDDDD"/>
-              <w:bottom w:val="single" w:sz="1" w:space="0" w:color="DDDDDD"/>
-              <w:right w:val="single" w:sz="1" w:space="0" w:color="DDDDDD"/>
-            </w:tcBorders>
-            <w:shd w:val="clear" w:color="auto" w:fill="FFFFFF"/>
-            <w:tcMar>
-              <w:top w:w="80" w:type="dxa"/>
-              <w:left w:w="120" w:type="dxa"/>
-              <w:bottom w:w="80" w:type="dxa"/>
-              <w:right w:w="120" w:type="dxa"/>
-            </w:tcMar>
-          </w:tcPr>
-          <w:p>
-            <w:pPr>
-              <w:rPr>
-                <w:color w:val="000000" w:themeColor="text1"/>
-              </w:rPr>
-            </w:pPr>
-            <w:r>
-              <w:rPr>
-                <w:i/>
-                <w:iCs/>
-                <w:color w:val="000000" w:themeColor="text1"/>
-                <w:sz w:val="19"/>
-                <w:szCs w:val="19"/>
-              </w:rPr>
-              <w:t>[Variable 3]</w:t>
-            </w:r>
-          </w:p>
-        </w:tc>
-        <w:tc>
-          <w:tcPr>
-            <w:tcW w:w="1600" w:type="dxa"/>
-            <w:tcBorders>
-              <w:top w:val="single" w:sz="1" w:space="0" w:color="DDDDDD"/>
-              <w:left w:val="single" w:sz="1" w:space="0" w:color="DDDDDD"/>
-              <w:bottom w:val="single" w:sz="1" w:space="0" w:color="DDDDDD"/>
-              <w:right w:val="single" w:sz="1" w:space="0" w:color="DDDDDD"/>
-            </w:tcBorders>
-            <w:shd w:val="clear" w:color="auto" w:fill="FFFFFF"/>
-            <w:tcMar>
-              <w:top w:w="80" w:type="dxa"/>
-              <w:left w:w="120" w:type="dxa"/>
-              <w:bottom w:w="80" w:type="dxa"/>
-              <w:right w:w="120" w:type="dxa"/>
-            </w:tcMar>
-          </w:tcPr>
-          <w:p>
-            <w:pPr>
-              <w:rPr>
-                <w:color w:val="000000" w:themeColor="text1"/>
-              </w:rPr>
-            </w:pPr>
-            <w:r>
-              <w:rPr>
-                <w:i/>
-                <w:iCs/>
-                <w:color w:val="000000" w:themeColor="text1"/>
-                <w:sz w:val="19"/>
-                <w:szCs w:val="19"/>
-              </w:rPr>
-              <w:t>[X.XX]</w:t>
-            </w:r>
-          </w:p>
-        </w:tc>
-        <w:tc>
-          <w:tcPr>
-            <w:tcW w:w="1600" w:type="dxa"/>
-            <w:tcBorders>
-              <w:top w:val="single" w:sz="1" w:space="0" w:color="DDDDDD"/>
-              <w:left w:val="single" w:sz="1" w:space="0" w:color="DDDDDD"/>
-              <w:bottom w:val="single" w:sz="1" w:space="0" w:color="DDDDDD"/>
-              <w:right w:val="single" w:sz="1" w:space="0" w:color="DDDDDD"/>
-            </w:tcBorders>
-            <w:shd w:val="clear" w:color="auto" w:fill="FFFFFF"/>
-            <w:tcMar>
-              <w:top w:w="80" w:type="dxa"/>
-              <w:left w:w="120" w:type="dxa"/>
-              <w:bottom w:w="80" w:type="dxa"/>
-              <w:right w:w="120" w:type="dxa"/>
-            </w:tcMar>
-          </w:tcPr>
-          <w:p>
-            <w:pPr>
-              <w:rPr>
-                <w:color w:val="000000" w:themeColor="text1"/>
-              </w:rPr>
-            </w:pPr>
-            <w:r>
-              <w:rPr>
-                <w:i/>
-                <w:iCs/>
-                <w:color w:val="000000" w:themeColor="text1"/>
-                <w:sz w:val="19"/>
-                <w:szCs w:val="19"/>
-              </w:rPr>
-              <w:t>[X.XX]</w:t>
-            </w:r>
-          </w:p>
-        </w:tc>
-        <w:tc>
-          <w:tcPr>
-            <w:tcW w:w="1600" w:type="dxa"/>
-            <w:tcBorders>
-              <w:top w:val="single" w:sz="1" w:space="0" w:color="DDDDDD"/>
-              <w:left w:val="single" w:sz="1" w:space="0" w:color="DDDDDD"/>
-              <w:bottom w:val="single" w:sz="1" w:space="0" w:color="DDDDDD"/>
-              <w:right w:val="single" w:sz="1" w:space="0" w:color="DDDDDD"/>
-            </w:tcBorders>
-            <w:shd w:val="clear" w:color="auto" w:fill="FFFFFF"/>
-            <w:tcMar>
-              <w:top w:w="80" w:type="dxa"/>
-              <w:left w:w="120" w:type="dxa"/>
-              <w:bottom w:w="80" w:type="dxa"/>
-              <w:right w:w="120" w:type="dxa"/>
-            </w:tcMar>
-          </w:tcPr>
-          <w:p>
-            <w:pPr>
-              <w:rPr>
-                <w:color w:val="000000" w:themeColor="text1"/>
-              </w:rPr>
-            </w:pPr>
-            <w:r>
-              <w:rPr>
-                <w:i/>
-                <w:iCs/>
-                <w:color w:val="000000" w:themeColor="text1"/>
-                <w:sz w:val="19"/>
-                <w:szCs w:val="19"/>
-              </w:rPr>
-              <w:t>[X / X]</w:t>
-            </w:r>
-          </w:p>
-        </w:tc>
-        <w:tc>
-          <w:tcPr>
-            <w:tcW w:w="2026" w:type="dxa"/>
-            <w:tcBorders>
-              <w:top w:val="single" w:sz="1" w:space="0" w:color="DDDDDD"/>
-              <w:left w:val="single" w:sz="1" w:space="0" w:color="DDDDDD"/>
-              <w:bottom w:val="single" w:sz="1" w:space="0" w:color="DDDDDD"/>
-              <w:right w:val="single" w:sz="1" w:space="0" w:color="DDDDDD"/>
-            </w:tcBorders>
-            <w:shd w:val="clear" w:color="auto" w:fill="FFFFFF"/>
-            <w:tcMar>
-              <w:top w:w="80" w:type="dxa"/>
-              <w:left w:w="120" w:type="dxa"/>
-              <w:bottom w:w="80" w:type="dxa"/>
-              <w:right w:w="120" w:type="dxa"/>
-            </w:tcMar>
-          </w:tcPr>
-          <w:p>
-            <w:pPr>
-              <w:rPr>
-                <w:color w:val="000000" w:themeColor="text1"/>
-              </w:rPr>
-            </w:pPr>
-            <w:r>
-              <w:rPr>
-                <w:i/>
-                <w:iCs/>
-                <w:color w:val="000000" w:themeColor="text1"/>
-                <w:sz w:val="19"/>
-                <w:szCs w:val="19"/>
-              </w:rPr>
-              <w:t>[e.g. bimodal]</w:t>
-            </w:r>
-          </w:p>
-        </w:tc>
-      </w:tr>
-      <w:tr>
-        <w:tc>
-          <w:tcPr>
-            <w:tcW w:w="2200" w:type="dxa"/>
-            <w:tcBorders>
-              <w:top w:val="single" w:sz="1" w:space="0" w:color="DDDDDD"/>
-              <w:left w:val="single" w:sz="1" w:space="0" w:color="DDDDDD"/>
-              <w:bottom w:val="single" w:sz="1" w:space="0" w:color="DDDDDD"/>
-              <w:right w:val="single" w:sz="1" w:space="0" w:color="DDDDDD"/>
-            </w:tcBorders>
-            <w:shd w:val="clear" w:color="auto" w:fill="F0F6FF"/>
-            <w:tcMar>
-              <w:top w:w="80" w:type="dxa"/>
-              <w:left w:w="120" w:type="dxa"/>
-              <w:bottom w:w="80" w:type="dxa"/>
-              <w:right w:w="120" w:type="dxa"/>
-            </w:tcMar>
-          </w:tcPr>
-          <w:p>
-            <w:pPr>
-              <w:rPr>
-                <w:color w:val="000000" w:themeColor="text1"/>
-              </w:rPr>
-            </w:pPr>
-            <w:r>
-              <w:rPr>
-                <w:i/>
-                <w:iCs/>
-                <w:color w:val="000000" w:themeColor="text1"/>
-                <w:sz w:val="19"/>
-                <w:szCs w:val="19"/>
-              </w:rPr>
-              <w:t>[Variable 4]</w:t>
-            </w:r>
-          </w:p>
-        </w:tc>
-        <w:tc>
-          <w:tcPr>
-            <w:tcW w:w="1600" w:type="dxa"/>
-            <w:tcBorders>
-              <w:top w:val="single" w:sz="1" w:space="0" w:color="DDDDDD"/>
-              <w:left w:val="single" w:sz="1" w:space="0" w:color="DDDDDD"/>
-              <w:bottom w:val="single" w:sz="1" w:space="0" w:color="DDDDDD"/>
-              <w:right w:val="single" w:sz="1" w:space="0" w:color="DDDDDD"/>
-            </w:tcBorders>
-            <w:shd w:val="clear" w:color="auto" w:fill="F0F6FF"/>
-            <w:tcMar>
-              <w:top w:w="80" w:type="dxa"/>
-              <w:left w:w="120" w:type="dxa"/>
-              <w:bottom w:w="80" w:type="dxa"/>
-              <w:right w:w="120" w:type="dxa"/>
-            </w:tcMar>
-          </w:tcPr>
-          <w:p>
-            <w:pPr>
-              <w:rPr>
-                <w:color w:val="000000" w:themeColor="text1"/>
-              </w:rPr>
-            </w:pPr>
-            <w:r>
-              <w:rPr>
-                <w:i/>
-                <w:iCs/>
-                <w:color w:val="000000" w:themeColor="text1"/>
-                <w:sz w:val="19"/>
-                <w:szCs w:val="19"/>
-              </w:rPr>
-              <w:t>[X.XX]</w:t>
-            </w:r>
-          </w:p>
-        </w:tc>
-        <w:tc>
-          <w:tcPr>
-            <w:tcW w:w="1600" w:type="dxa"/>
-            <w:tcBorders>
-              <w:top w:val="single" w:sz="1" w:space="0" w:color="DDDDDD"/>
-              <w:left w:val="single" w:sz="1" w:space="0" w:color="DDDDDD"/>
-              <w:bottom w:val="single" w:sz="1" w:space="0" w:color="DDDDDD"/>
-              <w:right w:val="single" w:sz="1" w:space="0" w:color="DDDDDD"/>
-            </w:tcBorders>
-            <w:shd w:val="clear" w:color="auto" w:fill="F0F6FF"/>
-            <w:tcMar>
-              <w:top w:w="80" w:type="dxa"/>
-              <w:left w:w="120" w:type="dxa"/>
-              <w:bottom w:w="80" w:type="dxa"/>
-              <w:right w:w="120" w:type="dxa"/>
-            </w:tcMar>
-          </w:tcPr>
-          <w:p>
-            <w:pPr>
-              <w:rPr>
-                <w:color w:val="000000" w:themeColor="text1"/>
-              </w:rPr>
-            </w:pPr>
-            <w:r>
-              <w:rPr>
-                <w:i/>
-                <w:iCs/>
-                <w:color w:val="000000" w:themeColor="text1"/>
-                <w:sz w:val="19"/>
-                <w:szCs w:val="19"/>
-              </w:rPr>
-              <w:t>[X.XX]</w:t>
-            </w:r>
-          </w:p>
-        </w:tc>
-        <w:tc>
-          <w:tcPr>
-            <w:tcW w:w="1600" w:type="dxa"/>
-            <w:tcBorders>
-              <w:top w:val="single" w:sz="1" w:space="0" w:color="DDDDDD"/>
-              <w:left w:val="single" w:sz="1" w:space="0" w:color="DDDDDD"/>
-              <w:bottom w:val="single" w:sz="1" w:space="0" w:color="DDDDDD"/>
-              <w:right w:val="single" w:sz="1" w:space="0" w:color="DDDDDD"/>
-            </w:tcBorders>
-            <w:shd w:val="clear" w:color="auto" w:fill="F0F6FF"/>
-            <w:tcMar>
-              <w:top w:w="80" w:type="dxa"/>
-              <w:left w:w="120" w:type="dxa"/>
-              <w:bottom w:w="80" w:type="dxa"/>
-              <w:right w:w="120" w:type="dxa"/>
-            </w:tcMar>
-          </w:tcPr>
-          <w:p>
-            <w:pPr>
-              <w:rPr>
-                <w:color w:val="000000" w:themeColor="text1"/>
-              </w:rPr>
-            </w:pPr>
-            <w:r>
-              <w:rPr>
-                <w:i/>
-                <w:iCs/>
-                <w:color w:val="000000" w:themeColor="text1"/>
-                <w:sz w:val="19"/>
-                <w:szCs w:val="19"/>
-              </w:rPr>
-              <w:t>[X / X]</w:t>
-            </w:r>
-          </w:p>
-        </w:tc>
-        <w:tc>
-          <w:tcPr>
-            <w:tcW w:w="2026" w:type="dxa"/>
-            <w:tcBorders>
-              <w:top w:val="single" w:sz="1" w:space="0" w:color="DDDDDD"/>
-              <w:left w:val="single" w:sz="1" w:space="0" w:color="DDDDDD"/>
-              <w:bottom w:val="single" w:sz="1" w:space="0" w:color="DDDDDD"/>
-              <w:right w:val="single" w:sz="1" w:space="0" w:color="DDDDDD"/>
-            </w:tcBorders>
-            <w:shd w:val="clear" w:color="auto" w:fill="F0F6FF"/>
-            <w:tcMar>
-              <w:top w:w="80" w:type="dxa"/>
-              <w:left w:w="120" w:type="dxa"/>
-              <w:bottom w:w="80" w:type="dxa"/>
-              <w:right w:w="120" w:type="dxa"/>
-            </w:tcMar>
-          </w:tcPr>
-          <w:p>
-            <w:pPr>
-              <w:rPr>
-                <w:color w:val="000000" w:themeColor="text1"/>
-              </w:rPr>
-            </w:pPr>
-            <w:r>
-              <w:rPr>
-                <w:i/>
-                <w:iCs/>
-                <w:color w:val="000000" w:themeColor="text1"/>
-                <w:sz w:val="19"/>
-                <w:szCs w:val="19"/>
-              </w:rPr>
-              <w:t>[notes]</w:t>
-            </w:r>
-          </w:p>
-        </w:tc>
-      </w:tr>
-    </w:tbl>
-    <w:p>
-      <w:pPr>
-        <w:spacing w:before="40" w:after="40"/>
-        <w:rPr>
-          <w:color w:val="000000" w:themeColor="text1"/>
-        </w:rPr>
-      </w:pPr>
-    </w:p>
-    <w:p>
-      <w:pPr>
-        <w:jc w:val="center"/>
-        <w:rPr>
-          <w:color w:val="000000" w:themeColor="text1"/>
-        </w:rPr>
-      </w:pPr>
-      <w:r>
-        <w:rPr>
-          <w:i/>
-          <w:iCs/>
-          <w:color w:val="000000" w:themeColor="text1"/>
-          <w:sz w:val="20"/>
-          <w:szCs w:val="20"/>
-        </w:rPr>
-        <w:t>Table 2 — Descriptive Statistics for Key Dataset Variables</w:t>
-      </w:r>
-    </w:p>
-    <w:p>
-      <w:pPr>
-        <w:spacing w:before="120" w:after="120"/>
-        <w:rPr>
-          <w:color w:val="000000" w:themeColor="text1"/>
-        </w:rPr>
-      </w:pPr>
-    </w:p>
-    <w:p>
-      <w:pPr>
-        <w:pStyle w:val="Heading2"/>
-        <w:rPr>
-          <w:color w:val="000000" w:themeColor="text1"/>
-        </w:rPr>
-      </w:pPr>
-      <w:bookmarkStart w:id="20" w:name="_Toc225926244"/>
-      <w:r>
-        <w:rPr>
-          <w:color w:val="000000" w:themeColor="text1"/>
-        </w:rPr>
-        <w:t>5.2 Visual Outputs</w:t>
-      </w:r>
-      <w:bookmarkEnd w:id="20"/>
-    </w:p>
-    <w:p>
-      <w:pPr>
-        <w:spacing w:before="40" w:after="40"/>
-        <w:ind w:left="360"/>
-        <w:rPr>
-          <w:color w:val="000000" w:themeColor="text1"/>
-        </w:rPr>
-      </w:pPr>
-      <w:r>
-        <w:rPr>
-          <w:i/>
-          <w:iCs/>
-          <w:color w:val="000000" w:themeColor="text1"/>
-          <w:sz w:val="20"/>
-          <w:szCs w:val="20"/>
-        </w:rPr>
-        <w:t>Tip: You must include a minimum of 4 high-quality visualisations. Each needs a caption and must be discussed in the text.</w:t>
-      </w:r>
-    </w:p>
-    <w:p>
-      <w:pPr>
-        <w:spacing w:before="80" w:after="80"/>
-        <w:rPr>
-          <w:color w:val="000000" w:themeColor="text1"/>
-        </w:rPr>
-      </w:pPr>
-      <w:r>
-        <w:rPr>
-          <w:i/>
-          <w:iCs/>
-          <w:color w:val="000000" w:themeColor="text1"/>
-        </w:rPr>
-        <w:t>[Insert your visualisations below. Use Insert → Pictures. Add a caption to each using Insert → Caption (Label: Figure). Discuss each one in the surrounding text — what pattern or finding does it reveal?]</w:t>
+        <w:t>Based on these findings, the following recommendations are made: [list practical, evidence-based recommendations]. Future work could extend this project by [e.g. applying the model to a larger dataset, implementing a more sophisticated algorithm, integrating the solution with a live database system].</w:t>
+      </w:r>
+    </w:p>
+    <w:p>
+      <w:pPr>
+        <w:rPr>
+          <w:color w:val="000000" w:themeColor="text1"/>
+        </w:rPr>
+      </w:pPr>
+      <w:r>
+        <w:rPr>
+          <w:color w:val="000000" w:themeColor="text1"/>
+        </w:rPr>
+        <w:br w:type="page"/>
+      </w:r>
+    </w:p>
+    <w:p>
+      <w:pPr>
+        <w:rPr>
+          <w:color w:val="000000" w:themeColor="text1"/>
+        </w:rPr>
+      </w:pPr>
+      <w:r>
+        <w:rPr>
+          <w:b/>
+          <w:bCs/>
+          <w:color w:val="000000" w:themeColor="text1"/>
+          <w:sz w:val="26"/>
+          <w:szCs w:val="26"/>
+        </w:rPr>
+        <w:lastRenderedPageBreak/>
+        <w:t>Word Count Declaration</w:t>
       </w:r>
     </w:p>
     <w:p>
@@ -6799,7 +7658,7 @@
                 <w:sz w:val="20"/>
                 <w:szCs w:val="20"/>
               </w:rPr>
-              <w:t>Visualisation placeholder — Figure 1</w:t>
+              <w:t>Total Word Count (excluding reference list, bibliographies, table titles, graph titles, and appendices):</w:t>
             </w:r>
           </w:p>
           <w:p>
@@ -6808,16 +7667,6 @@
                 <w:color w:val="000000" w:themeColor="text1"/>
               </w:rPr>
             </w:pPr>
-            <w:r>
-              <w:rPr>
-                <w:i/>
-                <w:iCs/>
-                <w:color w:val="000000" w:themeColor="text1"/>
-                <w:sz w:val="20"/>
-                <w:szCs w:val="20"/>
-              </w:rPr>
-              <w:t>Insert your first chart, graph, or diagram here (Insert → Pictures).</w:t>
-            </w:r>
           </w:p>
           <w:p>
             <w:pPr>
@@ -6833,7 +7682,7 @@
                 <w:sz w:val="20"/>
                 <w:szCs w:val="20"/>
               </w:rPr>
-              <w:t>Ensure it has: a clear title, labelled axes, a legend (if applicable), and professional formatting.</w:t>
+              <w:t>Report (Sections 1–7): [Enter word count here] words   (Target: 2,500–3,000 words)</w:t>
             </w:r>
           </w:p>
           <w:p>
@@ -6842,6 +7691,13 @@
                 <w:color w:val="000000" w:themeColor="text1"/>
               </w:rPr>
             </w:pPr>
+          </w:p>
+          <w:p>
+            <w:pPr>
+              <w:rPr>
+                <w:color w:val="000000" w:themeColor="text1"/>
+              </w:rPr>
+            </w:pPr>
             <w:r>
               <w:rPr>
                 <w:i/>
@@ -6850,7 +7706,24 @@
                 <w:sz w:val="20"/>
                 <w:szCs w:val="20"/>
               </w:rPr>
-              <w:t>Caption format: Figure 1 — [Description of what this visualisation shows]</w:t>
+              <w:t>Note: The upper limit of 3,000 words may be exceeded by up to 10% without penalty.</w:t>
+            </w:r>
+          </w:p>
+          <w:p>
+            <w:pPr>
+              <w:rPr>
+                <w:color w:val="000000" w:themeColor="text1"/>
+              </w:rPr>
+            </w:pPr>
+            <w:r>
+              <w:rPr>
+                <w:i/>
+                <w:iCs/>
+                <w:color w:val="000000" w:themeColor="text1"/>
+                <w:sz w:val="20"/>
+                <w:szCs w:val="20"/>
+              </w:rPr>
+              <w:t>Falsification of word count is academic malpractice.</w:t>
             </w:r>
           </w:p>
         </w:tc>
@@ -6858,15 +7731,46 @@
     </w:tbl>
     <w:p>
       <w:pPr>
-        <w:spacing w:before="200" w:after="200"/>
-        <w:rPr>
-          <w:color w:val="000000" w:themeColor="text1"/>
-        </w:rPr>
-      </w:pPr>
-    </w:p>
-    <w:p>
-      <w:pPr>
-        <w:jc w:val="center"/>
+        <w:spacing w:before="120" w:after="120"/>
+        <w:rPr>
+          <w:color w:val="000000" w:themeColor="text1"/>
+        </w:rPr>
+      </w:pPr>
+    </w:p>
+    <w:p>
+      <w:pPr>
+        <w:rPr>
+          <w:color w:val="000000" w:themeColor="text1"/>
+        </w:rPr>
+      </w:pPr>
+      <w:r>
+        <w:rPr>
+          <w:color w:val="000000" w:themeColor="text1"/>
+        </w:rPr>
+        <w:br w:type="page"/>
+      </w:r>
+    </w:p>
+    <w:p>
+      <w:pPr>
+        <w:pStyle w:val="Heading1"/>
+        <w:rPr>
+          <w:color w:val="000000" w:themeColor="text1"/>
+        </w:rPr>
+      </w:pPr>
+      <w:bookmarkStart w:id="29" w:name="_Toc225926256"/>
+      <w:r>
+        <w:rPr>
+          <w:color w:val="000000" w:themeColor="text1"/>
+        </w:rPr>
+        <w:lastRenderedPageBreak/>
+        <w:t>8. References</w:t>
+      </w:r>
+      <w:bookmarkEnd w:id="29"/>
+    </w:p>
+    <w:p>
+      <w:pPr>
+        <w:spacing w:before="40" w:after="40"/>
+        <w:ind w:left="360"/>
         <w:rPr>
           <w:color w:val="000000" w:themeColor="text1"/>
         </w:rPr>
@@ -6879,34 +7783,12 @@
           <w:sz w:val="20"/>
           <w:szCs w:val="20"/>
         </w:rPr>
-        <w:t>Figure 1 — [Visualisation title and brief description]</w:t>
+        <w:t>Tip: Harvard (Author-Date) format. Order alphabetically by author surname. Every in-text citation must appear here.</w:t>
       </w:r>
     </w:p>
     <w:p>
       <w:pPr>
         <w:spacing w:before="80" w:after="80"/>
-        <w:rPr>
-          <w:color w:val="000000" w:themeColor="text1"/>
-        </w:rPr>
-      </w:pPr>
-    </w:p>
-    <w:p>
-      <w:pPr>
-        <w:spacing w:before="80" w:after="80"/>
-        <w:rPr>
-          <w:color w:val="000000" w:themeColor="text1"/>
-        </w:rPr>
-      </w:pPr>
-      <w:r>
-        <w:rPr>
-          <w:color w:val="000000" w:themeColor="text1"/>
-        </w:rPr>
-        <w:t>Figure 1 shows [description of pattern or insight — e.g. 'a positive linear relationship between variable X and variable Y, suggesting that as X increases, Y tends to increase proportionally'].</w:t>
-      </w:r>
-    </w:p>
-    <w:p>
-      <w:pPr>
-        <w:spacing w:before="120" w:after="120"/>
         <w:rPr>
           <w:color w:val="000000" w:themeColor="text1"/>
         </w:rPr>
@@ -6964,7 +7846,7 @@
                 <w:sz w:val="20"/>
                 <w:szCs w:val="20"/>
               </w:rPr>
-              <w:t>Visualisation placeholder — Figure 2</w:t>
+              <w:t>Harvard Reference Format Examples:</w:t>
             </w:r>
           </w:p>
           <w:p>
@@ -6973,6 +7855,13 @@
                 <w:color w:val="000000" w:themeColor="text1"/>
               </w:rPr>
             </w:pPr>
+          </w:p>
+          <w:p>
+            <w:pPr>
+              <w:rPr>
+                <w:color w:val="000000" w:themeColor="text1"/>
+              </w:rPr>
+            </w:pPr>
             <w:r>
               <w:rPr>
                 <w:i/>
@@ -6981,7 +7870,75 @@
                 <w:sz w:val="20"/>
                 <w:szCs w:val="20"/>
               </w:rPr>
-              <w:t>Insert your second visualisation here.</w:t>
+              <w:t>Book:    Surname, I. (Year) Title of Book. Edition (if not 1st). Place: Publisher.</w:t>
+            </w:r>
+          </w:p>
+          <w:p>
+            <w:pPr>
+              <w:rPr>
+                <w:color w:val="000000" w:themeColor="text1"/>
+              </w:rPr>
+            </w:pPr>
+            <w:r>
+              <w:rPr>
+                <w:i/>
+                <w:iCs/>
+                <w:color w:val="000000" w:themeColor="text1"/>
+                <w:sz w:val="20"/>
+                <w:szCs w:val="20"/>
+              </w:rPr>
+              <w:t>Journal: Surname, I. (Year) 'Article title', Journal Name, Vol(Issue), pp. X–Y. DOI if available.</w:t>
+            </w:r>
+          </w:p>
+          <w:p>
+            <w:pPr>
+              <w:rPr>
+                <w:color w:val="000000" w:themeColor="text1"/>
+              </w:rPr>
+            </w:pPr>
+            <w:r>
+              <w:rPr>
+                <w:i/>
+                <w:iCs/>
+                <w:color w:val="000000" w:themeColor="text1"/>
+                <w:sz w:val="20"/>
+                <w:szCs w:val="20"/>
+              </w:rPr>
+              <w:t>Website: Surname, I. (Year) Title of webpage. Available at: URL (Accessed: DD Mon YYYY).</w:t>
+            </w:r>
+          </w:p>
+          <w:p>
+            <w:pPr>
+              <w:rPr>
+                <w:color w:val="000000" w:themeColor="text1"/>
+              </w:rPr>
+            </w:pPr>
+            <w:r>
+              <w:rPr>
+                <w:i/>
+                <w:iCs/>
+                <w:color w:val="000000" w:themeColor="text1"/>
+                <w:sz w:val="20"/>
+                <w:szCs w:val="20"/>
+              </w:rPr>
+              <w:t>Dataset: Author/Organisation (Year) Dataset name [dataset]. Available at: URL (Accessed: DD Mon YYYY).</w:t>
+            </w:r>
+          </w:p>
+          <w:p>
+            <w:pPr>
+              <w:rPr>
+                <w:color w:val="000000" w:themeColor="text1"/>
+              </w:rPr>
+            </w:pPr>
+            <w:r>
+              <w:rPr>
+                <w:i/>
+                <w:iCs/>
+                <w:color w:val="000000" w:themeColor="text1"/>
+                <w:sz w:val="20"/>
+                <w:szCs w:val="20"/>
+              </w:rPr>
+              <w:t>Python:  Python Software Foundation (2024) Python 3.12 Documentation. Available at: https://docs.python.org/3/ (Accessed: 1 June 2026).</w:t>
             </w:r>
           </w:p>
         </w:tc>
@@ -6989,15 +7946,59 @@
     </w:tbl>
     <w:p>
       <w:pPr>
-        <w:spacing w:before="200" w:after="200"/>
-        <w:rPr>
-          <w:color w:val="000000" w:themeColor="text1"/>
-        </w:rPr>
-      </w:pPr>
-    </w:p>
-    <w:p>
-      <w:pPr>
-        <w:jc w:val="center"/>
+        <w:spacing w:before="120" w:after="120"/>
+        <w:rPr>
+          <w:color w:val="000000" w:themeColor="text1"/>
+        </w:rPr>
+      </w:pPr>
+    </w:p>
+    <w:p>
+      <w:pPr>
+        <w:spacing w:before="80" w:after="80"/>
+        <w:rPr>
+          <w:color w:val="000000" w:themeColor="text1"/>
+        </w:rPr>
+      </w:pPr>
+      <w:r>
+        <w:rPr>
+          <w:color w:val="000000" w:themeColor="text1"/>
+        </w:rPr>
+        <w:t>McKinney, W. (2022) Python for Data Analysis. 3rd edn. Sebastopol: O'Reilly Media.</w:t>
+      </w:r>
+    </w:p>
+    <w:p>
+      <w:pPr>
+        <w:spacing w:before="40" w:after="40"/>
+        <w:rPr>
+          <w:color w:val="000000" w:themeColor="text1"/>
+        </w:rPr>
+      </w:pPr>
+    </w:p>
+    <w:p>
+      <w:pPr>
+        <w:spacing w:before="80" w:after="80"/>
+        <w:rPr>
+          <w:color w:val="000000" w:themeColor="text1"/>
+        </w:rPr>
+      </w:pPr>
+      <w:r>
+        <w:rPr>
+          <w:color w:val="000000" w:themeColor="text1"/>
+        </w:rPr>
+        <w:t>VanderPlas, J. (2016) Python Data Science Handbook. Sebastopol: O'Reilly Media. Available at: https://jakevdp.github.io/PythonDataScienceHandbook/ (Accessed: 1 June 2026).</w:t>
+      </w:r>
+    </w:p>
+    <w:p>
+      <w:pPr>
+        <w:spacing w:before="40" w:after="40"/>
+        <w:rPr>
+          <w:color w:val="000000" w:themeColor="text1"/>
+        </w:rPr>
+      </w:pPr>
+    </w:p>
+    <w:p>
+      <w:pPr>
+        <w:spacing w:before="80" w:after="80"/>
         <w:rPr>
           <w:color w:val="000000" w:themeColor="text1"/>
         </w:rPr>
@@ -7007,129 +8008,21 @@
           <w:i/>
           <w:iCs/>
           <w:color w:val="000000" w:themeColor="text1"/>
-          <w:sz w:val="20"/>
-          <w:szCs w:val="20"/>
-        </w:rPr>
-        <w:lastRenderedPageBreak/>
-        <w:t>Figure 2 — [Visualisation title and brief description]</w:t>
-      </w:r>
+        </w:rPr>
+        <w:t>[Your next reference — add alphabetically by author surname]</w:t>
+      </w:r>
+    </w:p>
+    <w:p>
+      <w:pPr>
+        <w:spacing w:before="40" w:after="40"/>
+        <w:rPr>
+          <w:color w:val="000000" w:themeColor="text1"/>
+        </w:rPr>
+      </w:pPr>
     </w:p>
     <w:p>
       <w:pPr>
         <w:spacing w:before="80" w:after="80"/>
-        <w:rPr>
-          <w:color w:val="000000" w:themeColor="text1"/>
-        </w:rPr>
-      </w:pPr>
-    </w:p>
-    <w:p>
-      <w:pPr>
-        <w:spacing w:before="80" w:after="80"/>
-        <w:rPr>
-          <w:color w:val="000000" w:themeColor="text1"/>
-        </w:rPr>
-      </w:pPr>
-      <w:r>
-        <w:rPr>
-          <w:color w:val="000000" w:themeColor="text1"/>
-        </w:rPr>
-        <w:t>Figure 2 illustrates [description of what this chart reveals about the data or model].</w:t>
-      </w:r>
-    </w:p>
-    <w:p>
-      <w:pPr>
-        <w:spacing w:before="120" w:after="120"/>
-        <w:rPr>
-          <w:color w:val="000000" w:themeColor="text1"/>
-        </w:rPr>
-      </w:pPr>
-    </w:p>
-    <w:tbl>
-      <w:tblPr>
-        <w:tblW w:w="9026" w:type="dxa"/>
-        <w:tblBorders>
-          <w:top w:val="single" w:sz="4" w:space="0" w:color="auto"/>
-          <w:left w:val="single" w:sz="4" w:space="0" w:color="auto"/>
-          <w:bottom w:val="single" w:sz="4" w:space="0" w:color="auto"/>
-          <w:right w:val="single" w:sz="4" w:space="0" w:color="auto"/>
-          <w:insideH w:val="single" w:sz="4" w:space="0" w:color="auto"/>
-          <w:insideV w:val="single" w:sz="4" w:space="0" w:color="auto"/>
-        </w:tblBorders>
-        <w:tblCellMar>
-          <w:left w:w="10" w:type="dxa"/>
-          <w:right w:w="10" w:type="dxa"/>
-        </w:tblCellMar>
-        <w:tblLook w:val="0000" w:firstRow="0" w:lastRow="0" w:firstColumn="0" w:lastColumn="0" w:noHBand="0" w:noVBand="0"/>
-      </w:tblPr>
-      <w:tblGrid>
-        <w:gridCol w:w="9026"/>
-      </w:tblGrid>
-      <w:tr>
-        <w:tc>
-          <w:tcPr>
-            <w:tcW w:w="9026" w:type="dxa"/>
-            <w:tcBorders>
-              <w:top w:val="single" w:sz="4" w:space="0" w:color="2563A8"/>
-              <w:left w:val="single" w:sz="12" w:space="0" w:color="0E7C5A"/>
-              <w:bottom w:val="single" w:sz="4" w:space="0" w:color="2563A8"/>
-              <w:right w:val="single" w:sz="4" w:space="0" w:color="2563A8"/>
-            </w:tcBorders>
-            <w:shd w:val="clear" w:color="auto" w:fill="E8F5F0"/>
-            <w:tcMar>
-              <w:top w:w="120" w:type="dxa"/>
-              <w:left w:w="200" w:type="dxa"/>
-              <w:bottom w:w="120" w:type="dxa"/>
-              <w:right w:w="200" w:type="dxa"/>
-            </w:tcMar>
-          </w:tcPr>
-          <w:p>
-            <w:pPr>
-              <w:rPr>
-                <w:color w:val="000000" w:themeColor="text1"/>
-              </w:rPr>
-            </w:pPr>
-            <w:r>
-              <w:rPr>
-                <w:i/>
-                <w:iCs/>
-                <w:color w:val="000000" w:themeColor="text1"/>
-                <w:sz w:val="20"/>
-                <w:szCs w:val="20"/>
-              </w:rPr>
-              <w:t>Visualisation placeholder — Figure 3</w:t>
-            </w:r>
-          </w:p>
-          <w:p>
-            <w:pPr>
-              <w:rPr>
-                <w:color w:val="000000" w:themeColor="text1"/>
-              </w:rPr>
-            </w:pPr>
-            <w:r>
-              <w:rPr>
-                <w:i/>
-                <w:iCs/>
-                <w:color w:val="000000" w:themeColor="text1"/>
-                <w:sz w:val="20"/>
-                <w:szCs w:val="20"/>
-              </w:rPr>
-              <w:t>Insert your third visualisation here.</w:t>
-            </w:r>
-          </w:p>
-        </w:tc>
-      </w:tr>
-    </w:tbl>
-    <w:p>
-      <w:pPr>
-        <w:spacing w:before="200" w:after="200"/>
-        <w:rPr>
-          <w:color w:val="000000" w:themeColor="text1"/>
-        </w:rPr>
-      </w:pPr>
-    </w:p>
-    <w:p>
-      <w:pPr>
-        <w:jc w:val="center"/>
         <w:rPr>
           <w:color w:val="000000" w:themeColor="text1"/>
         </w:rPr>
@@ -7139,128 +8032,21 @@
           <w:i/>
           <w:iCs/>
           <w:color w:val="000000" w:themeColor="text1"/>
-          <w:sz w:val="20"/>
-          <w:szCs w:val="20"/>
-        </w:rPr>
-        <w:t>Figure 3 — [Visualisation title and brief description]</w:t>
-      </w:r>
+        </w:rPr>
+        <w:t>[Your next reference]</w:t>
+      </w:r>
+    </w:p>
+    <w:p>
+      <w:pPr>
+        <w:spacing w:before="40" w:after="40"/>
+        <w:rPr>
+          <w:color w:val="000000" w:themeColor="text1"/>
+        </w:rPr>
+      </w:pPr>
     </w:p>
     <w:p>
       <w:pPr>
         <w:spacing w:before="80" w:after="80"/>
-        <w:rPr>
-          <w:color w:val="000000" w:themeColor="text1"/>
-        </w:rPr>
-      </w:pPr>
-    </w:p>
-    <w:p>
-      <w:pPr>
-        <w:spacing w:before="80" w:after="80"/>
-        <w:rPr>
-          <w:color w:val="000000" w:themeColor="text1"/>
-        </w:rPr>
-      </w:pPr>
-      <w:r>
-        <w:rPr>
-          <w:color w:val="000000" w:themeColor="text1"/>
-        </w:rPr>
-        <w:t>Figure 3 demonstrates [description of insight from this visualisation].</w:t>
-      </w:r>
-    </w:p>
-    <w:p>
-      <w:pPr>
-        <w:spacing w:before="120" w:after="120"/>
-        <w:rPr>
-          <w:color w:val="000000" w:themeColor="text1"/>
-        </w:rPr>
-      </w:pPr>
-    </w:p>
-    <w:tbl>
-      <w:tblPr>
-        <w:tblW w:w="9026" w:type="dxa"/>
-        <w:tblBorders>
-          <w:top w:val="single" w:sz="4" w:space="0" w:color="auto"/>
-          <w:left w:val="single" w:sz="4" w:space="0" w:color="auto"/>
-          <w:bottom w:val="single" w:sz="4" w:space="0" w:color="auto"/>
-          <w:right w:val="single" w:sz="4" w:space="0" w:color="auto"/>
-          <w:insideH w:val="single" w:sz="4" w:space="0" w:color="auto"/>
-          <w:insideV w:val="single" w:sz="4" w:space="0" w:color="auto"/>
-        </w:tblBorders>
-        <w:tblCellMar>
-          <w:left w:w="10" w:type="dxa"/>
-          <w:right w:w="10" w:type="dxa"/>
-        </w:tblCellMar>
-        <w:tblLook w:val="0000" w:firstRow="0" w:lastRow="0" w:firstColumn="0" w:lastColumn="0" w:noHBand="0" w:noVBand="0"/>
-      </w:tblPr>
-      <w:tblGrid>
-        <w:gridCol w:w="9026"/>
-      </w:tblGrid>
-      <w:tr>
-        <w:tc>
-          <w:tcPr>
-            <w:tcW w:w="9026" w:type="dxa"/>
-            <w:tcBorders>
-              <w:top w:val="single" w:sz="4" w:space="0" w:color="2563A8"/>
-              <w:left w:val="single" w:sz="12" w:space="0" w:color="0E7C5A"/>
-              <w:bottom w:val="single" w:sz="4" w:space="0" w:color="2563A8"/>
-              <w:right w:val="single" w:sz="4" w:space="0" w:color="2563A8"/>
-            </w:tcBorders>
-            <w:shd w:val="clear" w:color="auto" w:fill="E8F5F0"/>
-            <w:tcMar>
-              <w:top w:w="120" w:type="dxa"/>
-              <w:left w:w="200" w:type="dxa"/>
-              <w:bottom w:w="120" w:type="dxa"/>
-              <w:right w:w="200" w:type="dxa"/>
-            </w:tcMar>
-          </w:tcPr>
-          <w:p>
-            <w:pPr>
-              <w:rPr>
-                <w:color w:val="000000" w:themeColor="text1"/>
-              </w:rPr>
-            </w:pPr>
-            <w:r>
-              <w:rPr>
-                <w:i/>
-                <w:iCs/>
-                <w:color w:val="000000" w:themeColor="text1"/>
-                <w:sz w:val="20"/>
-                <w:szCs w:val="20"/>
-              </w:rPr>
-              <w:t>Visualisation placeholder — Figure 4</w:t>
-            </w:r>
-          </w:p>
-          <w:p>
-            <w:pPr>
-              <w:rPr>
-                <w:color w:val="000000" w:themeColor="text1"/>
-              </w:rPr>
-            </w:pPr>
-            <w:r>
-              <w:rPr>
-                <w:i/>
-                <w:iCs/>
-                <w:color w:val="000000" w:themeColor="text1"/>
-                <w:sz w:val="20"/>
-                <w:szCs w:val="20"/>
-              </w:rPr>
-              <w:t>Insert your fourth visualisation here.</w:t>
-            </w:r>
-          </w:p>
-        </w:tc>
-      </w:tr>
-    </w:tbl>
-    <w:p>
-      <w:pPr>
-        <w:spacing w:before="200" w:after="200"/>
-        <w:rPr>
-          <w:color w:val="000000" w:themeColor="text1"/>
-        </w:rPr>
-      </w:pPr>
-    </w:p>
-    <w:p>
-      <w:pPr>
-        <w:jc w:val="center"/>
         <w:rPr>
           <w:color w:val="000000" w:themeColor="text1"/>
         </w:rPr>
@@ -7270,141 +8056,17 @@
           <w:i/>
           <w:iCs/>
           <w:color w:val="000000" w:themeColor="text1"/>
-          <w:sz w:val="20"/>
-          <w:szCs w:val="20"/>
-        </w:rPr>
-        <w:t>Figure 4 — [Visualisation title and brief description]</w:t>
-      </w:r>
-    </w:p>
-    <w:p>
-      <w:pPr>
-        <w:spacing w:before="80" w:after="80"/>
-        <w:rPr>
-          <w:color w:val="000000" w:themeColor="text1"/>
-        </w:rPr>
-      </w:pPr>
-    </w:p>
-    <w:p>
-      <w:pPr>
-        <w:spacing w:before="80" w:after="80"/>
-        <w:rPr>
-          <w:color w:val="000000" w:themeColor="text1"/>
-        </w:rPr>
-      </w:pPr>
-      <w:r>
-        <w:rPr>
-          <w:color w:val="000000" w:themeColor="text1"/>
-        </w:rPr>
-        <w:t>Figure 4 reveals [description of insight from this final visualisation].</w:t>
-      </w:r>
-    </w:p>
-    <w:p>
-      <w:pPr>
-        <w:spacing w:before="80" w:after="80"/>
-        <w:rPr>
-          <w:color w:val="000000" w:themeColor="text1"/>
-        </w:rPr>
-      </w:pPr>
-    </w:p>
-    <w:p>
-      <w:pPr>
-        <w:pStyle w:val="Heading2"/>
-        <w:rPr>
-          <w:color w:val="000000" w:themeColor="text1"/>
-        </w:rPr>
-      </w:pPr>
-      <w:bookmarkStart w:id="21" w:name="_Toc225926245"/>
-      <w:r>
-        <w:rPr>
-          <w:color w:val="000000" w:themeColor="text1"/>
-        </w:rPr>
-        <w:t>5.3 Model Results and Interpretation</w:t>
-      </w:r>
-      <w:bookmarkEnd w:id="21"/>
-    </w:p>
-    <w:p>
-      <w:pPr>
-        <w:spacing w:before="80" w:after="80"/>
-        <w:rPr>
-          <w:color w:val="000000" w:themeColor="text1"/>
-        </w:rPr>
-      </w:pPr>
-      <w:r>
-        <w:rPr>
-          <w:i/>
-          <w:iCs/>
-          <w:color w:val="000000" w:themeColor="text1"/>
-        </w:rPr>
-        <w:t>[Present the numerical results of your model or analysis. Interpret what the numbers mean — do not just report them.]</w:t>
-      </w:r>
-    </w:p>
-    <w:p>
-      <w:pPr>
-        <w:spacing w:before="80" w:after="80"/>
-        <w:rPr>
-          <w:color w:val="000000" w:themeColor="text1"/>
-        </w:rPr>
-      </w:pPr>
-      <w:r>
-        <w:rPr>
-          <w:color w:val="000000" w:themeColor="text1"/>
-        </w:rPr>
-        <w:t>The model produced the following key results: [e.g. R² = 0.87, indicating that 87% of variance in the dependent variable is explained by the model]. The coefficient for [variable] was [X], meaning that [interpretation in plain language, e.g. 'for every unit increase in X, Y increases by X units, holding all other variables constant'].</w:t>
-      </w:r>
-    </w:p>
-    <w:p>
-      <w:pPr>
-        <w:spacing w:before="80" w:after="80"/>
-        <w:rPr>
-          <w:color w:val="000000" w:themeColor="text1"/>
-        </w:rPr>
-      </w:pPr>
-    </w:p>
-    <w:p>
-      <w:pPr>
-        <w:pStyle w:val="Heading2"/>
-        <w:rPr>
-          <w:color w:val="000000" w:themeColor="text1"/>
-        </w:rPr>
-      </w:pPr>
-      <w:bookmarkStart w:id="22" w:name="_Toc225926246"/>
-      <w:r>
-        <w:rPr>
-          <w:color w:val="000000" w:themeColor="text1"/>
-        </w:rPr>
-        <w:t>5.4 Comparison and Evaluation</w:t>
-      </w:r>
-      <w:bookmarkEnd w:id="22"/>
-    </w:p>
-    <w:p>
-      <w:pPr>
-        <w:spacing w:before="80" w:after="80"/>
-        <w:rPr>
-          <w:color w:val="000000" w:themeColor="text1"/>
-        </w:rPr>
-      </w:pPr>
-      <w:r>
-        <w:rPr>
-          <w:i/>
-          <w:iCs/>
-          <w:color w:val="000000" w:themeColor="text1"/>
-        </w:rPr>
-        <w:t>[Compare your results against an alternative approach, baseline, or benchmark. What do the results tell us overall?]</w:t>
-      </w:r>
-    </w:p>
-    <w:p>
-      <w:pPr>
-        <w:spacing w:before="80" w:after="80"/>
-        <w:rPr>
-          <w:color w:val="000000" w:themeColor="text1"/>
-        </w:rPr>
-      </w:pPr>
-      <w:r>
-        <w:rPr>
-          <w:color w:val="000000" w:themeColor="text1"/>
-        </w:rPr>
-        <w:t>When compared to [alternative approach / baseline], the [chosen method] performed [better / worse / similarly] in terms of [metric — e.g. accuracy, computational efficiency, interpretability]. This suggests that [conclusion drawn from the comparison].</w:t>
-      </w:r>
+        </w:rPr>
+        <w:t>[Your next reference]</w:t>
+      </w:r>
+    </w:p>
+    <w:p>
+      <w:pPr>
+        <w:spacing w:before="200" w:after="200"/>
+        <w:rPr>
+          <w:color w:val="000000" w:themeColor="text1"/>
+        </w:rPr>
+      </w:pPr>
     </w:p>
     <w:p>
       <w:pPr>
@@ -7426,1094 +8088,7 @@
           <w:color w:val="000000" w:themeColor="text1"/>
         </w:rPr>
       </w:pPr>
-      <w:bookmarkStart w:id="23" w:name="_Toc225926247"/>
-      <w:r>
-        <w:rPr>
-          <w:color w:val="000000" w:themeColor="text1"/>
-        </w:rPr>
-        <w:lastRenderedPageBreak/>
-        <w:t>6. Ethical Considerations</w:t>
-      </w:r>
-      <w:bookmarkEnd w:id="23"/>
-    </w:p>
-    <w:p>
-      <w:pPr>
-        <w:spacing w:before="40" w:after="40"/>
-        <w:ind w:left="360"/>
-        <w:rPr>
-          <w:color w:val="000000" w:themeColor="text1"/>
-        </w:rPr>
-      </w:pPr>
-      <w:r>
-        <w:rPr>
-          <w:i/>
-          <w:iCs/>
-          <w:color w:val="000000" w:themeColor="text1"/>
-          <w:sz w:val="20"/>
-          <w:szCs w:val="20"/>
-        </w:rPr>
-        <w:t>Tip: Target: ~200–300 words. Worth 15% of your mark. Be specific — identify concrete ethical risks and how your group addressed them.</w:t>
-      </w:r>
-    </w:p>
-    <w:p>
-      <w:pPr>
-        <w:spacing w:before="80" w:after="80"/>
-        <w:rPr>
-          <w:color w:val="000000" w:themeColor="text1"/>
-        </w:rPr>
-      </w:pPr>
-    </w:p>
-    <w:p>
-      <w:pPr>
-        <w:pStyle w:val="Heading2"/>
-        <w:rPr>
-          <w:color w:val="000000" w:themeColor="text1"/>
-        </w:rPr>
-      </w:pPr>
-      <w:bookmarkStart w:id="24" w:name="_Toc225926248"/>
-      <w:r>
-        <w:rPr>
-          <w:color w:val="000000" w:themeColor="text1"/>
-        </w:rPr>
-        <w:t>6.1 Data Ethics and Privacy</w:t>
-      </w:r>
-      <w:bookmarkEnd w:id="24"/>
-    </w:p>
-    <w:p>
-      <w:pPr>
-        <w:spacing w:before="80" w:after="80"/>
-        <w:rPr>
-          <w:color w:val="000000" w:themeColor="text1"/>
-        </w:rPr>
-      </w:pPr>
-      <w:r>
-        <w:rPr>
-          <w:i/>
-          <w:iCs/>
-          <w:color w:val="000000" w:themeColor="text1"/>
-        </w:rPr>
-        <w:t>[Discuss the ethical implications of the data you used. Were there privacy, consent, or bias concerns?]</w:t>
-      </w:r>
-    </w:p>
-    <w:p>
-      <w:pPr>
-        <w:spacing w:before="80" w:after="80"/>
-        <w:rPr>
-          <w:color w:val="000000" w:themeColor="text1"/>
-        </w:rPr>
-      </w:pPr>
-      <w:r>
-        <w:rPr>
-          <w:color w:val="000000" w:themeColor="text1"/>
-        </w:rPr>
-        <w:t>The dataset used in this project [is / is not] publicly available and [does / does not] contain personally identifiable information (PII). [If applicable: steps taken to anonymise or protect data included...]. [If applicable: the dataset was sourced from X and is licensed under Y — see References for full attribution.]</w:t>
-      </w:r>
-    </w:p>
-    <w:p>
-      <w:pPr>
-        <w:spacing w:before="80" w:after="80"/>
-        <w:rPr>
-          <w:color w:val="000000" w:themeColor="text1"/>
-        </w:rPr>
-      </w:pPr>
-      <w:r>
-        <w:rPr>
-          <w:color w:val="000000" w:themeColor="text1"/>
-        </w:rPr>
-        <w:t>Potential bias in the dataset includes [e.g. under-representation of certain demographic groups, data collected from a non-representative sample]. This may affect the generalisability of the results to [broader context].</w:t>
-      </w:r>
-    </w:p>
-    <w:p>
-      <w:pPr>
-        <w:spacing w:before="80" w:after="80"/>
-        <w:rPr>
-          <w:color w:val="000000" w:themeColor="text1"/>
-        </w:rPr>
-      </w:pPr>
-    </w:p>
-    <w:p>
-      <w:pPr>
-        <w:pStyle w:val="Heading2"/>
-        <w:rPr>
-          <w:color w:val="000000" w:themeColor="text1"/>
-        </w:rPr>
-      </w:pPr>
-      <w:bookmarkStart w:id="25" w:name="_Toc225926249"/>
-      <w:r>
-        <w:rPr>
-          <w:color w:val="000000" w:themeColor="text1"/>
-        </w:rPr>
-        <w:t>6.2 AI Tool Use</w:t>
-      </w:r>
-      <w:bookmarkEnd w:id="25"/>
-    </w:p>
-    <w:p>
-      <w:pPr>
-        <w:spacing w:before="80" w:after="80"/>
-        <w:rPr>
-          <w:color w:val="000000" w:themeColor="text1"/>
-        </w:rPr>
-      </w:pPr>
-      <w:r>
-        <w:rPr>
-          <w:i/>
-          <w:iCs/>
-          <w:color w:val="000000" w:themeColor="text1"/>
-        </w:rPr>
-        <w:t>[Document how AI tools were used during this project, consistent with the Category B guidance in the brief.]</w:t>
-      </w:r>
-    </w:p>
-    <w:p>
-      <w:pPr>
-        <w:spacing w:before="80" w:after="80"/>
-        <w:rPr>
-          <w:color w:val="000000" w:themeColor="text1"/>
-        </w:rPr>
-      </w:pPr>
-      <w:r>
-        <w:rPr>
-          <w:color w:val="000000" w:themeColor="text1"/>
-        </w:rPr>
-        <w:t>AI tools used during this project: [e.g. ChatGPT for debugging Python code / GitHub Copilot for code suggestions]. All AI assistance was used for learning and debugging only — no complete solutions were generated by AI. AI use is documented in the project README.</w:t>
-      </w:r>
-    </w:p>
-    <w:p>
-      <w:pPr>
-        <w:spacing w:before="80" w:after="80"/>
-        <w:rPr>
-          <w:color w:val="000000" w:themeColor="text1"/>
-        </w:rPr>
-      </w:pPr>
-      <w:r>
-        <w:rPr>
-          <w:color w:val="000000" w:themeColor="text1"/>
-        </w:rPr>
-        <w:t>No AI-generated content has been submitted in this report. [If applicable: where AI tools informed understanding, this is noted in the relevant section.]</w:t>
-      </w:r>
-    </w:p>
-    <w:p>
-      <w:pPr>
-        <w:spacing w:before="80" w:after="80"/>
-        <w:rPr>
-          <w:color w:val="000000" w:themeColor="text1"/>
-        </w:rPr>
-      </w:pPr>
-    </w:p>
-    <w:p>
-      <w:pPr>
-        <w:pStyle w:val="Heading2"/>
-        <w:rPr>
-          <w:color w:val="000000" w:themeColor="text1"/>
-        </w:rPr>
-      </w:pPr>
-      <w:bookmarkStart w:id="26" w:name="_Toc225926250"/>
-      <w:r>
-        <w:rPr>
-          <w:color w:val="000000" w:themeColor="text1"/>
-        </w:rPr>
-        <w:t>6.3 Broader Ethical Implications</w:t>
-      </w:r>
-      <w:bookmarkEnd w:id="26"/>
-    </w:p>
-    <w:p>
-      <w:pPr>
-        <w:spacing w:before="80" w:after="80"/>
-        <w:rPr>
-          <w:color w:val="000000" w:themeColor="text1"/>
-        </w:rPr>
-      </w:pPr>
-      <w:r>
-        <w:rPr>
-          <w:i/>
-          <w:iCs/>
-          <w:color w:val="000000" w:themeColor="text1"/>
-        </w:rPr>
-        <w:t>[Consider the broader societal or professional implications of your solution if deployed in a real-world context.]</w:t>
-      </w:r>
-    </w:p>
-    <w:p>
-      <w:pPr>
-        <w:spacing w:before="80" w:after="80"/>
-        <w:rPr>
-          <w:color w:val="000000" w:themeColor="text1"/>
-        </w:rPr>
-      </w:pPr>
-      <w:r>
-        <w:rPr>
-          <w:color w:val="000000" w:themeColor="text1"/>
-        </w:rPr>
-        <w:t>If the [model / system / analysis] developed in this project were deployed in a real-world context, the following ethical considerations would apply: [e.g. algorithmic decision-making transparency, potential for model outputs to disadvantage certain groups, data retention and security obligations, professional responsibility under BCS/ACM codes of conduct].</w:t>
-      </w:r>
-    </w:p>
-    <w:p>
-      <w:pPr>
-        <w:rPr>
-          <w:color w:val="000000" w:themeColor="text1"/>
-        </w:rPr>
-      </w:pPr>
-      <w:r>
-        <w:rPr>
-          <w:color w:val="000000" w:themeColor="text1"/>
-        </w:rPr>
-        <w:br w:type="page"/>
-      </w:r>
-    </w:p>
-    <w:p>
-      <w:pPr>
-        <w:pStyle w:val="Heading1"/>
-        <w:rPr>
-          <w:color w:val="000000" w:themeColor="text1"/>
-        </w:rPr>
-      </w:pPr>
-      <w:bookmarkStart w:id="27" w:name="_Toc225926251"/>
-      <w:r>
-        <w:rPr>
-          <w:color w:val="000000" w:themeColor="text1"/>
-        </w:rPr>
-        <w:lastRenderedPageBreak/>
-        <w:t>7. Conclusions and Recommendations</w:t>
-      </w:r>
-      <w:bookmarkEnd w:id="27"/>
-    </w:p>
-    <w:p>
-      <w:pPr>
-        <w:spacing w:before="40" w:after="40"/>
-        <w:ind w:left="360"/>
-        <w:rPr>
-          <w:color w:val="000000" w:themeColor="text1"/>
-        </w:rPr>
-      </w:pPr>
-      <w:r>
-        <w:rPr>
-          <w:i/>
-          <w:iCs/>
-          <w:color w:val="000000" w:themeColor="text1"/>
-          <w:sz w:val="20"/>
-          <w:szCs w:val="20"/>
-        </w:rPr>
-        <w:t>Tip: Target: ~300–400 words. Summarise what you found, whether objectives were met, and what you recommend.</w:t>
-      </w:r>
-    </w:p>
-    <w:p>
-      <w:pPr>
-        <w:spacing w:before="80" w:after="80"/>
-        <w:rPr>
-          <w:color w:val="000000" w:themeColor="text1"/>
-        </w:rPr>
-      </w:pPr>
-    </w:p>
-    <w:p>
-      <w:pPr>
-        <w:pStyle w:val="Heading2"/>
-        <w:rPr>
-          <w:color w:val="000000" w:themeColor="text1"/>
-        </w:rPr>
-      </w:pPr>
-      <w:bookmarkStart w:id="28" w:name="_Toc225926252"/>
-      <w:r>
-        <w:rPr>
-          <w:color w:val="000000" w:themeColor="text1"/>
-        </w:rPr>
-        <w:t>7.1 Summary of Findings</w:t>
-      </w:r>
-      <w:bookmarkEnd w:id="28"/>
-    </w:p>
-    <w:p>
-      <w:pPr>
-        <w:spacing w:before="80" w:after="80"/>
-        <w:rPr>
-          <w:color w:val="000000" w:themeColor="text1"/>
-        </w:rPr>
-      </w:pPr>
-      <w:r>
-        <w:rPr>
-          <w:i/>
-          <w:iCs/>
-          <w:color w:val="000000" w:themeColor="text1"/>
-        </w:rPr>
-        <w:t>[Summarise the key findings of the project. Did your model or analysis answer the problem defined in Section 2?]</w:t>
-      </w:r>
-    </w:p>
-    <w:p>
-      <w:pPr>
-        <w:spacing w:before="80" w:after="80"/>
-        <w:rPr>
-          <w:color w:val="000000" w:themeColor="text1"/>
-        </w:rPr>
-      </w:pPr>
-      <w:r>
-        <w:rPr>
-          <w:color w:val="000000" w:themeColor="text1"/>
-        </w:rPr>
-        <w:t>This project set out to [restate objectives]. The key findings are:</w:t>
-      </w:r>
-    </w:p>
-    <w:p>
-      <w:pPr>
-        <w:pStyle w:val="ListParagraph"/>
-        <w:numPr>
-          <w:ilvl w:val="0"/>
-          <w:numId w:val="3"/>
-        </w:numPr>
-        <w:rPr>
-          <w:color w:val="000000" w:themeColor="text1"/>
-        </w:rPr>
-      </w:pPr>
-      <w:r>
-        <w:rPr>
-          <w:color w:val="000000" w:themeColor="text1"/>
-        </w:rPr>
-        <w:t>[Finding 1 — linked to your results in Section 5]</w:t>
-      </w:r>
-    </w:p>
-    <w:p>
-      <w:pPr>
-        <w:pStyle w:val="ListParagraph"/>
-        <w:numPr>
-          <w:ilvl w:val="0"/>
-          <w:numId w:val="3"/>
-        </w:numPr>
-        <w:rPr>
-          <w:color w:val="000000" w:themeColor="text1"/>
-        </w:rPr>
-      </w:pPr>
-      <w:r>
-        <w:rPr>
-          <w:color w:val="000000" w:themeColor="text1"/>
-        </w:rPr>
-        <w:t>[Finding 2]</w:t>
-      </w:r>
-    </w:p>
-    <w:p>
-      <w:pPr>
-        <w:pStyle w:val="ListParagraph"/>
-        <w:numPr>
-          <w:ilvl w:val="0"/>
-          <w:numId w:val="3"/>
-        </w:numPr>
-        <w:rPr>
-          <w:color w:val="000000" w:themeColor="text1"/>
-        </w:rPr>
-      </w:pPr>
-      <w:r>
-        <w:rPr>
-          <w:color w:val="000000" w:themeColor="text1"/>
-        </w:rPr>
-        <w:t>[Finding 3]</w:t>
-      </w:r>
-    </w:p>
-    <w:p>
-      <w:pPr>
-        <w:spacing w:before="80" w:after="80"/>
-        <w:rPr>
-          <w:color w:val="000000" w:themeColor="text1"/>
-        </w:rPr>
-      </w:pPr>
-    </w:p>
-    <w:p>
-      <w:pPr>
-        <w:pStyle w:val="Heading2"/>
-        <w:rPr>
-          <w:color w:val="000000" w:themeColor="text1"/>
-        </w:rPr>
-      </w:pPr>
-      <w:bookmarkStart w:id="29" w:name="_Toc225926253"/>
-      <w:r>
-        <w:rPr>
-          <w:color w:val="000000" w:themeColor="text1"/>
-        </w:rPr>
-        <w:t>7.2 Evaluation Against Objectives</w:t>
-      </w:r>
-      <w:bookmarkEnd w:id="29"/>
-    </w:p>
-    <w:p>
-      <w:pPr>
-        <w:spacing w:before="80" w:after="80"/>
-        <w:rPr>
-          <w:color w:val="000000" w:themeColor="text1"/>
-        </w:rPr>
-      </w:pPr>
-      <w:r>
-        <w:rPr>
-          <w:i/>
-          <w:iCs/>
-          <w:color w:val="000000" w:themeColor="text1"/>
-        </w:rPr>
-        <w:t>[Revisit each objective from Section 2.2 and briefly evaluate whether it was achieved.]</w:t>
-      </w:r>
-    </w:p>
-    <w:p>
-      <w:pPr>
-        <w:spacing w:before="80" w:after="80"/>
-        <w:rPr>
-          <w:color w:val="000000" w:themeColor="text1"/>
-        </w:rPr>
-      </w:pPr>
-      <w:r>
-        <w:rPr>
-          <w:color w:val="000000" w:themeColor="text1"/>
-        </w:rPr>
-        <w:t>Objective 1 ([restate]) was [fully / partially / not] achieved because [brief explanation].</w:t>
-      </w:r>
-    </w:p>
-    <w:p>
-      <w:pPr>
-        <w:spacing w:before="80" w:after="80"/>
-        <w:rPr>
-          <w:color w:val="000000" w:themeColor="text1"/>
-        </w:rPr>
-      </w:pPr>
-      <w:r>
-        <w:rPr>
-          <w:color w:val="000000" w:themeColor="text1"/>
-        </w:rPr>
-        <w:t>Objective 2 ([restate]) was [fully / partially / not] achieved because [brief explanation].</w:t>
-      </w:r>
-    </w:p>
-    <w:p>
-      <w:pPr>
-        <w:spacing w:before="80" w:after="80"/>
-        <w:rPr>
-          <w:color w:val="000000" w:themeColor="text1"/>
-        </w:rPr>
-      </w:pPr>
-      <w:r>
-        <w:rPr>
-          <w:color w:val="000000" w:themeColor="text1"/>
-        </w:rPr>
-        <w:t>Objective 3 ([restate]) was [fully / partially / not] achieved because [brief explanation].</w:t>
-      </w:r>
-    </w:p>
-    <w:p>
-      <w:pPr>
-        <w:spacing w:before="80" w:after="80"/>
-        <w:rPr>
-          <w:color w:val="000000" w:themeColor="text1"/>
-        </w:rPr>
-      </w:pPr>
-    </w:p>
-    <w:p>
-      <w:pPr>
-        <w:pStyle w:val="Heading2"/>
-        <w:rPr>
-          <w:color w:val="000000" w:themeColor="text1"/>
-        </w:rPr>
-      </w:pPr>
-      <w:bookmarkStart w:id="30" w:name="_Toc225926254"/>
-      <w:r>
-        <w:rPr>
-          <w:color w:val="000000" w:themeColor="text1"/>
-        </w:rPr>
-        <w:t>7.3 Limitations</w:t>
-      </w:r>
-      <w:bookmarkEnd w:id="30"/>
-    </w:p>
-    <w:p>
-      <w:pPr>
-        <w:spacing w:before="80" w:after="80"/>
-        <w:rPr>
-          <w:color w:val="000000" w:themeColor="text1"/>
-        </w:rPr>
-      </w:pPr>
-      <w:r>
-        <w:rPr>
-          <w:i/>
-          <w:iCs/>
-          <w:color w:val="000000" w:themeColor="text1"/>
-        </w:rPr>
-        <w:t>[Honestly discuss the limitations of your approach. What would you do differently?]</w:t>
-      </w:r>
-    </w:p>
-    <w:p>
-      <w:pPr>
-        <w:spacing w:before="80" w:after="80"/>
-        <w:rPr>
-          <w:color w:val="000000" w:themeColor="text1"/>
-        </w:rPr>
-      </w:pPr>
-      <w:r>
-        <w:rPr>
-          <w:color w:val="000000" w:themeColor="text1"/>
-        </w:rPr>
-        <w:t>The primary limitations of this project include: [e.g. dataset size restricted the robustness of the statistical model; the algorithm was not tested on out-of-sample data; computational constraints limited the scale of the simulation].</w:t>
-      </w:r>
-    </w:p>
-    <w:p>
-      <w:pPr>
-        <w:spacing w:before="80" w:after="80"/>
-        <w:rPr>
-          <w:color w:val="000000" w:themeColor="text1"/>
-        </w:rPr>
-      </w:pPr>
-    </w:p>
-    <w:p>
-      <w:pPr>
-        <w:pStyle w:val="Heading2"/>
-        <w:rPr>
-          <w:color w:val="000000" w:themeColor="text1"/>
-        </w:rPr>
-      </w:pPr>
-      <w:bookmarkStart w:id="31" w:name="_Toc225926255"/>
-      <w:r>
-        <w:rPr>
-          <w:color w:val="000000" w:themeColor="text1"/>
-        </w:rPr>
-        <w:t>7.4 Recommendations and Future Work</w:t>
-      </w:r>
-      <w:bookmarkEnd w:id="31"/>
-    </w:p>
-    <w:p>
-      <w:pPr>
-        <w:spacing w:before="80" w:after="80"/>
-        <w:rPr>
-          <w:color w:val="000000" w:themeColor="text1"/>
-        </w:rPr>
-      </w:pPr>
-      <w:r>
-        <w:rPr>
-          <w:i/>
-          <w:iCs/>
-          <w:color w:val="000000" w:themeColor="text1"/>
-        </w:rPr>
-        <w:t>[What do you recommend based on your findings? What future work would extend or improve this project?]</w:t>
-      </w:r>
-    </w:p>
-    <w:p>
-      <w:pPr>
-        <w:spacing w:before="80" w:after="80"/>
-        <w:rPr>
-          <w:color w:val="000000" w:themeColor="text1"/>
-        </w:rPr>
-      </w:pPr>
-      <w:r>
-        <w:rPr>
-          <w:color w:val="000000" w:themeColor="text1"/>
-        </w:rPr>
-        <w:t>Based on these findings, the following recommendations are made: [list practical, evidence-based recommendations]. Future work could extend this project by [e.g. applying the model to a larger dataset, implementing a more sophisticated algorithm, integrating the solution with a live database system].</w:t>
-      </w:r>
-    </w:p>
-    <w:p>
-      <w:pPr>
-        <w:rPr>
-          <w:color w:val="000000" w:themeColor="text1"/>
-        </w:rPr>
-      </w:pPr>
-      <w:r>
-        <w:rPr>
-          <w:color w:val="000000" w:themeColor="text1"/>
-        </w:rPr>
-        <w:br w:type="page"/>
-      </w:r>
-    </w:p>
-    <w:p>
-      <w:pPr>
-        <w:rPr>
-          <w:color w:val="000000" w:themeColor="text1"/>
-        </w:rPr>
-      </w:pPr>
-      <w:r>
-        <w:rPr>
-          <w:b/>
-          <w:bCs/>
-          <w:color w:val="000000" w:themeColor="text1"/>
-          <w:sz w:val="26"/>
-          <w:szCs w:val="26"/>
-        </w:rPr>
-        <w:lastRenderedPageBreak/>
-        <w:t>Word Count Declaration</w:t>
-      </w:r>
-    </w:p>
-    <w:p>
-      <w:pPr>
-        <w:spacing w:before="40" w:after="40"/>
-        <w:rPr>
-          <w:color w:val="000000" w:themeColor="text1"/>
-        </w:rPr>
-      </w:pPr>
-    </w:p>
-    <w:tbl>
-      <w:tblPr>
-        <w:tblW w:w="9026" w:type="dxa"/>
-        <w:tblBorders>
-          <w:top w:val="single" w:sz="4" w:space="0" w:color="auto"/>
-          <w:left w:val="single" w:sz="4" w:space="0" w:color="auto"/>
-          <w:bottom w:val="single" w:sz="4" w:space="0" w:color="auto"/>
-          <w:right w:val="single" w:sz="4" w:space="0" w:color="auto"/>
-          <w:insideH w:val="single" w:sz="4" w:space="0" w:color="auto"/>
-          <w:insideV w:val="single" w:sz="4" w:space="0" w:color="auto"/>
-        </w:tblBorders>
-        <w:tblCellMar>
-          <w:left w:w="10" w:type="dxa"/>
-          <w:right w:w="10" w:type="dxa"/>
-        </w:tblCellMar>
-        <w:tblLook w:val="0000" w:firstRow="0" w:lastRow="0" w:firstColumn="0" w:lastColumn="0" w:noHBand="0" w:noVBand="0"/>
-      </w:tblPr>
-      <w:tblGrid>
-        <w:gridCol w:w="9026"/>
-      </w:tblGrid>
-      <w:tr>
-        <w:tc>
-          <w:tcPr>
-            <w:tcW w:w="9026" w:type="dxa"/>
-            <w:tcBorders>
-              <w:top w:val="single" w:sz="4" w:space="0" w:color="2563A8"/>
-              <w:left w:val="single" w:sz="12" w:space="0" w:color="0E7C5A"/>
-              <w:bottom w:val="single" w:sz="4" w:space="0" w:color="2563A8"/>
-              <w:right w:val="single" w:sz="4" w:space="0" w:color="2563A8"/>
-            </w:tcBorders>
-            <w:shd w:val="clear" w:color="auto" w:fill="E8F5F0"/>
-            <w:tcMar>
-              <w:top w:w="120" w:type="dxa"/>
-              <w:left w:w="200" w:type="dxa"/>
-              <w:bottom w:w="120" w:type="dxa"/>
-              <w:right w:w="200" w:type="dxa"/>
-            </w:tcMar>
-          </w:tcPr>
-          <w:p>
-            <w:pPr>
-              <w:rPr>
-                <w:color w:val="000000" w:themeColor="text1"/>
-              </w:rPr>
-            </w:pPr>
-            <w:r>
-              <w:rPr>
-                <w:i/>
-                <w:iCs/>
-                <w:color w:val="000000" w:themeColor="text1"/>
-                <w:sz w:val="20"/>
-                <w:szCs w:val="20"/>
-              </w:rPr>
-              <w:t>Total Word Count (excluding reference list, bibliographies, table titles, graph titles, and appendices):</w:t>
-            </w:r>
-          </w:p>
-          <w:p>
-            <w:pPr>
-              <w:rPr>
-                <w:color w:val="000000" w:themeColor="text1"/>
-              </w:rPr>
-            </w:pPr>
-          </w:p>
-          <w:p>
-            <w:pPr>
-              <w:rPr>
-                <w:color w:val="000000" w:themeColor="text1"/>
-              </w:rPr>
-            </w:pPr>
-            <w:r>
-              <w:rPr>
-                <w:i/>
-                <w:iCs/>
-                <w:color w:val="000000" w:themeColor="text1"/>
-                <w:sz w:val="20"/>
-                <w:szCs w:val="20"/>
-              </w:rPr>
-              <w:t>Report (Sections 1–7): [Enter word count here] words   (Target: 2,500–3,000 words)</w:t>
-            </w:r>
-          </w:p>
-          <w:p>
-            <w:pPr>
-              <w:rPr>
-                <w:color w:val="000000" w:themeColor="text1"/>
-              </w:rPr>
-            </w:pPr>
-          </w:p>
-          <w:p>
-            <w:pPr>
-              <w:rPr>
-                <w:color w:val="000000" w:themeColor="text1"/>
-              </w:rPr>
-            </w:pPr>
-            <w:r>
-              <w:rPr>
-                <w:i/>
-                <w:iCs/>
-                <w:color w:val="000000" w:themeColor="text1"/>
-                <w:sz w:val="20"/>
-                <w:szCs w:val="20"/>
-              </w:rPr>
-              <w:t>Note: The upper limit of 3,000 words may be exceeded by up to 10% without penalty.</w:t>
-            </w:r>
-          </w:p>
-          <w:p>
-            <w:pPr>
-              <w:rPr>
-                <w:color w:val="000000" w:themeColor="text1"/>
-              </w:rPr>
-            </w:pPr>
-            <w:r>
-              <w:rPr>
-                <w:i/>
-                <w:iCs/>
-                <w:color w:val="000000" w:themeColor="text1"/>
-                <w:sz w:val="20"/>
-                <w:szCs w:val="20"/>
-              </w:rPr>
-              <w:t>Falsification of word count is academic malpractice.</w:t>
-            </w:r>
-          </w:p>
-        </w:tc>
-      </w:tr>
-    </w:tbl>
-    <w:p>
-      <w:pPr>
-        <w:spacing w:before="120" w:after="120"/>
-        <w:rPr>
-          <w:color w:val="000000" w:themeColor="text1"/>
-        </w:rPr>
-      </w:pPr>
-    </w:p>
-    <w:p>
-      <w:pPr>
-        <w:rPr>
-          <w:color w:val="000000" w:themeColor="text1"/>
-        </w:rPr>
-      </w:pPr>
-      <w:r>
-        <w:rPr>
-          <w:color w:val="000000" w:themeColor="text1"/>
-        </w:rPr>
-        <w:br w:type="page"/>
-      </w:r>
-    </w:p>
-    <w:p>
-      <w:pPr>
-        <w:pStyle w:val="Heading1"/>
-        <w:rPr>
-          <w:color w:val="000000" w:themeColor="text1"/>
-        </w:rPr>
-      </w:pPr>
-      <w:bookmarkStart w:id="32" w:name="_Toc225926256"/>
-      <w:r>
-        <w:rPr>
-          <w:color w:val="000000" w:themeColor="text1"/>
-        </w:rPr>
-        <w:lastRenderedPageBreak/>
-        <w:t>8. References</w:t>
-      </w:r>
-      <w:bookmarkEnd w:id="32"/>
-    </w:p>
-    <w:p>
-      <w:pPr>
-        <w:spacing w:before="40" w:after="40"/>
-        <w:ind w:left="360"/>
-        <w:rPr>
-          <w:color w:val="000000" w:themeColor="text1"/>
-        </w:rPr>
-      </w:pPr>
-      <w:r>
-        <w:rPr>
-          <w:i/>
-          <w:iCs/>
-          <w:color w:val="000000" w:themeColor="text1"/>
-          <w:sz w:val="20"/>
-          <w:szCs w:val="20"/>
-        </w:rPr>
-        <w:t>Tip: Harvard (Author-Date) format. Order alphabetically by author surname. Every in-text citation must appear here.</w:t>
-      </w:r>
-    </w:p>
-    <w:p>
-      <w:pPr>
-        <w:spacing w:before="80" w:after="80"/>
-        <w:rPr>
-          <w:color w:val="000000" w:themeColor="text1"/>
-        </w:rPr>
-      </w:pPr>
-    </w:p>
-    <w:tbl>
-      <w:tblPr>
-        <w:tblW w:w="9026" w:type="dxa"/>
-        <w:tblBorders>
-          <w:top w:val="single" w:sz="4" w:space="0" w:color="auto"/>
-          <w:left w:val="single" w:sz="4" w:space="0" w:color="auto"/>
-          <w:bottom w:val="single" w:sz="4" w:space="0" w:color="auto"/>
-          <w:right w:val="single" w:sz="4" w:space="0" w:color="auto"/>
-          <w:insideH w:val="single" w:sz="4" w:space="0" w:color="auto"/>
-          <w:insideV w:val="single" w:sz="4" w:space="0" w:color="auto"/>
-        </w:tblBorders>
-        <w:tblCellMar>
-          <w:left w:w="10" w:type="dxa"/>
-          <w:right w:w="10" w:type="dxa"/>
-        </w:tblCellMar>
-        <w:tblLook w:val="0000" w:firstRow="0" w:lastRow="0" w:firstColumn="0" w:lastColumn="0" w:noHBand="0" w:noVBand="0"/>
-      </w:tblPr>
-      <w:tblGrid>
-        <w:gridCol w:w="9026"/>
-      </w:tblGrid>
-      <w:tr>
-        <w:tc>
-          <w:tcPr>
-            <w:tcW w:w="9026" w:type="dxa"/>
-            <w:tcBorders>
-              <w:top w:val="single" w:sz="4" w:space="0" w:color="2563A8"/>
-              <w:left w:val="single" w:sz="12" w:space="0" w:color="0E7C5A"/>
-              <w:bottom w:val="single" w:sz="4" w:space="0" w:color="2563A8"/>
-              <w:right w:val="single" w:sz="4" w:space="0" w:color="2563A8"/>
-            </w:tcBorders>
-            <w:shd w:val="clear" w:color="auto" w:fill="E8F5F0"/>
-            <w:tcMar>
-              <w:top w:w="120" w:type="dxa"/>
-              <w:left w:w="200" w:type="dxa"/>
-              <w:bottom w:w="120" w:type="dxa"/>
-              <w:right w:w="200" w:type="dxa"/>
-            </w:tcMar>
-          </w:tcPr>
-          <w:p>
-            <w:pPr>
-              <w:rPr>
-                <w:color w:val="000000" w:themeColor="text1"/>
-              </w:rPr>
-            </w:pPr>
-            <w:r>
-              <w:rPr>
-                <w:i/>
-                <w:iCs/>
-                <w:color w:val="000000" w:themeColor="text1"/>
-                <w:sz w:val="20"/>
-                <w:szCs w:val="20"/>
-              </w:rPr>
-              <w:t>Harvard Reference Format Examples:</w:t>
-            </w:r>
-          </w:p>
-          <w:p>
-            <w:pPr>
-              <w:rPr>
-                <w:color w:val="000000" w:themeColor="text1"/>
-              </w:rPr>
-            </w:pPr>
-          </w:p>
-          <w:p>
-            <w:pPr>
-              <w:rPr>
-                <w:color w:val="000000" w:themeColor="text1"/>
-              </w:rPr>
-            </w:pPr>
-            <w:r>
-              <w:rPr>
-                <w:i/>
-                <w:iCs/>
-                <w:color w:val="000000" w:themeColor="text1"/>
-                <w:sz w:val="20"/>
-                <w:szCs w:val="20"/>
-              </w:rPr>
-              <w:t>Book:    Surname, I. (Year) Title of Book. Edition (if not 1st). Place: Publisher.</w:t>
-            </w:r>
-          </w:p>
-          <w:p>
-            <w:pPr>
-              <w:rPr>
-                <w:color w:val="000000" w:themeColor="text1"/>
-              </w:rPr>
-            </w:pPr>
-            <w:r>
-              <w:rPr>
-                <w:i/>
-                <w:iCs/>
-                <w:color w:val="000000" w:themeColor="text1"/>
-                <w:sz w:val="20"/>
-                <w:szCs w:val="20"/>
-              </w:rPr>
-              <w:t>Journal: Surname, I. (Year) 'Article title', Journal Name, Vol(Issue), pp. X–Y. DOI if available.</w:t>
-            </w:r>
-          </w:p>
-          <w:p>
-            <w:pPr>
-              <w:rPr>
-                <w:color w:val="000000" w:themeColor="text1"/>
-              </w:rPr>
-            </w:pPr>
-            <w:r>
-              <w:rPr>
-                <w:i/>
-                <w:iCs/>
-                <w:color w:val="000000" w:themeColor="text1"/>
-                <w:sz w:val="20"/>
-                <w:szCs w:val="20"/>
-              </w:rPr>
-              <w:t>Website: Surname, I. (Year) Title of webpage. Available at: URL (Accessed: DD Mon YYYY).</w:t>
-            </w:r>
-          </w:p>
-          <w:p>
-            <w:pPr>
-              <w:rPr>
-                <w:color w:val="000000" w:themeColor="text1"/>
-              </w:rPr>
-            </w:pPr>
-            <w:r>
-              <w:rPr>
-                <w:i/>
-                <w:iCs/>
-                <w:color w:val="000000" w:themeColor="text1"/>
-                <w:sz w:val="20"/>
-                <w:szCs w:val="20"/>
-              </w:rPr>
-              <w:t>Dataset: Author/Organisation (Year) Dataset name [dataset]. Available at: URL (Accessed: DD Mon YYYY).</w:t>
-            </w:r>
-          </w:p>
-          <w:p>
-            <w:pPr>
-              <w:rPr>
-                <w:color w:val="000000" w:themeColor="text1"/>
-              </w:rPr>
-            </w:pPr>
-            <w:r>
-              <w:rPr>
-                <w:i/>
-                <w:iCs/>
-                <w:color w:val="000000" w:themeColor="text1"/>
-                <w:sz w:val="20"/>
-                <w:szCs w:val="20"/>
-              </w:rPr>
-              <w:t>Python:  Python Software Foundation (2024) Python 3.12 Documentation. Available at: https://docs.python.org/3/ (Accessed: 1 June 2026).</w:t>
-            </w:r>
-          </w:p>
-        </w:tc>
-      </w:tr>
-    </w:tbl>
-    <w:p>
-      <w:pPr>
-        <w:spacing w:before="120" w:after="120"/>
-        <w:rPr>
-          <w:color w:val="000000" w:themeColor="text1"/>
-        </w:rPr>
-      </w:pPr>
-    </w:p>
-    <w:p>
-      <w:pPr>
-        <w:spacing w:before="80" w:after="80"/>
-        <w:rPr>
-          <w:color w:val="000000" w:themeColor="text1"/>
-        </w:rPr>
-      </w:pPr>
-      <w:r>
-        <w:rPr>
-          <w:color w:val="000000" w:themeColor="text1"/>
-        </w:rPr>
-        <w:t>McKinney, W. (2022) Python for Data Analysis. 3rd edn. Sebastopol: O'Reilly Media.</w:t>
-      </w:r>
-    </w:p>
-    <w:p>
-      <w:pPr>
-        <w:spacing w:before="40" w:after="40"/>
-        <w:rPr>
-          <w:color w:val="000000" w:themeColor="text1"/>
-        </w:rPr>
-      </w:pPr>
-    </w:p>
-    <w:p>
-      <w:pPr>
-        <w:spacing w:before="80" w:after="80"/>
-        <w:rPr>
-          <w:color w:val="000000" w:themeColor="text1"/>
-        </w:rPr>
-      </w:pPr>
-      <w:r>
-        <w:rPr>
-          <w:color w:val="000000" w:themeColor="text1"/>
-        </w:rPr>
-        <w:t>VanderPlas, J. (2016) Python Data Science Handbook. Sebastopol: O'Reilly Media. Available at: https://jakevdp.github.io/PythonDataScienceHandbook/ (Accessed: 1 June 2026).</w:t>
-      </w:r>
-    </w:p>
-    <w:p>
-      <w:pPr>
-        <w:spacing w:before="40" w:after="40"/>
-        <w:rPr>
-          <w:color w:val="000000" w:themeColor="text1"/>
-        </w:rPr>
-      </w:pPr>
-    </w:p>
-    <w:p>
-      <w:pPr>
-        <w:spacing w:before="80" w:after="80"/>
-        <w:rPr>
-          <w:color w:val="000000" w:themeColor="text1"/>
-        </w:rPr>
-      </w:pPr>
-      <w:r>
-        <w:rPr>
-          <w:i/>
-          <w:iCs/>
-          <w:color w:val="000000" w:themeColor="text1"/>
-        </w:rPr>
-        <w:t>[Your next reference — add alphabetically by author surname]</w:t>
-      </w:r>
-    </w:p>
-    <w:p>
-      <w:pPr>
-        <w:spacing w:before="40" w:after="40"/>
-        <w:rPr>
-          <w:color w:val="000000" w:themeColor="text1"/>
-        </w:rPr>
-      </w:pPr>
-    </w:p>
-    <w:p>
-      <w:pPr>
-        <w:spacing w:before="80" w:after="80"/>
-        <w:rPr>
-          <w:color w:val="000000" w:themeColor="text1"/>
-        </w:rPr>
-      </w:pPr>
-      <w:r>
-        <w:rPr>
-          <w:i/>
-          <w:iCs/>
-          <w:color w:val="000000" w:themeColor="text1"/>
-        </w:rPr>
-        <w:t>[Your next reference]</w:t>
-      </w:r>
-    </w:p>
-    <w:p>
-      <w:pPr>
-        <w:spacing w:before="40" w:after="40"/>
-        <w:rPr>
-          <w:color w:val="000000" w:themeColor="text1"/>
-        </w:rPr>
-      </w:pPr>
-    </w:p>
-    <w:p>
-      <w:pPr>
-        <w:spacing w:before="80" w:after="80"/>
-        <w:rPr>
-          <w:color w:val="000000" w:themeColor="text1"/>
-        </w:rPr>
-      </w:pPr>
-      <w:r>
-        <w:rPr>
-          <w:i/>
-          <w:iCs/>
-          <w:color w:val="000000" w:themeColor="text1"/>
-        </w:rPr>
-        <w:t>[Your next reference]</w:t>
-      </w:r>
-    </w:p>
-    <w:p>
-      <w:pPr>
-        <w:spacing w:before="200" w:after="200"/>
-        <w:rPr>
-          <w:color w:val="000000" w:themeColor="text1"/>
-        </w:rPr>
-      </w:pPr>
-    </w:p>
-    <w:p>
-      <w:pPr>
-        <w:rPr>
-          <w:color w:val="000000" w:themeColor="text1"/>
-        </w:rPr>
-      </w:pPr>
-      <w:r>
-        <w:rPr>
-          <w:color w:val="000000" w:themeColor="text1"/>
-        </w:rPr>
-        <w:br w:type="page"/>
-      </w:r>
-    </w:p>
-    <w:p>
-      <w:pPr>
-        <w:pStyle w:val="Heading1"/>
-        <w:rPr>
-          <w:color w:val="000000" w:themeColor="text1"/>
-        </w:rPr>
-      </w:pPr>
-      <w:bookmarkStart w:id="33" w:name="_Toc225926257"/>
+      <w:bookmarkStart w:id="30" w:name="_Toc225926257"/>
       <w:r>
         <w:rPr>
           <w:color w:val="000000" w:themeColor="text1"/>
@@ -8521,7 +8096,7 @@
         <w:lastRenderedPageBreak/>
         <w:t>Appendix A — Group Contribution Summary</w:t>
       </w:r>
-      <w:bookmarkEnd w:id="33"/>
+      <w:bookmarkEnd w:id="30"/>
     </w:p>
     <w:p>
       <w:pPr>
@@ -9340,7 +8915,7 @@
           <w:color w:val="000000" w:themeColor="text1"/>
         </w:rPr>
       </w:pPr>
-      <w:bookmarkStart w:id="34" w:name="_Toc225926258"/>
+      <w:bookmarkStart w:id="31" w:name="_Toc225926258"/>
       <w:r>
         <w:rPr>
           <w:color w:val="000000" w:themeColor="text1"/>
@@ -9348,7 +8923,7 @@
         <w:lastRenderedPageBreak/>
         <w:t>Appendix B — Individual Reflective Statement</w:t>
       </w:r>
-      <w:bookmarkEnd w:id="34"/>
+      <w:bookmarkEnd w:id="31"/>
     </w:p>
     <w:p>
       <w:pPr>
@@ -9576,14 +9151,14 @@
           <w:color w:val="000000" w:themeColor="text1"/>
         </w:rPr>
       </w:pPr>
-      <w:bookmarkStart w:id="35" w:name="_Toc225926259"/>
+      <w:bookmarkStart w:id="32" w:name="_Toc225926259"/>
       <w:r>
         <w:rPr>
           <w:color w:val="000000" w:themeColor="text1"/>
         </w:rPr>
         <w:t>B.1 Reflective Statement — [Student Name, Student ID]</w:t>
       </w:r>
-      <w:bookmarkEnd w:id="35"/>
+      <w:bookmarkEnd w:id="32"/>
     </w:p>
     <w:p>
       <w:pPr>
@@ -9705,14 +9280,14 @@
           <w:color w:val="000000" w:themeColor="text1"/>
         </w:rPr>
       </w:pPr>
-      <w:bookmarkStart w:id="36" w:name="_Toc225926260"/>
+      <w:bookmarkStart w:id="33" w:name="_Toc225926260"/>
       <w:r>
         <w:rPr>
           <w:color w:val="000000" w:themeColor="text1"/>
         </w:rPr>
         <w:t>B.2 Reflective Statement — [Student Name, Student ID]</w:t>
       </w:r>
-      <w:bookmarkEnd w:id="36"/>
+      <w:bookmarkEnd w:id="33"/>
     </w:p>
     <w:p>
       <w:pPr>
@@ -9779,14 +9354,14 @@
           <w:color w:val="000000" w:themeColor="text1"/>
         </w:rPr>
       </w:pPr>
-      <w:bookmarkStart w:id="37" w:name="_Toc225926261"/>
+      <w:bookmarkStart w:id="34" w:name="_Toc225926261"/>
       <w:r>
         <w:rPr>
           <w:color w:val="000000" w:themeColor="text1"/>
         </w:rPr>
         <w:t>B.3 Reflective Statement — [Student Name, Student ID]</w:t>
       </w:r>
-      <w:bookmarkEnd w:id="37"/>
+      <w:bookmarkEnd w:id="34"/>
     </w:p>
     <w:p>
       <w:pPr>
@@ -9852,14 +9427,14 @@
           <w:color w:val="000000" w:themeColor="text1"/>
         </w:rPr>
       </w:pPr>
-      <w:bookmarkStart w:id="38" w:name="_Toc225926262"/>
+      <w:bookmarkStart w:id="35" w:name="_Toc225926262"/>
       <w:r>
         <w:rPr>
           <w:color w:val="000000" w:themeColor="text1"/>
         </w:rPr>
         <w:t>B.4 Reflective Statement — [Student Name, Student ID]</w:t>
       </w:r>
-      <w:bookmarkEnd w:id="38"/>
+      <w:bookmarkEnd w:id="35"/>
     </w:p>
     <w:p>
       <w:pPr>
@@ -9892,8 +9467,8 @@
       </w:r>
     </w:p>
     <w:sectPr>
-      <w:headerReference w:type="default" r:id="rId10"/>
-      <w:footerReference w:type="default" r:id="rId11"/>
+      <w:headerReference w:type="default" r:id="rId15"/>
+      <w:footerReference w:type="default" r:id="rId16"/>
       <w:pgSz w:w="11906" w:h="16838"/>
       <w:pgMar w:top="1440" w:right="1440" w:bottom="1440" w:left="1440" w:header="708" w:footer="708" w:gutter="0"/>
       <w:cols w:space="720"/>
@@ -10206,6 +9781,155 @@
 <file path=word/numbering.xml><?xml version="1.0" encoding="utf-8"?>
 <w:numbering xmlns:wpc="http://schemas.microsoft.com/office/word/2010/wordprocessingCanvas" xmlns:cx="http://schemas.microsoft.com/office/drawing/2014/chartex" xmlns:cx1="http://schemas.microsoft.com/office/drawing/2015/9/8/chartex" xmlns:cx2="http://schemas.microsoft.com/office/drawing/2015/10/21/chartex" xmlns:cx3="http://schemas.microsoft.com/office/drawing/2016/5/9/chartex" xmlns:cx4="http://schemas.microsoft.com/office/drawing/2016/5/10/chartex" xmlns:cx5="http://schemas.microsoft.com/office/drawing/2016/5/11/chartex" xmlns:cx6="http://schemas.microsoft.com/office/drawing/2016/5/12/chartex" xmlns:cx7="http://schemas.microsoft.com/office/drawing/2016/5/13/chartex" xmlns:cx8="http://schemas.microsoft.com/office/drawing/2016/5/14/chartex" xmlns:mc="http://schemas.openxmlformats.org/markup-compatibility/2006" xmlns:aink="http://schemas.microsoft.com/office/drawing/2016/ink" xmlns:am3d="http://schemas.microsoft.com/office/drawing/2017/model3d" xmlns:o="urn:schemas-microsoft-com:office:office" xmlns:oel="http://schemas.microsoft.com/office/2019/extlst" xmlns:r="http://schemas.openxmlformats.org/officeDocument/2006/relationships" xmlns:m="http://schemas.openxmlformats.org/officeDocument/2006/math" xmlns:v="urn:schemas-microsoft-com:vml" xmlns:wp14="http://schemas.microsoft.com/office/word/2010/wordprocessingDrawing" xmlns:wp="http://schemas.openxmlformats.org/drawingml/2006/wordprocessingDrawing" xmlns:w10="urn:schemas-microsoft-com:office:word" xmlns:w="http://schemas.openxmlformats.org/wordprocessingml/2006/main" xmlns:w14="http://schemas.microsoft.com/office/word/2010/wordml" xmlns:w15="http://schemas.microsoft.com/office/word/2012/wordml" xmlns:w16cex="http://schemas.microsoft.com/office/word/2018/wordml/cex" xmlns:w16cid="http://schemas.microsoft.com/office/word/2016/wordml/cid" xmlns:w16="http://schemas.microsoft.com/office/word/2018/wordml" xmlns:w16du="http://schemas.microsoft.com/office/word/2023/wordml/word16du" xmlns:w16sdtdh="http://schemas.microsoft.com/office/word/2020/wordml/sdtdatahash" xmlns:w16sdtfl="http://schemas.microsoft.com/office/word/2024/wordml/sdtformatlock" xmlns:w16se="http://schemas.microsoft.com/office/word/2015/wordml/symex" xmlns:wpg="http://schemas.microsoft.com/office/word/2010/wordprocessingGroup" xmlns:wpi="http://schemas.microsoft.com/office/word/2010/wordprocessingInk" xmlns:wne="http://schemas.microsoft.com/office/word/2006/wordml" xmlns:wps="http://schemas.microsoft.com/office/word/2010/wordprocessingShape" mc:Ignorable="w14 w15 w16se w16cid w16 w16cex w16sdtdh w16sdtfl w16du wp14">
   <w:abstractNum w:abstractNumId="0" w15:restartNumberingAfterBreak="0">
+    <w:nsid w:val="09B108F7"/>
+    <w:multiLevelType w:val="multilevel"/>
+    <w:tmpl w:val="2506C9EC"/>
+    <w:lvl w:ilvl="0">
+      <w:start w:val="1"/>
+      <w:numFmt w:val="bullet"/>
+      <w:lvlText w:val=""/>
+      <w:lvlJc w:val="left"/>
+      <w:pPr>
+        <w:tabs>
+          <w:tab w:val="num" w:pos="720"/>
+        </w:tabs>
+        <w:ind w:left="720" w:hanging="360"/>
+      </w:pPr>
+      <w:rPr>
+        <w:rFonts w:ascii="Symbol" w:hAnsi="Symbol" w:hint="default"/>
+        <w:sz w:val="20"/>
+      </w:rPr>
+    </w:lvl>
+    <w:lvl w:ilvl="1" w:tentative="1">
+      <w:start w:val="1"/>
+      <w:numFmt w:val="bullet"/>
+      <w:lvlText w:val="o"/>
+      <w:lvlJc w:val="left"/>
+      <w:pPr>
+        <w:tabs>
+          <w:tab w:val="num" w:pos="1440"/>
+        </w:tabs>
+        <w:ind w:left="1440" w:hanging="360"/>
+      </w:pPr>
+      <w:rPr>
+        <w:rFonts w:ascii="Courier New" w:hAnsi="Courier New" w:hint="default"/>
+        <w:sz w:val="20"/>
+      </w:rPr>
+    </w:lvl>
+    <w:lvl w:ilvl="2" w:tentative="1">
+      <w:start w:val="1"/>
+      <w:numFmt w:val="bullet"/>
+      <w:lvlText w:val=""/>
+      <w:lvlJc w:val="left"/>
+      <w:pPr>
+        <w:tabs>
+          <w:tab w:val="num" w:pos="2160"/>
+        </w:tabs>
+        <w:ind w:left="2160" w:hanging="360"/>
+      </w:pPr>
+      <w:rPr>
+        <w:rFonts w:ascii="Wingdings" w:hAnsi="Wingdings" w:hint="default"/>
+        <w:sz w:val="20"/>
+      </w:rPr>
+    </w:lvl>
+    <w:lvl w:ilvl="3" w:tentative="1">
+      <w:start w:val="1"/>
+      <w:numFmt w:val="bullet"/>
+      <w:lvlText w:val=""/>
+      <w:lvlJc w:val="left"/>
+      <w:pPr>
+        <w:tabs>
+          <w:tab w:val="num" w:pos="2880"/>
+        </w:tabs>
+        <w:ind w:left="2880" w:hanging="360"/>
+      </w:pPr>
+      <w:rPr>
+        <w:rFonts w:ascii="Wingdings" w:hAnsi="Wingdings" w:hint="default"/>
+        <w:sz w:val="20"/>
+      </w:rPr>
+    </w:lvl>
+    <w:lvl w:ilvl="4" w:tentative="1">
+      <w:start w:val="1"/>
+      <w:numFmt w:val="bullet"/>
+      <w:lvlText w:val=""/>
+      <w:lvlJc w:val="left"/>
+      <w:pPr>
+        <w:tabs>
+          <w:tab w:val="num" w:pos="3600"/>
+        </w:tabs>
+        <w:ind w:left="3600" w:hanging="360"/>
+      </w:pPr>
+      <w:rPr>
+        <w:rFonts w:ascii="Wingdings" w:hAnsi="Wingdings" w:hint="default"/>
+        <w:sz w:val="20"/>
+      </w:rPr>
+    </w:lvl>
+    <w:lvl w:ilvl="5" w:tentative="1">
+      <w:start w:val="1"/>
+      <w:numFmt w:val="bullet"/>
+      <w:lvlText w:val=""/>
+      <w:lvlJc w:val="left"/>
+      <w:pPr>
+        <w:tabs>
+          <w:tab w:val="num" w:pos="4320"/>
+        </w:tabs>
+        <w:ind w:left="4320" w:hanging="360"/>
+      </w:pPr>
+      <w:rPr>
+        <w:rFonts w:ascii="Wingdings" w:hAnsi="Wingdings" w:hint="default"/>
+        <w:sz w:val="20"/>
+      </w:rPr>
+    </w:lvl>
+    <w:lvl w:ilvl="6" w:tentative="1">
+      <w:start w:val="1"/>
+      <w:numFmt w:val="bullet"/>
+      <w:lvlText w:val=""/>
+      <w:lvlJc w:val="left"/>
+      <w:pPr>
+        <w:tabs>
+          <w:tab w:val="num" w:pos="5040"/>
+        </w:tabs>
+        <w:ind w:left="5040" w:hanging="360"/>
+      </w:pPr>
+      <w:rPr>
+        <w:rFonts w:ascii="Wingdings" w:hAnsi="Wingdings" w:hint="default"/>
+        <w:sz w:val="20"/>
+      </w:rPr>
+    </w:lvl>
+    <w:lvl w:ilvl="7" w:tentative="1">
+      <w:start w:val="1"/>
+      <w:numFmt w:val="bullet"/>
+      <w:lvlText w:val=""/>
+      <w:lvlJc w:val="left"/>
+      <w:pPr>
+        <w:tabs>
+          <w:tab w:val="num" w:pos="5760"/>
+        </w:tabs>
+        <w:ind w:left="5760" w:hanging="360"/>
+      </w:pPr>
+      <w:rPr>
+        <w:rFonts w:ascii="Wingdings" w:hAnsi="Wingdings" w:hint="default"/>
+        <w:sz w:val="20"/>
+      </w:rPr>
+    </w:lvl>
+    <w:lvl w:ilvl="8" w:tentative="1">
+      <w:start w:val="1"/>
+      <w:numFmt w:val="bullet"/>
+      <w:lvlText w:val=""/>
+      <w:lvlJc w:val="left"/>
+      <w:pPr>
+        <w:tabs>
+          <w:tab w:val="num" w:pos="6480"/>
+        </w:tabs>
+        <w:ind w:left="6480" w:hanging="360"/>
+      </w:pPr>
+      <w:rPr>
+        <w:rFonts w:ascii="Wingdings" w:hAnsi="Wingdings" w:hint="default"/>
+        <w:sz w:val="20"/>
+      </w:rPr>
+    </w:lvl>
+  </w:abstractNum>
+  <w:abstractNum w:abstractNumId="1" w15:restartNumberingAfterBreak="0">
     <w:nsid w:val="1A9C0F8A"/>
     <w:multiLevelType w:val="hybridMultilevel"/>
     <w:tmpl w:val="9E0231AE"/>
@@ -10259,7 +9983,7 @@
       <w:lvlJc w:val="left"/>
     </w:lvl>
   </w:abstractNum>
-  <w:abstractNum w:abstractNumId="1" w15:restartNumberingAfterBreak="0">
+  <w:abstractNum w:abstractNumId="2" w15:restartNumberingAfterBreak="0">
     <w:nsid w:val="1C5230D1"/>
     <w:multiLevelType w:val="hybridMultilevel"/>
     <w:tmpl w:val="75DAC08A"/>
@@ -10348,7 +10072,7 @@
       </w:pPr>
     </w:lvl>
   </w:abstractNum>
-  <w:abstractNum w:abstractNumId="2" w15:restartNumberingAfterBreak="0">
+  <w:abstractNum w:abstractNumId="3" w15:restartNumberingAfterBreak="0">
     <w:nsid w:val="49840A01"/>
     <w:multiLevelType w:val="hybridMultilevel"/>
     <w:tmpl w:val="DC72C29E"/>
@@ -10434,7 +10158,156 @@
       </w:pPr>
     </w:lvl>
   </w:abstractNum>
-  <w:abstractNum w:abstractNumId="3" w15:restartNumberingAfterBreak="0">
+  <w:abstractNum w:abstractNumId="4" w15:restartNumberingAfterBreak="0">
+    <w:nsid w:val="4C853D1E"/>
+    <w:multiLevelType w:val="multilevel"/>
+    <w:tmpl w:val="F6BAC228"/>
+    <w:lvl w:ilvl="0">
+      <w:start w:val="1"/>
+      <w:numFmt w:val="bullet"/>
+      <w:lvlText w:val=""/>
+      <w:lvlJc w:val="left"/>
+      <w:pPr>
+        <w:tabs>
+          <w:tab w:val="num" w:pos="720"/>
+        </w:tabs>
+        <w:ind w:left="720" w:hanging="360"/>
+      </w:pPr>
+      <w:rPr>
+        <w:rFonts w:ascii="Symbol" w:hAnsi="Symbol" w:hint="default"/>
+        <w:sz w:val="20"/>
+      </w:rPr>
+    </w:lvl>
+    <w:lvl w:ilvl="1" w:tentative="1">
+      <w:start w:val="1"/>
+      <w:numFmt w:val="bullet"/>
+      <w:lvlText w:val="o"/>
+      <w:lvlJc w:val="left"/>
+      <w:pPr>
+        <w:tabs>
+          <w:tab w:val="num" w:pos="1440"/>
+        </w:tabs>
+        <w:ind w:left="1440" w:hanging="360"/>
+      </w:pPr>
+      <w:rPr>
+        <w:rFonts w:ascii="Courier New" w:hAnsi="Courier New" w:hint="default"/>
+        <w:sz w:val="20"/>
+      </w:rPr>
+    </w:lvl>
+    <w:lvl w:ilvl="2" w:tentative="1">
+      <w:start w:val="1"/>
+      <w:numFmt w:val="bullet"/>
+      <w:lvlText w:val=""/>
+      <w:lvlJc w:val="left"/>
+      <w:pPr>
+        <w:tabs>
+          <w:tab w:val="num" w:pos="2160"/>
+        </w:tabs>
+        <w:ind w:left="2160" w:hanging="360"/>
+      </w:pPr>
+      <w:rPr>
+        <w:rFonts w:ascii="Wingdings" w:hAnsi="Wingdings" w:hint="default"/>
+        <w:sz w:val="20"/>
+      </w:rPr>
+    </w:lvl>
+    <w:lvl w:ilvl="3" w:tentative="1">
+      <w:start w:val="1"/>
+      <w:numFmt w:val="bullet"/>
+      <w:lvlText w:val=""/>
+      <w:lvlJc w:val="left"/>
+      <w:pPr>
+        <w:tabs>
+          <w:tab w:val="num" w:pos="2880"/>
+        </w:tabs>
+        <w:ind w:left="2880" w:hanging="360"/>
+      </w:pPr>
+      <w:rPr>
+        <w:rFonts w:ascii="Wingdings" w:hAnsi="Wingdings" w:hint="default"/>
+        <w:sz w:val="20"/>
+      </w:rPr>
+    </w:lvl>
+    <w:lvl w:ilvl="4" w:tentative="1">
+      <w:start w:val="1"/>
+      <w:numFmt w:val="bullet"/>
+      <w:lvlText w:val=""/>
+      <w:lvlJc w:val="left"/>
+      <w:pPr>
+        <w:tabs>
+          <w:tab w:val="num" w:pos="3600"/>
+        </w:tabs>
+        <w:ind w:left="3600" w:hanging="360"/>
+      </w:pPr>
+      <w:rPr>
+        <w:rFonts w:ascii="Wingdings" w:hAnsi="Wingdings" w:hint="default"/>
+        <w:sz w:val="20"/>
+      </w:rPr>
+    </w:lvl>
+    <w:lvl w:ilvl="5" w:tentative="1">
+      <w:start w:val="1"/>
+      <w:numFmt w:val="bullet"/>
+      <w:lvlText w:val=""/>
+      <w:lvlJc w:val="left"/>
+      <w:pPr>
+        <w:tabs>
+          <w:tab w:val="num" w:pos="4320"/>
+        </w:tabs>
+        <w:ind w:left="4320" w:hanging="360"/>
+      </w:pPr>
+      <w:rPr>
+        <w:rFonts w:ascii="Wingdings" w:hAnsi="Wingdings" w:hint="default"/>
+        <w:sz w:val="20"/>
+      </w:rPr>
+    </w:lvl>
+    <w:lvl w:ilvl="6" w:tentative="1">
+      <w:start w:val="1"/>
+      <w:numFmt w:val="bullet"/>
+      <w:lvlText w:val=""/>
+      <w:lvlJc w:val="left"/>
+      <w:pPr>
+        <w:tabs>
+          <w:tab w:val="num" w:pos="5040"/>
+        </w:tabs>
+        <w:ind w:left="5040" w:hanging="360"/>
+      </w:pPr>
+      <w:rPr>
+        <w:rFonts w:ascii="Wingdings" w:hAnsi="Wingdings" w:hint="default"/>
+        <w:sz w:val="20"/>
+      </w:rPr>
+    </w:lvl>
+    <w:lvl w:ilvl="7" w:tentative="1">
+      <w:start w:val="1"/>
+      <w:numFmt w:val="bullet"/>
+      <w:lvlText w:val=""/>
+      <w:lvlJc w:val="left"/>
+      <w:pPr>
+        <w:tabs>
+          <w:tab w:val="num" w:pos="5760"/>
+        </w:tabs>
+        <w:ind w:left="5760" w:hanging="360"/>
+      </w:pPr>
+      <w:rPr>
+        <w:rFonts w:ascii="Wingdings" w:hAnsi="Wingdings" w:hint="default"/>
+        <w:sz w:val="20"/>
+      </w:rPr>
+    </w:lvl>
+    <w:lvl w:ilvl="8" w:tentative="1">
+      <w:start w:val="1"/>
+      <w:numFmt w:val="bullet"/>
+      <w:lvlText w:val=""/>
+      <w:lvlJc w:val="left"/>
+      <w:pPr>
+        <w:tabs>
+          <w:tab w:val="num" w:pos="6480"/>
+        </w:tabs>
+        <w:ind w:left="6480" w:hanging="360"/>
+      </w:pPr>
+      <w:rPr>
+        <w:rFonts w:ascii="Wingdings" w:hAnsi="Wingdings" w:hint="default"/>
+        <w:sz w:val="20"/>
+      </w:rPr>
+    </w:lvl>
+  </w:abstractNum>
+  <w:abstractNum w:abstractNumId="5" w15:restartNumberingAfterBreak="0">
     <w:nsid w:val="6871742C"/>
     <w:multiLevelType w:val="hybridMultilevel"/>
     <w:tmpl w:val="0302C5A0"/>
@@ -10488,26 +10361,184 @@
       <w:lvlJc w:val="left"/>
     </w:lvl>
   </w:abstractNum>
+  <w:abstractNum w:abstractNumId="6" w15:restartNumberingAfterBreak="0">
+    <w:nsid w:val="73F54B50"/>
+    <w:multiLevelType w:val="multilevel"/>
+    <w:tmpl w:val="E9E0D53A"/>
+    <w:lvl w:ilvl="0">
+      <w:start w:val="1"/>
+      <w:numFmt w:val="bullet"/>
+      <w:lvlText w:val=""/>
+      <w:lvlJc w:val="left"/>
+      <w:pPr>
+        <w:tabs>
+          <w:tab w:val="num" w:pos="720"/>
+        </w:tabs>
+        <w:ind w:left="720" w:hanging="360"/>
+      </w:pPr>
+      <w:rPr>
+        <w:rFonts w:ascii="Symbol" w:hAnsi="Symbol" w:hint="default"/>
+        <w:sz w:val="20"/>
+      </w:rPr>
+    </w:lvl>
+    <w:lvl w:ilvl="1">
+      <w:start w:val="1"/>
+      <w:numFmt w:val="bullet"/>
+      <w:lvlText w:val="o"/>
+      <w:lvlJc w:val="left"/>
+      <w:pPr>
+        <w:tabs>
+          <w:tab w:val="num" w:pos="1440"/>
+        </w:tabs>
+        <w:ind w:left="1440" w:hanging="360"/>
+      </w:pPr>
+      <w:rPr>
+        <w:rFonts w:ascii="Courier New" w:hAnsi="Courier New" w:hint="default"/>
+        <w:sz w:val="20"/>
+      </w:rPr>
+    </w:lvl>
+    <w:lvl w:ilvl="2" w:tentative="1">
+      <w:start w:val="1"/>
+      <w:numFmt w:val="bullet"/>
+      <w:lvlText w:val=""/>
+      <w:lvlJc w:val="left"/>
+      <w:pPr>
+        <w:tabs>
+          <w:tab w:val="num" w:pos="2160"/>
+        </w:tabs>
+        <w:ind w:left="2160" w:hanging="360"/>
+      </w:pPr>
+      <w:rPr>
+        <w:rFonts w:ascii="Wingdings" w:hAnsi="Wingdings" w:hint="default"/>
+        <w:sz w:val="20"/>
+      </w:rPr>
+    </w:lvl>
+    <w:lvl w:ilvl="3" w:tentative="1">
+      <w:start w:val="1"/>
+      <w:numFmt w:val="bullet"/>
+      <w:lvlText w:val=""/>
+      <w:lvlJc w:val="left"/>
+      <w:pPr>
+        <w:tabs>
+          <w:tab w:val="num" w:pos="2880"/>
+        </w:tabs>
+        <w:ind w:left="2880" w:hanging="360"/>
+      </w:pPr>
+      <w:rPr>
+        <w:rFonts w:ascii="Wingdings" w:hAnsi="Wingdings" w:hint="default"/>
+        <w:sz w:val="20"/>
+      </w:rPr>
+    </w:lvl>
+    <w:lvl w:ilvl="4" w:tentative="1">
+      <w:start w:val="1"/>
+      <w:numFmt w:val="bullet"/>
+      <w:lvlText w:val=""/>
+      <w:lvlJc w:val="left"/>
+      <w:pPr>
+        <w:tabs>
+          <w:tab w:val="num" w:pos="3600"/>
+        </w:tabs>
+        <w:ind w:left="3600" w:hanging="360"/>
+      </w:pPr>
+      <w:rPr>
+        <w:rFonts w:ascii="Wingdings" w:hAnsi="Wingdings" w:hint="default"/>
+        <w:sz w:val="20"/>
+      </w:rPr>
+    </w:lvl>
+    <w:lvl w:ilvl="5" w:tentative="1">
+      <w:start w:val="1"/>
+      <w:numFmt w:val="bullet"/>
+      <w:lvlText w:val=""/>
+      <w:lvlJc w:val="left"/>
+      <w:pPr>
+        <w:tabs>
+          <w:tab w:val="num" w:pos="4320"/>
+        </w:tabs>
+        <w:ind w:left="4320" w:hanging="360"/>
+      </w:pPr>
+      <w:rPr>
+        <w:rFonts w:ascii="Wingdings" w:hAnsi="Wingdings" w:hint="default"/>
+        <w:sz w:val="20"/>
+      </w:rPr>
+    </w:lvl>
+    <w:lvl w:ilvl="6" w:tentative="1">
+      <w:start w:val="1"/>
+      <w:numFmt w:val="bullet"/>
+      <w:lvlText w:val=""/>
+      <w:lvlJc w:val="left"/>
+      <w:pPr>
+        <w:tabs>
+          <w:tab w:val="num" w:pos="5040"/>
+        </w:tabs>
+        <w:ind w:left="5040" w:hanging="360"/>
+      </w:pPr>
+      <w:rPr>
+        <w:rFonts w:ascii="Wingdings" w:hAnsi="Wingdings" w:hint="default"/>
+        <w:sz w:val="20"/>
+      </w:rPr>
+    </w:lvl>
+    <w:lvl w:ilvl="7" w:tentative="1">
+      <w:start w:val="1"/>
+      <w:numFmt w:val="bullet"/>
+      <w:lvlText w:val=""/>
+      <w:lvlJc w:val="left"/>
+      <w:pPr>
+        <w:tabs>
+          <w:tab w:val="num" w:pos="5760"/>
+        </w:tabs>
+        <w:ind w:left="5760" w:hanging="360"/>
+      </w:pPr>
+      <w:rPr>
+        <w:rFonts w:ascii="Wingdings" w:hAnsi="Wingdings" w:hint="default"/>
+        <w:sz w:val="20"/>
+      </w:rPr>
+    </w:lvl>
+    <w:lvl w:ilvl="8" w:tentative="1">
+      <w:start w:val="1"/>
+      <w:numFmt w:val="bullet"/>
+      <w:lvlText w:val=""/>
+      <w:lvlJc w:val="left"/>
+      <w:pPr>
+        <w:tabs>
+          <w:tab w:val="num" w:pos="6480"/>
+        </w:tabs>
+        <w:ind w:left="6480" w:hanging="360"/>
+      </w:pPr>
+      <w:rPr>
+        <w:rFonts w:ascii="Wingdings" w:hAnsi="Wingdings" w:hint="default"/>
+        <w:sz w:val="20"/>
+      </w:rPr>
+    </w:lvl>
+  </w:abstractNum>
   <w:num w:numId="1" w16cid:durableId="1998995251">
-    <w:abstractNumId w:val="2"/>
+    <w:abstractNumId w:val="3"/>
     <w:lvlOverride w:ilvl="0">
       <w:startOverride w:val="1"/>
     </w:lvlOverride>
   </w:num>
   <w:num w:numId="2" w16cid:durableId="279647338">
-    <w:abstractNumId w:val="0"/>
+    <w:abstractNumId w:val="1"/>
     <w:lvlOverride w:ilvl="0">
       <w:startOverride w:val="1"/>
     </w:lvlOverride>
   </w:num>
   <w:num w:numId="3" w16cid:durableId="1483737891">
-    <w:abstractNumId w:val="3"/>
+    <w:abstractNumId w:val="5"/>
     <w:lvlOverride w:ilvl="0">
       <w:startOverride w:val="1"/>
     </w:lvlOverride>
   </w:num>
   <w:num w:numId="4" w16cid:durableId="670761327">
-    <w:abstractNumId w:val="1"/>
+    <w:abstractNumId w:val="2"/>
+  </w:num>
+  <w:num w:numId="5" w16cid:durableId="377903775">
+    <w:abstractNumId w:val="4"/>
+  </w:num>
+  <w:num w:numId="6" w16cid:durableId="1591356775">
+    <w:abstractNumId w:val="6"/>
+  </w:num>
+  <w:num w:numId="7" w16cid:durableId="74013498">
+    <w:abstractNumId w:val="0"/>
   </w:num>
 </w:numbering>
 </file>
@@ -10925,6 +10956,7 @@
   </w:style>
   <w:style w:type="paragraph" w:styleId="Heading2">
     <w:name w:val="heading 2"/>
+    <w:link w:val="Heading2Char"/>
     <w:qFormat/>
     <w:pPr>
       <w:spacing w:before="280" w:after="140"/>
@@ -10986,7 +11018,6 @@
   <w:style w:type="character" w:default="1" w:styleId="DefaultParagraphFont">
     <w:name w:val="Default Paragraph Font"/>
     <w:uiPriority w:val="1"/>
-    <w:semiHidden/>
     <w:unhideWhenUsed/>
   </w:style>
   <w:style w:type="table" w:default="1" w:styleId="TableNormal">
@@ -11094,6 +11125,42 @@
       <w:spacing w:after="100"/>
       <w:ind w:left="240"/>
     </w:pPr>
+  </w:style>
+  <w:style w:type="paragraph" w:styleId="NormalWeb">
+    <w:name w:val="Normal (Web)"/>
+    <w:basedOn w:val="Normal"/>
+    <w:uiPriority w:val="99"/>
+    <w:semiHidden/>
+    <w:unhideWhenUsed/>
+    <w:rsid w:val="00C44402"/>
+    <w:rPr>
+      <w:rFonts w:ascii="Times New Roman" w:hAnsi="Times New Roman" w:cs="Times New Roman"/>
+    </w:rPr>
+  </w:style>
+  <w:style w:type="character" w:styleId="UnresolvedMention">
+    <w:name w:val="Unresolved Mention"/>
+    <w:basedOn w:val="DefaultParagraphFont"/>
+    <w:uiPriority w:val="99"/>
+    <w:semiHidden/>
+    <w:unhideWhenUsed/>
+    <w:rsid w:val="00A74979"/>
+    <w:rPr>
+      <w:color w:val="605E5C"/>
+      <w:shd w:val="clear" w:color="auto" w:fill="E1DFDD"/>
+    </w:rPr>
+  </w:style>
+  <w:style w:type="character" w:customStyle="1" w:styleId="Heading2Char">
+    <w:name w:val="Heading 2 Char"/>
+    <w:basedOn w:val="DefaultParagraphFont"/>
+    <w:link w:val="Heading2"/>
+    <w:rsid w:val="0040792D"/>
+    <w:rPr>
+      <w:b/>
+      <w:bCs/>
+      <w:color w:val="2563A8"/>
+      <w:sz w:val="28"/>
+      <w:szCs w:val="28"/>
+    </w:rPr>
   </w:style>
 </w:styles>
 </file>

--- a/M-CSC005U1 Group Project Template.docx
+++ b/M-CSC005U1 Group Project Template.docx
@@ -16,43 +16,7 @@
           <w:sz w:val="18"/>
           <w:szCs w:val="18"/>
         </w:rPr>
-        <w:t>M-CSC005U</w:t>
-      </w:r>
-      <w:proofErr w:type="gramStart"/>
-      <w:r>
-        <w:rPr>
-          <w:color w:val="000000" w:themeColor="text1"/>
-          <w:sz w:val="18"/>
-          <w:szCs w:val="18"/>
-        </w:rPr>
-        <w:t>1  ·</w:t>
-      </w:r>
-      <w:proofErr w:type="gramEnd"/>
-      <w:r>
-        <w:rPr>
-          <w:color w:val="000000" w:themeColor="text1"/>
-          <w:sz w:val="18"/>
-          <w:szCs w:val="18"/>
-        </w:rPr>
-        <w:t xml:space="preserve">  Computational Mathematics and Data </w:t>
-      </w:r>
-      <w:proofErr w:type="gramStart"/>
-      <w:r>
-        <w:rPr>
-          <w:color w:val="000000" w:themeColor="text1"/>
-          <w:sz w:val="18"/>
-          <w:szCs w:val="18"/>
-        </w:rPr>
-        <w:t>Analytics  ·</w:t>
-      </w:r>
-      <w:proofErr w:type="gramEnd"/>
-      <w:r>
-        <w:rPr>
-          <w:color w:val="000000" w:themeColor="text1"/>
-          <w:sz w:val="18"/>
-          <w:szCs w:val="18"/>
-        </w:rPr>
-        <w:t xml:space="preserve">  Level 4</w:t>
+        <w:t>M-CSC005U1  ·  Computational Mathematics and Data Analytics  ·  Level 4</w:t>
       </w:r>
     </w:p>
     <w:p>
@@ -112,43 +76,7 @@
           <w:iCs/>
           <w:color w:val="000000" w:themeColor="text1"/>
         </w:rPr>
-        <w:t>Group Project (</w:t>
-      </w:r>
-      <w:proofErr w:type="gramStart"/>
-      <w:r>
-        <w:rPr>
-          <w:i/>
-          <w:iCs/>
-          <w:color w:val="000000" w:themeColor="text1"/>
-        </w:rPr>
-        <w:t>Coursework)  —</w:t>
-      </w:r>
-      <w:proofErr w:type="gramEnd"/>
-      <w:r>
-        <w:rPr>
-          <w:i/>
-          <w:iCs/>
-          <w:color w:val="000000" w:themeColor="text1"/>
-        </w:rPr>
-        <w:t xml:space="preserve">  Assessment </w:t>
-      </w:r>
-      <w:proofErr w:type="gramStart"/>
-      <w:r>
-        <w:rPr>
-          <w:i/>
-          <w:iCs/>
-          <w:color w:val="000000" w:themeColor="text1"/>
-        </w:rPr>
-        <w:t>1  (</w:t>
-      </w:r>
-      <w:proofErr w:type="gramEnd"/>
-      <w:r>
-        <w:rPr>
-          <w:i/>
-          <w:iCs/>
-          <w:color w:val="000000" w:themeColor="text1"/>
-        </w:rPr>
-        <w:t>60% of module)</w:t>
+        <w:t>Group Project (Coursework)  —  Assessment 1  (60% of module)</w:t>
       </w:r>
     </w:p>
     <w:p>
@@ -4113,25 +4041,39 @@
           <w:iCs/>
           <w:color w:val="000000" w:themeColor="text1"/>
         </w:rPr>
-        <w:t>Figure 1 — [Visualisation 1: e.g. scatter plot / network diagram</w:t>
-      </w:r>
-      <w:proofErr w:type="gramStart"/>
+        <w:t>Figure 1 — [Visualisation 1: e.g. scatter plot / network diagram]  ................................  p. [X]</w:t>
+      </w:r>
+    </w:p>
+    <w:p>
+      <w:pPr>
+        <w:spacing w:before="80" w:after="80"/>
+        <w:rPr>
+          <w:color w:val="000000" w:themeColor="text1"/>
+        </w:rPr>
+      </w:pPr>
       <w:r>
         <w:rPr>
           <w:i/>
           <w:iCs/>
           <w:color w:val="000000" w:themeColor="text1"/>
         </w:rPr>
-        <w:t>]  ................................</w:t>
-      </w:r>
-      <w:proofErr w:type="gramEnd"/>
+        <w:t>Figure 2 — [Visualisation 2: e.g. bar chart / histogram]  ..............................................  p. [X]</w:t>
+      </w:r>
+    </w:p>
+    <w:p>
+      <w:pPr>
+        <w:spacing w:before="80" w:after="80"/>
+        <w:rPr>
+          <w:color w:val="000000" w:themeColor="text1"/>
+        </w:rPr>
+      </w:pPr>
       <w:r>
         <w:rPr>
           <w:i/>
           <w:iCs/>
           <w:color w:val="000000" w:themeColor="text1"/>
         </w:rPr>
-        <w:t xml:space="preserve">  p. [X]</w:t>
+        <w:t>Figure 3 — [Visualisation 3: e.g. heat map / algorithm flowchart]  ............................  p. [X]</w:t>
       </w:r>
     </w:p>
     <w:p>
@@ -4147,93 +4089,7 @@
           <w:iCs/>
           <w:color w:val="000000" w:themeColor="text1"/>
         </w:rPr>
-        <w:t>Figure 2 — [Visualisation 2: e.g. bar chart / histogram</w:t>
-      </w:r>
-      <w:proofErr w:type="gramStart"/>
-      <w:r>
-        <w:rPr>
-          <w:i/>
-          <w:iCs/>
-          <w:color w:val="000000" w:themeColor="text1"/>
-        </w:rPr>
-        <w:t>]  ..............................................</w:t>
-      </w:r>
-      <w:proofErr w:type="gramEnd"/>
-      <w:r>
-        <w:rPr>
-          <w:i/>
-          <w:iCs/>
-          <w:color w:val="000000" w:themeColor="text1"/>
-        </w:rPr>
-        <w:t xml:space="preserve">  p. [X]</w:t>
-      </w:r>
-    </w:p>
-    <w:p>
-      <w:pPr>
-        <w:spacing w:before="80" w:after="80"/>
-        <w:rPr>
-          <w:color w:val="000000" w:themeColor="text1"/>
-        </w:rPr>
-      </w:pPr>
-      <w:r>
-        <w:rPr>
-          <w:i/>
-          <w:iCs/>
-          <w:color w:val="000000" w:themeColor="text1"/>
-        </w:rPr>
-        <w:t>Figure 3 — [Visualisation 3: e.g. heat map / algorithm flowchart</w:t>
-      </w:r>
-      <w:proofErr w:type="gramStart"/>
-      <w:r>
-        <w:rPr>
-          <w:i/>
-          <w:iCs/>
-          <w:color w:val="000000" w:themeColor="text1"/>
-        </w:rPr>
-        <w:t>]  ............................</w:t>
-      </w:r>
-      <w:proofErr w:type="gramEnd"/>
-      <w:r>
-        <w:rPr>
-          <w:i/>
-          <w:iCs/>
-          <w:color w:val="000000" w:themeColor="text1"/>
-        </w:rPr>
-        <w:t xml:space="preserve">  p. [X]</w:t>
-      </w:r>
-    </w:p>
-    <w:p>
-      <w:pPr>
-        <w:spacing w:before="80" w:after="80"/>
-        <w:rPr>
-          <w:color w:val="000000" w:themeColor="text1"/>
-        </w:rPr>
-      </w:pPr>
-      <w:r>
-        <w:rPr>
-          <w:i/>
-          <w:iCs/>
-          <w:color w:val="000000" w:themeColor="text1"/>
-        </w:rPr>
-        <w:t>Figure 4 — [Visualisation 4: e.g. results graph / complexity curve</w:t>
-      </w:r>
-      <w:proofErr w:type="gramStart"/>
-      <w:r>
-        <w:rPr>
-          <w:i/>
-          <w:iCs/>
-          <w:color w:val="000000" w:themeColor="text1"/>
-        </w:rPr>
-        <w:t>]  ...........................</w:t>
-      </w:r>
-      <w:proofErr w:type="gramEnd"/>
-      <w:r>
-        <w:rPr>
-          <w:i/>
-          <w:iCs/>
-          <w:color w:val="000000" w:themeColor="text1"/>
-        </w:rPr>
-        <w:t xml:space="preserve">  p. [X]</w:t>
+        <w:t>Figure 4 — [Visualisation 4: e.g. results graph / complexity curve]  ...........................  p. [X]</w:t>
       </w:r>
     </w:p>
     <w:p>
@@ -4395,93 +4251,39 @@
           <w:iCs/>
           <w:color w:val="000000" w:themeColor="text1"/>
         </w:rPr>
-        <w:t>Table 1 — [Group member contributions summary</w:t>
-      </w:r>
-      <w:proofErr w:type="gramStart"/>
+        <w:t>Table 1 — [Group member contributions summary]  ...................................................  p. [X]</w:t>
+      </w:r>
+    </w:p>
+    <w:p>
+      <w:pPr>
+        <w:spacing w:before="80" w:after="80"/>
+        <w:rPr>
+          <w:color w:val="000000" w:themeColor="text1"/>
+        </w:rPr>
+      </w:pPr>
       <w:r>
         <w:rPr>
           <w:i/>
           <w:iCs/>
           <w:color w:val="000000" w:themeColor="text1"/>
         </w:rPr>
-        <w:t>]  ...................................................</w:t>
-      </w:r>
-      <w:proofErr w:type="gramEnd"/>
+        <w:t>Table 2 — [Descriptive statistics / model parameters]  ..............................................  p. [X]</w:t>
+      </w:r>
+    </w:p>
+    <w:p>
+      <w:pPr>
+        <w:spacing w:before="80" w:after="80"/>
+        <w:rPr>
+          <w:color w:val="000000" w:themeColor="text1"/>
+        </w:rPr>
+      </w:pPr>
       <w:r>
         <w:rPr>
           <w:i/>
           <w:iCs/>
           <w:color w:val="000000" w:themeColor="text1"/>
         </w:rPr>
-        <w:t xml:space="preserve">  p. [X]</w:t>
-      </w:r>
-    </w:p>
-    <w:p>
-      <w:pPr>
-        <w:spacing w:before="80" w:after="80"/>
-        <w:rPr>
-          <w:color w:val="000000" w:themeColor="text1"/>
-        </w:rPr>
-      </w:pPr>
-      <w:r>
-        <w:rPr>
-          <w:i/>
-          <w:iCs/>
-          <w:color w:val="000000" w:themeColor="text1"/>
-        </w:rPr>
-        <w:t>Table 2 — [Descriptive statistics / model parameters</w:t>
-      </w:r>
-      <w:proofErr w:type="gramStart"/>
-      <w:r>
-        <w:rPr>
-          <w:i/>
-          <w:iCs/>
-          <w:color w:val="000000" w:themeColor="text1"/>
-        </w:rPr>
-        <w:t>]  ..............................................</w:t>
-      </w:r>
-      <w:proofErr w:type="gramEnd"/>
-      <w:r>
-        <w:rPr>
-          <w:i/>
-          <w:iCs/>
-          <w:color w:val="000000" w:themeColor="text1"/>
-        </w:rPr>
-        <w:t xml:space="preserve">  p. [X]</w:t>
-      </w:r>
-    </w:p>
-    <w:p>
-      <w:pPr>
-        <w:spacing w:before="80" w:after="80"/>
-        <w:rPr>
-          <w:color w:val="000000" w:themeColor="text1"/>
-        </w:rPr>
-      </w:pPr>
-      <w:r>
-        <w:rPr>
-          <w:i/>
-          <w:iCs/>
-          <w:color w:val="000000" w:themeColor="text1"/>
-        </w:rPr>
-        <w:t>Table 3 — [Results comparison table</w:t>
-      </w:r>
-      <w:proofErr w:type="gramStart"/>
-      <w:r>
-        <w:rPr>
-          <w:i/>
-          <w:iCs/>
-          <w:color w:val="000000" w:themeColor="text1"/>
-        </w:rPr>
-        <w:t>]  ..............................................................................</w:t>
-      </w:r>
-      <w:proofErr w:type="gramEnd"/>
-      <w:r>
-        <w:rPr>
-          <w:i/>
-          <w:iCs/>
-          <w:color w:val="000000" w:themeColor="text1"/>
-        </w:rPr>
-        <w:t xml:space="preserve">  p. [X]</w:t>
+        <w:t>Table 3 — [Results comparison table]  ..............................................................................  p. [X]</w:t>
       </w:r>
     </w:p>
     <w:p>
@@ -6064,7 +5866,6 @@
         <w:t xml:space="preserve">[Step 1 — e.g. Removed X duplicate records identified using </w:t>
       </w:r>
       <w:proofErr w:type="spellStart"/>
-      <w:proofErr w:type="gramStart"/>
       <w:r>
         <w:rPr>
           <w:color w:val="000000" w:themeColor="text1"/>
@@ -6072,7 +5873,6 @@
         <w:t>df.duplicated</w:t>
       </w:r>
       <w:proofErr w:type="spellEnd"/>
-      <w:proofErr w:type="gramEnd"/>
       <w:r>
         <w:rPr>
           <w:color w:val="000000" w:themeColor="text1"/>
@@ -6723,29 +6523,7 @@
                 <w:sz w:val="19"/>
                 <w:szCs w:val="19"/>
               </w:rPr>
-              <w:t xml:space="preserve">[e.g. </w:t>
-            </w:r>
-            <w:proofErr w:type="gramStart"/>
-            <w:r>
-              <w:rPr>
-                <w:i/>
-                <w:iCs/>
-                <w:color w:val="000000" w:themeColor="text1"/>
-                <w:sz w:val="19"/>
-                <w:szCs w:val="19"/>
-              </w:rPr>
-              <w:t>right-skewed</w:t>
-            </w:r>
-            <w:proofErr w:type="gramEnd"/>
-            <w:r>
-              <w:rPr>
-                <w:i/>
-                <w:iCs/>
-                <w:color w:val="000000" w:themeColor="text1"/>
-                <w:sz w:val="19"/>
-                <w:szCs w:val="19"/>
-              </w:rPr>
-              <w:t>]</w:t>
+              <w:t>[e.g. right-skewed]</w:t>
             </w:r>
           </w:p>
         </w:tc>
@@ -8226,6 +8004,36 @@
           <w:color w:val="000000" w:themeColor="text1"/>
         </w:rPr>
       </w:pPr>
+      <w:r>
+        <w:rPr>
+          <w:color w:val="000000" w:themeColor="text1"/>
+        </w:rPr>
+        <w:t>AI tool used during this project</w:t>
+      </w:r>
+      <w:r>
+        <w:rPr>
+          <w:color w:val="000000" w:themeColor="text1"/>
+        </w:rPr>
+        <w:t xml:space="preserve"> is Copilot to generate </w:t>
+      </w:r>
+      <w:r>
+        <w:rPr>
+          <w:color w:val="000000" w:themeColor="text1"/>
+        </w:rPr>
+        <w:t>tables for each attribute to pr</w:t>
+      </w:r>
+      <w:r>
+        <w:rPr>
+          <w:color w:val="000000" w:themeColor="text1"/>
+        </w:rPr>
+        <w:t xml:space="preserve">ovide </w:t>
+      </w:r>
+      <w:r>
+        <w:rPr>
+          <w:color w:val="000000" w:themeColor="text1"/>
+        </w:rPr>
+        <w:t xml:space="preserve">entity for the attributes </w:t>
+      </w:r>
     </w:p>
     <w:p>
       <w:pPr>
@@ -8735,29 +8543,7 @@
                 <w:sz w:val="20"/>
                 <w:szCs w:val="20"/>
               </w:rPr>
-              <w:t>Report (Sections 1–7): [Enter word count here] words</w:t>
-            </w:r>
-            <w:proofErr w:type="gramStart"/>
-            <w:r>
-              <w:rPr>
-                <w:i/>
-                <w:iCs/>
-                <w:color w:val="000000" w:themeColor="text1"/>
-                <w:sz w:val="20"/>
-                <w:szCs w:val="20"/>
-              </w:rPr>
-              <w:t xml:space="preserve">   (</w:t>
-            </w:r>
-            <w:proofErr w:type="gramEnd"/>
-            <w:r>
-              <w:rPr>
-                <w:i/>
-                <w:iCs/>
-                <w:color w:val="000000" w:themeColor="text1"/>
-                <w:sz w:val="20"/>
-                <w:szCs w:val="20"/>
-              </w:rPr>
-              <w:t>Target: 2,500–3,000 words)</w:t>
+              <w:t>Report (Sections 1–7): [Enter word count here] words   (Target: 2,500–3,000 words)</w:t>
             </w:r>
           </w:p>
           <w:p>
@@ -8962,29 +8748,7 @@
                 <w:sz w:val="20"/>
                 <w:szCs w:val="20"/>
               </w:rPr>
-              <w:t xml:space="preserve">Journal: Surname, I. (Year) 'Article title', Journal Name, </w:t>
-            </w:r>
-            <w:proofErr w:type="gramStart"/>
-            <w:r>
-              <w:rPr>
-                <w:i/>
-                <w:iCs/>
-                <w:color w:val="000000" w:themeColor="text1"/>
-                <w:sz w:val="20"/>
-                <w:szCs w:val="20"/>
-              </w:rPr>
-              <w:t>Vol(</w:t>
-            </w:r>
-            <w:proofErr w:type="gramEnd"/>
-            <w:r>
-              <w:rPr>
-                <w:i/>
-                <w:iCs/>
-                <w:color w:val="000000" w:themeColor="text1"/>
-                <w:sz w:val="20"/>
-                <w:szCs w:val="20"/>
-              </w:rPr>
-              <w:t>Issue), pp. X–Y. DOI if available.</w:t>
+              <w:t>Journal: Surname, I. (Year) 'Article title', Journal Name, Vol(Issue), pp. X–Y. DOI if available.</w:t>
             </w:r>
           </w:p>
           <w:p>
@@ -9789,31 +9553,7 @@
                 <w:szCs w:val="19"/>
                 <w:lang w:val="fr-FR"/>
               </w:rPr>
-              <w:t>[</w:t>
-            </w:r>
-            <w:proofErr w:type="gramStart"/>
-            <w:r>
-              <w:rPr>
-                <w:i/>
-                <w:iCs/>
-                <w:color w:val="000000" w:themeColor="text1"/>
-                <w:sz w:val="19"/>
-                <w:szCs w:val="19"/>
-                <w:lang w:val="fr-FR"/>
-              </w:rPr>
-              <w:t>e.g.</w:t>
-            </w:r>
-            <w:proofErr w:type="gramEnd"/>
-            <w:r>
-              <w:rPr>
-                <w:i/>
-                <w:iCs/>
-                <w:color w:val="000000" w:themeColor="text1"/>
-                <w:sz w:val="19"/>
-                <w:szCs w:val="19"/>
-                <w:lang w:val="fr-FR"/>
-              </w:rPr>
-              <w:t xml:space="preserve"> Model </w:t>
+              <w:t xml:space="preserve">[e.g. Model </w:t>
             </w:r>
             <w:proofErr w:type="spellStart"/>
             <w:r>
@@ -10272,29 +10012,7 @@
                 <w:sz w:val="20"/>
                 <w:szCs w:val="20"/>
               </w:rPr>
-              <w:t xml:space="preserve">Copy this section for each group </w:t>
-            </w:r>
-            <w:proofErr w:type="gramStart"/>
-            <w:r>
-              <w:rPr>
-                <w:i/>
-                <w:iCs/>
-                <w:color w:val="000000" w:themeColor="text1"/>
-                <w:sz w:val="20"/>
-                <w:szCs w:val="20"/>
-              </w:rPr>
-              <w:t>member, or</w:t>
-            </w:r>
-            <w:proofErr w:type="gramEnd"/>
-            <w:r>
-              <w:rPr>
-                <w:i/>
-                <w:iCs/>
-                <w:color w:val="000000" w:themeColor="text1"/>
-                <w:sz w:val="20"/>
-                <w:szCs w:val="20"/>
-              </w:rPr>
-              <w:t xml:space="preserve"> submit as a separate document.</w:t>
+              <w:t>Copy this section for each group member, or submit as a separate document.</w:t>
             </w:r>
           </w:p>
           <w:p>
@@ -10354,25 +10072,7 @@
           <w:iCs/>
           <w:color w:val="000000" w:themeColor="text1"/>
         </w:rPr>
-        <w:t xml:space="preserve">[Write your 500-word individual reflection here. Use first person ('I', 'my contribution', 'I found'). Be specific — vague statements score poorly. Describe what you </w:t>
-      </w:r>
-      <w:proofErr w:type="gramStart"/>
-      <w:r>
-        <w:rPr>
-          <w:i/>
-          <w:iCs/>
-          <w:color w:val="000000" w:themeColor="text1"/>
-        </w:rPr>
-        <w:t>actually did</w:t>
-      </w:r>
-      <w:proofErr w:type="gramEnd"/>
-      <w:r>
-        <w:rPr>
-          <w:i/>
-          <w:iCs/>
-          <w:color w:val="000000" w:themeColor="text1"/>
-        </w:rPr>
-        <w:t>, what challenged you, and what you learned.]</w:t>
+        <w:t>[Write your 500-word individual reflection here. Use first person ('I', 'my contribution', 'I found'). Be specific — vague statements score poorly. Describe what you actually did, what challenged you, and what you learned.]</w:t>
       </w:r>
     </w:p>
     <w:p>
@@ -10965,25 +10665,7 @@
         <w:sz w:val="18"/>
         <w:szCs w:val="18"/>
       </w:rPr>
-      <w:t>M-CSC005U</w:t>
-    </w:r>
-    <w:proofErr w:type="gramStart"/>
-    <w:r>
-      <w:rPr>
-        <w:color w:val="888888"/>
-        <w:sz w:val="18"/>
-        <w:szCs w:val="18"/>
-      </w:rPr>
-      <w:t>1  —</w:t>
-    </w:r>
-    <w:proofErr w:type="gramEnd"/>
-    <w:r>
-      <w:rPr>
-        <w:color w:val="888888"/>
-        <w:sz w:val="18"/>
-        <w:szCs w:val="18"/>
-      </w:rPr>
-      <w:t xml:space="preserve">  Mathematical and Data Analytics Group Project</w:t>
+      <w:t>M-CSC005U1  —  Mathematical and Data Analytics Group Project</w:t>
     </w:r>
   </w:p>
 </w:hdr>
@@ -11003,25 +10685,7 @@
         <w:sz w:val="18"/>
         <w:szCs w:val="18"/>
       </w:rPr>
-      <w:t>M-CSC005U</w:t>
-    </w:r>
-    <w:proofErr w:type="gramStart"/>
-    <w:r>
-      <w:rPr>
-        <w:color w:val="888888"/>
-        <w:sz w:val="18"/>
-        <w:szCs w:val="18"/>
-      </w:rPr>
-      <w:t>1  —</w:t>
-    </w:r>
-    <w:proofErr w:type="gramEnd"/>
-    <w:r>
-      <w:rPr>
-        <w:color w:val="888888"/>
-        <w:sz w:val="18"/>
-        <w:szCs w:val="18"/>
-      </w:rPr>
-      <w:t xml:space="preserve">  Mathematical and Data Analytics Group Project</w:t>
+      <w:t>M-CSC005U1  —  Mathematical and Data Analytics Group Project</w:t>
     </w:r>
   </w:p>
 </w:hdr>

--- a/M-CSC005U1 Group Project Template.docx
+++ b/M-CSC005U1 Group Project Template.docx
@@ -5719,22 +5719,6 @@
         <w:t>4.2 Data Preparation and Cleaning</w:t>
       </w:r>
       <w:bookmarkEnd w:id="15"/>
-    </w:p>
-    <w:p>
-      <w:pPr>
-        <w:spacing w:before="80" w:after="80"/>
-        <w:rPr>
-          <w:color w:val="000000" w:themeColor="text1"/>
-        </w:rPr>
-      </w:pPr>
-      <w:r>
-        <w:rPr>
-          <w:i/>
-          <w:iCs/>
-          <w:color w:val="000000" w:themeColor="text1"/>
-        </w:rPr>
-        <w:t>[Describe how you prepared and cleaned the data before analysis. Document any transformations applied.]</w:t>
-      </w:r>
     </w:p>
     <w:p>
       <w:pPr>

--- a/M-CSC005U1 Group Project Template.docx
+++ b/M-CSC005U1 Group Project Template.docx
@@ -4456,33 +4456,6 @@
     </w:p>
     <w:p>
       <w:pPr>
-        <w:spacing w:before="40" w:after="40"/>
-        <w:ind w:left="360"/>
-        <w:rPr>
-          <w:color w:val="000000" w:themeColor="text1"/>
-        </w:rPr>
-      </w:pPr>
-      <w:r>
-        <w:rPr>
-          <w:i/>
-          <w:iCs/>
-          <w:color w:val="000000" w:themeColor="text1"/>
-          <w:sz w:val="20"/>
-          <w:szCs w:val="20"/>
-        </w:rPr>
-        <w:t>Tip: Target: ~300–400 words. Define the problem clearly, explain its real-world relevance, and state your project objectives.</w:t>
-      </w:r>
-    </w:p>
-    <w:p>
-      <w:pPr>
-        <w:spacing w:before="80" w:after="80"/>
-        <w:rPr>
-          <w:color w:val="000000" w:themeColor="text1"/>
-        </w:rPr>
-      </w:pPr>
-    </w:p>
-    <w:p>
-      <w:pPr>
         <w:pStyle w:val="Heading2"/>
         <w:rPr>
           <w:color w:val="000000" w:themeColor="text1"/>
@@ -5274,18 +5247,15 @@
           <w:color w:val="000000" w:themeColor="text1"/>
         </w:rPr>
         <w:lastRenderedPageBreak/>
-        <w:t>4. Implementation Approach</w:t>
+        <w:t>4. Implementation Approac</w:t>
       </w:r>
       <w:bookmarkEnd w:id="14"/>
-    </w:p>
-    <w:p>
-      <w:pPr>
-        <w:spacing w:before="40" w:after="40"/>
-        <w:ind w:left="360"/>
-        <w:rPr>
-          <w:color w:val="000000" w:themeColor="text1"/>
-        </w:rPr>
-      </w:pPr>
+      <w:r>
+        <w:rPr>
+          <w:color w:val="000000" w:themeColor="text1"/>
+        </w:rPr>
+        <w:t>h</w:t>
+      </w:r>
       <w:r>
         <w:rPr>
           <w:i/>
@@ -5294,16 +5264,8 @@
           <w:sz w:val="20"/>
           <w:szCs w:val="20"/>
         </w:rPr>
-        <w:t>Tip: Target: ~400–500 words. Describe your code, tools, and data preparation. Reference your GitHub repository or code submission.</w:t>
-      </w:r>
-    </w:p>
-    <w:p>
-      <w:pPr>
-        <w:spacing w:before="80" w:after="80"/>
-        <w:rPr>
-          <w:color w:val="000000" w:themeColor="text1"/>
-        </w:rPr>
-      </w:pPr>
+        <w:t>.</w:t>
+      </w:r>
     </w:p>
     <w:p>
       <w:pPr>
@@ -5967,7 +5929,6 @@
         <w:rPr>
           <w:color w:val="000000" w:themeColor="text1"/>
         </w:rPr>
-        <w:lastRenderedPageBreak/>
         <w:t>The code is structured into the following modules / scripts:</w:t>
       </w:r>
     </w:p>
@@ -6022,6 +5983,7 @@
         <w:rPr>
           <w:color w:val="000000" w:themeColor="text1"/>
         </w:rPr>
+        <w:lastRenderedPageBreak/>
         <w:t>[File 3 — e.g. visualisation.py — generates all charts and graphs]</w:t>
       </w:r>
     </w:p>
@@ -8330,6 +8292,155 @@
     </w:p>
     <w:p>
       <w:pPr>
+        <w:spacing w:before="80" w:after="80"/>
+        <w:rPr>
+          <w:color w:val="000000" w:themeColor="text1"/>
+        </w:rPr>
+      </w:pPr>
+      <w:r>
+        <w:rPr>
+          <w:color w:val="000000" w:themeColor="text1"/>
+        </w:rPr>
+        <w:t xml:space="preserve">Objective 1 </w:t>
+      </w:r>
+    </w:p>
+    <w:p>
+      <w:pPr>
+        <w:pStyle w:val="ListParagraph"/>
+        <w:numPr>
+          <w:ilvl w:val="0"/>
+          <w:numId w:val="5"/>
+        </w:numPr>
+        <w:spacing w:before="80" w:after="80"/>
+        <w:rPr>
+          <w:color w:val="000000" w:themeColor="text1"/>
+        </w:rPr>
+      </w:pPr>
+      <w:r>
+        <w:rPr>
+          <w:color w:val="000000" w:themeColor="text1"/>
+        </w:rPr>
+        <w:t xml:space="preserve">objective 1 </w:t>
+      </w:r>
+      <w:r>
+        <w:rPr>
+          <w:color w:val="000000" w:themeColor="text1"/>
+        </w:rPr>
+        <w:t>–</w:t>
+      </w:r>
+      <w:r>
+        <w:rPr>
+          <w:color w:val="000000" w:themeColor="text1"/>
+        </w:rPr>
+        <w:t xml:space="preserve"> Designing</w:t>
+      </w:r>
+      <w:r>
+        <w:rPr>
+          <w:color w:val="000000" w:themeColor="text1"/>
+        </w:rPr>
+        <w:t xml:space="preserve"> a relatable database management system </w:t>
+      </w:r>
+    </w:p>
+    <w:p>
+      <w:pPr>
+        <w:pStyle w:val="ListParagraph"/>
+        <w:numPr>
+          <w:ilvl w:val="0"/>
+          <w:numId w:val="5"/>
+        </w:numPr>
+        <w:spacing w:before="80" w:after="80"/>
+        <w:rPr>
+          <w:color w:val="000000" w:themeColor="text1"/>
+        </w:rPr>
+      </w:pPr>
+      <w:r>
+        <w:rPr>
+          <w:color w:val="000000" w:themeColor="text1"/>
+        </w:rPr>
+        <w:t>objective2 – implementation of the solution using phpMyAdmin and MySQL</w:t>
+      </w:r>
+    </w:p>
+    <w:p>
+      <w:pPr>
+        <w:pStyle w:val="ListParagraph"/>
+        <w:numPr>
+          <w:ilvl w:val="0"/>
+          <w:numId w:val="5"/>
+        </w:numPr>
+        <w:spacing w:before="80" w:after="80"/>
+        <w:rPr>
+          <w:color w:val="000000" w:themeColor="text1"/>
+        </w:rPr>
+      </w:pPr>
+      <w:r>
+        <w:rPr>
+          <w:color w:val="000000" w:themeColor="text1"/>
+        </w:rPr>
+        <w:t xml:space="preserve">objective 3 – database population </w:t>
+      </w:r>
+    </w:p>
+    <w:p>
+      <w:pPr>
+        <w:pStyle w:val="ListParagraph"/>
+        <w:numPr>
+          <w:ilvl w:val="0"/>
+          <w:numId w:val="5"/>
+        </w:numPr>
+        <w:spacing w:before="80" w:after="80"/>
+        <w:rPr>
+          <w:color w:val="000000" w:themeColor="text1"/>
+        </w:rPr>
+      </w:pPr>
+      <w:r>
+        <w:rPr>
+          <w:color w:val="000000" w:themeColor="text1"/>
+        </w:rPr>
+        <w:t xml:space="preserve">objective 4 - Querry and data analysis with the use of MySQL, python and pandas </w:t>
+      </w:r>
+      <w:r>
+        <w:rPr>
+          <w:color w:val="000000" w:themeColor="text1"/>
+        </w:rPr>
+        <w:t xml:space="preserve"> </w:t>
+      </w:r>
+    </w:p>
+    <w:p>
+      <w:pPr>
+        <w:pStyle w:val="ListParagraph"/>
+        <w:numPr>
+          <w:ilvl w:val="0"/>
+          <w:numId w:val="5"/>
+        </w:numPr>
+        <w:spacing w:before="80" w:after="80"/>
+        <w:rPr>
+          <w:color w:val="000000" w:themeColor="text1"/>
+        </w:rPr>
+      </w:pPr>
+      <w:r>
+        <w:rPr>
+          <w:color w:val="000000" w:themeColor="text1"/>
+        </w:rPr>
+        <w:t>objective 5 – visualization using matplotlib</w:t>
+      </w:r>
+    </w:p>
+    <w:p>
+      <w:pPr>
+        <w:spacing w:before="80" w:after="80"/>
+        <w:rPr>
+          <w:color w:val="000000" w:themeColor="text1"/>
+        </w:rPr>
+      </w:pPr>
+    </w:p>
+    <w:p>
+      <w:pPr>
+        <w:spacing w:before="80" w:after="80"/>
+        <w:rPr>
+          <w:color w:val="000000" w:themeColor="text1"/>
+        </w:rPr>
+      </w:pPr>
+    </w:p>
+    <w:p>
+      <w:pPr>
         <w:pStyle w:val="Heading2"/>
         <w:rPr>
           <w:color w:val="000000" w:themeColor="text1"/>
@@ -8425,6 +8536,7 @@
         <w:rPr>
           <w:color w:val="000000" w:themeColor="text1"/>
         </w:rPr>
+        <w:lastRenderedPageBreak/>
         <w:t>Based on these findings, the following recommendations are made: [list practical, evidence-based recommendations]. Future work could extend this project by [e.g. applying the model to a larger dataset, implementing a more sophisticated algorithm, integrating the solution with a live database system].</w:t>
       </w:r>
     </w:p>
@@ -10837,6 +10949,95 @@
     </w:lvl>
   </w:abstractNum>
   <w:abstractNum w:abstractNumId="2" w15:restartNumberingAfterBreak="0">
+    <w:nsid w:val="386B175F"/>
+    <w:multiLevelType w:val="hybridMultilevel"/>
+    <w:tmpl w:val="75DAC08A"/>
+    <w:lvl w:ilvl="0" w:tplc="FFFFFFFF">
+      <w:start w:val="1"/>
+      <w:numFmt w:val="decimal"/>
+      <w:lvlText w:val="%1."/>
+      <w:lvlJc w:val="left"/>
+      <w:pPr>
+        <w:ind w:left="720" w:hanging="360"/>
+      </w:pPr>
+      <w:rPr>
+        <w:rFonts w:hint="default"/>
+      </w:rPr>
+    </w:lvl>
+    <w:lvl w:ilvl="1" w:tplc="FFFFFFFF" w:tentative="1">
+      <w:start w:val="1"/>
+      <w:numFmt w:val="lowerLetter"/>
+      <w:lvlText w:val="%2."/>
+      <w:lvlJc w:val="left"/>
+      <w:pPr>
+        <w:ind w:left="1440" w:hanging="360"/>
+      </w:pPr>
+    </w:lvl>
+    <w:lvl w:ilvl="2" w:tplc="FFFFFFFF" w:tentative="1">
+      <w:start w:val="1"/>
+      <w:numFmt w:val="lowerRoman"/>
+      <w:lvlText w:val="%3."/>
+      <w:lvlJc w:val="right"/>
+      <w:pPr>
+        <w:ind w:left="2160" w:hanging="180"/>
+      </w:pPr>
+    </w:lvl>
+    <w:lvl w:ilvl="3" w:tplc="FFFFFFFF" w:tentative="1">
+      <w:start w:val="1"/>
+      <w:numFmt w:val="decimal"/>
+      <w:lvlText w:val="%4."/>
+      <w:lvlJc w:val="left"/>
+      <w:pPr>
+        <w:ind w:left="2880" w:hanging="360"/>
+      </w:pPr>
+    </w:lvl>
+    <w:lvl w:ilvl="4" w:tplc="FFFFFFFF" w:tentative="1">
+      <w:start w:val="1"/>
+      <w:numFmt w:val="lowerLetter"/>
+      <w:lvlText w:val="%5."/>
+      <w:lvlJc w:val="left"/>
+      <w:pPr>
+        <w:ind w:left="3600" w:hanging="360"/>
+      </w:pPr>
+    </w:lvl>
+    <w:lvl w:ilvl="5" w:tplc="FFFFFFFF" w:tentative="1">
+      <w:start w:val="1"/>
+      <w:numFmt w:val="lowerRoman"/>
+      <w:lvlText w:val="%6."/>
+      <w:lvlJc w:val="right"/>
+      <w:pPr>
+        <w:ind w:left="4320" w:hanging="180"/>
+      </w:pPr>
+    </w:lvl>
+    <w:lvl w:ilvl="6" w:tplc="FFFFFFFF" w:tentative="1">
+      <w:start w:val="1"/>
+      <w:numFmt w:val="decimal"/>
+      <w:lvlText w:val="%7."/>
+      <w:lvlJc w:val="left"/>
+      <w:pPr>
+        <w:ind w:left="5040" w:hanging="360"/>
+      </w:pPr>
+    </w:lvl>
+    <w:lvl w:ilvl="7" w:tplc="FFFFFFFF" w:tentative="1">
+      <w:start w:val="1"/>
+      <w:numFmt w:val="lowerLetter"/>
+      <w:lvlText w:val="%8."/>
+      <w:lvlJc w:val="left"/>
+      <w:pPr>
+        <w:ind w:left="5760" w:hanging="360"/>
+      </w:pPr>
+    </w:lvl>
+    <w:lvl w:ilvl="8" w:tplc="FFFFFFFF" w:tentative="1">
+      <w:start w:val="1"/>
+      <w:numFmt w:val="lowerRoman"/>
+      <w:lvlText w:val="%9."/>
+      <w:lvlJc w:val="right"/>
+      <w:pPr>
+        <w:ind w:left="6480" w:hanging="180"/>
+      </w:pPr>
+    </w:lvl>
+  </w:abstractNum>
+  <w:abstractNum w:abstractNumId="3" w15:restartNumberingAfterBreak="0">
     <w:nsid w:val="49840A01"/>
     <w:multiLevelType w:val="hybridMultilevel"/>
     <w:tmpl w:val="DC72C29E"/>
@@ -10922,7 +11123,7 @@
       </w:pPr>
     </w:lvl>
   </w:abstractNum>
-  <w:abstractNum w:abstractNumId="3" w15:restartNumberingAfterBreak="0">
+  <w:abstractNum w:abstractNumId="4" w15:restartNumberingAfterBreak="0">
     <w:nsid w:val="6871742C"/>
     <w:multiLevelType w:val="hybridMultilevel"/>
     <w:tmpl w:val="0302C5A0"/>
@@ -10977,7 +11178,7 @@
     </w:lvl>
   </w:abstractNum>
   <w:num w:numId="1" w16cid:durableId="1998995251">
-    <w:abstractNumId w:val="2"/>
+    <w:abstractNumId w:val="3"/>
     <w:lvlOverride w:ilvl="0">
       <w:startOverride w:val="1"/>
     </w:lvlOverride>
@@ -10989,13 +11190,16 @@
     </w:lvlOverride>
   </w:num>
   <w:num w:numId="3" w16cid:durableId="1483737891">
-    <w:abstractNumId w:val="3"/>
+    <w:abstractNumId w:val="4"/>
     <w:lvlOverride w:ilvl="0">
       <w:startOverride w:val="1"/>
     </w:lvlOverride>
   </w:num>
   <w:num w:numId="4" w16cid:durableId="670761327">
     <w:abstractNumId w:val="1"/>
+  </w:num>
+  <w:num w:numId="5" w16cid:durableId="1445228719">
+    <w:abstractNumId w:val="2"/>
   </w:num>
 </w:numbering>
 </file>

--- a/M-CSC005U1 Group Project Template.docx
+++ b/M-CSC005U1 Group Project Template.docx
@@ -16,7 +16,43 @@
           <w:sz w:val="18"/>
           <w:szCs w:val="18"/>
         </w:rPr>
-        <w:t>M-CSC005U1  ·  Computational Mathematics and Data Analytics  ·  Level 4</w:t>
+        <w:t>M-CSC005U</w:t>
+      </w:r>
+      <w:proofErr w:type="gramStart"/>
+      <w:r>
+        <w:rPr>
+          <w:color w:val="000000" w:themeColor="text1"/>
+          <w:sz w:val="18"/>
+          <w:szCs w:val="18"/>
+        </w:rPr>
+        <w:t>1  ·</w:t>
+      </w:r>
+      <w:proofErr w:type="gramEnd"/>
+      <w:r>
+        <w:rPr>
+          <w:color w:val="000000" w:themeColor="text1"/>
+          <w:sz w:val="18"/>
+          <w:szCs w:val="18"/>
+        </w:rPr>
+        <w:t xml:space="preserve">  Computational Mathematics and Data </w:t>
+      </w:r>
+      <w:proofErr w:type="gramStart"/>
+      <w:r>
+        <w:rPr>
+          <w:color w:val="000000" w:themeColor="text1"/>
+          <w:sz w:val="18"/>
+          <w:szCs w:val="18"/>
+        </w:rPr>
+        <w:t>Analytics  ·</w:t>
+      </w:r>
+      <w:proofErr w:type="gramEnd"/>
+      <w:r>
+        <w:rPr>
+          <w:color w:val="000000" w:themeColor="text1"/>
+          <w:sz w:val="18"/>
+          <w:szCs w:val="18"/>
+        </w:rPr>
+        <w:t xml:space="preserve">  Level 4</w:t>
       </w:r>
     </w:p>
     <w:p>
@@ -76,7 +112,43 @@
           <w:iCs/>
           <w:color w:val="000000" w:themeColor="text1"/>
         </w:rPr>
-        <w:t>Group Project (Coursework)  —  Assessment 1  (60% of module)</w:t>
+        <w:t>Group Project (</w:t>
+      </w:r>
+      <w:proofErr w:type="gramStart"/>
+      <w:r>
+        <w:rPr>
+          <w:i/>
+          <w:iCs/>
+          <w:color w:val="000000" w:themeColor="text1"/>
+        </w:rPr>
+        <w:t>Coursework)  —</w:t>
+      </w:r>
+      <w:proofErr w:type="gramEnd"/>
+      <w:r>
+        <w:rPr>
+          <w:i/>
+          <w:iCs/>
+          <w:color w:val="000000" w:themeColor="text1"/>
+        </w:rPr>
+        <w:t xml:space="preserve">  Assessment </w:t>
+      </w:r>
+      <w:proofErr w:type="gramStart"/>
+      <w:r>
+        <w:rPr>
+          <w:i/>
+          <w:iCs/>
+          <w:color w:val="000000" w:themeColor="text1"/>
+        </w:rPr>
+        <w:t>1  (</w:t>
+      </w:r>
+      <w:proofErr w:type="gramEnd"/>
+      <w:r>
+        <w:rPr>
+          <w:i/>
+          <w:iCs/>
+          <w:color w:val="000000" w:themeColor="text1"/>
+        </w:rPr>
+        <w:t>60% of module)</w:t>
       </w:r>
     </w:p>
     <w:p>
@@ -4041,39 +4113,25 @@
           <w:iCs/>
           <w:color w:val="000000" w:themeColor="text1"/>
         </w:rPr>
-        <w:t>Figure 1 — [Visualisation 1: e.g. scatter plot / network diagram]  ................................  p. [X]</w:t>
-      </w:r>
-    </w:p>
-    <w:p>
-      <w:pPr>
-        <w:spacing w:before="80" w:after="80"/>
-        <w:rPr>
-          <w:color w:val="000000" w:themeColor="text1"/>
-        </w:rPr>
-      </w:pPr>
+        <w:t>Figure 1 — [Visualisation 1: e.g. scatter plot / network diagram</w:t>
+      </w:r>
+      <w:proofErr w:type="gramStart"/>
       <w:r>
         <w:rPr>
           <w:i/>
           <w:iCs/>
           <w:color w:val="000000" w:themeColor="text1"/>
         </w:rPr>
-        <w:t>Figure 2 — [Visualisation 2: e.g. bar chart / histogram]  ..............................................  p. [X]</w:t>
-      </w:r>
-    </w:p>
-    <w:p>
-      <w:pPr>
-        <w:spacing w:before="80" w:after="80"/>
-        <w:rPr>
-          <w:color w:val="000000" w:themeColor="text1"/>
-        </w:rPr>
-      </w:pPr>
+        <w:t>]  ................................</w:t>
+      </w:r>
+      <w:proofErr w:type="gramEnd"/>
       <w:r>
         <w:rPr>
           <w:i/>
           <w:iCs/>
           <w:color w:val="000000" w:themeColor="text1"/>
         </w:rPr>
-        <w:t>Figure 3 — [Visualisation 3: e.g. heat map / algorithm flowchart]  ............................  p. [X]</w:t>
+        <w:t xml:space="preserve">  p. [X]</w:t>
       </w:r>
     </w:p>
     <w:p>
@@ -4089,7 +4147,93 @@
           <w:iCs/>
           <w:color w:val="000000" w:themeColor="text1"/>
         </w:rPr>
-        <w:t>Figure 4 — [Visualisation 4: e.g. results graph / complexity curve]  ...........................  p. [X]</w:t>
+        <w:t>Figure 2 — [Visualisation 2: e.g. bar chart / histogram</w:t>
+      </w:r>
+      <w:proofErr w:type="gramStart"/>
+      <w:r>
+        <w:rPr>
+          <w:i/>
+          <w:iCs/>
+          <w:color w:val="000000" w:themeColor="text1"/>
+        </w:rPr>
+        <w:t>]  ..............................................</w:t>
+      </w:r>
+      <w:proofErr w:type="gramEnd"/>
+      <w:r>
+        <w:rPr>
+          <w:i/>
+          <w:iCs/>
+          <w:color w:val="000000" w:themeColor="text1"/>
+        </w:rPr>
+        <w:t xml:space="preserve">  p. [X]</w:t>
+      </w:r>
+    </w:p>
+    <w:p>
+      <w:pPr>
+        <w:spacing w:before="80" w:after="80"/>
+        <w:rPr>
+          <w:color w:val="000000" w:themeColor="text1"/>
+        </w:rPr>
+      </w:pPr>
+      <w:r>
+        <w:rPr>
+          <w:i/>
+          <w:iCs/>
+          <w:color w:val="000000" w:themeColor="text1"/>
+        </w:rPr>
+        <w:t>Figure 3 — [Visualisation 3: e.g. heat map / algorithm flowchart</w:t>
+      </w:r>
+      <w:proofErr w:type="gramStart"/>
+      <w:r>
+        <w:rPr>
+          <w:i/>
+          <w:iCs/>
+          <w:color w:val="000000" w:themeColor="text1"/>
+        </w:rPr>
+        <w:t>]  ............................</w:t>
+      </w:r>
+      <w:proofErr w:type="gramEnd"/>
+      <w:r>
+        <w:rPr>
+          <w:i/>
+          <w:iCs/>
+          <w:color w:val="000000" w:themeColor="text1"/>
+        </w:rPr>
+        <w:t xml:space="preserve">  p. [X]</w:t>
+      </w:r>
+    </w:p>
+    <w:p>
+      <w:pPr>
+        <w:spacing w:before="80" w:after="80"/>
+        <w:rPr>
+          <w:color w:val="000000" w:themeColor="text1"/>
+        </w:rPr>
+      </w:pPr>
+      <w:r>
+        <w:rPr>
+          <w:i/>
+          <w:iCs/>
+          <w:color w:val="000000" w:themeColor="text1"/>
+        </w:rPr>
+        <w:t>Figure 4 — [Visualisation 4: e.g. results graph / complexity curve</w:t>
+      </w:r>
+      <w:proofErr w:type="gramStart"/>
+      <w:r>
+        <w:rPr>
+          <w:i/>
+          <w:iCs/>
+          <w:color w:val="000000" w:themeColor="text1"/>
+        </w:rPr>
+        <w:t>]  ...........................</w:t>
+      </w:r>
+      <w:proofErr w:type="gramEnd"/>
+      <w:r>
+        <w:rPr>
+          <w:i/>
+          <w:iCs/>
+          <w:color w:val="000000" w:themeColor="text1"/>
+        </w:rPr>
+        <w:t xml:space="preserve">  p. [X]</w:t>
       </w:r>
     </w:p>
     <w:p>
@@ -4251,39 +4395,93 @@
           <w:iCs/>
           <w:color w:val="000000" w:themeColor="text1"/>
         </w:rPr>
-        <w:t>Table 1 — [Group member contributions summary]  ...................................................  p. [X]</w:t>
-      </w:r>
-    </w:p>
-    <w:p>
-      <w:pPr>
-        <w:spacing w:before="80" w:after="80"/>
-        <w:rPr>
-          <w:color w:val="000000" w:themeColor="text1"/>
-        </w:rPr>
-      </w:pPr>
+        <w:t>Table 1 — [Group member contributions summary</w:t>
+      </w:r>
+      <w:proofErr w:type="gramStart"/>
       <w:r>
         <w:rPr>
           <w:i/>
           <w:iCs/>
           <w:color w:val="000000" w:themeColor="text1"/>
         </w:rPr>
-        <w:t>Table 2 — [Descriptive statistics / model parameters]  ..............................................  p. [X]</w:t>
-      </w:r>
-    </w:p>
-    <w:p>
-      <w:pPr>
-        <w:spacing w:before="80" w:after="80"/>
-        <w:rPr>
-          <w:color w:val="000000" w:themeColor="text1"/>
-        </w:rPr>
-      </w:pPr>
+        <w:t>]  ...................................................</w:t>
+      </w:r>
+      <w:proofErr w:type="gramEnd"/>
       <w:r>
         <w:rPr>
           <w:i/>
           <w:iCs/>
           <w:color w:val="000000" w:themeColor="text1"/>
         </w:rPr>
-        <w:t>Table 3 — [Results comparison table]  ..............................................................................  p. [X]</w:t>
+        <w:t xml:space="preserve">  p. [X]</w:t>
+      </w:r>
+    </w:p>
+    <w:p>
+      <w:pPr>
+        <w:spacing w:before="80" w:after="80"/>
+        <w:rPr>
+          <w:color w:val="000000" w:themeColor="text1"/>
+        </w:rPr>
+      </w:pPr>
+      <w:r>
+        <w:rPr>
+          <w:i/>
+          <w:iCs/>
+          <w:color w:val="000000" w:themeColor="text1"/>
+        </w:rPr>
+        <w:t>Table 2 — [Descriptive statistics / model parameters</w:t>
+      </w:r>
+      <w:proofErr w:type="gramStart"/>
+      <w:r>
+        <w:rPr>
+          <w:i/>
+          <w:iCs/>
+          <w:color w:val="000000" w:themeColor="text1"/>
+        </w:rPr>
+        <w:t>]  ..............................................</w:t>
+      </w:r>
+      <w:proofErr w:type="gramEnd"/>
+      <w:r>
+        <w:rPr>
+          <w:i/>
+          <w:iCs/>
+          <w:color w:val="000000" w:themeColor="text1"/>
+        </w:rPr>
+        <w:t xml:space="preserve">  p. [X]</w:t>
+      </w:r>
+    </w:p>
+    <w:p>
+      <w:pPr>
+        <w:spacing w:before="80" w:after="80"/>
+        <w:rPr>
+          <w:color w:val="000000" w:themeColor="text1"/>
+        </w:rPr>
+      </w:pPr>
+      <w:r>
+        <w:rPr>
+          <w:i/>
+          <w:iCs/>
+          <w:color w:val="000000" w:themeColor="text1"/>
+        </w:rPr>
+        <w:t>Table 3 — [Results comparison table</w:t>
+      </w:r>
+      <w:proofErr w:type="gramStart"/>
+      <w:r>
+        <w:rPr>
+          <w:i/>
+          <w:iCs/>
+          <w:color w:val="000000" w:themeColor="text1"/>
+        </w:rPr>
+        <w:t>]  ..............................................................................</w:t>
+      </w:r>
+      <w:proofErr w:type="gramEnd"/>
+      <w:r>
+        <w:rPr>
+          <w:i/>
+          <w:iCs/>
+          <w:color w:val="000000" w:themeColor="text1"/>
+        </w:rPr>
+        <w:t xml:space="preserve">  p. [X]</w:t>
       </w:r>
     </w:p>
     <w:p>
@@ -5828,6 +6026,7 @@
         <w:t xml:space="preserve">[Step 1 — e.g. Removed X duplicate records identified using </w:t>
       </w:r>
       <w:proofErr w:type="spellStart"/>
+      <w:proofErr w:type="gramStart"/>
       <w:r>
         <w:rPr>
           <w:color w:val="000000" w:themeColor="text1"/>
@@ -5835,6 +6034,7 @@
         <w:t>df.duplicated</w:t>
       </w:r>
       <w:proofErr w:type="spellEnd"/>
+      <w:proofErr w:type="gramEnd"/>
       <w:r>
         <w:rPr>
           <w:color w:val="000000" w:themeColor="text1"/>
@@ -6485,7 +6685,29 @@
                 <w:sz w:val="19"/>
                 <w:szCs w:val="19"/>
               </w:rPr>
-              <w:t>[e.g. right-skewed]</w:t>
+              <w:t xml:space="preserve">[e.g. </w:t>
+            </w:r>
+            <w:proofErr w:type="gramStart"/>
+            <w:r>
+              <w:rPr>
+                <w:i/>
+                <w:iCs/>
+                <w:color w:val="000000" w:themeColor="text1"/>
+                <w:sz w:val="19"/>
+                <w:szCs w:val="19"/>
+              </w:rPr>
+              <w:t>right-skewed</w:t>
+            </w:r>
+            <w:proofErr w:type="gramEnd"/>
+            <w:r>
+              <w:rPr>
+                <w:i/>
+                <w:iCs/>
+                <w:color w:val="000000" w:themeColor="text1"/>
+                <w:sz w:val="19"/>
+                <w:szCs w:val="19"/>
+              </w:rPr>
+              <w:t>]</w:t>
             </w:r>
           </w:p>
         </w:tc>
@@ -8297,12 +8519,6 @@
           <w:color w:val="000000" w:themeColor="text1"/>
         </w:rPr>
       </w:pPr>
-      <w:r>
-        <w:rPr>
-          <w:color w:val="000000" w:themeColor="text1"/>
-        </w:rPr>
-        <w:t xml:space="preserve">Objective 1 </w:t>
-      </w:r>
     </w:p>
     <w:p>
       <w:pPr>
@@ -8655,7 +8871,29 @@
                 <w:sz w:val="20"/>
                 <w:szCs w:val="20"/>
               </w:rPr>
-              <w:t>Report (Sections 1–7): [Enter word count here] words   (Target: 2,500–3,000 words)</w:t>
+              <w:t>Report (Sections 1–7): [Enter word count here] words</w:t>
+            </w:r>
+            <w:proofErr w:type="gramStart"/>
+            <w:r>
+              <w:rPr>
+                <w:i/>
+                <w:iCs/>
+                <w:color w:val="000000" w:themeColor="text1"/>
+                <w:sz w:val="20"/>
+                <w:szCs w:val="20"/>
+              </w:rPr>
+              <w:t xml:space="preserve">   (</w:t>
+            </w:r>
+            <w:proofErr w:type="gramEnd"/>
+            <w:r>
+              <w:rPr>
+                <w:i/>
+                <w:iCs/>
+                <w:color w:val="000000" w:themeColor="text1"/>
+                <w:sz w:val="20"/>
+                <w:szCs w:val="20"/>
+              </w:rPr>
+              <w:t>Target: 2,500–3,000 words)</w:t>
             </w:r>
           </w:p>
           <w:p>
@@ -8860,7 +9098,29 @@
                 <w:sz w:val="20"/>
                 <w:szCs w:val="20"/>
               </w:rPr>
-              <w:t>Journal: Surname, I. (Year) 'Article title', Journal Name, Vol(Issue), pp. X–Y. DOI if available.</w:t>
+              <w:t xml:space="preserve">Journal: Surname, I. (Year) 'Article title', Journal Name, </w:t>
+            </w:r>
+            <w:proofErr w:type="gramStart"/>
+            <w:r>
+              <w:rPr>
+                <w:i/>
+                <w:iCs/>
+                <w:color w:val="000000" w:themeColor="text1"/>
+                <w:sz w:val="20"/>
+                <w:szCs w:val="20"/>
+              </w:rPr>
+              <w:t>Vol(</w:t>
+            </w:r>
+            <w:proofErr w:type="gramEnd"/>
+            <w:r>
+              <w:rPr>
+                <w:i/>
+                <w:iCs/>
+                <w:color w:val="000000" w:themeColor="text1"/>
+                <w:sz w:val="20"/>
+                <w:szCs w:val="20"/>
+              </w:rPr>
+              <w:t>Issue), pp. X–Y. DOI if available.</w:t>
             </w:r>
           </w:p>
           <w:p>
@@ -9665,7 +9925,31 @@
                 <w:szCs w:val="19"/>
                 <w:lang w:val="fr-FR"/>
               </w:rPr>
-              <w:t xml:space="preserve">[e.g. Model </w:t>
+              <w:t>[</w:t>
+            </w:r>
+            <w:proofErr w:type="gramStart"/>
+            <w:r>
+              <w:rPr>
+                <w:i/>
+                <w:iCs/>
+                <w:color w:val="000000" w:themeColor="text1"/>
+                <w:sz w:val="19"/>
+                <w:szCs w:val="19"/>
+                <w:lang w:val="fr-FR"/>
+              </w:rPr>
+              <w:t>e.g.</w:t>
+            </w:r>
+            <w:proofErr w:type="gramEnd"/>
+            <w:r>
+              <w:rPr>
+                <w:i/>
+                <w:iCs/>
+                <w:color w:val="000000" w:themeColor="text1"/>
+                <w:sz w:val="19"/>
+                <w:szCs w:val="19"/>
+                <w:lang w:val="fr-FR"/>
+              </w:rPr>
+              <w:t xml:space="preserve"> Model </w:t>
             </w:r>
             <w:proofErr w:type="spellStart"/>
             <w:r>
@@ -10124,7 +10408,29 @@
                 <w:sz w:val="20"/>
                 <w:szCs w:val="20"/>
               </w:rPr>
-              <w:t>Copy this section for each group member, or submit as a separate document.</w:t>
+              <w:t xml:space="preserve">Copy this section for each group </w:t>
+            </w:r>
+            <w:proofErr w:type="gramStart"/>
+            <w:r>
+              <w:rPr>
+                <w:i/>
+                <w:iCs/>
+                <w:color w:val="000000" w:themeColor="text1"/>
+                <w:sz w:val="20"/>
+                <w:szCs w:val="20"/>
+              </w:rPr>
+              <w:t>member, or</w:t>
+            </w:r>
+            <w:proofErr w:type="gramEnd"/>
+            <w:r>
+              <w:rPr>
+                <w:i/>
+                <w:iCs/>
+                <w:color w:val="000000" w:themeColor="text1"/>
+                <w:sz w:val="20"/>
+                <w:szCs w:val="20"/>
+              </w:rPr>
+              <w:t xml:space="preserve"> submit as a separate document.</w:t>
             </w:r>
           </w:p>
           <w:p>
@@ -10184,7 +10490,25 @@
           <w:iCs/>
           <w:color w:val="000000" w:themeColor="text1"/>
         </w:rPr>
-        <w:t>[Write your 500-word individual reflection here. Use first person ('I', 'my contribution', 'I found'). Be specific — vague statements score poorly. Describe what you actually did, what challenged you, and what you learned.]</w:t>
+        <w:t xml:space="preserve">[Write your 500-word individual reflection here. Use first person ('I', 'my contribution', 'I found'). Be specific — vague statements score poorly. Describe what you </w:t>
+      </w:r>
+      <w:proofErr w:type="gramStart"/>
+      <w:r>
+        <w:rPr>
+          <w:i/>
+          <w:iCs/>
+          <w:color w:val="000000" w:themeColor="text1"/>
+        </w:rPr>
+        <w:t>actually did</w:t>
+      </w:r>
+      <w:proofErr w:type="gramEnd"/>
+      <w:r>
+        <w:rPr>
+          <w:i/>
+          <w:iCs/>
+          <w:color w:val="000000" w:themeColor="text1"/>
+        </w:rPr>
+        <w:t>, what challenged you, and what you learned.]</w:t>
       </w:r>
     </w:p>
     <w:p>
@@ -10777,7 +11101,25 @@
         <w:sz w:val="18"/>
         <w:szCs w:val="18"/>
       </w:rPr>
-      <w:t>M-CSC005U1  —  Mathematical and Data Analytics Group Project</w:t>
+      <w:t>M-CSC005U</w:t>
+    </w:r>
+    <w:proofErr w:type="gramStart"/>
+    <w:r>
+      <w:rPr>
+        <w:color w:val="888888"/>
+        <w:sz w:val="18"/>
+        <w:szCs w:val="18"/>
+      </w:rPr>
+      <w:t>1  —</w:t>
+    </w:r>
+    <w:proofErr w:type="gramEnd"/>
+    <w:r>
+      <w:rPr>
+        <w:color w:val="888888"/>
+        <w:sz w:val="18"/>
+        <w:szCs w:val="18"/>
+      </w:rPr>
+      <w:t xml:space="preserve">  Mathematical and Data Analytics Group Project</w:t>
     </w:r>
   </w:p>
 </w:hdr>
@@ -10797,7 +11139,25 @@
         <w:sz w:val="18"/>
         <w:szCs w:val="18"/>
       </w:rPr>
-      <w:t>M-CSC005U1  —  Mathematical and Data Analytics Group Project</w:t>
+      <w:t>M-CSC005U</w:t>
+    </w:r>
+    <w:proofErr w:type="gramStart"/>
+    <w:r>
+      <w:rPr>
+        <w:color w:val="888888"/>
+        <w:sz w:val="18"/>
+        <w:szCs w:val="18"/>
+      </w:rPr>
+      <w:t>1  —</w:t>
+    </w:r>
+    <w:proofErr w:type="gramEnd"/>
+    <w:r>
+      <w:rPr>
+        <w:color w:val="888888"/>
+        <w:sz w:val="18"/>
+        <w:szCs w:val="18"/>
+      </w:rPr>
+      <w:t xml:space="preserve">  Mathematical and Data Analytics Group Project</w:t>
     </w:r>
   </w:p>
 </w:hdr>

--- a/M-CSC005U1 Group Project Template.docx
+++ b/M-CSC005U1 Group Project Template.docx
@@ -8302,9 +8302,47 @@
     </w:p>
     <w:p>
       <w:pPr>
-        <w:spacing w:before="80" w:after="80"/>
-        <w:rPr>
-          <w:color w:val="000000" w:themeColor="text1"/>
+        <w:pStyle w:val="17"/>
+        <w:numPr>
+          <w:numId w:val="0"/>
+        </w:numPr>
+        <w:ind w:left="360" w:leftChars="0"/>
+        <w:rPr>
+          <w:rFonts w:hint="default"/>
+          <w:color w:val="000000" w:themeColor="text1"/>
+          <w:lang w:val="en-US"/>
+          <w14:textFill>
+            <w14:solidFill>
+              <w14:schemeClr w14:val="tx1"/>
+            </w14:solidFill>
+          </w14:textFill>
+        </w:rPr>
+      </w:pPr>
+      <w:r>
+        <w:rPr>
+          <w:rFonts w:hint="default"/>
+          <w:color w:val="000000" w:themeColor="text1"/>
+          <w:lang w:val="en-US"/>
+          <w14:textFill>
+            <w14:solidFill>
+              <w14:schemeClr w14:val="tx1"/>
+            </w14:solidFill>
+          </w14:textFill>
+        </w:rPr>
+        <w:t>The first stage of the project involved designing and creating the core database tables for the restaurant management system. Each entity was carefully defined with appropriate attributes and primary key to ensure proper identification, structure, and data integrity, particularly for order processing and payment handling. The solution was implemented using MySQL.</w:t>
+      </w:r>
+    </w:p>
+    <w:p>
+      <w:pPr>
+        <w:pStyle w:val="17"/>
+        <w:numPr>
+          <w:numId w:val="0"/>
+        </w:numPr>
+        <w:ind w:left="360" w:leftChars="0"/>
+        <w:rPr>
+          <w:rFonts w:hint="default"/>
+          <w:color w:val="000000" w:themeColor="text1"/>
+          <w:lang w:val="en-US"/>
           <w14:textFill>
             <w14:solidFill>
               <w14:schemeClr w14:val="tx1"/>
@@ -8317,6 +8355,402 @@
     </w:p>
     <w:p>
       <w:pPr>
+        <w:pStyle w:val="17"/>
+        <w:numPr>
+          <w:numId w:val="0"/>
+        </w:numPr>
+        <w:ind w:left="360" w:leftChars="0"/>
+        <w:rPr>
+          <w:rFonts w:hint="default"/>
+          <w:color w:val="000000" w:themeColor="text1"/>
+          <w:lang w:val="en-US"/>
+          <w14:textFill>
+            <w14:solidFill>
+              <w14:schemeClr w14:val="tx1"/>
+            </w14:solidFill>
+          </w14:textFill>
+        </w:rPr>
+      </w:pPr>
+      <w:r>
+        <w:rPr>
+          <w:rFonts w:hint="default"/>
+          <w:color w:val="000000" w:themeColor="text1"/>
+          <w:lang w:val="en-US"/>
+          <w14:textFill>
+            <w14:solidFill>
+              <w14:schemeClr w14:val="tx1"/>
+            </w14:solidFill>
+          </w14:textFill>
+        </w:rPr>
+        <w:t>Step 1- Users Table</w:t>
+      </w:r>
+    </w:p>
+    <w:p>
+      <w:pPr>
+        <w:pStyle w:val="17"/>
+        <w:numPr>
+          <w:numId w:val="0"/>
+        </w:numPr>
+        <w:ind w:left="360" w:leftChars="0"/>
+        <w:rPr>
+          <w:rFonts w:hint="default"/>
+          <w:color w:val="000000" w:themeColor="text1"/>
+          <w:lang w:val="en-US"/>
+          <w14:textFill>
+            <w14:solidFill>
+              <w14:schemeClr w14:val="tx1"/>
+            </w14:solidFill>
+          </w14:textFill>
+        </w:rPr>
+      </w:pPr>
+      <w:r>
+        <w:rPr>
+          <w:rFonts w:hint="default"/>
+          <w:color w:val="000000" w:themeColor="text1"/>
+          <w:lang w:val="en-US"/>
+          <w14:textFill>
+            <w14:solidFill>
+              <w14:schemeClr w14:val="tx1"/>
+            </w14:solidFill>
+          </w14:textFill>
+        </w:rPr>
+        <w:t>A users table was created to store customer information, including: user_id, name, email, phone number, and address.</w:t>
+      </w:r>
+    </w:p>
+    <w:p>
+      <w:pPr>
+        <w:pStyle w:val="17"/>
+        <w:numPr>
+          <w:numId w:val="0"/>
+        </w:numPr>
+        <w:ind w:left="360" w:leftChars="0"/>
+        <w:rPr>
+          <w:rFonts w:hint="default"/>
+          <w:color w:val="000000" w:themeColor="text1"/>
+          <w:lang w:val="en-US"/>
+          <w14:textFill>
+            <w14:solidFill>
+              <w14:schemeClr w14:val="tx1"/>
+            </w14:solidFill>
+          </w14:textFill>
+        </w:rPr>
+      </w:pPr>
+    </w:p>
+    <w:p>
+      <w:pPr>
+        <w:pStyle w:val="17"/>
+        <w:numPr>
+          <w:numId w:val="0"/>
+        </w:numPr>
+        <w:ind w:left="360" w:leftChars="0"/>
+        <w:rPr>
+          <w:rFonts w:hint="default"/>
+          <w:color w:val="000000" w:themeColor="text1"/>
+          <w:lang w:val="en-US"/>
+          <w14:textFill>
+            <w14:solidFill>
+              <w14:schemeClr w14:val="tx1"/>
+            </w14:solidFill>
+          </w14:textFill>
+        </w:rPr>
+      </w:pPr>
+      <w:r>
+        <w:rPr>
+          <w:rFonts w:hint="default"/>
+          <w:color w:val="000000" w:themeColor="text1"/>
+          <w:lang w:val="en-US"/>
+          <w14:textFill>
+            <w14:solidFill>
+              <w14:schemeClr w14:val="tx1"/>
+            </w14:solidFill>
+          </w14:textFill>
+        </w:rPr>
+        <w:t>Step 2- Menu Table</w:t>
+      </w:r>
+    </w:p>
+    <w:p>
+      <w:pPr>
+        <w:pStyle w:val="17"/>
+        <w:numPr>
+          <w:numId w:val="0"/>
+        </w:numPr>
+        <w:ind w:left="360" w:leftChars="0"/>
+        <w:rPr>
+          <w:rFonts w:hint="default"/>
+          <w:color w:val="000000" w:themeColor="text1"/>
+          <w:lang w:val="en-US"/>
+          <w14:textFill>
+            <w14:solidFill>
+              <w14:schemeClr w14:val="tx1"/>
+            </w14:solidFill>
+          </w14:textFill>
+        </w:rPr>
+      </w:pPr>
+      <w:r>
+        <w:rPr>
+          <w:rFonts w:hint="default"/>
+          <w:color w:val="000000" w:themeColor="text1"/>
+          <w:lang w:val="en-US"/>
+          <w14:textFill>
+            <w14:solidFill>
+              <w14:schemeClr w14:val="tx1"/>
+            </w14:solidFill>
+          </w14:textFill>
+        </w:rPr>
+        <w:t>A menu table was designed to manage dishes offered by the restaurant. The attributes include: dish_id, dish_name, description, price and category.</w:t>
+      </w:r>
+    </w:p>
+    <w:p>
+      <w:pPr>
+        <w:pStyle w:val="17"/>
+        <w:numPr>
+          <w:numId w:val="0"/>
+        </w:numPr>
+        <w:ind w:left="360" w:leftChars="0"/>
+        <w:rPr>
+          <w:rFonts w:hint="default"/>
+          <w:color w:val="000000" w:themeColor="text1"/>
+          <w:lang w:val="en-US"/>
+          <w14:textFill>
+            <w14:solidFill>
+              <w14:schemeClr w14:val="tx1"/>
+            </w14:solidFill>
+          </w14:textFill>
+        </w:rPr>
+      </w:pPr>
+    </w:p>
+    <w:p>
+      <w:pPr>
+        <w:pStyle w:val="17"/>
+        <w:numPr>
+          <w:numId w:val="0"/>
+        </w:numPr>
+        <w:ind w:left="360" w:leftChars="0"/>
+        <w:rPr>
+          <w:rFonts w:hint="default"/>
+          <w:color w:val="000000" w:themeColor="text1"/>
+          <w:lang w:val="en-US"/>
+          <w14:textFill>
+            <w14:solidFill>
+              <w14:schemeClr w14:val="tx1"/>
+            </w14:solidFill>
+          </w14:textFill>
+        </w:rPr>
+      </w:pPr>
+      <w:r>
+        <w:rPr>
+          <w:rFonts w:hint="default"/>
+          <w:color w:val="000000" w:themeColor="text1"/>
+          <w:lang w:val="en-US"/>
+          <w14:textFill>
+            <w14:solidFill>
+              <w14:schemeClr w14:val="tx1"/>
+            </w14:solidFill>
+          </w14:textFill>
+        </w:rPr>
+        <w:t>Step 3- Orders Table</w:t>
+      </w:r>
+    </w:p>
+    <w:p>
+      <w:pPr>
+        <w:pStyle w:val="17"/>
+        <w:numPr>
+          <w:numId w:val="0"/>
+        </w:numPr>
+        <w:ind w:left="360" w:leftChars="0"/>
+        <w:rPr>
+          <w:rFonts w:hint="default"/>
+          <w:color w:val="000000" w:themeColor="text1"/>
+          <w:lang w:val="en-US"/>
+          <w14:textFill>
+            <w14:solidFill>
+              <w14:schemeClr w14:val="tx1"/>
+            </w14:solidFill>
+          </w14:textFill>
+        </w:rPr>
+      </w:pPr>
+      <w:r>
+        <w:rPr>
+          <w:rFonts w:hint="default"/>
+          <w:color w:val="000000" w:themeColor="text1"/>
+          <w:lang w:val="en-US"/>
+          <w14:textFill>
+            <w14:solidFill>
+              <w14:schemeClr w14:val="tx1"/>
+            </w14:solidFill>
+          </w14:textFill>
+        </w:rPr>
+        <w:t>An orders table was developed to record customers orders. This table includes: order_id, user_id, order_date, delivery option, delivery address and order status.</w:t>
+      </w:r>
+    </w:p>
+    <w:p>
+      <w:pPr>
+        <w:pStyle w:val="17"/>
+        <w:numPr>
+          <w:numId w:val="0"/>
+        </w:numPr>
+        <w:ind w:left="360" w:leftChars="0"/>
+        <w:rPr>
+          <w:rFonts w:hint="default"/>
+          <w:color w:val="000000" w:themeColor="text1"/>
+          <w:lang w:val="en-US"/>
+          <w14:textFill>
+            <w14:solidFill>
+              <w14:schemeClr w14:val="tx1"/>
+            </w14:solidFill>
+          </w14:textFill>
+        </w:rPr>
+      </w:pPr>
+    </w:p>
+    <w:p>
+      <w:pPr>
+        <w:pStyle w:val="17"/>
+        <w:numPr>
+          <w:numId w:val="0"/>
+        </w:numPr>
+        <w:ind w:left="360" w:leftChars="0"/>
+        <w:rPr>
+          <w:rFonts w:hint="default"/>
+          <w:color w:val="000000" w:themeColor="text1"/>
+          <w:lang w:val="en-US"/>
+          <w14:textFill>
+            <w14:solidFill>
+              <w14:schemeClr w14:val="tx1"/>
+            </w14:solidFill>
+          </w14:textFill>
+        </w:rPr>
+      </w:pPr>
+      <w:r>
+        <w:rPr>
+          <w:rFonts w:hint="default"/>
+          <w:color w:val="000000" w:themeColor="text1"/>
+          <w:lang w:val="en-US"/>
+          <w14:textFill>
+            <w14:solidFill>
+              <w14:schemeClr w14:val="tx1"/>
+            </w14:solidFill>
+          </w14:textFill>
+        </w:rPr>
+        <w:t>Step 4- Order Details Table</w:t>
+      </w:r>
+    </w:p>
+    <w:p>
+      <w:pPr>
+        <w:pStyle w:val="17"/>
+        <w:numPr>
+          <w:numId w:val="0"/>
+        </w:numPr>
+        <w:ind w:left="360" w:leftChars="0"/>
+        <w:rPr>
+          <w:rFonts w:hint="default"/>
+          <w:color w:val="000000" w:themeColor="text1"/>
+          <w:lang w:val="en-US"/>
+          <w14:textFill>
+            <w14:solidFill>
+              <w14:schemeClr w14:val="tx1"/>
+            </w14:solidFill>
+          </w14:textFill>
+        </w:rPr>
+      </w:pPr>
+      <w:r>
+        <w:rPr>
+          <w:rFonts w:hint="default"/>
+          <w:color w:val="000000" w:themeColor="text1"/>
+          <w:lang w:val="en-US"/>
+          <w14:textFill>
+            <w14:solidFill>
+              <w14:schemeClr w14:val="tx1"/>
+            </w14:solidFill>
+          </w14:textFill>
+        </w:rPr>
+        <w:t>An order_details table was added to store detailed information  about each order. The attributes includes: dish_id, order_id, quantity, and subtotal.</w:t>
+      </w:r>
+    </w:p>
+    <w:p>
+      <w:pPr>
+        <w:pStyle w:val="17"/>
+        <w:numPr>
+          <w:numId w:val="0"/>
+        </w:numPr>
+        <w:ind w:left="360" w:leftChars="0"/>
+        <w:rPr>
+          <w:rFonts w:hint="default"/>
+          <w:color w:val="000000" w:themeColor="text1"/>
+          <w:lang w:val="en-US"/>
+          <w14:textFill>
+            <w14:solidFill>
+              <w14:schemeClr w14:val="tx1"/>
+            </w14:solidFill>
+          </w14:textFill>
+        </w:rPr>
+      </w:pPr>
+    </w:p>
+    <w:p>
+      <w:pPr>
+        <w:pStyle w:val="17"/>
+        <w:numPr>
+          <w:numId w:val="0"/>
+        </w:numPr>
+        <w:ind w:left="360" w:leftChars="0"/>
+        <w:rPr>
+          <w:rFonts w:hint="default"/>
+          <w:color w:val="000000" w:themeColor="text1"/>
+          <w:lang w:val="en-US"/>
+          <w14:textFill>
+            <w14:solidFill>
+              <w14:schemeClr w14:val="tx1"/>
+            </w14:solidFill>
+          </w14:textFill>
+        </w:rPr>
+      </w:pPr>
+      <w:r>
+        <w:rPr>
+          <w:rFonts w:hint="default"/>
+          <w:color w:val="000000" w:themeColor="text1"/>
+          <w:lang w:val="en-US"/>
+          <w14:textFill>
+            <w14:solidFill>
+              <w14:schemeClr w14:val="tx1"/>
+            </w14:solidFill>
+          </w14:textFill>
+        </w:rPr>
+        <w:t>Step 5- Payment Table</w:t>
+      </w:r>
+    </w:p>
+    <w:p>
+      <w:pPr>
+        <w:pStyle w:val="17"/>
+        <w:numPr>
+          <w:numId w:val="0"/>
+        </w:numPr>
+        <w:ind w:left="360" w:leftChars="0"/>
+        <w:rPr>
+          <w:rFonts w:hint="default"/>
+          <w:color w:val="000000" w:themeColor="text1"/>
+          <w:lang w:val="en-US"/>
+          <w14:textFill>
+            <w14:solidFill>
+              <w14:schemeClr w14:val="tx1"/>
+            </w14:solidFill>
+          </w14:textFill>
+        </w:rPr>
+      </w:pPr>
+      <w:r>
+        <w:rPr>
+          <w:rFonts w:hint="default"/>
+          <w:color w:val="000000" w:themeColor="text1"/>
+          <w:lang w:val="en-US"/>
+          <w14:textFill>
+            <w14:solidFill>
+              <w14:schemeClr w14:val="tx1"/>
+            </w14:solidFill>
+          </w14:textFill>
+        </w:rPr>
+        <w:t>Finally, a payment table was created to record transaction information after an order is placed. This table contains: payment_id, user_id, order_id, payment_amount, payment_date, and payment_method.</w:t>
+      </w:r>
+    </w:p>
+    <w:p>
+      <w:pPr>
         <w:pStyle w:val="3"/>
         <w:rPr>
           <w:color w:val="000000" w:themeColor="text1"/>
@@ -8328,6 +8762,19 @@
         </w:rPr>
       </w:pPr>
       <w:bookmarkStart w:id="17" w:name="_Toc225926241"/>
+    </w:p>
+    <w:p>
+      <w:pPr>
+        <w:pStyle w:val="3"/>
+        <w:rPr>
+          <w:color w:val="000000" w:themeColor="text1"/>
+          <w14:textFill>
+            <w14:solidFill>
+              <w14:schemeClr w14:val="tx1"/>
+            </w14:solidFill>
+          </w14:textFill>
+        </w:rPr>
+      </w:pPr>
       <w:r>
         <w:rPr>
           <w:color w:val="000000" w:themeColor="text1"/>
